--- a/Prerequisites/Instructions_Setup.docx
+++ b/Prerequisites/Instructions_Setup.docx
@@ -1825,6 +1825,15 @@
         </w:rPr>
         <w:t xml:space="preserve">. </w:t>
       </w:r>
+    </w:p>
+    <w:p>
+      <w:pPr>
+        <w:pStyle w:val="Heading3"/>
+        <w:jc w:val="both"/>
+        <w:rPr>
+          <w:lang w:val="en-US"/>
+        </w:rPr>
+      </w:pPr>
       <w:r>
         <w:rPr>
           <w:b/>
@@ -1832,87 +1841,7 @@
           <w:color w:val="C00000"/>
           <w:lang w:val="en-US"/>
         </w:rPr>
-        <w:t>VERY IMPORTANT!</w:t>
-      </w:r>
-      <w:r>
-        <w:rPr>
-          <w:color w:val="C00000"/>
-          <w:lang w:val="en-US"/>
-        </w:rPr>
-        <w:t xml:space="preserve"> </w:t>
-      </w:r>
-      <w:r>
-        <w:rPr>
-          <w:lang w:val="en-US"/>
-        </w:rPr>
-        <w:t>To avoid issues, do not create the folder in a OneDrive folder with cloud synchronization.</w:t>
-      </w:r>
-    </w:p>
-    <w:p>
-      <w:pPr>
-        <w:pStyle w:val="Heading3"/>
-        <w:jc w:val="both"/>
-        <w:rPr>
-          <w:lang w:val="en-US"/>
-        </w:rPr>
-      </w:pPr>
-      <w:r>
-        <w:rPr>
-          <w:lang w:val="en-US"/>
-        </w:rPr>
-        <w:t>3</w:t>
-      </w:r>
-      <w:r>
-        <w:rPr>
-          <w:lang w:val="en-US"/>
-        </w:rPr>
-        <w:t xml:space="preserve">.3. </w:t>
-      </w:r>
-      <w:r>
-        <w:rPr>
-          <w:lang w:val="en-US"/>
-        </w:rPr>
-        <w:t>Move the downloaded materials to the new folder.</w:t>
-      </w:r>
-    </w:p>
-    <w:p>
-      <w:pPr>
-        <w:pStyle w:val="Heading3"/>
-        <w:jc w:val="both"/>
-        <w:rPr>
-          <w:lang w:val="en-US"/>
-        </w:rPr>
-      </w:pPr>
-      <w:r>
-        <w:rPr>
-          <w:lang w:val="en-US"/>
-        </w:rPr>
-        <w:t>3</w:t>
-      </w:r>
-      <w:r>
-        <w:rPr>
-          <w:lang w:val="en-US"/>
-        </w:rPr>
-        <w:t xml:space="preserve">.4. </w:t>
-      </w:r>
-      <w:r>
-        <w:rPr>
-          <w:lang w:val="en-US"/>
-        </w:rPr>
-        <w:t>Unzip the file.</w:t>
-      </w:r>
-    </w:p>
-    <w:p>
-      <w:pPr>
-        <w:rPr>
-          <w:lang w:val="en-US"/>
-        </w:rPr>
-      </w:pPr>
-      <w:r>
-        <w:rPr>
-          <w:lang w:val="en-US"/>
-        </w:rPr>
-        <w:t xml:space="preserve">3.5. Delete all the files and folders except for these two folders: “Prerequisites” and “Sessions”. </w:t>
+        <w:t>VERY IMPORTANT</w:t>
       </w:r>
       <w:r>
         <w:rPr>
@@ -1921,6 +1850,374 @@
           <w:color w:val="C00000"/>
           <w:lang w:val="en-US"/>
         </w:rPr>
+        <w:t xml:space="preserve"> 1</w:t>
+      </w:r>
+      <w:r>
+        <w:rPr>
+          <w:b/>
+          <w:bCs/>
+          <w:color w:val="C00000"/>
+          <w:lang w:val="en-US"/>
+        </w:rPr>
+        <w:t>!</w:t>
+      </w:r>
+      <w:r>
+        <w:rPr>
+          <w:color w:val="C00000"/>
+          <w:lang w:val="en-US"/>
+        </w:rPr>
+        <w:t xml:space="preserve"> </w:t>
+      </w:r>
+      <w:r>
+        <w:rPr>
+          <w:lang w:val="en-US"/>
+        </w:rPr>
+        <w:t>To avoid issues, do not create the folder in a OneDrive folder with cloud synchronization.</w:t>
+      </w:r>
+    </w:p>
+    <w:p>
+      <w:pPr>
+        <w:rPr>
+          <w:sz w:val="24"/>
+          <w:szCs w:val="24"/>
+          <w:lang w:val="en-US"/>
+        </w:rPr>
+      </w:pPr>
+      <w:r>
+        <w:rPr>
+          <w:b/>
+          <w:bCs/>
+          <w:color w:val="C00000"/>
+          <w:sz w:val="24"/>
+          <w:szCs w:val="24"/>
+          <w:lang w:val="en-US"/>
+        </w:rPr>
+        <w:t>VERY IMPORTANT</w:t>
+      </w:r>
+      <w:r>
+        <w:rPr>
+          <w:b/>
+          <w:bCs/>
+          <w:color w:val="C00000"/>
+          <w:sz w:val="24"/>
+          <w:szCs w:val="24"/>
+          <w:lang w:val="en-US"/>
+        </w:rPr>
+        <w:t xml:space="preserve"> 2</w:t>
+      </w:r>
+      <w:r>
+        <w:rPr>
+          <w:b/>
+          <w:bCs/>
+          <w:color w:val="C00000"/>
+          <w:sz w:val="24"/>
+          <w:szCs w:val="24"/>
+          <w:lang w:val="en-US"/>
+        </w:rPr>
+        <w:t>!</w:t>
+      </w:r>
+      <w:r>
+        <w:rPr>
+          <w:color w:val="C00000"/>
+          <w:sz w:val="24"/>
+          <w:szCs w:val="24"/>
+          <w:lang w:val="en-US"/>
+        </w:rPr>
+        <w:t xml:space="preserve"> </w:t>
+      </w:r>
+      <w:r>
+        <w:rPr>
+          <w:sz w:val="24"/>
+          <w:szCs w:val="24"/>
+          <w:lang w:val="en-US"/>
+        </w:rPr>
+        <w:t>To avoid issues,</w:t>
+      </w:r>
+      <w:r>
+        <w:rPr>
+          <w:sz w:val="24"/>
+          <w:szCs w:val="24"/>
+          <w:lang w:val="en-US"/>
+        </w:rPr>
+        <w:t xml:space="preserve"> do not create the folder </w:t>
+      </w:r>
+      <w:r>
+        <w:rPr>
+          <w:sz w:val="24"/>
+          <w:szCs w:val="24"/>
+          <w:lang w:val="en-US"/>
+        </w:rPr>
+        <w:t xml:space="preserve">too </w:t>
+      </w:r>
+      <w:r>
+        <w:rPr>
+          <w:sz w:val="24"/>
+          <w:szCs w:val="24"/>
+          <w:lang w:val="en-US"/>
+        </w:rPr>
+        <w:t xml:space="preserve">deep within your system (i.e., long PATHs such as </w:t>
+      </w:r>
+      <w:r>
+        <w:rPr>
+          <w:lang w:val="en-US"/>
+        </w:rPr>
+        <w:t>“</w:t>
+      </w:r>
+      <w:r>
+        <w:rPr>
+          <w:sz w:val="24"/>
+          <w:szCs w:val="24"/>
+          <w:lang w:val="en-US"/>
+        </w:rPr>
+        <w:t>C:/</w:t>
+      </w:r>
+      <w:r>
+        <w:rPr>
+          <w:sz w:val="24"/>
+          <w:szCs w:val="24"/>
+          <w:lang w:val="en-US"/>
+        </w:rPr>
+        <w:t>Users/Folder_1/Folder_2/Folder_3/…/ML_course</w:t>
+      </w:r>
+      <w:r>
+        <w:rPr>
+          <w:sz w:val="24"/>
+          <w:szCs w:val="24"/>
+          <w:lang w:val="en-US"/>
+        </w:rPr>
+        <w:t>”</w:t>
+      </w:r>
+      <w:r>
+        <w:rPr>
+          <w:sz w:val="24"/>
+          <w:szCs w:val="24"/>
+          <w:lang w:val="en-US"/>
+        </w:rPr>
+        <w:t>).</w:t>
+      </w:r>
+    </w:p>
+    <w:p>
+      <w:pPr>
+        <w:rPr>
+          <w:sz w:val="24"/>
+          <w:szCs w:val="24"/>
+        </w:rPr>
+      </w:pPr>
+      <w:r>
+        <w:rPr>
+          <w:b/>
+          <w:bCs/>
+          <w:color w:val="C00000"/>
+          <w:sz w:val="24"/>
+          <w:szCs w:val="24"/>
+          <w:lang w:val="en-US"/>
+        </w:rPr>
+        <w:t>VERY IMPORTANT 3!</w:t>
+      </w:r>
+      <w:r>
+        <w:rPr>
+          <w:color w:val="C00000"/>
+          <w:sz w:val="24"/>
+          <w:szCs w:val="24"/>
+          <w:lang w:val="en-US"/>
+        </w:rPr>
+        <w:t xml:space="preserve"> </w:t>
+      </w:r>
+      <w:r>
+        <w:rPr>
+          <w:sz w:val="24"/>
+          <w:szCs w:val="24"/>
+        </w:rPr>
+        <w:t>To</w:t>
+      </w:r>
+      <w:r>
+        <w:rPr>
+          <w:sz w:val="24"/>
+          <w:szCs w:val="24"/>
+        </w:rPr>
+        <w:t xml:space="preserve"> avoid issues, do not create the folder inside other folders with names containing characters other than unaccented English letters (A–Z, a–z), numbers or underscores </w:t>
+      </w:r>
+      <w:r>
+        <w:rPr>
+          <w:lang w:val="en-US"/>
+        </w:rPr>
+        <w:t>“</w:t>
+      </w:r>
+      <w:r>
+        <w:rPr>
+          <w:sz w:val="24"/>
+          <w:szCs w:val="24"/>
+        </w:rPr>
+        <w:t>_</w:t>
+      </w:r>
+      <w:r>
+        <w:rPr>
+          <w:sz w:val="24"/>
+          <w:szCs w:val="24"/>
+        </w:rPr>
+        <w:t>”</w:t>
+      </w:r>
+      <w:r>
+        <w:rPr>
+          <w:sz w:val="24"/>
+          <w:szCs w:val="24"/>
+        </w:rPr>
+        <w:t>.</w:t>
+      </w:r>
+      <w:r>
+        <w:rPr>
+          <w:sz w:val="24"/>
+          <w:szCs w:val="24"/>
+        </w:rPr>
+        <w:t xml:space="preserve"> </w:t>
+      </w:r>
+      <w:r>
+        <w:rPr>
+          <w:sz w:val="24"/>
+          <w:szCs w:val="24"/>
+        </w:rPr>
+        <w:t>Examples:</w:t>
+      </w:r>
+    </w:p>
+    <w:p>
+      <w:pPr>
+        <w:rPr>
+          <w:sz w:val="24"/>
+          <w:szCs w:val="24"/>
+        </w:rPr>
+      </w:pPr>
+      <w:r>
+        <w:rPr>
+          <w:sz w:val="24"/>
+          <w:szCs w:val="24"/>
+          <w:u w:val="single"/>
+        </w:rPr>
+        <w:t>Good:</w:t>
+      </w:r>
+      <w:r>
+        <w:rPr>
+          <w:sz w:val="24"/>
+          <w:szCs w:val="24"/>
+        </w:rPr>
+        <w:t xml:space="preserve"> </w:t>
+      </w:r>
+      <w:r>
+        <w:rPr>
+          <w:lang w:val="en-US"/>
+        </w:rPr>
+        <w:t>“</w:t>
+      </w:r>
+      <w:r>
+        <w:rPr>
+          <w:sz w:val="24"/>
+          <w:szCs w:val="24"/>
+        </w:rPr>
+        <w:t>C:/Users/jv/Desktop/ML_course</w:t>
+      </w:r>
+      <w:r>
+        <w:rPr>
+          <w:lang w:val="en-US"/>
+        </w:rPr>
+        <w:t>”</w:t>
+      </w:r>
+    </w:p>
+    <w:p>
+      <w:pPr>
+        <w:rPr>
+          <w:sz w:val="24"/>
+          <w:szCs w:val="24"/>
+        </w:rPr>
+      </w:pPr>
+      <w:r>
+        <w:rPr>
+          <w:sz w:val="24"/>
+          <w:szCs w:val="24"/>
+          <w:u w:val="single"/>
+        </w:rPr>
+        <w:t>Problematic characters:</w:t>
+      </w:r>
+      <w:r>
+        <w:rPr>
+          <w:sz w:val="24"/>
+          <w:szCs w:val="24"/>
+        </w:rPr>
+        <w:t xml:space="preserve"> á, é, í, ó, ú, ñ, spaces, periods, commas...</w:t>
+      </w:r>
+    </w:p>
+    <w:p>
+      <w:pPr>
+        <w:pStyle w:val="Heading3"/>
+        <w:jc w:val="both"/>
+        <w:rPr>
+          <w:lang w:val="en-US"/>
+        </w:rPr>
+      </w:pPr>
+      <w:r>
+        <w:rPr>
+          <w:lang w:val="en-US"/>
+        </w:rPr>
+        <w:lastRenderedPageBreak/>
+        <w:t>3</w:t>
+      </w:r>
+      <w:r>
+        <w:rPr>
+          <w:lang w:val="en-US"/>
+        </w:rPr>
+        <w:t xml:space="preserve">.3. </w:t>
+      </w:r>
+      <w:r>
+        <w:rPr>
+          <w:lang w:val="en-US"/>
+        </w:rPr>
+        <w:t>Move the downloaded materials to the new folder.</w:t>
+      </w:r>
+    </w:p>
+    <w:p>
+      <w:pPr>
+        <w:pStyle w:val="Heading3"/>
+        <w:jc w:val="both"/>
+        <w:rPr>
+          <w:lang w:val="en-US"/>
+        </w:rPr>
+      </w:pPr>
+      <w:r>
+        <w:rPr>
+          <w:lang w:val="en-US"/>
+        </w:rPr>
+        <w:t>3</w:t>
+      </w:r>
+      <w:r>
+        <w:rPr>
+          <w:lang w:val="en-US"/>
+        </w:rPr>
+        <w:t xml:space="preserve">.4. </w:t>
+      </w:r>
+      <w:r>
+        <w:rPr>
+          <w:lang w:val="en-US"/>
+        </w:rPr>
+        <w:t>Unzip the file.</w:t>
+      </w:r>
+    </w:p>
+    <w:p>
+      <w:pPr>
+        <w:rPr>
+          <w:lang w:val="en-US"/>
+        </w:rPr>
+      </w:pPr>
+      <w:r>
+        <w:rPr>
+          <w:lang w:val="en-US"/>
+        </w:rPr>
+        <w:t xml:space="preserve">3.5. Delete all the files and folders except for these two folders: “Prerequisites” and “Sessions”. </w:t>
+      </w:r>
+      <w:r>
+        <w:rPr>
+          <w:b/>
+          <w:bCs/>
+          <w:color w:val="C00000"/>
+          <w:lang w:val="en-US"/>
+        </w:rPr>
         <w:t>MAKE SURE</w:t>
       </w:r>
       <w:r>
@@ -1949,7 +2246,6 @@
         <w:rPr>
           <w:lang w:val="en-US"/>
         </w:rPr>
-        <w:lastRenderedPageBreak/>
         <w:t xml:space="preserve">4. </w:t>
       </w:r>
       <w:r>
@@ -2522,6 +2818,7 @@
         <w:rPr>
           <w:lang w:val="en-US"/>
         </w:rPr>
+        <w:lastRenderedPageBreak/>
         <w:t>4</w:t>
       </w:r>
       <w:r>
@@ -2639,7 +2936,6 @@
           <w:szCs w:val="40"/>
           <w:lang w:val="en-US"/>
         </w:rPr>
-        <w:lastRenderedPageBreak/>
         <w:t xml:space="preserve">5. </w:t>
       </w:r>
       <w:r>
@@ -3059,6 +3355,7 @@
         <w:rPr>
           <w:lang w:val="en-US"/>
         </w:rPr>
+        <w:lastRenderedPageBreak/>
         <w:t>5.</w:t>
       </w:r>
       <w:r>
@@ -3171,7 +3468,6 @@
         <w:rPr>
           <w:lang w:val="en-US"/>
         </w:rPr>
-        <w:lastRenderedPageBreak/>
         <w:t>5.</w:t>
       </w:r>
       <w:r>
@@ -4119,6 +4415,7 @@
         <w:rPr>
           <w:lang w:val="en-US"/>
         </w:rPr>
+        <w:lastRenderedPageBreak/>
         <w:t xml:space="preserve">6. </w:t>
       </w:r>
       <w:r>
@@ -4245,7 +4542,6 @@
         <w:rPr>
           <w:lang w:val="en-US"/>
         </w:rPr>
-        <w:lastRenderedPageBreak/>
         <w:t xml:space="preserve">If when opening a CSV file everything is condensed into a single column, you can change this in </w:t>
       </w:r>
       <w:r>
@@ -4698,6 +4994,7 @@
           <w:color w:val="FF0000"/>
           <w:lang w:val="en-US"/>
         </w:rPr>
+        <w:lastRenderedPageBreak/>
         <w:t>Fallback Method</w:t>
       </w:r>
       <w:r>
@@ -4827,7 +5124,6 @@
         <w:rPr>
           <w:lang w:val="en-US"/>
         </w:rPr>
-        <w:lastRenderedPageBreak/>
         <w:t>A brief description of what happens</w:t>
       </w:r>
     </w:p>
@@ -5403,6 +5699,7 @@
         <w:rPr>
           <w:lang w:val="en-US"/>
         </w:rPr>
+        <w:lastRenderedPageBreak/>
         <w:t>7.3</w:t>
       </w:r>
       <w:r>
@@ -5559,7 +5856,6 @@
         <w:rPr>
           <w:lang w:val="en-US"/>
         </w:rPr>
-        <w:lastRenderedPageBreak/>
         <w:t xml:space="preserve">Open </w:t>
       </w:r>
       <w:r>

--- a/Prerequisites/Instructions_Setup.docx
+++ b/Prerequisites/Instructions_Setup.docx
@@ -1,6 +1,6 @@
 
 <file path=word/document.xml><?xml version="1.0" encoding="utf-8"?>
-<w:document xmlns:wpc="http://schemas.microsoft.com/office/word/2010/wordprocessingCanvas" xmlns:cx="http://schemas.microsoft.com/office/drawing/2014/chartex" xmlns:cx1="http://schemas.microsoft.com/office/drawing/2015/9/8/chartex" xmlns:cx2="http://schemas.microsoft.com/office/drawing/2015/10/21/chartex" xmlns:cx3="http://schemas.microsoft.com/office/drawing/2016/5/9/chartex" xmlns:cx4="http://schemas.microsoft.com/office/drawing/2016/5/10/chartex" xmlns:cx5="http://schemas.microsoft.com/office/drawing/2016/5/11/chartex" xmlns:cx6="http://schemas.microsoft.com/office/drawing/2016/5/12/chartex" xmlns:cx7="http://schemas.microsoft.com/office/drawing/2016/5/13/chartex" xmlns:cx8="http://schemas.microsoft.com/office/drawing/2016/5/14/chartex" xmlns:mc="http://schemas.openxmlformats.org/markup-compatibility/2006" xmlns:aink="http://schemas.microsoft.com/office/drawing/2016/ink" xmlns:am3d="http://schemas.microsoft.com/office/drawing/2017/model3d" xmlns:o="urn:schemas-microsoft-com:office:office" xmlns:oel="http://schemas.microsoft.com/office/2019/extlst" xmlns:r="http://schemas.openxmlformats.org/officeDocument/2006/relationships" xmlns:m="http://schemas.openxmlformats.org/officeDocument/2006/math" xmlns:v="urn:schemas-microsoft-com:vml" xmlns:wp14="http://schemas.microsoft.com/office/word/2010/wordprocessingDrawing" xmlns:wp="http://schemas.openxmlformats.org/drawingml/2006/wordprocessingDrawing" xmlns:w10="urn:schemas-microsoft-com:office:word" xmlns:w="http://schemas.openxmlformats.org/wordprocessingml/2006/main" xmlns:w14="http://schemas.microsoft.com/office/word/2010/wordml" xmlns:w15="http://schemas.microsoft.com/office/word/2012/wordml" xmlns:w16cex="http://schemas.microsoft.com/office/word/2018/wordml/cex" xmlns:w16cid="http://schemas.microsoft.com/office/word/2016/wordml/cid" xmlns:w16="http://schemas.microsoft.com/office/word/2018/wordml" xmlns:w16du="http://schemas.microsoft.com/office/word/2023/wordml/word16du" xmlns:w16sdtdh="http://schemas.microsoft.com/office/word/2020/wordml/sdtdatahash" xmlns:w16sdtfl="http://schemas.microsoft.com/office/word/2024/wordml/sdtformatlock" xmlns:w16se="http://schemas.microsoft.com/office/word/2015/wordml/symex" xmlns:wpg="http://schemas.microsoft.com/office/word/2010/wordprocessingGroup" xmlns:wpi="http://schemas.microsoft.com/office/word/2010/wordprocessingInk" xmlns:wne="http://schemas.microsoft.com/office/word/2006/wordml" xmlns:wps="http://schemas.microsoft.com/office/word/2010/wordprocessingShape" mc:Ignorable="w14 w15 w16se w16cid w16 w16cex w16sdtdh w16sdtfl w16du wp14">
+<w:document xmlns:wpc="http://schemas.microsoft.com/office/word/2010/wordprocessingCanvas" xmlns:cx="http://schemas.microsoft.com/office/drawing/2014/chartex" xmlns:cx1="http://schemas.microsoft.com/office/drawing/2015/9/8/chartex" xmlns:cx2="http://schemas.microsoft.com/office/drawing/2015/10/21/chartex" xmlns:cx3="http://schemas.microsoft.com/office/drawing/2016/5/9/chartex" xmlns:cx4="http://schemas.microsoft.com/office/drawing/2016/5/10/chartex" xmlns:cx5="http://schemas.microsoft.com/office/drawing/2016/5/11/chartex" xmlns:cx6="http://schemas.microsoft.com/office/drawing/2016/5/12/chartex" xmlns:cx7="http://schemas.microsoft.com/office/drawing/2016/5/13/chartex" xmlns:cx8="http://schemas.microsoft.com/office/drawing/2016/5/14/chartex" xmlns:mc="http://schemas.openxmlformats.org/markup-compatibility/2006" xmlns:aink="http://schemas.microsoft.com/office/drawing/2016/ink" xmlns:am3d="http://schemas.microsoft.com/office/drawing/2017/model3d" xmlns:o="urn:schemas-microsoft-com:office:office" xmlns:oel="http://schemas.microsoft.com/office/2019/extlst" xmlns:r="http://schemas.openxmlformats.org/officeDocument/2006/relationships" xmlns:m="http://schemas.openxmlformats.org/officeDocument/2006/math" xmlns:v="urn:schemas-microsoft-com:vml" xmlns:wp14="http://schemas.microsoft.com/office/word/2010/wordprocessingDrawing" xmlns:wp="http://schemas.openxmlformats.org/drawingml/2006/wordprocessingDrawing" xmlns:w10="urn:schemas-microsoft-com:office:word" xmlns:w="http://schemas.openxmlformats.org/wordprocessingml/2006/main" xmlns:w14="http://schemas.microsoft.com/office/word/2010/wordml" xmlns:w15="http://schemas.microsoft.com/office/word/2012/wordml" xmlns:w16cex="http://schemas.microsoft.com/office/word/2018/wordml/cex" xmlns:w16cid="http://schemas.microsoft.com/office/word/2016/wordml/cid" xmlns:w16="http://schemas.microsoft.com/office/word/2018/wordml" xmlns:w16du="http://schemas.microsoft.com/office/word/2023/wordml/word16du" xmlns:w16sdtdh="http://schemas.microsoft.com/office/word/2020/wordml/sdtdatahash" xmlns:w16sdtfl="http://schemas.microsoft.com/office/word/2024/wordml/sdtformatlock" xmlns:w16se="http://schemas.microsoft.com/office/word/2015/wordml/symex" xmlns:wpg="http://schemas.microsoft.com/office/word/2010/wordprocessingGroup" xmlns:wpi="http://schemas.microsoft.com/office/word/2010/wordprocessingInk" xmlns:wne="http://schemas.microsoft.com/office/word/2006/wordml" xmlns:wps="http://schemas.microsoft.com/office/word/2010/wordprocessingShape" xmlns:a="http://schemas.openxmlformats.org/drawingml/2006/main" xmlns:pic="http://schemas.openxmlformats.org/drawingml/2006/picture" xmlns:a14="http://schemas.microsoft.com/office/drawing/2010/main" mc:Ignorable="w14 w15 w16se w16cid w16 w16cex w16sdtdh w16sdtfl w16du wp14">
   <w:body>
     <w:p>
       <w:pPr>
@@ -558,7 +558,6 @@
         <w:rPr>
           <w:lang w:val="en-US"/>
         </w:rPr>
-        <w:lastRenderedPageBreak/>
         <w:t xml:space="preserve">1.2. </w:t>
       </w:r>
       <w:r>
@@ -605,7 +604,7 @@
         </w:rPr>
         <w:t>Go to “</w:t>
       </w:r>
-      <w:hyperlink r:id="rId8" w:history="1">
+      <w:hyperlink w:history="1" r:id="rId8">
         <w:r>
           <w:rPr>
             <w:rStyle w:val="Hyperlink"/>
@@ -1245,7 +1244,6 @@
           <w:lang w:val="en-US" w:eastAsia="es-ES"/>
           <w14:ligatures w14:val="none"/>
         </w:rPr>
-        <w:lastRenderedPageBreak/>
         <w:t>You need to run this command on the PowerShell terminal:</w:t>
       </w:r>
     </w:p>
@@ -1460,7 +1458,7 @@
           <w:lang w:val="en-US"/>
         </w:rPr>
       </w:pPr>
-      <w:hyperlink r:id="rId10" w:history="1">
+      <w:hyperlink w:history="1" r:id="rId10">
         <w:r>
           <w:rPr>
             <w:rStyle w:val="Hyperlink"/>
@@ -1704,7 +1702,7 @@
       <w:pPr>
         <w:jc w:val="both"/>
         <w:rPr>
-          <w:rFonts w:asciiTheme="majorHAnsi" w:eastAsiaTheme="majorEastAsia" w:hAnsiTheme="majorHAnsi" w:cstheme="majorBidi"/>
+          <w:rFonts w:asciiTheme="majorHAnsi" w:hAnsiTheme="majorHAnsi" w:eastAsiaTheme="majorEastAsia" w:cstheme="majorBidi"/>
           <w:color w:val="0F4761" w:themeColor="accent1" w:themeShade="BF"/>
           <w:sz w:val="40"/>
           <w:szCs w:val="40"/>
@@ -1713,7 +1711,7 @@
       </w:pPr>
       <w:r>
         <w:rPr>
-          <w:rFonts w:asciiTheme="majorHAnsi" w:eastAsiaTheme="majorEastAsia" w:hAnsiTheme="majorHAnsi" w:cstheme="majorBidi"/>
+          <w:rFonts w:asciiTheme="majorHAnsi" w:hAnsiTheme="majorHAnsi" w:eastAsiaTheme="majorEastAsia" w:cstheme="majorBidi"/>
           <w:color w:val="0F4761" w:themeColor="accent1" w:themeShade="BF"/>
           <w:sz w:val="40"/>
           <w:szCs w:val="40"/>
@@ -1723,7 +1721,7 @@
       </w:r>
       <w:r>
         <w:rPr>
-          <w:rFonts w:asciiTheme="majorHAnsi" w:eastAsiaTheme="majorEastAsia" w:hAnsiTheme="majorHAnsi" w:cstheme="majorBidi"/>
+          <w:rFonts w:asciiTheme="majorHAnsi" w:hAnsiTheme="majorHAnsi" w:eastAsiaTheme="majorEastAsia" w:cstheme="majorBidi"/>
           <w:color w:val="0F4761" w:themeColor="accent1" w:themeShade="BF"/>
           <w:sz w:val="40"/>
           <w:szCs w:val="40"/>
@@ -1733,7 +1731,7 @@
       </w:r>
       <w:r>
         <w:rPr>
-          <w:rFonts w:asciiTheme="majorHAnsi" w:eastAsiaTheme="majorEastAsia" w:hAnsiTheme="majorHAnsi" w:cstheme="majorBidi"/>
+          <w:rFonts w:asciiTheme="majorHAnsi" w:hAnsiTheme="majorHAnsi" w:eastAsiaTheme="majorEastAsia" w:cstheme="majorBidi"/>
           <w:color w:val="0F4761" w:themeColor="accent1" w:themeShade="BF"/>
           <w:sz w:val="40"/>
           <w:szCs w:val="40"/>
@@ -1949,7 +1947,6 @@
         <w:rPr>
           <w:lang w:val="en-US"/>
         </w:rPr>
-        <w:lastRenderedPageBreak/>
         <w:t xml:space="preserve">4. </w:t>
       </w:r>
       <w:r>
@@ -2540,7 +2537,31 @@
         <w:rPr>
           <w:lang w:val="en-US"/>
         </w:rPr>
-        <w:t xml:space="preserve"> the two following commands separately. Note some installations may take a few minutes.</w:t>
+        <w:t xml:space="preserve"> the </w:t>
+      </w:r>
+      <w:r>
+        <w:rPr>
+          <w:lang w:val="en-US"/>
+        </w:rPr>
+        <w:t xml:space="preserve">two </w:t>
+      </w:r>
+      <w:r>
+        <w:rPr>
+          <w:lang w:val="en-US"/>
+        </w:rPr>
+        <w:t xml:space="preserve">following commands separately. </w:t>
+      </w:r>
+      <w:r>
+        <w:rPr>
+          <w:lang w:val="en-US"/>
+        </w:rPr>
+        <w:t>Note</w:t>
+      </w:r>
+      <w:r>
+        <w:rPr>
+          <w:lang w:val="en-US"/>
+        </w:rPr>
+        <w:t xml:space="preserve"> some installations may take a few minutes.</w:t>
       </w:r>
     </w:p>
     <w:p>
@@ -2551,28 +2572,36 @@
           <w:lang w:val="en-US"/>
         </w:rPr>
       </w:pPr>
-      <w:proofErr w:type="spellStart"/>
       <w:r>
         <w:rPr>
           <w:lang w:val="en-US"/>
         </w:rPr>
         <w:t>conda</w:t>
       </w:r>
-      <w:proofErr w:type="spellEnd"/>
       <w:r>
         <w:rPr>
           <w:lang w:val="en-US"/>
         </w:rPr>
         <w:t xml:space="preserve"> env create -f </w:t>
       </w:r>
-      <w:proofErr w:type="spellStart"/>
-      <w:r>
-        <w:rPr>
-          <w:lang w:val="en-US"/>
-        </w:rPr>
-        <w:t>cheminf.yaml</w:t>
-      </w:r>
-      <w:proofErr w:type="spellEnd"/>
+      <w:r>
+        <w:rPr>
+          <w:lang w:val="en-US"/>
+        </w:rPr>
+        <w:t>env4camlc_chem</w:t>
+      </w:r>
+      <w:r>
+        <w:rPr>
+          <w:lang w:val="en-US"/>
+        </w:rPr>
+        <w:t>inf</w:t>
+      </w:r>
+      <w:r>
+        <w:rPr>
+          <w:lang w:val="en-US"/>
+        </w:rPr>
+        <w:t>.yaml</w:t>
+      </w:r>
     </w:p>
     <w:p>
       <w:pPr>
@@ -2582,26 +2611,23 @@
           <w:lang w:val="en-US"/>
         </w:rPr>
       </w:pPr>
-      <w:proofErr w:type="spellStart"/>
       <w:r>
         <w:rPr>
           <w:lang w:val="en-US"/>
         </w:rPr>
         <w:t>conda</w:t>
       </w:r>
-      <w:proofErr w:type="spellEnd"/>
       <w:r>
         <w:rPr>
           <w:lang w:val="en-US"/>
         </w:rPr>
         <w:t xml:space="preserve"> env create -f </w:t>
       </w:r>
-      <w:proofErr w:type="spellStart"/>
-      <w:r>
-        <w:rPr>
-          <w:lang w:val="en-US"/>
-        </w:rPr>
-        <w:t>bayesian</w:t>
+      <w:r>
+        <w:rPr>
+          <w:lang w:val="en-US"/>
+        </w:rPr>
+        <w:t>env4camlc_baybe</w:t>
       </w:r>
       <w:r>
         <w:rPr>
@@ -2609,22 +2635,276 @@
         </w:rPr>
         <w:t>.yaml</w:t>
       </w:r>
-      <w:proofErr w:type="spellEnd"/>
     </w:p>
     <w:p>
       <w:pPr>
         <w:spacing w:after="360"/>
         <w:jc w:val="both"/>
         <w:rPr>
+          <w:lang w:val="fi-FI"/>
+        </w:rPr>
+      </w:pPr>
+      <w:r>
+        <w:rPr>
+          <w:lang w:val="fi-FI"/>
+        </w:rPr>
+        <w:t xml:space="preserve">4.2.3. </w:t>
+      </w:r>
+      <w:r>
+        <w:rPr>
+          <w:lang w:val="fi-FI"/>
+        </w:rPr>
+        <w:t xml:space="preserve">Depending on your </w:t>
+      </w:r>
+      <w:r>
+        <w:rPr>
+          <w:lang w:val="fi-FI"/>
+        </w:rPr>
+        <w:t xml:space="preserve">operating </w:t>
+      </w:r>
+      <w:r>
+        <w:rPr>
+          <w:lang w:val="fi-FI"/>
+        </w:rPr>
+        <w:t>system, you will need t</w:t>
+      </w:r>
+      <w:r>
+        <w:rPr>
+          <w:lang w:val="fi-FI"/>
+        </w:rPr>
+        <w:t xml:space="preserve">o run the </w:t>
+      </w:r>
+      <w:r>
+        <w:rPr>
+          <w:lang w:val="fi-FI"/>
+        </w:rPr>
+        <w:t>following</w:t>
+      </w:r>
+      <w:r>
+        <w:rPr>
+          <w:lang w:val="fi-FI"/>
+        </w:rPr>
+        <w:t xml:space="preserve"> commands:</w:t>
+      </w:r>
+    </w:p>
+    <w:p>
+      <w:pPr>
+        <w:spacing w:after="360"/>
+        <w:jc w:val="both"/>
+        <w:rPr>
           <w:lang w:val="en-GB"/>
         </w:rPr>
       </w:pPr>
-    </w:p>
-    <w:p>
-      <w:pPr>
-        <w:jc w:val="both"/>
-        <w:rPr>
-          <w:rFonts w:asciiTheme="majorHAnsi" w:eastAsiaTheme="majorEastAsia" w:hAnsiTheme="majorHAnsi" w:cstheme="majorBidi"/>
+      <w:r>
+        <w:rPr>
+          <w:lang w:val="en-GB"/>
+        </w:rPr>
+        <w:t xml:space="preserve">4.2.3.1. </w:t>
+      </w:r>
+      <w:r>
+        <w:rPr>
+          <w:lang w:val="en-GB"/>
+        </w:rPr>
+        <w:t>Linux</w:t>
+      </w:r>
+    </w:p>
+    <w:p>
+      <w:pPr>
+        <w:spacing w:after="360"/>
+        <w:jc w:val="both"/>
+        <w:rPr>
+          <w:lang w:val="en-GB"/>
+        </w:rPr>
+      </w:pPr>
+      <w:r>
+        <w:rPr>
+          <w:rFonts w:ascii="Aptos" w:hAnsi="Aptos" w:eastAsia="Aptos" w:cs="Aptos"/>
+          <w:noProof w:val="0"/>
+          <w:sz w:val="22"/>
+          <w:szCs w:val="22"/>
+          <w:lang w:val="en-GB"/>
+        </w:rPr>
+        <w:t>First, grant execution permissions.</w:t>
+      </w:r>
+    </w:p>
+    <w:p>
+      <w:pPr>
+        <w:pStyle w:val="Normal"/>
+        <w:suppressLineNumbers w:val="0"/>
+        <w:shd w:val="clear" w:color="auto" w:fill="E8E8E8" w:themeFill="background2"/>
+        <w:bidi w:val="0"/>
+        <w:spacing w:before="0" w:beforeAutospacing="off" w:after="160" w:afterAutospacing="off" w:line="259" w:lineRule="auto"/>
+        <w:ind w:left="0" w:right="0"/>
+        <w:jc w:val="both"/>
+      </w:pPr>
+      <w:r>
+        <w:rPr>
+          <w:lang w:val="en-US"/>
+        </w:rPr>
+        <w:t>chmod</w:t>
+      </w:r>
+      <w:r>
+        <w:rPr>
+          <w:lang w:val="en-US"/>
+        </w:rPr>
+        <w:t xml:space="preserve"> +x envrun_laplaza_linuxmac.sh</w:t>
+      </w:r>
+    </w:p>
+    <w:p>
+      <w:pPr>
+        <w:pStyle w:val="Normal"/>
+        <w:suppressLineNumbers w:val="0"/>
+        <w:shd w:val="clear" w:color="auto" w:fill="E8E8E8" w:themeFill="background2"/>
+        <w:bidi w:val="0"/>
+        <w:spacing w:before="0" w:beforeAutospacing="off" w:after="160" w:afterAutospacing="off" w:line="259" w:lineRule="auto"/>
+        <w:ind w:left="0" w:right="0"/>
+        <w:jc w:val="both"/>
+      </w:pPr>
+      <w:r>
+        <w:rPr>
+          <w:lang w:val="en-US"/>
+        </w:rPr>
+        <w:t>chmod</w:t>
+      </w:r>
+      <w:r>
+        <w:rPr>
+          <w:lang w:val="en-US"/>
+        </w:rPr>
+        <w:t xml:space="preserve"> +x env4heid_linuxmac.sh</w:t>
+      </w:r>
+    </w:p>
+    <w:p>
+      <w:pPr>
+        <w:spacing w:before="240" w:beforeAutospacing="off" w:after="240" w:afterAutospacing="off"/>
+        <w:jc w:val="both"/>
+      </w:pPr>
+      <w:r>
+        <w:rPr>
+          <w:rFonts w:ascii="Aptos" w:hAnsi="Aptos" w:eastAsia="Aptos" w:cs="Aptos"/>
+          <w:noProof w:val="0"/>
+          <w:sz w:val="22"/>
+          <w:szCs w:val="22"/>
+          <w:lang w:val="en-GB"/>
+        </w:rPr>
+        <w:t>Then, execute them:</w:t>
+      </w:r>
+    </w:p>
+    <w:p>
+      <w:pPr>
+        <w:pStyle w:val="Normal"/>
+        <w:suppressLineNumbers w:val="0"/>
+        <w:shd w:val="clear" w:color="auto" w:fill="E8E8E8" w:themeFill="background2"/>
+        <w:bidi w:val="0"/>
+        <w:spacing w:before="0" w:beforeAutospacing="off" w:after="160" w:afterAutospacing="off" w:line="259" w:lineRule="auto"/>
+        <w:ind w:left="0" w:right="0"/>
+        <w:jc w:val="both"/>
+      </w:pPr>
+      <w:r>
+        <w:rPr>
+          <w:lang w:val="en-US"/>
+        </w:rPr>
+        <w:t>./envrun_laplaza_linuxmac.sh</w:t>
+      </w:r>
+    </w:p>
+    <w:p>
+      <w:pPr>
+        <w:pStyle w:val="Normal"/>
+        <w:suppressLineNumbers w:val="0"/>
+        <w:shd w:val="clear" w:color="auto" w:fill="E8E8E8" w:themeFill="background2"/>
+        <w:bidi w:val="0"/>
+        <w:spacing w:before="0" w:beforeAutospacing="off" w:after="160" w:afterAutospacing="off" w:line="259" w:lineRule="auto"/>
+        <w:ind w:left="0" w:right="0"/>
+        <w:jc w:val="both"/>
+      </w:pPr>
+      <w:r>
+        <w:rPr>
+          <w:lang w:val="en-US"/>
+        </w:rPr>
+        <w:t>./env4heid_linuxmac.sh</w:t>
+      </w:r>
+    </w:p>
+    <w:p>
+      <w:pPr>
+        <w:spacing w:before="240" w:beforeAutospacing="off" w:after="240" w:afterAutospacing="off"/>
+        <w:jc w:val="both"/>
+        <w:rPr>
+          <w:rFonts w:ascii="Aptos" w:hAnsi="Aptos" w:eastAsia="Aptos" w:cs="Aptos"/>
+          <w:noProof w:val="0"/>
+          <w:sz w:val="22"/>
+          <w:szCs w:val="22"/>
+          <w:lang w:val="en-GB"/>
+        </w:rPr>
+      </w:pPr>
+      <w:r>
+        <w:rPr>
+          <w:rFonts w:ascii="Aptos" w:hAnsi="Aptos" w:eastAsia="Aptos" w:cs="Aptos"/>
+          <w:noProof w:val="0"/>
+          <w:sz w:val="22"/>
+          <w:szCs w:val="22"/>
+          <w:lang w:val="en-GB"/>
+        </w:rPr>
+        <w:t>4.2.3.2. Windows</w:t>
+      </w:r>
+    </w:p>
+    <w:p>
+      <w:pPr>
+        <w:pStyle w:val="Normal"/>
+        <w:suppressLineNumbers w:val="0"/>
+        <w:shd w:val="clear" w:color="auto" w:fill="E8E8E8" w:themeFill="background2"/>
+        <w:bidi w:val="0"/>
+        <w:spacing w:before="0" w:beforeAutospacing="off" w:after="160" w:afterAutospacing="off" w:line="259" w:lineRule="auto"/>
+        <w:ind w:left="0" w:right="0"/>
+        <w:jc w:val="both"/>
+      </w:pPr>
+      <w:r>
+        <w:rPr>
+          <w:lang w:val="en-US"/>
+        </w:rPr>
+        <w:t>envrun_laplaza_linuxmac.bat</w:t>
+      </w:r>
+    </w:p>
+    <w:p>
+      <w:pPr>
+        <w:pStyle w:val="Normal"/>
+        <w:suppressLineNumbers w:val="0"/>
+        <w:shd w:val="clear" w:color="auto" w:fill="E8E8E8" w:themeFill="background2"/>
+        <w:bidi w:val="0"/>
+        <w:spacing w:before="0" w:beforeAutospacing="off" w:after="160" w:afterAutospacing="off" w:line="259" w:lineRule="auto"/>
+        <w:ind w:left="0" w:right="0"/>
+        <w:jc w:val="both"/>
+      </w:pPr>
+      <w:r>
+        <w:rPr>
+          <w:lang w:val="en-US"/>
+        </w:rPr>
+        <w:t>env4heid_linuxmac.bat</w:t>
+      </w:r>
+    </w:p>
+    <w:p>
+      <w:pPr>
+        <w:pStyle w:val="Normal"/>
+        <w:suppressLineNumbers w:val="0"/>
+        <w:bidi w:val="0"/>
+        <w:spacing w:before="240" w:beforeAutospacing="off" w:after="240" w:afterAutospacing="off" w:line="259" w:lineRule="auto"/>
+        <w:ind w:left="0" w:right="0"/>
+        <w:jc w:val="both"/>
+      </w:pPr>
+      <w:r>
+        <w:rPr>
+          <w:rFonts w:ascii="Aptos" w:hAnsi="Aptos" w:eastAsia="Aptos" w:cs="Aptos"/>
+          <w:noProof w:val="0"/>
+          <w:sz w:val="22"/>
+          <w:szCs w:val="22"/>
+          <w:lang w:val="en-GB"/>
+        </w:rPr>
+        <w:t>Be aware that t</w:t>
+      </w:r>
+    </w:p>
+    <w:p>
+      <w:pPr>
+        <w:jc w:val="both"/>
+        <w:rPr>
+          <w:rFonts w:asciiTheme="majorHAnsi" w:hAnsiTheme="majorHAnsi" w:eastAsiaTheme="majorEastAsia" w:cstheme="majorBidi"/>
           <w:color w:val="0F4761" w:themeColor="accent1" w:themeShade="BF"/>
           <w:sz w:val="40"/>
           <w:szCs w:val="40"/>
@@ -2633,19 +2913,18 @@
       </w:pPr>
       <w:r>
         <w:rPr>
-          <w:rFonts w:asciiTheme="majorHAnsi" w:eastAsiaTheme="majorEastAsia" w:hAnsiTheme="majorHAnsi" w:cstheme="majorBidi"/>
-          <w:color w:val="0F4761" w:themeColor="accent1" w:themeShade="BF"/>
+          <w:rFonts w:ascii="Aptos Display" w:hAnsi="Aptos Display" w:eastAsia="新細明體" w:cs="" w:asciiTheme="majorAscii" w:hAnsiTheme="majorAscii" w:eastAsiaTheme="majorEastAsia" w:cstheme="majorBidi"/>
+          <w:color w:val="0F4761" w:themeColor="accent1" w:themeTint="FF" w:themeShade="BF"/>
           <w:sz w:val="40"/>
           <w:szCs w:val="40"/>
           <w:lang w:val="en-US"/>
         </w:rPr>
-        <w:lastRenderedPageBreak/>
         <w:t xml:space="preserve">5. </w:t>
       </w:r>
       <w:r>
         <w:rPr>
-          <w:rFonts w:asciiTheme="majorHAnsi" w:eastAsiaTheme="majorEastAsia" w:hAnsiTheme="majorHAnsi" w:cstheme="majorBidi"/>
-          <w:color w:val="0F4761" w:themeColor="accent1" w:themeShade="BF"/>
+          <w:rFonts w:ascii="Aptos Display" w:hAnsi="Aptos Display" w:eastAsia="新細明體" w:cs="" w:asciiTheme="majorAscii" w:hAnsiTheme="majorAscii" w:eastAsiaTheme="majorEastAsia" w:cstheme="majorBidi"/>
+          <w:color w:val="0F4761" w:themeColor="accent1" w:themeTint="FF" w:themeShade="BF"/>
           <w:sz w:val="40"/>
           <w:szCs w:val="40"/>
           <w:lang w:val="en-US"/>
@@ -2655,197 +2934,77 @@
     </w:p>
     <w:p>
       <w:pPr>
-        <w:pStyle w:val="Heading3"/>
-        <w:jc w:val="both"/>
-        <w:rPr>
-          <w:u w:val="single"/>
-          <w:lang w:val="en-US"/>
-        </w:rPr>
-      </w:pPr>
-      <w:r>
-        <w:rPr>
-          <w:u w:val="single"/>
-          <w:lang w:val="en-US"/>
-        </w:rPr>
-        <w:t xml:space="preserve">5.1. </w:t>
-      </w:r>
-      <w:proofErr w:type="spellStart"/>
-      <w:r>
-        <w:rPr>
-          <w:u w:val="single"/>
-          <w:lang w:val="en-US"/>
-        </w:rPr>
-        <w:t>c</w:t>
-      </w:r>
-      <w:r>
-        <w:rPr>
-          <w:u w:val="single"/>
-          <w:lang w:val="en-US"/>
-        </w:rPr>
-        <w:t>heminf</w:t>
-      </w:r>
-      <w:proofErr w:type="spellEnd"/>
-      <w:r>
-        <w:rPr>
-          <w:u w:val="single"/>
-          <w:lang w:val="en-US"/>
-        </w:rPr>
-        <w:t xml:space="preserve"> environment</w:t>
-      </w:r>
-    </w:p>
-    <w:p>
-      <w:pPr>
-        <w:pStyle w:val="Heading3"/>
-        <w:jc w:val="both"/>
-        <w:rPr>
-          <w:lang w:val="en-US"/>
-        </w:rPr>
-      </w:pPr>
-      <w:r>
-        <w:rPr>
-          <w:lang w:val="en-US"/>
-        </w:rPr>
-        <w:t>5.1.</w:t>
-      </w:r>
-      <w:r>
-        <w:rPr>
-          <w:lang w:val="en-US"/>
-        </w:rPr>
-        <w:t>1.</w:t>
-      </w:r>
-      <w:r>
-        <w:rPr>
-          <w:lang w:val="en-US"/>
-        </w:rPr>
-        <w:t xml:space="preserve"> </w:t>
-      </w:r>
-      <w:r>
-        <w:rPr>
-          <w:lang w:val="en-US"/>
-        </w:rPr>
-        <w:t>Open</w:t>
-      </w:r>
-      <w:r>
-        <w:rPr>
-          <w:lang w:val="en-US"/>
-        </w:rPr>
-        <w:t xml:space="preserve">, using VSC, the </w:t>
-      </w:r>
-      <w:r>
-        <w:rPr>
-          <w:lang w:val="en-US"/>
-        </w:rPr>
-        <w:t>“</w:t>
-      </w:r>
-      <w:proofErr w:type="spellStart"/>
-      <w:r>
-        <w:rPr>
-          <w:lang w:val="en-US"/>
-        </w:rPr>
-        <w:t>cheminf</w:t>
-      </w:r>
-      <w:r>
-        <w:rPr>
-          <w:lang w:val="en-US"/>
-        </w:rPr>
-        <w:t>_setup.ipynb</w:t>
-      </w:r>
-      <w:proofErr w:type="spellEnd"/>
-      <w:r>
-        <w:rPr>
-          <w:lang w:val="en-US"/>
-        </w:rPr>
-        <w:t xml:space="preserve">” </w:t>
-      </w:r>
-      <w:proofErr w:type="spellStart"/>
+        <w:pStyle w:val="Normal"/>
+        <w:jc w:val="both"/>
+        <w:rPr>
+          <w:lang w:val="en-US"/>
+        </w:rPr>
+      </w:pPr>
+      <w:r>
+        <w:rPr>
+          <w:lang w:val="en-US"/>
+        </w:rPr>
+        <w:t xml:space="preserve">Open, using VSC, the “check_workshop_envs.ipynb” </w:t>
+      </w:r>
       <w:r>
         <w:rPr>
           <w:lang w:val="en-US"/>
         </w:rPr>
         <w:t>Jupyter</w:t>
       </w:r>
-      <w:proofErr w:type="spellEnd"/>
-      <w:r>
-        <w:rPr>
-          <w:lang w:val="en-US"/>
-        </w:rPr>
-        <w:t xml:space="preserve"> Notebook unzipped from the previous step</w:t>
-      </w:r>
-      <w:r>
-        <w:rPr>
-          <w:lang w:val="en-US"/>
-        </w:rPr>
-        <w:t xml:space="preserve"> (in the “</w:t>
-      </w:r>
-      <w:r>
-        <w:rPr>
-          <w:lang w:val="en-US"/>
-        </w:rPr>
-        <w:t>ML_course</w:t>
-      </w:r>
-      <w:r>
-        <w:rPr>
-          <w:lang w:val="en-US"/>
-        </w:rPr>
-        <w:t>/</w:t>
-      </w:r>
-      <w:r>
-        <w:rPr>
-          <w:lang w:val="en-US"/>
-        </w:rPr>
-        <w:t>Prerequisites</w:t>
-      </w:r>
-      <w:r>
-        <w:rPr>
-          <w:lang w:val="en-US"/>
-        </w:rPr>
-        <w:t>/</w:t>
-      </w:r>
-      <w:proofErr w:type="spellStart"/>
+      <w:r>
+        <w:rPr>
+          <w:lang w:val="en-US"/>
+        </w:rPr>
+        <w:t xml:space="preserve"> Notebook unzipped from the </w:t>
+      </w:r>
+      <w:r>
+        <w:rPr>
+          <w:lang w:val="en-US"/>
+        </w:rPr>
+        <w:t>previous</w:t>
+      </w:r>
+      <w:r>
+        <w:rPr>
+          <w:lang w:val="en-US"/>
+        </w:rPr>
+        <w:t xml:space="preserve"> step (in the “ML_course/Prerequisites/</w:t>
+      </w:r>
       <w:r>
         <w:rPr>
           <w:lang w:val="en-US"/>
         </w:rPr>
         <w:t>Setup_and_testing</w:t>
       </w:r>
-      <w:proofErr w:type="spellEnd"/>
-      <w:r>
-        <w:rPr>
-          <w:lang w:val="en-US"/>
-        </w:rPr>
-        <w:t>” folder)</w:t>
-      </w:r>
-      <w:r>
-        <w:rPr>
-          <w:lang w:val="en-US"/>
-        </w:rPr>
-        <w:t>.</w:t>
-      </w:r>
-    </w:p>
-    <w:p>
-      <w:pPr>
-        <w:jc w:val="both"/>
-        <w:rPr>
-          <w:lang w:val="en-US"/>
-        </w:rPr>
-      </w:pPr>
-      <w:r>
-        <w:rPr>
-          <w:lang w:val="en-US"/>
+      <w:r>
+        <w:rPr>
+          <w:lang w:val="en-US"/>
+        </w:rPr>
+        <w:t>” folder).</w:t>
+      </w:r>
+    </w:p>
+    <w:p>
+      <w:pPr>
+        <w:jc w:val="both"/>
+        <w:rPr>
+          <w:lang w:val="fi-FI"/>
+        </w:rPr>
+      </w:pPr>
+      <w:r>
+        <w:rPr>
+          <w:lang w:val="fi-FI"/>
         </w:rPr>
         <w:t>* (.</w:t>
       </w:r>
-      <w:proofErr w:type="spellStart"/>
-      <w:r>
-        <w:rPr>
-          <w:lang w:val="en-US"/>
+      <w:r>
+        <w:rPr>
+          <w:lang w:val="fi-FI"/>
         </w:rPr>
         <w:t>ipynb</w:t>
       </w:r>
-      <w:proofErr w:type="spellEnd"/>
-      <w:r>
-        <w:rPr>
-          <w:lang w:val="en-US"/>
+      <w:r>
+        <w:rPr>
+          <w:lang w:val="fi-FI"/>
         </w:rPr>
         <w:t xml:space="preserve"> means Interactive Python Notebook)</w:t>
       </w:r>
@@ -2918,20 +3077,16 @@
         </w:rPr>
       </w:pPr>
       <w:r>
-        <w:rPr>
-          <w:noProof/>
-          <w:lang w:val="en-US"/>
-        </w:rPr>
         <w:drawing>
-          <wp:inline distT="0" distB="0" distL="0" distR="0" wp14:anchorId="46008A55" wp14:editId="72FA7AB9">
+          <wp:inline wp14:editId="05648E6D" wp14:anchorId="46008A55">
             <wp:extent cx="4377565" cy="1661160"/>
             <wp:effectExtent l="0" t="0" r="4445" b="0"/>
             <wp:docPr id="1549508698" name="Picture 1"/>
             <wp:cNvGraphicFramePr>
-              <a:graphicFrameLocks xmlns:a="http://schemas.openxmlformats.org/drawingml/2006/main" noChangeAspect="1"/>
+              <a:graphicFrameLocks noChangeAspect="1"/>
             </wp:cNvGraphicFramePr>
-            <a:graphic xmlns:a="http://schemas.openxmlformats.org/drawingml/2006/main">
-              <a:graphicData uri="http://schemas.openxmlformats.org/drawingml/2006/picture">
+            <a:graphic>
+              <a:graphicData xmlns:a="http://schemas.openxmlformats.org/drawingml/2006/main" uri="http://schemas.openxmlformats.org/drawingml/2006/picture">
                 <pic:pic xmlns:pic="http://schemas.openxmlformats.org/drawingml/2006/picture">
                   <pic:nvPicPr>
                     <pic:cNvPr id="0" name="Picture 1"/>
@@ -2940,7 +3095,7 @@
                     </pic:cNvPicPr>
                   </pic:nvPicPr>
                   <pic:blipFill rotWithShape="1">
-                    <a:blip r:embed="rId13">
+                    <a:blip xmlns:r="http://schemas.openxmlformats.org/officeDocument/2006/relationships" r:embed="rId13">
                       <a:extLst>
                         <a:ext uri="{28A0092B-C50C-407E-A947-70E740481C1C}">
                           <a14:useLocalDpi xmlns:a14="http://schemas.microsoft.com/office/drawing/2010/main" val="0"/>
@@ -2979,156 +3134,39 @@
     </w:p>
     <w:p>
       <w:pPr>
-        <w:jc w:val="both"/>
-        <w:rPr>
-          <w:lang w:val="en-US"/>
-        </w:rPr>
-      </w:pPr>
-      <w:r>
-        <w:rPr>
-          <w:noProof/>
-          <w:lang w:val="en-US"/>
-        </w:rPr>
+        <w:pStyle w:val="Normal"/>
+        <w:jc w:val="both"/>
+        <w:rPr>
+          <w:b w:val="1"/>
+          <w:bCs w:val="1"/>
+          <w:highlight w:val="yellow"/>
+          <w:lang w:val="en-US"/>
+        </w:rPr>
+      </w:pPr>
+      <w:r>
         <w:drawing>
-          <wp:inline distT="0" distB="0" distL="0" distR="0" wp14:anchorId="5E9A102C" wp14:editId="638A8D5D">
-            <wp:extent cx="2902244" cy="1691640"/>
-            <wp:effectExtent l="0" t="0" r="0" b="3810"/>
-            <wp:docPr id="1995852653" name="Picture 2"/>
+          <wp:inline wp14:editId="52B14D5B" wp14:anchorId="303295F5">
+            <wp:extent cx="4210050" cy="1171575"/>
+            <wp:effectExtent l="0" t="0" r="0" b="0"/>
+            <wp:docPr id="1596617203" name="drawing"/>
             <wp:cNvGraphicFramePr>
-              <a:graphicFrameLocks xmlns:a="http://schemas.openxmlformats.org/drawingml/2006/main" noChangeAspect="1"/>
+              <a:graphicFrameLocks noChangeAspect="1"/>
             </wp:cNvGraphicFramePr>
-            <a:graphic xmlns:a="http://schemas.openxmlformats.org/drawingml/2006/main">
-              <a:graphicData uri="http://schemas.openxmlformats.org/drawingml/2006/picture">
+            <a:graphic>
+              <a:graphicData xmlns:a="http://schemas.openxmlformats.org/drawingml/2006/main" uri="http://schemas.openxmlformats.org/drawingml/2006/picture">
                 <pic:pic xmlns:pic="http://schemas.openxmlformats.org/drawingml/2006/picture">
                   <pic:nvPicPr>
-                    <pic:cNvPr id="0" name="Picture 2"/>
-                    <pic:cNvPicPr>
-                      <a:picLocks noChangeAspect="1" noChangeArrowheads="1"/>
-                    </pic:cNvPicPr>
+                    <pic:cNvPr id="1982024985" name=""/>
+                    <pic:cNvPicPr/>
                   </pic:nvPicPr>
                   <pic:blipFill>
-                    <a:blip r:embed="rId14">
+                    <a:blip xmlns:r="http://schemas.openxmlformats.org/officeDocument/2006/relationships" r:embed="rId177929347">
                       <a:extLst>
-                        <a:ext uri="{28A0092B-C50C-407E-A947-70E740481C1C}">
+                        <a:ext xmlns:a="http://schemas.openxmlformats.org/drawingml/2006/main" uri="{28A0092B-C50C-407E-A947-70E740481C1C}">
                           <a14:useLocalDpi xmlns:a14="http://schemas.microsoft.com/office/drawing/2010/main" val="0"/>
                         </a:ext>
                       </a:extLst>
                     </a:blip>
-                    <a:srcRect/>
-                    <a:stretch>
-                      <a:fillRect/>
-                    </a:stretch>
-                  </pic:blipFill>
-                  <pic:spPr bwMode="auto">
-                    <a:xfrm>
-                      <a:off x="0" y="0"/>
-                      <a:ext cx="2919213" cy="1701531"/>
-                    </a:xfrm>
-                    <a:prstGeom prst="rect">
-                      <a:avLst/>
-                    </a:prstGeom>
-                    <a:noFill/>
-                    <a:ln>
-                      <a:noFill/>
-                    </a:ln>
-                  </pic:spPr>
-                </pic:pic>
-              </a:graphicData>
-            </a:graphic>
-          </wp:inline>
-        </w:drawing>
-      </w:r>
-    </w:p>
-    <w:p>
-      <w:pPr>
-        <w:jc w:val="both"/>
-        <w:rPr>
-          <w:lang w:val="en-US"/>
-        </w:rPr>
-      </w:pPr>
-    </w:p>
-    <w:p>
-      <w:pPr>
-        <w:pStyle w:val="Heading3"/>
-        <w:jc w:val="both"/>
-        <w:rPr>
-          <w:lang w:val="en-US"/>
-        </w:rPr>
-      </w:pPr>
-      <w:r>
-        <w:rPr>
-          <w:lang w:val="en-US"/>
-        </w:rPr>
-        <w:t>5.</w:t>
-      </w:r>
-      <w:r>
-        <w:rPr>
-          <w:lang w:val="en-US"/>
-        </w:rPr>
-        <w:t>1.</w:t>
-      </w:r>
-      <w:r>
-        <w:rPr>
-          <w:lang w:val="en-US"/>
-        </w:rPr>
-        <w:t xml:space="preserve">2. </w:t>
-      </w:r>
-      <w:r>
-        <w:rPr>
-          <w:lang w:val="en-US"/>
-        </w:rPr>
-        <w:t>When VSC opens, s</w:t>
-      </w:r>
-      <w:r>
-        <w:rPr>
-          <w:lang w:val="en-US"/>
-        </w:rPr>
-        <w:t xml:space="preserve">elect the </w:t>
-      </w:r>
-      <w:proofErr w:type="spellStart"/>
-      <w:r>
-        <w:rPr>
-          <w:lang w:val="en-US"/>
-        </w:rPr>
-        <w:t>cheminf</w:t>
-      </w:r>
-      <w:proofErr w:type="spellEnd"/>
-      <w:r>
-        <w:rPr>
-          <w:lang w:val="en-US"/>
-        </w:rPr>
-        <w:t xml:space="preserve"> kernel</w:t>
-      </w:r>
-    </w:p>
-    <w:p>
-      <w:pPr>
-        <w:jc w:val="both"/>
-        <w:rPr>
-          <w:lang w:val="en-US"/>
-        </w:rPr>
-      </w:pPr>
-      <w:r>
-        <w:rPr>
-          <w:noProof/>
-          <w:lang w:val="en-US" w:eastAsia="es-ES"/>
-        </w:rPr>
-        <w:drawing>
-          <wp:inline distT="0" distB="0" distL="0" distR="0" wp14:anchorId="24D20D04" wp14:editId="28BFAD6F">
-            <wp:extent cx="5656580" cy="709930"/>
-            <wp:effectExtent l="0" t="0" r="1270" b="0"/>
-            <wp:docPr id="1378279774" name="Imagen 1" descr="Captura de pantalla con la imagen de una pantalla&#10;&#10;El contenido generado por IA puede ser incorrecto."/>
-            <wp:cNvGraphicFramePr>
-              <a:graphicFrameLocks xmlns:a="http://schemas.openxmlformats.org/drawingml/2006/main" noChangeAspect="1"/>
-            </wp:cNvGraphicFramePr>
-            <a:graphic xmlns:a="http://schemas.openxmlformats.org/drawingml/2006/main">
-              <a:graphicData uri="http://schemas.openxmlformats.org/drawingml/2006/picture">
-                <pic:pic xmlns:pic="http://schemas.openxmlformats.org/drawingml/2006/picture">
-                  <pic:nvPicPr>
-                    <pic:cNvPr id="1378279774" name="Imagen 1" descr="Captura de pantalla con la imagen de una pantalla&#10;&#10;El contenido generado por IA puede ser incorrecto."/>
-                    <pic:cNvPicPr/>
-                  </pic:nvPicPr>
-                  <pic:blipFill>
-                    <a:blip r:embed="rId15"/>
                     <a:stretch>
                       <a:fillRect/>
                     </a:stretch>
@@ -3136,7 +3174,7 @@
                   <pic:spPr>
                     <a:xfrm>
                       <a:off x="0" y="0"/>
-                      <a:ext cx="5656580" cy="709930"/>
+                      <a:ext cx="4210050" cy="1171575"/>
                     </a:xfrm>
                     <a:prstGeom prst="rect">
                       <a:avLst/>
@@ -3151,46 +3189,197 @@
     </w:p>
     <w:p>
       <w:pPr>
-        <w:jc w:val="both"/>
-        <w:rPr>
-          <w:lang w:val="en-US"/>
-        </w:rPr>
-      </w:pPr>
-    </w:p>
-    <w:p>
-      <w:pPr>
         <w:pStyle w:val="Heading3"/>
-        <w:jc w:val="both"/>
-        <w:rPr>
-          <w:i/>
-          <w:iCs/>
-          <w:lang w:val="en-US"/>
-        </w:rPr>
-      </w:pPr>
-      <w:r>
-        <w:rPr>
-          <w:lang w:val="en-US"/>
-        </w:rPr>
-        <w:lastRenderedPageBreak/>
+        <w:suppressLineNumbers w:val="0"/>
+        <w:bidi w:val="0"/>
+        <w:spacing w:before="160" w:beforeAutospacing="off" w:after="80" w:afterAutospacing="off" w:line="259" w:lineRule="auto"/>
+        <w:ind w:left="0" w:right="0"/>
+        <w:jc w:val="both"/>
+        <w:rPr>
+          <w:lang w:val="en-US"/>
+        </w:rPr>
+      </w:pPr>
+      <w:r>
+        <w:rPr>
+          <w:lang w:val="en-US"/>
+        </w:rPr>
         <w:t>5.</w:t>
       </w:r>
       <w:r>
         <w:rPr>
           <w:lang w:val="en-US"/>
         </w:rPr>
-        <w:t>1.</w:t>
-      </w:r>
-      <w:r>
-        <w:rPr>
-          <w:lang w:val="en-US"/>
-        </w:rPr>
-        <w:t xml:space="preserve">3. </w:t>
-      </w:r>
-      <w:r>
-        <w:rPr>
-          <w:lang w:val="en-US"/>
-        </w:rPr>
-        <w:t xml:space="preserve">Run </w:t>
+        <w:t>1</w:t>
+      </w:r>
+      <w:r>
+        <w:rPr>
+          <w:lang w:val="en-US"/>
+        </w:rPr>
+        <w:t xml:space="preserve">. </w:t>
+      </w:r>
+      <w:r>
+        <w:rPr>
+          <w:lang w:val="en-US"/>
+        </w:rPr>
+        <w:t>When VSC opens, s</w:t>
+      </w:r>
+      <w:r>
+        <w:rPr>
+          <w:lang w:val="en-US"/>
+        </w:rPr>
+        <w:t xml:space="preserve">elect </w:t>
+      </w:r>
+      <w:r>
+        <w:rPr>
+          <w:lang w:val="en-US"/>
+        </w:rPr>
+        <w:t xml:space="preserve">each time the created </w:t>
+      </w:r>
+      <w:r>
+        <w:rPr>
+          <w:lang w:val="en-US"/>
+        </w:rPr>
+        <w:t xml:space="preserve">environment </w:t>
+      </w:r>
+      <w:r>
+        <w:rPr>
+          <w:lang w:val="en-US"/>
+        </w:rPr>
+        <w:t>kernel</w:t>
+      </w:r>
+      <w:r>
+        <w:rPr>
+          <w:lang w:val="en-US"/>
+        </w:rPr>
+        <w:t xml:space="preserve"> </w:t>
+      </w:r>
+      <w:r>
+        <w:rPr>
+          <w:lang w:val="en-US"/>
+        </w:rPr>
+        <w:t>and run the corresponding cell.</w:t>
+      </w:r>
+    </w:p>
+    <w:p>
+      <w:pPr>
+        <w:pStyle w:val="Normal"/>
+        <w:bidi w:val="0"/>
+        <w:rPr>
+          <w:lang w:val="en-US"/>
+        </w:rPr>
+      </w:pPr>
+      <w:r>
+        <w:rPr>
+          <w:noProof/>
+        </w:rPr>
+        <mc:AlternateContent xmlns:mc="http://schemas.openxmlformats.org/markup-compatibility/2006">
+          <mc:Choice xmlns:mc="http://schemas.openxmlformats.org/markup-compatibility/2006" Requires="wpg">
+            <w:drawing xmlns:w="http://schemas.openxmlformats.org/wordprocessingml/2006/main">
+              <wp:inline xmlns:wp="http://schemas.openxmlformats.org/drawingml/2006/wordprocessingDrawing" xmlns:wp14="http://schemas.microsoft.com/office/word/2010/wordprocessingDrawing" distT="0" distB="0" distL="0" distR="0" wp14:anchorId="5BADCFB2" wp14:editId="1D39C6C5">
+                <wp:extent xmlns:wp="http://schemas.openxmlformats.org/drawingml/2006/wordprocessingDrawing" cx="5729287" cy="1571625"/>
+                <wp:effectExtent xmlns:wp="http://schemas.openxmlformats.org/drawingml/2006/wordprocessingDrawing" l="0" t="0" r="24130" b="9525"/>
+                <wp:docPr xmlns:wp="http://schemas.openxmlformats.org/drawingml/2006/wordprocessingDrawing" id="1416997796" name="Group 1"/>
+                <wp:cNvGraphicFramePr xmlns:wp="http://schemas.openxmlformats.org/drawingml/2006/wordprocessingDrawing"/>
+                <a:graphic xmlns:a="http://schemas.openxmlformats.org/drawingml/2006/main">
+                  <a:graphicData uri="http://schemas.microsoft.com/office/word/2010/wordprocessingGroup">
+                    <wpg:wgp xmlns:wpg="http://schemas.microsoft.com/office/word/2010/wordprocessingGroup">
+                      <wpg:cNvGrpSpPr/>
+                      <wpg:grpSpPr>
+                        <a:xfrm>
+                          <a:off x="0" y="0"/>
+                          <a:ext cx="5729287" cy="1571625"/>
+                          <a:chOff x="0" y="0"/>
+                          <a:chExt cx="5729287" cy="1571625"/>
+                        </a:xfrm>
+                      </wpg:grpSpPr>
+                      <pic:pic xmlns:pic="http://schemas.openxmlformats.org/drawingml/2006/picture">
+                        <pic:nvPicPr>
+                          <pic:cNvPr id="541950124" name="Picture 541950124"/>
+                          <pic:cNvPicPr>
+                            <a:picLocks noChangeAspect="1"/>
+                          </pic:cNvPicPr>
+                        </pic:nvPicPr>
+                        <pic:blipFill>
+                          <a:blip xmlns:r="http://schemas.openxmlformats.org/officeDocument/2006/relationships" r:embed="rId1082103319"/>
+                          <a:stretch>
+                            <a:fillRect/>
+                          </a:stretch>
+                        </pic:blipFill>
+                        <pic:spPr>
+                          <a:xfrm>
+                            <a:off x="0" y="0"/>
+                            <a:ext cx="5724525" cy="1571625"/>
+                          </a:xfrm>
+                          <a:prstGeom prst="rect">
+                            <a:avLst/>
+                          </a:prstGeom>
+                        </pic:spPr>
+                      </pic:pic>
+                      <wps:wsp xmlns:wps="http://schemas.microsoft.com/office/word/2010/wordprocessingShape">
+                        <wps:cNvPr id="939183742" name="Rectangle 939183742"/>
+                        <wps:cNvSpPr/>
+                        <wps:spPr>
+                          <a:xfrm>
+                            <a:off x="4990306" y="141763"/>
+                            <a:ext cx="738981" cy="205581"/>
+                          </a:xfrm>
+                          <a:prstGeom prst="rect">
+                            <a:avLst/>
+                          </a:prstGeom>
+                          <a:noFill/>
+                          <a:ln>
+                            <a:solidFill>
+                              <a:srgbClr val="FFFF00"/>
+                            </a:solidFill>
+                          </a:ln>
+                        </wps:spPr>
+                        <wps:style>
+                          <a:lnRef idx="2">
+                            <a:schemeClr val="accent1">
+                              <a:shade val="50000"/>
+                            </a:schemeClr>
+                          </a:lnRef>
+                          <a:fillRef idx="1">
+                            <a:schemeClr val="accent1"/>
+                          </a:fillRef>
+                          <a:effectRef idx="0">
+                            <a:scrgbClr r="0" g="0" b="0"/>
+                          </a:effectRef>
+                          <a:fontRef idx="minor">
+                            <a:schemeClr val="lt1"/>
+                          </a:fontRef>
+                        </wps:style>
+                        <wps:bodyPr anchor="ctr"/>
+                      </wps:wsp>
+                    </wpg:wgp>
+                  </a:graphicData>
+                </a:graphic>
+              </wp:inline>
+            </w:drawing>
+          </mc:Choice>
+          <mc:Fallback xmlns:mc="http://schemas.openxmlformats.org/markup-compatibility/2006"/>
+        </mc:AlternateContent>
+      </w:r>
+    </w:p>
+    <w:p>
+      <w:pPr>
+        <w:pStyle w:val="Normal"/>
+        <w:bidi w:val="0"/>
+        <w:rPr>
+          <w:lang w:val="en-US"/>
+        </w:rPr>
+      </w:pPr>
+      <w:r>
+        <w:rPr>
+          <w:lang w:val="en-US"/>
+        </w:rPr>
+        <w:t xml:space="preserve">Note that: </w:t>
+      </w:r>
+      <w:r>
+        <w:rPr>
+          <w:lang w:val="en-US"/>
+        </w:rPr>
+        <w:t xml:space="preserve">If you do not see </w:t>
       </w:r>
       <w:r>
         <w:rPr>
@@ -3208,13 +3397,64 @@
         <w:rPr>
           <w:lang w:val="en-US"/>
         </w:rPr>
-        <w:t xml:space="preserve">code </w:t>
-      </w:r>
-      <w:r>
-        <w:rPr>
-          <w:lang w:val="en-US"/>
-        </w:rPr>
-        <w:t>cell</w:t>
+        <w:t>Jupyter</w:t>
+      </w:r>
+      <w:r>
+        <w:rPr>
+          <w:lang w:val="en-US"/>
+        </w:rPr>
+        <w:t xml:space="preserve"> kernel directly, just click on Python Environments and select the one you want to use</w:t>
+      </w:r>
+      <w:r>
+        <w:rPr>
+          <w:lang w:val="en-US"/>
+        </w:rPr>
+        <w:t>, and run as in</w:t>
+      </w:r>
+    </w:p>
+    <w:p>
+      <w:pPr>
+        <w:pStyle w:val="Heading3"/>
+        <w:jc w:val="both"/>
+        <w:rPr>
+          <w:lang w:val="en-US"/>
+        </w:rPr>
+      </w:pPr>
+      <w:r>
+        <w:rPr>
+          <w:lang w:val="en-US"/>
+        </w:rPr>
+        <w:t>5.</w:t>
+      </w:r>
+      <w:r>
+        <w:rPr>
+          <w:lang w:val="en-US"/>
+        </w:rPr>
+        <w:t>2</w:t>
+      </w:r>
+      <w:r>
+        <w:rPr>
+          <w:lang w:val="en-US"/>
+        </w:rPr>
+        <w:t xml:space="preserve">. </w:t>
+      </w:r>
+      <w:r>
+        <w:rPr>
+          <w:lang w:val="en-US"/>
+        </w:rPr>
+        <w:t xml:space="preserve">Check that each cell </w:t>
+      </w:r>
+      <w:r>
+        <w:rPr>
+          <w:lang w:val="en-US"/>
+        </w:rPr>
+        <w:t>indicates</w:t>
+      </w:r>
+      <w:r>
+        <w:rPr>
+          <w:lang w:val="en-US"/>
+        </w:rPr>
+        <w:t xml:space="preserve"> that the library or program ha</w:t>
       </w:r>
       <w:r>
         <w:rPr>
@@ -3226,135 +3466,130 @@
         <w:rPr>
           <w:lang w:val="en-US"/>
         </w:rPr>
-        <w:t xml:space="preserve"> by </w:t>
-      </w:r>
-      <w:r>
-        <w:rPr>
-          <w:lang w:val="en-US"/>
-        </w:rPr>
-        <w:t xml:space="preserve">clicking “Run All” (image), </w:t>
-      </w:r>
-      <w:r>
-        <w:rPr>
-          <w:lang w:val="en-US"/>
-        </w:rPr>
-        <w:t>placing the cursor on each cell an</w:t>
-      </w:r>
-      <w:r>
-        <w:rPr>
-          <w:lang w:val="en-US"/>
-        </w:rPr>
-        <w:t>d</w:t>
-      </w:r>
-      <w:r>
-        <w:rPr>
-          <w:lang w:val="en-US"/>
-        </w:rPr>
-        <w:t xml:space="preserve"> pressing the play button</w:t>
-      </w:r>
-      <w:r>
-        <w:rPr>
-          <w:lang w:val="en-US"/>
-        </w:rPr>
-        <w:t>,</w:t>
-      </w:r>
-      <w:r>
-        <w:rPr>
-          <w:lang w:val="en-US"/>
-        </w:rPr>
-        <w:t xml:space="preserve"> or</w:t>
-      </w:r>
-      <w:r>
-        <w:rPr>
-          <w:lang w:val="en-US"/>
-        </w:rPr>
-        <w:t xml:space="preserve"> pressing</w:t>
-      </w:r>
-      <w:r>
-        <w:rPr>
-          <w:lang w:val="en-US"/>
-        </w:rPr>
-        <w:t xml:space="preserve"> </w:t>
-      </w:r>
-      <w:r>
-        <w:rPr>
-          <w:i/>
-          <w:iCs/>
-          <w:lang w:val="en-US"/>
-        </w:rPr>
-        <w:t xml:space="preserve">Shift </w:t>
-      </w:r>
-      <w:r>
-        <w:rPr>
-          <w:lang w:val="en-US"/>
-        </w:rPr>
-        <w:t xml:space="preserve">+ </w:t>
-      </w:r>
-      <w:r>
-        <w:rPr>
-          <w:i/>
-          <w:iCs/>
-          <w:lang w:val="en-US"/>
-        </w:rPr>
-        <w:t>Enter</w:t>
-      </w:r>
-      <w:r>
-        <w:rPr>
-          <w:i/>
-          <w:iCs/>
-          <w:lang w:val="en-US"/>
-        </w:rPr>
-        <w:t>.</w:t>
-      </w:r>
-    </w:p>
-    <w:p>
-      <w:pPr>
-        <w:jc w:val="both"/>
-        <w:rPr>
-          <w:lang w:val="en-US"/>
-        </w:rPr>
-      </w:pPr>
-      <w:r>
-        <w:rPr>
-          <w:noProof/>
-          <w:lang w:val="en-US" w:eastAsia="es-ES"/>
-        </w:rPr>
+        <w:t xml:space="preserve"> been installed </w:t>
+      </w:r>
+      <w:r>
+        <w:rPr>
+          <w:lang w:val="en-US"/>
+        </w:rPr>
+        <w:t>correctly.</w:t>
+      </w:r>
+    </w:p>
+    <w:p>
+      <w:pPr>
+        <w:pStyle w:val="Heading3"/>
+        <w:jc w:val="both"/>
+        <w:rPr>
+          <w:b w:val="1"/>
+          <w:bCs w:val="1"/>
+          <w:color w:val="C00000"/>
+          <w:u w:val="single"/>
+          <w:lang w:val="en-US"/>
+        </w:rPr>
+      </w:pPr>
+      <w:r>
+        <w:rPr>
+          <w:b w:val="1"/>
+          <w:bCs w:val="1"/>
+          <w:color w:val="C00000"/>
+          <w:u w:val="single"/>
+          <w:lang w:val="en-US"/>
+        </w:rPr>
+        <w:t>IMPORTANT!</w:t>
+      </w:r>
+    </w:p>
+    <w:p>
+      <w:pPr>
+        <w:spacing w:before="240" w:beforeAutospacing="off" w:after="240" w:afterAutospacing="off"/>
+      </w:pPr>
+      <w:r>
+        <w:rPr>
+          <w:rFonts w:ascii="Aptos" w:hAnsi="Aptos" w:eastAsia="Aptos" w:cs="Aptos"/>
+          <w:noProof w:val="0"/>
+          <w:sz w:val="24"/>
+          <w:szCs w:val="24"/>
+          <w:lang w:val="en-US"/>
+        </w:rPr>
+        <w:t>Especially on Windows, there is a higher chance of installation errors. If, when running check_workshop_envs.ipynb, the message</w:t>
+      </w:r>
+    </w:p>
+    <w:p>
+      <w:pPr>
+        <w:spacing w:before="240" w:beforeAutospacing="off" w:after="240" w:afterAutospacing="off"/>
+      </w:pPr>
+      <w:r>
+        <w:rPr>
+          <w:rFonts w:ascii="Aptos" w:hAnsi="Aptos" w:eastAsia="Aptos" w:cs="Aptos"/>
+          <w:noProof w:val="0"/>
+          <w:sz w:val="24"/>
+          <w:szCs w:val="24"/>
+          <w:lang w:val="en-US"/>
+        </w:rPr>
+        <w:t>“Dependency check failed! No module named ‘aqme’.”</w:t>
+      </w:r>
+    </w:p>
+    <w:p>
+      <w:pPr>
+        <w:spacing w:before="240" w:beforeAutospacing="off" w:after="240" w:afterAutospacing="off"/>
+      </w:pPr>
+      <w:r>
+        <w:rPr>
+          <w:rFonts w:ascii="Aptos" w:hAnsi="Aptos" w:eastAsia="Aptos" w:cs="Aptos"/>
+          <w:noProof w:val="0"/>
+          <w:sz w:val="24"/>
+          <w:szCs w:val="24"/>
+          <w:lang w:val="en-US"/>
+        </w:rPr>
+        <w:t>(or any other missing library) appears, a useful troubleshooting step is to open a new cell and type:</w:t>
+      </w:r>
+    </w:p>
+    <w:p>
+      <w:pPr>
+        <w:pStyle w:val="Normal"/>
+        <w:rPr>
+          <w:i w:val="1"/>
+          <w:iCs w:val="1"/>
+          <w:sz w:val="24"/>
+          <w:szCs w:val="24"/>
+          <w:lang w:val="en-US"/>
+        </w:rPr>
+      </w:pPr>
+      <w:r>
         <w:drawing>
-          <wp:inline distT="0" distB="0" distL="0" distR="0" wp14:anchorId="46705195" wp14:editId="46505252">
-            <wp:extent cx="5656580" cy="2225040"/>
-            <wp:effectExtent l="0" t="0" r="1270" b="3810"/>
-            <wp:docPr id="1826980197" name="Imagen 1" descr="Texto&#10;&#10;El contenido generado por IA puede ser incorrecto."/>
+          <wp:inline wp14:editId="258CF481" wp14:anchorId="523CFE96">
+            <wp:extent cx="5724525" cy="485775"/>
+            <wp:effectExtent l="0" t="0" r="0" b="0"/>
+            <wp:docPr id="526279549" name="drawing"/>
             <wp:cNvGraphicFramePr>
-              <a:graphicFrameLocks xmlns:a="http://schemas.openxmlformats.org/drawingml/2006/main" noChangeAspect="1"/>
+              <a:graphicFrameLocks noChangeAspect="1"/>
             </wp:cNvGraphicFramePr>
-            <a:graphic xmlns:a="http://schemas.openxmlformats.org/drawingml/2006/main">
-              <a:graphicData uri="http://schemas.openxmlformats.org/drawingml/2006/picture">
+            <a:graphic>
+              <a:graphicData xmlns:a="http://schemas.openxmlformats.org/drawingml/2006/main" uri="http://schemas.openxmlformats.org/drawingml/2006/picture">
                 <pic:pic xmlns:pic="http://schemas.openxmlformats.org/drawingml/2006/picture">
                   <pic:nvPicPr>
-                    <pic:cNvPr id="1826980197" name="Imagen 1" descr="Texto&#10;&#10;El contenido generado por IA puede ser incorrecto."/>
+                    <pic:cNvPr id="526279549" name=""/>
                     <pic:cNvPicPr/>
                   </pic:nvPicPr>
-                  <pic:blipFill rotWithShape="1">
-                    <a:blip r:embed="rId16"/>
-                    <a:srcRect b="11761"/>
-                    <a:stretch/>
+                  <pic:blipFill>
+                    <a:blip xmlns:r="http://schemas.openxmlformats.org/officeDocument/2006/relationships" r:embed="rId756918631">
+                      <a:extLst>
+                        <a:ext xmlns:a="http://schemas.openxmlformats.org/drawingml/2006/main" uri="{28A0092B-C50C-407E-A947-70E740481C1C}">
+                          <a14:useLocalDpi xmlns:a14="http://schemas.microsoft.com/office/drawing/2010/main" val="0"/>
+                        </a:ext>
+                      </a:extLst>
+                    </a:blip>
+                    <a:stretch>
+                      <a:fillRect/>
+                    </a:stretch>
                   </pic:blipFill>
-                  <pic:spPr bwMode="auto">
+                  <pic:spPr>
                     <a:xfrm>
                       <a:off x="0" y="0"/>
-                      <a:ext cx="5656580" cy="2225040"/>
+                      <a:ext cx="5724525" cy="485775"/>
                     </a:xfrm>
                     <a:prstGeom prst="rect">
                       <a:avLst/>
                     </a:prstGeom>
-                    <a:ln>
-                      <a:noFill/>
-                    </a:ln>
-                    <a:extLst>
-                      <a:ext uri="{53640926-AAD7-44D8-BBD7-CCE9431645EC}">
-                        <a14:shadowObscured xmlns:a14="http://schemas.microsoft.com/office/drawing/2010/main"/>
-                      </a:ext>
-                    </a:extLst>
                   </pic:spPr>
                 </pic:pic>
               </a:graphicData>
@@ -3365,59 +3600,6 @@
     </w:p>
     <w:p>
       <w:pPr>
-        <w:pStyle w:val="Heading3"/>
-        <w:jc w:val="both"/>
-        <w:rPr>
-          <w:szCs w:val="24"/>
-          <w:lang w:val="en-US"/>
-        </w:rPr>
-      </w:pPr>
-      <w:r>
-        <w:rPr>
-          <w:lang w:val="en-US"/>
-        </w:rPr>
-        <w:t>5.</w:t>
-      </w:r>
-      <w:r>
-        <w:rPr>
-          <w:lang w:val="en-US"/>
-        </w:rPr>
-        <w:t>1.</w:t>
-      </w:r>
-      <w:r>
-        <w:rPr>
-          <w:lang w:val="en-US"/>
-        </w:rPr>
-        <w:t xml:space="preserve">4. </w:t>
-      </w:r>
-      <w:r>
-        <w:rPr>
-          <w:lang w:val="en-US"/>
-        </w:rPr>
-        <w:t>Check that each cell indicates that the library or program ha</w:t>
-      </w:r>
-      <w:r>
-        <w:rPr>
-          <w:lang w:val="en-US"/>
-        </w:rPr>
-        <w:t>s</w:t>
-      </w:r>
-      <w:r>
-        <w:rPr>
-          <w:lang w:val="en-US"/>
-        </w:rPr>
-        <w:t xml:space="preserve"> been installed </w:t>
-      </w:r>
-      <w:r>
-        <w:rPr>
-          <w:szCs w:val="24"/>
-          <w:lang w:val="en-US"/>
-        </w:rPr>
-        <w:t>correctly.</w:t>
-      </w:r>
-    </w:p>
-    <w:p>
-      <w:pPr>
         <w:jc w:val="both"/>
         <w:rPr>
           <w:sz w:val="24"/>
@@ -3435,17 +3617,11 @@
       </w:r>
       <w:r>
         <w:rPr>
-          <w:lang w:val="en-US"/>
-        </w:rPr>
-        <w:t>1.</w:t>
-      </w:r>
-      <w:r>
-        <w:rPr>
           <w:sz w:val="24"/>
           <w:szCs w:val="24"/>
           <w:lang w:val="en-US"/>
         </w:rPr>
-        <w:t xml:space="preserve">5. Close </w:t>
+        <w:t>3</w:t>
       </w:r>
       <w:r>
         <w:rPr>
@@ -3453,16 +3629,15 @@
           <w:szCs w:val="24"/>
           <w:lang w:val="en-US"/>
         </w:rPr>
-        <w:t>the “</w:t>
-      </w:r>
-      <w:proofErr w:type="spellStart"/>
+        <w:t xml:space="preserve">. Close </w:t>
+      </w:r>
       <w:r>
         <w:rPr>
           <w:sz w:val="24"/>
           <w:szCs w:val="24"/>
           <w:lang w:val="en-US"/>
         </w:rPr>
-        <w:t>cheminf</w:t>
+        <w:t>the “</w:t>
       </w:r>
       <w:r>
         <w:rPr>
@@ -3470,34 +3645,31 @@
           <w:szCs w:val="24"/>
           <w:lang w:val="en-US"/>
         </w:rPr>
-        <w:t>_setup.ipynb</w:t>
-      </w:r>
-      <w:proofErr w:type="spellEnd"/>
+        <w:t>che</w:t>
+      </w:r>
       <w:r>
         <w:rPr>
           <w:sz w:val="24"/>
           <w:szCs w:val="24"/>
           <w:lang w:val="en-US"/>
         </w:rPr>
-        <w:t xml:space="preserve">” </w:t>
-      </w:r>
-      <w:proofErr w:type="spellStart"/>
+        <w:t>ck_workshop_envs</w:t>
+      </w:r>
       <w:r>
         <w:rPr>
           <w:sz w:val="24"/>
           <w:szCs w:val="24"/>
           <w:lang w:val="en-US"/>
         </w:rPr>
-        <w:t>Jupyter</w:t>
-      </w:r>
-      <w:proofErr w:type="spellEnd"/>
+        <w:t>.</w:t>
+      </w:r>
       <w:r>
         <w:rPr>
           <w:sz w:val="24"/>
           <w:szCs w:val="24"/>
           <w:lang w:val="en-US"/>
         </w:rPr>
-        <w:t xml:space="preserve"> Notebook and, then, close </w:t>
+        <w:t>ipynb</w:t>
       </w:r>
       <w:r>
         <w:rPr>
@@ -3505,544 +3677,31 @@
           <w:szCs w:val="24"/>
           <w:lang w:val="en-US"/>
         </w:rPr>
-        <w:t>VSC.</w:t>
-      </w:r>
-    </w:p>
-    <w:p>
-      <w:pPr>
-        <w:jc w:val="both"/>
+        <w:t xml:space="preserve">” </w:t>
+      </w:r>
+      <w:r>
         <w:rPr>
           <w:sz w:val="24"/>
           <w:szCs w:val="24"/>
           <w:lang w:val="en-US"/>
         </w:rPr>
-      </w:pPr>
-    </w:p>
-    <w:p>
-      <w:pPr>
-        <w:pStyle w:val="Heading3"/>
-        <w:jc w:val="both"/>
-        <w:rPr>
-          <w:u w:val="single"/>
-          <w:lang w:val="en-US"/>
-        </w:rPr>
-      </w:pPr>
-      <w:r>
-        <w:rPr>
-          <w:u w:val="single"/>
-          <w:lang w:val="en-US"/>
-        </w:rPr>
-        <w:t xml:space="preserve">5.2. </w:t>
-      </w:r>
-      <w:proofErr w:type="spellStart"/>
-      <w:r>
-        <w:rPr>
-          <w:u w:val="single"/>
-          <w:lang w:val="en-US"/>
-        </w:rPr>
-        <w:t>bayesian</w:t>
-      </w:r>
-      <w:proofErr w:type="spellEnd"/>
-      <w:r>
-        <w:rPr>
-          <w:u w:val="single"/>
-          <w:lang w:val="en-US"/>
-        </w:rPr>
-        <w:t xml:space="preserve"> environment</w:t>
-      </w:r>
-    </w:p>
-    <w:p>
-      <w:pPr>
-        <w:pStyle w:val="Heading3"/>
-        <w:jc w:val="both"/>
-        <w:rPr>
-          <w:lang w:val="en-US"/>
-        </w:rPr>
-      </w:pPr>
-      <w:r>
-        <w:rPr>
-          <w:lang w:val="en-US"/>
-        </w:rPr>
-        <w:t>5.</w:t>
-      </w:r>
-      <w:r>
-        <w:rPr>
-          <w:lang w:val="en-US"/>
-        </w:rPr>
-        <w:t>2</w:t>
-      </w:r>
-      <w:r>
-        <w:rPr>
-          <w:lang w:val="en-US"/>
-        </w:rPr>
-        <w:t>.</w:t>
-      </w:r>
-      <w:r>
-        <w:rPr>
-          <w:lang w:val="en-US"/>
-        </w:rPr>
-        <w:t>1.</w:t>
-      </w:r>
-      <w:r>
-        <w:rPr>
-          <w:lang w:val="en-US"/>
-        </w:rPr>
-        <w:t xml:space="preserve"> </w:t>
-      </w:r>
-      <w:r>
-        <w:rPr>
-          <w:lang w:val="en-US"/>
-        </w:rPr>
-        <w:t>Open, using VSC, the “</w:t>
-      </w:r>
-      <w:proofErr w:type="spellStart"/>
-      <w:r>
-        <w:rPr>
-          <w:lang w:val="en-US"/>
-        </w:rPr>
-        <w:t>bayesian</w:t>
-      </w:r>
-      <w:r>
-        <w:rPr>
-          <w:lang w:val="en-US"/>
-        </w:rPr>
-        <w:t>_setup.ipynb</w:t>
-      </w:r>
-      <w:proofErr w:type="spellEnd"/>
-      <w:r>
-        <w:rPr>
-          <w:lang w:val="en-US"/>
-        </w:rPr>
-        <w:t xml:space="preserve">” </w:t>
-      </w:r>
-      <w:proofErr w:type="spellStart"/>
-      <w:r>
-        <w:rPr>
-          <w:lang w:val="en-US"/>
-        </w:rPr>
         <w:t>Jupyter</w:t>
       </w:r>
-      <w:proofErr w:type="spellEnd"/>
-      <w:r>
-        <w:rPr>
-          <w:lang w:val="en-US"/>
-        </w:rPr>
-        <w:t xml:space="preserve"> Notebook unzipped from the previous step</w:t>
-      </w:r>
-      <w:r>
-        <w:rPr>
-          <w:lang w:val="en-US"/>
-        </w:rPr>
-        <w:t xml:space="preserve"> (in the “</w:t>
-      </w:r>
-      <w:r>
-        <w:rPr>
-          <w:lang w:val="en-US"/>
-        </w:rPr>
-        <w:t>ML_course</w:t>
-      </w:r>
-      <w:r>
-        <w:rPr>
-          <w:lang w:val="en-US"/>
-        </w:rPr>
-        <w:t>/</w:t>
-      </w:r>
-      <w:r>
-        <w:rPr>
-          <w:lang w:val="en-US"/>
-        </w:rPr>
-        <w:t>Prerequisites</w:t>
-      </w:r>
-      <w:r>
-        <w:rPr>
-          <w:lang w:val="en-US"/>
-        </w:rPr>
-        <w:t>/</w:t>
-      </w:r>
-      <w:proofErr w:type="spellStart"/>
-      <w:r>
-        <w:rPr>
-          <w:lang w:val="en-US"/>
-        </w:rPr>
-        <w:t>Setup_and_testing</w:t>
-      </w:r>
-      <w:proofErr w:type="spellEnd"/>
-      <w:r>
-        <w:rPr>
-          <w:lang w:val="en-US"/>
-        </w:rPr>
-        <w:t>” folder)</w:t>
-      </w:r>
-      <w:r>
-        <w:rPr>
-          <w:lang w:val="en-US"/>
-        </w:rPr>
-        <w:t>.</w:t>
-      </w:r>
-    </w:p>
-    <w:p>
-      <w:pPr>
-        <w:pStyle w:val="Heading3"/>
-        <w:jc w:val="both"/>
-        <w:rPr>
-          <w:lang w:val="en-US"/>
-        </w:rPr>
-      </w:pPr>
-      <w:r>
-        <w:rPr>
-          <w:lang w:val="en-US"/>
-        </w:rPr>
-        <w:t>5.</w:t>
-      </w:r>
-      <w:r>
-        <w:rPr>
-          <w:lang w:val="en-US"/>
-        </w:rPr>
-        <w:t>2.2.</w:t>
-      </w:r>
-      <w:r>
-        <w:rPr>
-          <w:lang w:val="en-US"/>
-        </w:rPr>
-        <w:t xml:space="preserve"> </w:t>
-      </w:r>
-      <w:r>
-        <w:rPr>
-          <w:lang w:val="en-US"/>
-        </w:rPr>
-        <w:t xml:space="preserve">When VSC opens, select the </w:t>
-      </w:r>
-      <w:proofErr w:type="spellStart"/>
-      <w:r>
-        <w:rPr>
-          <w:lang w:val="en-US"/>
-        </w:rPr>
-        <w:t>bayesian</w:t>
-      </w:r>
-      <w:proofErr w:type="spellEnd"/>
-      <w:r>
-        <w:rPr>
-          <w:lang w:val="en-US"/>
-        </w:rPr>
-        <w:t xml:space="preserve"> </w:t>
-      </w:r>
-      <w:r>
-        <w:rPr>
-          <w:lang w:val="en-US"/>
-        </w:rPr>
-        <w:t>kernel</w:t>
-      </w:r>
-      <w:r>
-        <w:rPr>
-          <w:lang w:val="en-US"/>
-        </w:rPr>
-        <w:t xml:space="preserve"> (see step 5.</w:t>
-      </w:r>
-      <w:r>
-        <w:rPr>
-          <w:lang w:val="en-US"/>
-        </w:rPr>
-        <w:t>1.</w:t>
-      </w:r>
-      <w:r>
-        <w:rPr>
-          <w:lang w:val="en-US"/>
-        </w:rPr>
-        <w:t xml:space="preserve">2, but this time with </w:t>
-      </w:r>
-      <w:r>
-        <w:rPr>
-          <w:lang w:val="en-US"/>
-        </w:rPr>
-        <w:t>“</w:t>
-      </w:r>
-      <w:proofErr w:type="spellStart"/>
-      <w:r>
-        <w:rPr>
-          <w:lang w:val="en-US"/>
-        </w:rPr>
-        <w:t>bayesian</w:t>
-      </w:r>
-      <w:proofErr w:type="spellEnd"/>
-      <w:r>
-        <w:rPr>
-          <w:lang w:val="en-US"/>
-        </w:rPr>
-        <w:t>”</w:t>
-      </w:r>
-      <w:r>
-        <w:rPr>
-          <w:lang w:val="en-US"/>
-        </w:rPr>
-        <w:t>)</w:t>
-      </w:r>
-    </w:p>
-    <w:p>
-      <w:pPr>
-        <w:pStyle w:val="Heading3"/>
-        <w:jc w:val="both"/>
-        <w:rPr>
-          <w:i/>
-          <w:iCs/>
-          <w:lang w:val="en-US"/>
-        </w:rPr>
-      </w:pPr>
-      <w:r>
-        <w:rPr>
-          <w:lang w:val="en-US"/>
-        </w:rPr>
-        <w:t>5.</w:t>
-      </w:r>
-      <w:r>
-        <w:rPr>
-          <w:lang w:val="en-US"/>
-        </w:rPr>
-        <w:t>2.3.</w:t>
-      </w:r>
-      <w:r>
-        <w:rPr>
-          <w:lang w:val="en-US"/>
-        </w:rPr>
-        <w:t xml:space="preserve"> </w:t>
-      </w:r>
-      <w:r>
-        <w:rPr>
-          <w:lang w:val="en-US"/>
-        </w:rPr>
-        <w:t xml:space="preserve">Run </w:t>
-      </w:r>
-      <w:r>
-        <w:rPr>
-          <w:lang w:val="en-US"/>
-        </w:rPr>
-        <w:t>the</w:t>
-      </w:r>
-      <w:r>
-        <w:rPr>
-          <w:lang w:val="en-US"/>
-        </w:rPr>
-        <w:t xml:space="preserve"> </w:t>
-      </w:r>
-      <w:r>
-        <w:rPr>
-          <w:lang w:val="en-US"/>
-        </w:rPr>
-        <w:t xml:space="preserve">code </w:t>
-      </w:r>
-      <w:r>
-        <w:rPr>
-          <w:lang w:val="en-US"/>
-        </w:rPr>
-        <w:t>cell</w:t>
-      </w:r>
-      <w:r>
-        <w:rPr>
-          <w:lang w:val="en-US"/>
-        </w:rPr>
-        <w:t>s</w:t>
-      </w:r>
-      <w:r>
-        <w:rPr>
-          <w:lang w:val="en-US"/>
-        </w:rPr>
-        <w:t xml:space="preserve"> by </w:t>
-      </w:r>
-      <w:r>
-        <w:rPr>
-          <w:lang w:val="en-US"/>
-        </w:rPr>
-        <w:t xml:space="preserve">clicking “Run All”, </w:t>
-      </w:r>
-      <w:r>
-        <w:rPr>
-          <w:lang w:val="en-US"/>
-        </w:rPr>
-        <w:t>placing the cursor on each cell an</w:t>
-      </w:r>
-      <w:r>
-        <w:rPr>
-          <w:lang w:val="en-US"/>
-        </w:rPr>
-        <w:t>d</w:t>
-      </w:r>
-      <w:r>
-        <w:rPr>
-          <w:lang w:val="en-US"/>
-        </w:rPr>
-        <w:t xml:space="preserve"> pressing the play button</w:t>
-      </w:r>
-      <w:r>
-        <w:rPr>
-          <w:lang w:val="en-US"/>
-        </w:rPr>
-        <w:t>,</w:t>
-      </w:r>
-      <w:r>
-        <w:rPr>
-          <w:lang w:val="en-US"/>
-        </w:rPr>
-        <w:t xml:space="preserve"> or</w:t>
-      </w:r>
-      <w:r>
-        <w:rPr>
-          <w:lang w:val="en-US"/>
-        </w:rPr>
-        <w:t xml:space="preserve"> pressing</w:t>
-      </w:r>
-      <w:r>
-        <w:rPr>
-          <w:lang w:val="en-US"/>
-        </w:rPr>
-        <w:t xml:space="preserve"> </w:t>
-      </w:r>
-      <w:r>
-        <w:rPr>
-          <w:i/>
-          <w:iCs/>
-          <w:lang w:val="en-US"/>
-        </w:rPr>
-        <w:t xml:space="preserve">Shift </w:t>
-      </w:r>
-      <w:r>
-        <w:rPr>
-          <w:lang w:val="en-US"/>
-        </w:rPr>
-        <w:t xml:space="preserve">+ </w:t>
-      </w:r>
-      <w:r>
-        <w:rPr>
-          <w:i/>
-          <w:iCs/>
-          <w:lang w:val="en-US"/>
-        </w:rPr>
-        <w:t>Enter</w:t>
-      </w:r>
-      <w:r>
-        <w:rPr>
-          <w:i/>
-          <w:iCs/>
-          <w:lang w:val="en-US"/>
-        </w:rPr>
-        <w:t xml:space="preserve"> </w:t>
-      </w:r>
-      <w:r>
-        <w:rPr>
-          <w:lang w:val="en-US"/>
-        </w:rPr>
-        <w:t>(see step 5.</w:t>
-      </w:r>
-      <w:r>
-        <w:rPr>
-          <w:lang w:val="en-US"/>
-        </w:rPr>
-        <w:t>1.</w:t>
-      </w:r>
-      <w:r>
-        <w:rPr>
-          <w:lang w:val="en-US"/>
-        </w:rPr>
-        <w:t>3)</w:t>
-      </w:r>
-    </w:p>
-    <w:p>
-      <w:pPr>
-        <w:pStyle w:val="Heading3"/>
-        <w:jc w:val="both"/>
-        <w:rPr>
-          <w:lang w:val="en-GB"/>
-        </w:rPr>
-      </w:pPr>
-      <w:r>
-        <w:rPr>
-          <w:lang w:val="en-US"/>
-        </w:rPr>
-        <w:t>5.</w:t>
-      </w:r>
-      <w:r>
-        <w:rPr>
-          <w:lang w:val="en-US"/>
-        </w:rPr>
-        <w:t>2.4.</w:t>
-      </w:r>
-      <w:r>
-        <w:rPr>
-          <w:lang w:val="en-US"/>
-        </w:rPr>
-        <w:t xml:space="preserve"> </w:t>
-      </w:r>
-      <w:r>
-        <w:rPr>
-          <w:lang w:val="en-US"/>
-        </w:rPr>
-        <w:t>Check that each cell indicates that the library or program ha</w:t>
-      </w:r>
-      <w:r>
-        <w:rPr>
-          <w:lang w:val="en-US"/>
-        </w:rPr>
-        <w:t>s</w:t>
-      </w:r>
-      <w:r>
-        <w:rPr>
-          <w:lang w:val="en-US"/>
-        </w:rPr>
-        <w:t xml:space="preserve"> been installed correctly</w:t>
-      </w:r>
-      <w:r>
-        <w:rPr>
-          <w:lang w:val="en-US"/>
-        </w:rPr>
-        <w:t xml:space="preserve"> (or does not show </w:t>
-      </w:r>
-      <w:r>
-        <w:rPr>
-          <w:lang w:val="en-US"/>
-        </w:rPr>
-        <w:t>“</w:t>
-      </w:r>
-      <w:proofErr w:type="spellStart"/>
-      <w:r>
-        <w:rPr>
-          <w:lang w:val="en-GB"/>
-        </w:rPr>
-        <w:t>ModuleNotFoundError</w:t>
-      </w:r>
-      <w:proofErr w:type="spellEnd"/>
-      <w:r>
-        <w:rPr>
-          <w:lang w:val="en-GB"/>
-        </w:rPr>
-        <w:t>”)</w:t>
-      </w:r>
-      <w:r>
-        <w:rPr>
-          <w:lang w:val="en-US"/>
-        </w:rPr>
-        <w:t>.</w:t>
-      </w:r>
-    </w:p>
-    <w:p>
-      <w:pPr>
-        <w:jc w:val="both"/>
+      <w:r>
         <w:rPr>
           <w:sz w:val="24"/>
           <w:szCs w:val="24"/>
           <w:lang w:val="en-US"/>
         </w:rPr>
-      </w:pPr>
+        <w:t xml:space="preserve"> Notebook </w:t>
+      </w:r>
       <w:r>
         <w:rPr>
           <w:sz w:val="24"/>
           <w:szCs w:val="24"/>
           <w:lang w:val="en-US"/>
         </w:rPr>
-        <w:t>5.</w:t>
-      </w:r>
-      <w:r>
-        <w:rPr>
-          <w:lang w:val="en-US"/>
-        </w:rPr>
-        <w:t>2.</w:t>
+        <w:t>and,</w:t>
       </w:r>
       <w:r>
         <w:rPr>
@@ -4050,61 +3709,25 @@
           <w:szCs w:val="24"/>
           <w:lang w:val="en-US"/>
         </w:rPr>
-        <w:t>5. Close the “</w:t>
-      </w:r>
-      <w:proofErr w:type="spellStart"/>
+        <w:t xml:space="preserve"> then, close </w:t>
+      </w:r>
       <w:r>
         <w:rPr>
           <w:sz w:val="24"/>
           <w:szCs w:val="24"/>
           <w:lang w:val="en-US"/>
         </w:rPr>
-        <w:t>bayesian</w:t>
-      </w:r>
-      <w:r>
+        <w:t>VSC.</w:t>
+      </w:r>
+    </w:p>
+    <w:p>
+      <w:pPr>
+        <w:jc w:val="both"/>
         <w:rPr>
           <w:sz w:val="24"/>
           <w:szCs w:val="24"/>
           <w:lang w:val="en-US"/>
         </w:rPr>
-        <w:t>_setup.ipynb</w:t>
-      </w:r>
-      <w:proofErr w:type="spellEnd"/>
-      <w:r>
-        <w:rPr>
-          <w:sz w:val="24"/>
-          <w:szCs w:val="24"/>
-          <w:lang w:val="en-US"/>
-        </w:rPr>
-        <w:t xml:space="preserve">” </w:t>
-      </w:r>
-      <w:proofErr w:type="spellStart"/>
-      <w:r>
-        <w:rPr>
-          <w:sz w:val="24"/>
-          <w:szCs w:val="24"/>
-          <w:lang w:val="en-US"/>
-        </w:rPr>
-        <w:t>Jupyter</w:t>
-      </w:r>
-      <w:proofErr w:type="spellEnd"/>
-      <w:r>
-        <w:rPr>
-          <w:sz w:val="24"/>
-          <w:szCs w:val="24"/>
-          <w:lang w:val="en-US"/>
-        </w:rPr>
-        <w:t xml:space="preserve"> Notebook and, then, close VSC.</w:t>
-      </w:r>
-    </w:p>
-    <w:p>
-      <w:pPr>
-        <w:jc w:val="both"/>
-        <w:rPr>
-          <w:sz w:val="24"/>
-          <w:szCs w:val="24"/>
-          <w:lang w:val="en-US"/>
-        </w:rPr>
       </w:pPr>
     </w:p>
     <w:p>
@@ -4245,7 +3868,6 @@
         <w:rPr>
           <w:lang w:val="en-US"/>
         </w:rPr>
-        <w:lastRenderedPageBreak/>
         <w:t xml:space="preserve">If when opening a CSV file everything is condensed into a single column, you can change this in </w:t>
       </w:r>
       <w:r>
@@ -4284,11 +3906,12 @@
       </w:r>
       <w:r>
         <w:rPr>
+          <w:rFonts w:ascii="Wingdings" w:hAnsi="Wingdings" w:eastAsia="Wingdings" w:cs="Wingdings"/>
           <w:b/>
           <w:bCs/>
           <w:lang w:val="en-US"/>
         </w:rPr>
-        <w:sym w:font="Wingdings" w:char="F0E0"/>
+        <w:t>à</w:t>
       </w:r>
       <w:r>
         <w:rPr>
@@ -4300,11 +3923,12 @@
       </w:r>
       <w:r>
         <w:rPr>
+          <w:rFonts w:ascii="Wingdings" w:hAnsi="Wingdings" w:eastAsia="Wingdings" w:cs="Wingdings"/>
           <w:b/>
           <w:bCs/>
           <w:lang w:val="en-US"/>
         </w:rPr>
-        <w:sym w:font="Wingdings" w:char="F0E0"/>
+        <w:t>à</w:t>
       </w:r>
       <w:r>
         <w:rPr>
@@ -4412,7 +4036,7 @@
           <w:lang w:val="en-US"/>
         </w:rPr>
       </w:pPr>
-      <w:hyperlink r:id="rId17" w:history="1">
+      <w:hyperlink w:history="1" r:id="rId17">
         <w:r>
           <w:rPr>
             <w:rStyle w:val="Hyperlink"/>
@@ -4530,7 +4154,7 @@
           <w:lang w:val="en-US"/>
         </w:rPr>
       </w:pPr>
-      <w:hyperlink r:id="rId18" w:history="1">
+      <w:hyperlink w:history="1" r:id="rId18">
         <w:r>
           <w:rPr>
             <w:rStyle w:val="Hyperlink"/>
@@ -4827,7 +4451,6 @@
         <w:rPr>
           <w:lang w:val="en-US"/>
         </w:rPr>
-        <w:lastRenderedPageBreak/>
         <w:t>A brief description of what happens</w:t>
       </w:r>
     </w:p>
@@ -4963,7 +4586,7 @@
           <w:lang w:val="en-US"/>
         </w:rPr>
       </w:pPr>
-      <w:hyperlink r:id="rId19" w:history="1">
+      <w:hyperlink w:history="1" r:id="rId19">
         <w:r>
           <w:rPr>
             <w:rStyle w:val="Hyperlink"/>
@@ -5094,7 +4717,7 @@
         <w:ind w:left="0"/>
         <w:jc w:val="both"/>
         <w:rPr>
-          <w:rFonts w:ascii="Courier New" w:eastAsia="Courier New" w:hAnsi="Courier New"/>
+          <w:rFonts w:ascii="Courier New" w:hAnsi="Courier New" w:eastAsia="Courier New"/>
           <w:sz w:val="20"/>
           <w:lang w:val="en-US"/>
         </w:rPr>
@@ -5114,7 +4737,7 @@
       <w:proofErr w:type="spellStart"/>
       <w:r>
         <w:rPr>
-          <w:rFonts w:ascii="Courier New" w:eastAsia="Courier New" w:hAnsi="Courier New"/>
+          <w:rFonts w:ascii="Courier New" w:hAnsi="Courier New" w:eastAsia="Courier New"/>
           <w:sz w:val="20"/>
           <w:lang w:val="en-US"/>
         </w:rPr>
@@ -5123,7 +4746,7 @@
       <w:proofErr w:type="spellEnd"/>
       <w:r>
         <w:rPr>
-          <w:rFonts w:ascii="Courier New" w:eastAsia="Courier New" w:hAnsi="Courier New"/>
+          <w:rFonts w:ascii="Courier New" w:hAnsi="Courier New" w:eastAsia="Courier New"/>
           <w:sz w:val="20"/>
           <w:lang w:val="en-US"/>
         </w:rPr>
@@ -5180,14 +4803,14 @@
         <w:ind w:left="0"/>
         <w:jc w:val="both"/>
         <w:rPr>
-          <w:rFonts w:ascii="Courier New" w:eastAsia="Courier New" w:hAnsi="Courier New"/>
+          <w:rFonts w:ascii="Courier New" w:hAnsi="Courier New" w:eastAsia="Courier New"/>
           <w:sz w:val="20"/>
           <w:lang w:val="en-US"/>
         </w:rPr>
       </w:pPr>
       <w:r>
         <w:rPr>
-          <w:rFonts w:ascii="Courier New" w:eastAsia="Courier New" w:hAnsi="Courier New"/>
+          <w:rFonts w:ascii="Courier New" w:hAnsi="Courier New" w:eastAsia="Courier New"/>
           <w:sz w:val="20"/>
           <w:lang w:val="en-US"/>
         </w:rPr>
@@ -5559,7 +5182,6 @@
         <w:rPr>
           <w:lang w:val="en-US"/>
         </w:rPr>
-        <w:lastRenderedPageBreak/>
         <w:t xml:space="preserve">Open </w:t>
       </w:r>
       <w:r>
@@ -5757,7 +5379,7 @@
       <w:proofErr w:type="spellStart"/>
       <w:r>
         <w:rPr>
-          <w:rFonts w:ascii="Courier New" w:eastAsia="Courier New" w:hAnsi="Courier New"/>
+          <w:rFonts w:ascii="Courier New" w:hAnsi="Courier New" w:eastAsia="Courier New"/>
           <w:sz w:val="20"/>
           <w:lang w:val="en-US"/>
         </w:rPr>
@@ -5766,7 +5388,7 @@
       <w:proofErr w:type="spellEnd"/>
       <w:r>
         <w:rPr>
-          <w:rFonts w:ascii="Courier New" w:eastAsia="Courier New" w:hAnsi="Courier New"/>
+          <w:rFonts w:ascii="Courier New" w:hAnsi="Courier New" w:eastAsia="Courier New"/>
           <w:sz w:val="20"/>
           <w:lang w:val="en-US"/>
         </w:rPr>
@@ -5775,7 +5397,7 @@
       <w:proofErr w:type="spellStart"/>
       <w:r>
         <w:rPr>
-          <w:rFonts w:ascii="Courier New" w:eastAsia="Courier New" w:hAnsi="Courier New"/>
+          <w:rFonts w:ascii="Courier New" w:hAnsi="Courier New" w:eastAsia="Courier New"/>
           <w:sz w:val="20"/>
           <w:lang w:val="en-US"/>
         </w:rPr>
@@ -5847,7 +5469,7 @@
           <w:lang w:val="en-US"/>
         </w:rPr>
       </w:pPr>
-      <w:hyperlink r:id="rId20" w:history="1">
+      <w:hyperlink w:history="1" r:id="rId20">
         <w:r>
           <w:rPr>
             <w:rStyle w:val="Hyperlink"/>
@@ -6022,14 +5644,14 @@
         <w:ind w:left="0"/>
         <w:jc w:val="both"/>
         <w:rPr>
-          <w:rFonts w:ascii="Courier New" w:eastAsia="Courier New" w:hAnsi="Courier New"/>
+          <w:rFonts w:ascii="Courier New" w:hAnsi="Courier New" w:eastAsia="Courier New"/>
           <w:sz w:val="20"/>
           <w:lang w:val="en-US"/>
         </w:rPr>
       </w:pPr>
       <w:r>
         <w:rPr>
-          <w:rFonts w:ascii="Courier New" w:eastAsia="Courier New" w:hAnsi="Courier New"/>
+          <w:rFonts w:ascii="Courier New" w:hAnsi="Courier New" w:eastAsia="Courier New"/>
           <w:sz w:val="20"/>
           <w:lang w:val="en-US"/>
         </w:rPr>
@@ -6042,7 +5664,7 @@
         <w:ind w:left="0"/>
         <w:jc w:val="both"/>
         <w:rPr>
-          <w:rFonts w:ascii="Courier New" w:eastAsia="Courier New" w:hAnsi="Courier New"/>
+          <w:rFonts w:ascii="Courier New" w:hAnsi="Courier New" w:eastAsia="Courier New"/>
           <w:sz w:val="20"/>
           <w:lang w:val="en-US"/>
         </w:rPr>
@@ -6106,7 +5728,7 @@
         <w:ind w:left="0"/>
         <w:jc w:val="both"/>
         <w:rPr>
-          <w:rFonts w:ascii="Courier New" w:eastAsia="Courier New" w:hAnsi="Courier New"/>
+          <w:rFonts w:ascii="Courier New" w:hAnsi="Courier New" w:eastAsia="Courier New"/>
           <w:sz w:val="20"/>
           <w:lang w:val="en-US"/>
         </w:rPr>
@@ -6119,14 +5741,14 @@
         <w:ind w:left="0"/>
         <w:jc w:val="both"/>
         <w:rPr>
-          <w:rFonts w:ascii="Courier New" w:eastAsia="Courier New" w:hAnsi="Courier New"/>
+          <w:rFonts w:ascii="Courier New" w:hAnsi="Courier New" w:eastAsia="Courier New"/>
           <w:sz w:val="20"/>
           <w:lang w:val="en-US"/>
         </w:rPr>
       </w:pPr>
       <w:r>
         <w:rPr>
-          <w:rFonts w:ascii="Courier New" w:eastAsia="Courier New" w:hAnsi="Courier New"/>
+          <w:rFonts w:ascii="Courier New" w:hAnsi="Courier New" w:eastAsia="Courier New"/>
           <w:sz w:val="20"/>
           <w:lang w:val="en-US"/>
         </w:rPr>
@@ -6134,7 +5756,7 @@
       </w:r>
     </w:p>
     <w:sectPr>
-      <w:pgSz w:w="11906" w:h="16838"/>
+      <w:pgSz w:w="11906" w:h="16838" w:orient="portrait"/>
       <w:pgMar w:top="1440" w:right="1440" w:bottom="1440" w:left="1440" w:header="708" w:footer="708" w:gutter="0"/>
       <w:cols w:space="708"/>
       <w:docGrid w:linePitch="360"/>
@@ -7161,7 +6783,7 @@
         <w:ind w:left="1080" w:hanging="360"/>
       </w:pPr>
       <w:rPr>
-        <w:rFonts w:ascii="Symbol" w:hAnsi="Symbol" w:hint="default"/>
+        <w:rFonts w:hint="default" w:ascii="Symbol" w:hAnsi="Symbol"/>
       </w:rPr>
     </w:lvl>
     <w:lvl w:ilvl="1" w:tplc="0C0A0003" w:tentative="1">
@@ -7173,7 +6795,7 @@
         <w:ind w:left="1800" w:hanging="360"/>
       </w:pPr>
       <w:rPr>
-        <w:rFonts w:ascii="Courier New" w:hAnsi="Courier New" w:cs="Courier New" w:hint="default"/>
+        <w:rFonts w:hint="default" w:ascii="Courier New" w:hAnsi="Courier New" w:cs="Courier New"/>
       </w:rPr>
     </w:lvl>
     <w:lvl w:ilvl="2" w:tplc="0C0A0005" w:tentative="1">
@@ -7185,7 +6807,7 @@
         <w:ind w:left="2520" w:hanging="360"/>
       </w:pPr>
       <w:rPr>
-        <w:rFonts w:ascii="Wingdings" w:hAnsi="Wingdings" w:hint="default"/>
+        <w:rFonts w:hint="default" w:ascii="Wingdings" w:hAnsi="Wingdings"/>
       </w:rPr>
     </w:lvl>
     <w:lvl w:ilvl="3" w:tplc="0C0A0001" w:tentative="1">
@@ -7197,7 +6819,7 @@
         <w:ind w:left="3240" w:hanging="360"/>
       </w:pPr>
       <w:rPr>
-        <w:rFonts w:ascii="Symbol" w:hAnsi="Symbol" w:hint="default"/>
+        <w:rFonts w:hint="default" w:ascii="Symbol" w:hAnsi="Symbol"/>
       </w:rPr>
     </w:lvl>
     <w:lvl w:ilvl="4" w:tplc="0C0A0003" w:tentative="1">
@@ -7209,7 +6831,7 @@
         <w:ind w:left="3960" w:hanging="360"/>
       </w:pPr>
       <w:rPr>
-        <w:rFonts w:ascii="Courier New" w:hAnsi="Courier New" w:cs="Courier New" w:hint="default"/>
+        <w:rFonts w:hint="default" w:ascii="Courier New" w:hAnsi="Courier New" w:cs="Courier New"/>
       </w:rPr>
     </w:lvl>
     <w:lvl w:ilvl="5" w:tplc="0C0A0005" w:tentative="1">
@@ -7221,7 +6843,7 @@
         <w:ind w:left="4680" w:hanging="360"/>
       </w:pPr>
       <w:rPr>
-        <w:rFonts w:ascii="Wingdings" w:hAnsi="Wingdings" w:hint="default"/>
+        <w:rFonts w:hint="default" w:ascii="Wingdings" w:hAnsi="Wingdings"/>
       </w:rPr>
     </w:lvl>
     <w:lvl w:ilvl="6" w:tplc="0C0A0001" w:tentative="1">
@@ -7233,7 +6855,7 @@
         <w:ind w:left="5400" w:hanging="360"/>
       </w:pPr>
       <w:rPr>
-        <w:rFonts w:ascii="Symbol" w:hAnsi="Symbol" w:hint="default"/>
+        <w:rFonts w:hint="default" w:ascii="Symbol" w:hAnsi="Symbol"/>
       </w:rPr>
     </w:lvl>
     <w:lvl w:ilvl="7" w:tplc="0C0A0003" w:tentative="1">
@@ -7245,7 +6867,7 @@
         <w:ind w:left="6120" w:hanging="360"/>
       </w:pPr>
       <w:rPr>
-        <w:rFonts w:ascii="Courier New" w:hAnsi="Courier New" w:cs="Courier New" w:hint="default"/>
+        <w:rFonts w:hint="default" w:ascii="Courier New" w:hAnsi="Courier New" w:cs="Courier New"/>
       </w:rPr>
     </w:lvl>
     <w:lvl w:ilvl="8" w:tplc="0C0A0005" w:tentative="1">
@@ -7257,7 +6879,7 @@
         <w:ind w:left="6840" w:hanging="360"/>
       </w:pPr>
       <w:rPr>
-        <w:rFonts w:ascii="Wingdings" w:hAnsi="Wingdings" w:hint="default"/>
+        <w:rFonts w:hint="default" w:ascii="Wingdings" w:hAnsi="Wingdings"/>
       </w:rPr>
     </w:lvl>
   </w:abstractNum>
@@ -7655,7 +7277,7 @@
         <w:ind w:left="720" w:hanging="360"/>
       </w:pPr>
       <w:rPr>
-        <w:rFonts w:ascii="Times New Roman" w:eastAsiaTheme="minorHAnsi" w:hAnsi="Times New Roman" w:cs="Times New Roman" w:hint="default"/>
+        <w:rFonts w:hint="default" w:ascii="Times New Roman" w:hAnsi="Times New Roman" w:cs="Times New Roman" w:eastAsiaTheme="minorHAnsi"/>
       </w:rPr>
     </w:lvl>
     <w:lvl w:ilvl="1" w:tplc="0C0A0003" w:tentative="1">
@@ -7667,7 +7289,7 @@
         <w:ind w:left="1440" w:hanging="360"/>
       </w:pPr>
       <w:rPr>
-        <w:rFonts w:ascii="Courier New" w:hAnsi="Courier New" w:cs="Courier New" w:hint="default"/>
+        <w:rFonts w:hint="default" w:ascii="Courier New" w:hAnsi="Courier New" w:cs="Courier New"/>
       </w:rPr>
     </w:lvl>
     <w:lvl w:ilvl="2" w:tplc="0C0A0005" w:tentative="1">
@@ -7679,7 +7301,7 @@
         <w:ind w:left="2160" w:hanging="360"/>
       </w:pPr>
       <w:rPr>
-        <w:rFonts w:ascii="Wingdings" w:hAnsi="Wingdings" w:hint="default"/>
+        <w:rFonts w:hint="default" w:ascii="Wingdings" w:hAnsi="Wingdings"/>
       </w:rPr>
     </w:lvl>
     <w:lvl w:ilvl="3" w:tplc="0C0A0001" w:tentative="1">
@@ -7691,7 +7313,7 @@
         <w:ind w:left="2880" w:hanging="360"/>
       </w:pPr>
       <w:rPr>
-        <w:rFonts w:ascii="Symbol" w:hAnsi="Symbol" w:hint="default"/>
+        <w:rFonts w:hint="default" w:ascii="Symbol" w:hAnsi="Symbol"/>
       </w:rPr>
     </w:lvl>
     <w:lvl w:ilvl="4" w:tplc="0C0A0003" w:tentative="1">
@@ -7703,7 +7325,7 @@
         <w:ind w:left="3600" w:hanging="360"/>
       </w:pPr>
       <w:rPr>
-        <w:rFonts w:ascii="Courier New" w:hAnsi="Courier New" w:cs="Courier New" w:hint="default"/>
+        <w:rFonts w:hint="default" w:ascii="Courier New" w:hAnsi="Courier New" w:cs="Courier New"/>
       </w:rPr>
     </w:lvl>
     <w:lvl w:ilvl="5" w:tplc="0C0A0005" w:tentative="1">
@@ -7715,7 +7337,7 @@
         <w:ind w:left="4320" w:hanging="360"/>
       </w:pPr>
       <w:rPr>
-        <w:rFonts w:ascii="Wingdings" w:hAnsi="Wingdings" w:hint="default"/>
+        <w:rFonts w:hint="default" w:ascii="Wingdings" w:hAnsi="Wingdings"/>
       </w:rPr>
     </w:lvl>
     <w:lvl w:ilvl="6" w:tplc="0C0A0001" w:tentative="1">
@@ -7727,7 +7349,7 @@
         <w:ind w:left="5040" w:hanging="360"/>
       </w:pPr>
       <w:rPr>
-        <w:rFonts w:ascii="Symbol" w:hAnsi="Symbol" w:hint="default"/>
+        <w:rFonts w:hint="default" w:ascii="Symbol" w:hAnsi="Symbol"/>
       </w:rPr>
     </w:lvl>
     <w:lvl w:ilvl="7" w:tplc="0C0A0003" w:tentative="1">
@@ -7739,7 +7361,7 @@
         <w:ind w:left="5760" w:hanging="360"/>
       </w:pPr>
       <w:rPr>
-        <w:rFonts w:ascii="Courier New" w:hAnsi="Courier New" w:cs="Courier New" w:hint="default"/>
+        <w:rFonts w:hint="default" w:ascii="Courier New" w:hAnsi="Courier New" w:cs="Courier New"/>
       </w:rPr>
     </w:lvl>
     <w:lvl w:ilvl="8" w:tplc="0C0A0005" w:tentative="1">
@@ -7751,7 +7373,7 @@
         <w:ind w:left="6480" w:hanging="360"/>
       </w:pPr>
       <w:rPr>
-        <w:rFonts w:ascii="Wingdings" w:hAnsi="Wingdings" w:hint="default"/>
+        <w:rFonts w:hint="default" w:ascii="Wingdings" w:hAnsi="Wingdings"/>
       </w:rPr>
     </w:lvl>
   </w:abstractNum>
@@ -8214,7 +7836,7 @@
         <w:ind w:left="720" w:hanging="360"/>
       </w:pPr>
       <w:rPr>
-        <w:rFonts w:ascii="Aptos" w:eastAsiaTheme="minorHAnsi" w:hAnsi="Aptos" w:cstheme="minorBidi" w:hint="default"/>
+        <w:rFonts w:hint="default" w:ascii="Aptos" w:hAnsi="Aptos" w:eastAsiaTheme="minorHAnsi" w:cstheme="minorBidi"/>
       </w:rPr>
     </w:lvl>
     <w:lvl w:ilvl="1" w:tplc="040B0003" w:tentative="1">
@@ -8226,7 +7848,7 @@
         <w:ind w:left="1440" w:hanging="360"/>
       </w:pPr>
       <w:rPr>
-        <w:rFonts w:ascii="Courier New" w:hAnsi="Courier New" w:cs="Courier New" w:hint="default"/>
+        <w:rFonts w:hint="default" w:ascii="Courier New" w:hAnsi="Courier New" w:cs="Courier New"/>
       </w:rPr>
     </w:lvl>
     <w:lvl w:ilvl="2" w:tplc="040B0005" w:tentative="1">
@@ -8238,7 +7860,7 @@
         <w:ind w:left="2160" w:hanging="360"/>
       </w:pPr>
       <w:rPr>
-        <w:rFonts w:ascii="Wingdings" w:hAnsi="Wingdings" w:hint="default"/>
+        <w:rFonts w:hint="default" w:ascii="Wingdings" w:hAnsi="Wingdings"/>
       </w:rPr>
     </w:lvl>
     <w:lvl w:ilvl="3" w:tplc="040B0001" w:tentative="1">
@@ -8250,7 +7872,7 @@
         <w:ind w:left="2880" w:hanging="360"/>
       </w:pPr>
       <w:rPr>
-        <w:rFonts w:ascii="Symbol" w:hAnsi="Symbol" w:hint="default"/>
+        <w:rFonts w:hint="default" w:ascii="Symbol" w:hAnsi="Symbol"/>
       </w:rPr>
     </w:lvl>
     <w:lvl w:ilvl="4" w:tplc="040B0003" w:tentative="1">
@@ -8262,7 +7884,7 @@
         <w:ind w:left="3600" w:hanging="360"/>
       </w:pPr>
       <w:rPr>
-        <w:rFonts w:ascii="Courier New" w:hAnsi="Courier New" w:cs="Courier New" w:hint="default"/>
+        <w:rFonts w:hint="default" w:ascii="Courier New" w:hAnsi="Courier New" w:cs="Courier New"/>
       </w:rPr>
     </w:lvl>
     <w:lvl w:ilvl="5" w:tplc="040B0005" w:tentative="1">
@@ -8274,7 +7896,7 @@
         <w:ind w:left="4320" w:hanging="360"/>
       </w:pPr>
       <w:rPr>
-        <w:rFonts w:ascii="Wingdings" w:hAnsi="Wingdings" w:hint="default"/>
+        <w:rFonts w:hint="default" w:ascii="Wingdings" w:hAnsi="Wingdings"/>
       </w:rPr>
     </w:lvl>
     <w:lvl w:ilvl="6" w:tplc="040B0001" w:tentative="1">
@@ -8286,7 +7908,7 @@
         <w:ind w:left="5040" w:hanging="360"/>
       </w:pPr>
       <w:rPr>
-        <w:rFonts w:ascii="Symbol" w:hAnsi="Symbol" w:hint="default"/>
+        <w:rFonts w:hint="default" w:ascii="Symbol" w:hAnsi="Symbol"/>
       </w:rPr>
     </w:lvl>
     <w:lvl w:ilvl="7" w:tplc="040B0003" w:tentative="1">
@@ -8298,7 +7920,7 @@
         <w:ind w:left="5760" w:hanging="360"/>
       </w:pPr>
       <w:rPr>
-        <w:rFonts w:ascii="Courier New" w:hAnsi="Courier New" w:cs="Courier New" w:hint="default"/>
+        <w:rFonts w:hint="default" w:ascii="Courier New" w:hAnsi="Courier New" w:cs="Courier New"/>
       </w:rPr>
     </w:lvl>
     <w:lvl w:ilvl="8" w:tplc="040B0005" w:tentative="1">
@@ -8310,7 +7932,7 @@
         <w:ind w:left="6480" w:hanging="360"/>
       </w:pPr>
       <w:rPr>
-        <w:rFonts w:ascii="Wingdings" w:hAnsi="Wingdings" w:hint="default"/>
+        <w:rFonts w:hint="default" w:ascii="Wingdings" w:hAnsi="Wingdings"/>
       </w:rPr>
     </w:lvl>
   </w:abstractNum>
@@ -9574,7 +9196,7 @@
         <w:ind w:left="720" w:hanging="360"/>
       </w:pPr>
       <w:rPr>
-        <w:rFonts w:ascii="Aptos" w:eastAsiaTheme="minorHAnsi" w:hAnsi="Aptos" w:cstheme="minorBidi" w:hint="default"/>
+        <w:rFonts w:hint="default" w:ascii="Aptos" w:hAnsi="Aptos" w:eastAsiaTheme="minorHAnsi" w:cstheme="minorBidi"/>
       </w:rPr>
     </w:lvl>
     <w:lvl w:ilvl="1" w:tplc="040B0003">
@@ -9586,7 +9208,7 @@
         <w:ind w:left="1440" w:hanging="360"/>
       </w:pPr>
       <w:rPr>
-        <w:rFonts w:ascii="Courier New" w:hAnsi="Courier New" w:cs="Courier New" w:hint="default"/>
+        <w:rFonts w:hint="default" w:ascii="Courier New" w:hAnsi="Courier New" w:cs="Courier New"/>
       </w:rPr>
     </w:lvl>
     <w:lvl w:ilvl="2" w:tplc="040B0005">
@@ -9598,7 +9220,7 @@
         <w:ind w:left="2160" w:hanging="360"/>
       </w:pPr>
       <w:rPr>
-        <w:rFonts w:ascii="Wingdings" w:hAnsi="Wingdings" w:hint="default"/>
+        <w:rFonts w:hint="default" w:ascii="Wingdings" w:hAnsi="Wingdings"/>
       </w:rPr>
     </w:lvl>
     <w:lvl w:ilvl="3" w:tplc="040B0001" w:tentative="1">
@@ -9610,7 +9232,7 @@
         <w:ind w:left="2880" w:hanging="360"/>
       </w:pPr>
       <w:rPr>
-        <w:rFonts w:ascii="Symbol" w:hAnsi="Symbol" w:hint="default"/>
+        <w:rFonts w:hint="default" w:ascii="Symbol" w:hAnsi="Symbol"/>
       </w:rPr>
     </w:lvl>
     <w:lvl w:ilvl="4" w:tplc="040B0003" w:tentative="1">
@@ -9622,7 +9244,7 @@
         <w:ind w:left="3600" w:hanging="360"/>
       </w:pPr>
       <w:rPr>
-        <w:rFonts w:ascii="Courier New" w:hAnsi="Courier New" w:cs="Courier New" w:hint="default"/>
+        <w:rFonts w:hint="default" w:ascii="Courier New" w:hAnsi="Courier New" w:cs="Courier New"/>
       </w:rPr>
     </w:lvl>
     <w:lvl w:ilvl="5" w:tplc="040B0005" w:tentative="1">
@@ -9634,7 +9256,7 @@
         <w:ind w:left="4320" w:hanging="360"/>
       </w:pPr>
       <w:rPr>
-        <w:rFonts w:ascii="Wingdings" w:hAnsi="Wingdings" w:hint="default"/>
+        <w:rFonts w:hint="default" w:ascii="Wingdings" w:hAnsi="Wingdings"/>
       </w:rPr>
     </w:lvl>
     <w:lvl w:ilvl="6" w:tplc="040B0001" w:tentative="1">
@@ -9646,7 +9268,7 @@
         <w:ind w:left="5040" w:hanging="360"/>
       </w:pPr>
       <w:rPr>
-        <w:rFonts w:ascii="Symbol" w:hAnsi="Symbol" w:hint="default"/>
+        <w:rFonts w:hint="default" w:ascii="Symbol" w:hAnsi="Symbol"/>
       </w:rPr>
     </w:lvl>
     <w:lvl w:ilvl="7" w:tplc="040B0003" w:tentative="1">
@@ -9658,7 +9280,7 @@
         <w:ind w:left="5760" w:hanging="360"/>
       </w:pPr>
       <w:rPr>
-        <w:rFonts w:ascii="Courier New" w:hAnsi="Courier New" w:cs="Courier New" w:hint="default"/>
+        <w:rFonts w:hint="default" w:ascii="Courier New" w:hAnsi="Courier New" w:cs="Courier New"/>
       </w:rPr>
     </w:lvl>
     <w:lvl w:ilvl="8" w:tplc="040B0005" w:tentative="1">
@@ -9670,7 +9292,7 @@
         <w:ind w:left="6480" w:hanging="360"/>
       </w:pPr>
       <w:rPr>
-        <w:rFonts w:ascii="Wingdings" w:hAnsi="Wingdings" w:hint="default"/>
+        <w:rFonts w:hint="default" w:ascii="Wingdings" w:hAnsi="Wingdings"/>
       </w:rPr>
     </w:lvl>
   </w:abstractNum>
@@ -10043,7 +9665,7 @@
         <w:ind w:left="720" w:hanging="360"/>
       </w:pPr>
       <w:rPr>
-        <w:rFonts w:ascii="Aptos" w:eastAsiaTheme="minorHAnsi" w:hAnsi="Aptos" w:cstheme="minorBidi" w:hint="default"/>
+        <w:rFonts w:hint="default" w:ascii="Aptos" w:hAnsi="Aptos" w:eastAsiaTheme="minorHAnsi" w:cstheme="minorBidi"/>
       </w:rPr>
     </w:lvl>
     <w:lvl w:ilvl="1" w:tplc="0C0A0003" w:tentative="1">
@@ -10055,7 +9677,7 @@
         <w:ind w:left="1440" w:hanging="360"/>
       </w:pPr>
       <w:rPr>
-        <w:rFonts w:ascii="Courier New" w:hAnsi="Courier New" w:cs="Courier New" w:hint="default"/>
+        <w:rFonts w:hint="default" w:ascii="Courier New" w:hAnsi="Courier New" w:cs="Courier New"/>
       </w:rPr>
     </w:lvl>
     <w:lvl w:ilvl="2" w:tplc="0C0A0005" w:tentative="1">
@@ -10067,7 +9689,7 @@
         <w:ind w:left="2160" w:hanging="360"/>
       </w:pPr>
       <w:rPr>
-        <w:rFonts w:ascii="Wingdings" w:hAnsi="Wingdings" w:hint="default"/>
+        <w:rFonts w:hint="default" w:ascii="Wingdings" w:hAnsi="Wingdings"/>
       </w:rPr>
     </w:lvl>
     <w:lvl w:ilvl="3" w:tplc="0C0A0001" w:tentative="1">
@@ -10079,7 +9701,7 @@
         <w:ind w:left="2880" w:hanging="360"/>
       </w:pPr>
       <w:rPr>
-        <w:rFonts w:ascii="Symbol" w:hAnsi="Symbol" w:hint="default"/>
+        <w:rFonts w:hint="default" w:ascii="Symbol" w:hAnsi="Symbol"/>
       </w:rPr>
     </w:lvl>
     <w:lvl w:ilvl="4" w:tplc="0C0A0003" w:tentative="1">
@@ -10091,7 +9713,7 @@
         <w:ind w:left="3600" w:hanging="360"/>
       </w:pPr>
       <w:rPr>
-        <w:rFonts w:ascii="Courier New" w:hAnsi="Courier New" w:cs="Courier New" w:hint="default"/>
+        <w:rFonts w:hint="default" w:ascii="Courier New" w:hAnsi="Courier New" w:cs="Courier New"/>
       </w:rPr>
     </w:lvl>
     <w:lvl w:ilvl="5" w:tplc="0C0A0005" w:tentative="1">
@@ -10103,7 +9725,7 @@
         <w:ind w:left="4320" w:hanging="360"/>
       </w:pPr>
       <w:rPr>
-        <w:rFonts w:ascii="Wingdings" w:hAnsi="Wingdings" w:hint="default"/>
+        <w:rFonts w:hint="default" w:ascii="Wingdings" w:hAnsi="Wingdings"/>
       </w:rPr>
     </w:lvl>
     <w:lvl w:ilvl="6" w:tplc="0C0A0001" w:tentative="1">
@@ -10115,7 +9737,7 @@
         <w:ind w:left="5040" w:hanging="360"/>
       </w:pPr>
       <w:rPr>
-        <w:rFonts w:ascii="Symbol" w:hAnsi="Symbol" w:hint="default"/>
+        <w:rFonts w:hint="default" w:ascii="Symbol" w:hAnsi="Symbol"/>
       </w:rPr>
     </w:lvl>
     <w:lvl w:ilvl="7" w:tplc="0C0A0003" w:tentative="1">
@@ -10127,7 +9749,7 @@
         <w:ind w:left="5760" w:hanging="360"/>
       </w:pPr>
       <w:rPr>
-        <w:rFonts w:ascii="Courier New" w:hAnsi="Courier New" w:cs="Courier New" w:hint="default"/>
+        <w:rFonts w:hint="default" w:ascii="Courier New" w:hAnsi="Courier New" w:cs="Courier New"/>
       </w:rPr>
     </w:lvl>
     <w:lvl w:ilvl="8" w:tplc="0C0A0005" w:tentative="1">
@@ -10139,7 +9761,7 @@
         <w:ind w:left="6480" w:hanging="360"/>
       </w:pPr>
       <w:rPr>
-        <w:rFonts w:ascii="Wingdings" w:hAnsi="Wingdings" w:hint="default"/>
+        <w:rFonts w:hint="default" w:ascii="Wingdings" w:hAnsi="Wingdings"/>
       </w:rPr>
     </w:lvl>
   </w:abstractNum>
@@ -10458,11 +10080,11 @@
 </file>
 
 <file path=word/styles.xml><?xml version="1.0" encoding="utf-8"?>
-<w:styles xmlns:mc="http://schemas.openxmlformats.org/markup-compatibility/2006" xmlns:r="http://schemas.openxmlformats.org/officeDocument/2006/relationships" xmlns:w="http://schemas.openxmlformats.org/wordprocessingml/2006/main" xmlns:w14="http://schemas.microsoft.com/office/word/2010/wordml" xmlns:w15="http://schemas.microsoft.com/office/word/2012/wordml" xmlns:w16cex="http://schemas.microsoft.com/office/word/2018/wordml/cex" xmlns:w16cid="http://schemas.microsoft.com/office/word/2016/wordml/cid" xmlns:w16="http://schemas.microsoft.com/office/word/2018/wordml" xmlns:w16du="http://schemas.microsoft.com/office/word/2023/wordml/word16du" xmlns:w16sdtdh="http://schemas.microsoft.com/office/word/2020/wordml/sdtdatahash" xmlns:w16sdtfl="http://schemas.microsoft.com/office/word/2024/wordml/sdtformatlock" xmlns:w16se="http://schemas.microsoft.com/office/word/2015/wordml/symex" mc:Ignorable="w14 w15 w16se w16cid w16 w16cex w16sdtdh w16sdtfl w16du">
+<w:styles xmlns:wp14="http://schemas.microsoft.com/office/word/2010/wordprocessingDrawing" xmlns:mc="http://schemas.openxmlformats.org/markup-compatibility/2006" xmlns:r="http://schemas.openxmlformats.org/officeDocument/2006/relationships" xmlns:w="http://schemas.openxmlformats.org/wordprocessingml/2006/main" xmlns:w14="http://schemas.microsoft.com/office/word/2010/wordml" xmlns:w15="http://schemas.microsoft.com/office/word/2012/wordml" xmlns:w16cex="http://schemas.microsoft.com/office/word/2018/wordml/cex" xmlns:w16cid="http://schemas.microsoft.com/office/word/2016/wordml/cid" xmlns:w16="http://schemas.microsoft.com/office/word/2018/wordml" xmlns:w16du="http://schemas.microsoft.com/office/word/2023/wordml/word16du" xmlns:w16sdtdh="http://schemas.microsoft.com/office/word/2020/wordml/sdtdatahash" xmlns:w16sdtfl="http://schemas.microsoft.com/office/word/2024/wordml/sdtformatlock" xmlns:w16se="http://schemas.microsoft.com/office/word/2015/wordml/symex" mc:Ignorable="w14 w15 w16se w16cid w16 w16cex w16sdtdh w16sdtfl w16du wp14">
   <w:docDefaults>
     <w:rPrDefault>
       <w:rPr>
-        <w:rFonts w:asciiTheme="minorHAnsi" w:eastAsiaTheme="minorHAnsi" w:hAnsiTheme="minorHAnsi" w:cstheme="minorBidi"/>
+        <w:rFonts w:asciiTheme="minorHAnsi" w:hAnsiTheme="minorHAnsi" w:eastAsiaTheme="minorHAnsi" w:cstheme="minorBidi"/>
         <w:kern w:val="2"/>
         <w:sz w:val="22"/>
         <w:szCs w:val="22"/>
@@ -10479,14 +10101,14 @@
   <w:latentStyles w:defLockedState="0" w:defUIPriority="99" w:defSemiHidden="0" w:defUnhideWhenUsed="0" w:defQFormat="0" w:count="376">
     <w:lsdException w:name="Normal" w:uiPriority="0" w:qFormat="1"/>
     <w:lsdException w:name="heading 1" w:uiPriority="9" w:qFormat="1"/>
-    <w:lsdException w:name="heading 2" w:semiHidden="1" w:uiPriority="9" w:unhideWhenUsed="1" w:qFormat="1"/>
-    <w:lsdException w:name="heading 3" w:semiHidden="1" w:uiPriority="9" w:unhideWhenUsed="1" w:qFormat="1"/>
-    <w:lsdException w:name="heading 4" w:semiHidden="1" w:uiPriority="9" w:unhideWhenUsed="1" w:qFormat="1"/>
-    <w:lsdException w:name="heading 5" w:semiHidden="1" w:uiPriority="9" w:unhideWhenUsed="1" w:qFormat="1"/>
-    <w:lsdException w:name="heading 6" w:semiHidden="1" w:uiPriority="9" w:unhideWhenUsed="1" w:qFormat="1"/>
-    <w:lsdException w:name="heading 7" w:semiHidden="1" w:uiPriority="9" w:unhideWhenUsed="1" w:qFormat="1"/>
-    <w:lsdException w:name="heading 8" w:semiHidden="1" w:uiPriority="9" w:unhideWhenUsed="1" w:qFormat="1"/>
-    <w:lsdException w:name="heading 9" w:semiHidden="1" w:uiPriority="9" w:unhideWhenUsed="1" w:qFormat="1"/>
+    <w:lsdException w:name="heading 2" w:uiPriority="9" w:semiHidden="1" w:unhideWhenUsed="1" w:qFormat="1"/>
+    <w:lsdException w:name="heading 3" w:uiPriority="9" w:semiHidden="1" w:unhideWhenUsed="1" w:qFormat="1"/>
+    <w:lsdException w:name="heading 4" w:uiPriority="9" w:semiHidden="1" w:unhideWhenUsed="1" w:qFormat="1"/>
+    <w:lsdException w:name="heading 5" w:uiPriority="9" w:semiHidden="1" w:unhideWhenUsed="1" w:qFormat="1"/>
+    <w:lsdException w:name="heading 6" w:uiPriority="9" w:semiHidden="1" w:unhideWhenUsed="1" w:qFormat="1"/>
+    <w:lsdException w:name="heading 7" w:uiPriority="9" w:semiHidden="1" w:unhideWhenUsed="1" w:qFormat="1"/>
+    <w:lsdException w:name="heading 8" w:uiPriority="9" w:semiHidden="1" w:unhideWhenUsed="1" w:qFormat="1"/>
+    <w:lsdException w:name="heading 9" w:uiPriority="9" w:semiHidden="1" w:unhideWhenUsed="1" w:qFormat="1"/>
     <w:lsdException w:name="index 1" w:semiHidden="1" w:unhideWhenUsed="1"/>
     <w:lsdException w:name="index 2" w:semiHidden="1" w:unhideWhenUsed="1"/>
     <w:lsdException w:name="index 3" w:semiHidden="1" w:unhideWhenUsed="1"/>
@@ -10496,22 +10118,22 @@
     <w:lsdException w:name="index 7" w:semiHidden="1" w:unhideWhenUsed="1"/>
     <w:lsdException w:name="index 8" w:semiHidden="1" w:unhideWhenUsed="1"/>
     <w:lsdException w:name="index 9" w:semiHidden="1" w:unhideWhenUsed="1"/>
-    <w:lsdException w:name="toc 1" w:semiHidden="1" w:uiPriority="39" w:unhideWhenUsed="1"/>
-    <w:lsdException w:name="toc 2" w:semiHidden="1" w:uiPriority="39" w:unhideWhenUsed="1"/>
-    <w:lsdException w:name="toc 3" w:semiHidden="1" w:uiPriority="39" w:unhideWhenUsed="1"/>
-    <w:lsdException w:name="toc 4" w:semiHidden="1" w:uiPriority="39" w:unhideWhenUsed="1"/>
-    <w:lsdException w:name="toc 5" w:semiHidden="1" w:uiPriority="39" w:unhideWhenUsed="1"/>
-    <w:lsdException w:name="toc 6" w:semiHidden="1" w:uiPriority="39" w:unhideWhenUsed="1"/>
-    <w:lsdException w:name="toc 7" w:semiHidden="1" w:uiPriority="39" w:unhideWhenUsed="1"/>
-    <w:lsdException w:name="toc 8" w:semiHidden="1" w:uiPriority="39" w:unhideWhenUsed="1"/>
-    <w:lsdException w:name="toc 9" w:semiHidden="1" w:uiPriority="39" w:unhideWhenUsed="1"/>
+    <w:lsdException w:name="toc 1" w:uiPriority="39" w:semiHidden="1" w:unhideWhenUsed="1"/>
+    <w:lsdException w:name="toc 2" w:uiPriority="39" w:semiHidden="1" w:unhideWhenUsed="1"/>
+    <w:lsdException w:name="toc 3" w:uiPriority="39" w:semiHidden="1" w:unhideWhenUsed="1"/>
+    <w:lsdException w:name="toc 4" w:uiPriority="39" w:semiHidden="1" w:unhideWhenUsed="1"/>
+    <w:lsdException w:name="toc 5" w:uiPriority="39" w:semiHidden="1" w:unhideWhenUsed="1"/>
+    <w:lsdException w:name="toc 6" w:uiPriority="39" w:semiHidden="1" w:unhideWhenUsed="1"/>
+    <w:lsdException w:name="toc 7" w:uiPriority="39" w:semiHidden="1" w:unhideWhenUsed="1"/>
+    <w:lsdException w:name="toc 8" w:uiPriority="39" w:semiHidden="1" w:unhideWhenUsed="1"/>
+    <w:lsdException w:name="toc 9" w:uiPriority="39" w:semiHidden="1" w:unhideWhenUsed="1"/>
     <w:lsdException w:name="Normal Indent" w:semiHidden="1" w:unhideWhenUsed="1"/>
     <w:lsdException w:name="footnote text" w:semiHidden="1" w:unhideWhenUsed="1"/>
     <w:lsdException w:name="annotation text" w:semiHidden="1" w:unhideWhenUsed="1"/>
     <w:lsdException w:name="header" w:semiHidden="1" w:unhideWhenUsed="1"/>
     <w:lsdException w:name="footer" w:semiHidden="1" w:unhideWhenUsed="1"/>
     <w:lsdException w:name="index heading" w:semiHidden="1" w:unhideWhenUsed="1"/>
-    <w:lsdException w:name="caption" w:semiHidden="1" w:uiPriority="35" w:unhideWhenUsed="1" w:qFormat="1"/>
+    <w:lsdException w:name="caption" w:uiPriority="35" w:semiHidden="1" w:unhideWhenUsed="1" w:qFormat="1"/>
     <w:lsdException w:name="table of figures" w:semiHidden="1" w:unhideWhenUsed="1"/>
     <w:lsdException w:name="envelope address" w:semiHidden="1" w:unhideWhenUsed="1"/>
     <w:lsdException w:name="envelope return" w:semiHidden="1" w:unhideWhenUsed="1"/>
@@ -10542,7 +10164,7 @@
     <w:lsdException w:name="Title" w:uiPriority="10" w:qFormat="1"/>
     <w:lsdException w:name="Closing" w:semiHidden="1" w:unhideWhenUsed="1"/>
     <w:lsdException w:name="Signature" w:semiHidden="1" w:unhideWhenUsed="1"/>
-    <w:lsdException w:name="Default Paragraph Font" w:semiHidden="1" w:uiPriority="1" w:unhideWhenUsed="1"/>
+    <w:lsdException w:name="Default Paragraph Font" w:uiPriority="1" w:semiHidden="1" w:unhideWhenUsed="1"/>
     <w:lsdException w:name="Body Text" w:semiHidden="1" w:unhideWhenUsed="1"/>
     <w:lsdException w:name="Body Text Indent" w:semiHidden="1" w:unhideWhenUsed="1"/>
     <w:lsdException w:name="List Continue" w:semiHidden="1" w:unhideWhenUsed="1"/>
@@ -10742,8 +10364,8 @@
     <w:lsdException w:name="Subtle Reference" w:uiPriority="31" w:qFormat="1"/>
     <w:lsdException w:name="Intense Reference" w:uiPriority="32" w:qFormat="1"/>
     <w:lsdException w:name="Book Title" w:uiPriority="33" w:qFormat="1"/>
-    <w:lsdException w:name="Bibliography" w:semiHidden="1" w:uiPriority="37" w:unhideWhenUsed="1"/>
-    <w:lsdException w:name="TOC Heading" w:semiHidden="1" w:uiPriority="39" w:unhideWhenUsed="1" w:qFormat="1"/>
+    <w:lsdException w:name="Bibliography" w:uiPriority="37" w:semiHidden="1" w:unhideWhenUsed="1"/>
+    <w:lsdException w:name="TOC Heading" w:uiPriority="39" w:semiHidden="1" w:unhideWhenUsed="1" w:qFormat="1"/>
     <w:lsdException w:name="Plain Table 1" w:uiPriority="41"/>
     <w:lsdException w:name="Plain Table 2" w:uiPriority="42"/>
     <w:lsdException w:name="Plain Table 3" w:uiPriority="43"/>
@@ -10854,7 +10476,7 @@
     <w:lsdException w:name="Unresolved Mention" w:semiHidden="1" w:unhideWhenUsed="1"/>
     <w:lsdException w:name="Smart Link" w:semiHidden="1" w:unhideWhenUsed="1"/>
   </w:latentStyles>
-  <w:style w:type="paragraph" w:default="1" w:styleId="Normal">
+  <w:style w:type="paragraph" w:styleId="Normal" w:default="1">
     <w:name w:val="Normal"/>
     <w:qFormat/>
     <w:rsid w:val="00135911"/>
@@ -10874,7 +10496,7 @@
       <w:outlineLvl w:val="0"/>
     </w:pPr>
     <w:rPr>
-      <w:rFonts w:asciiTheme="majorHAnsi" w:eastAsiaTheme="majorEastAsia" w:hAnsiTheme="majorHAnsi" w:cstheme="majorBidi"/>
+      <w:rFonts w:asciiTheme="majorHAnsi" w:hAnsiTheme="majorHAnsi" w:eastAsiaTheme="majorEastAsia" w:cstheme="majorBidi"/>
       <w:color w:val="0F4761" w:themeColor="accent1" w:themeShade="BF"/>
       <w:sz w:val="40"/>
       <w:szCs w:val="40"/>
@@ -10897,7 +10519,7 @@
       <w:outlineLvl w:val="1"/>
     </w:pPr>
     <w:rPr>
-      <w:rFonts w:asciiTheme="majorHAnsi" w:eastAsiaTheme="majorEastAsia" w:hAnsiTheme="majorHAnsi" w:cstheme="majorBidi"/>
+      <w:rFonts w:asciiTheme="majorHAnsi" w:hAnsiTheme="majorHAnsi" w:eastAsiaTheme="majorEastAsia" w:cstheme="majorBidi"/>
       <w:i/>
       <w:color w:val="002060"/>
       <w:sz w:val="24"/>
@@ -11057,12 +10679,12 @@
       <w:color w:val="272727" w:themeColor="text1" w:themeTint="D8"/>
     </w:rPr>
   </w:style>
-  <w:style w:type="character" w:default="1" w:styleId="DefaultParagraphFont">
+  <w:style w:type="character" w:styleId="DefaultParagraphFont" w:default="1">
     <w:name w:val="Default Paragraph Font"/>
     <w:uiPriority w:val="1"/>
     <w:unhideWhenUsed/>
   </w:style>
-  <w:style w:type="table" w:default="1" w:styleId="TableNormal">
+  <w:style w:type="table" w:styleId="TableNormal" w:default="1">
     <w:name w:val="Normal Table"/>
     <w:uiPriority w:val="99"/>
     <w:semiHidden/>
@@ -11077,40 +10699,40 @@
       </w:tblCellMar>
     </w:tblPr>
   </w:style>
-  <w:style w:type="numbering" w:default="1" w:styleId="NoList">
+  <w:style w:type="numbering" w:styleId="NoList" w:default="1">
     <w:name w:val="No List"/>
     <w:uiPriority w:val="99"/>
     <w:semiHidden/>
     <w:unhideWhenUsed/>
   </w:style>
-  <w:style w:type="character" w:customStyle="1" w:styleId="Heading1Char">
+  <w:style w:type="character" w:styleId="Heading1Char" w:customStyle="1">
     <w:name w:val="Heading 1 Char"/>
     <w:basedOn w:val="DefaultParagraphFont"/>
     <w:link w:val="Heading1"/>
     <w:uiPriority w:val="9"/>
     <w:rsid w:val="00A55B03"/>
     <w:rPr>
-      <w:rFonts w:asciiTheme="majorHAnsi" w:eastAsiaTheme="majorEastAsia" w:hAnsiTheme="majorHAnsi" w:cstheme="majorBidi"/>
+      <w:rFonts w:asciiTheme="majorHAnsi" w:hAnsiTheme="majorHAnsi" w:eastAsiaTheme="majorEastAsia" w:cstheme="majorBidi"/>
       <w:color w:val="0F4761" w:themeColor="accent1" w:themeShade="BF"/>
       <w:sz w:val="40"/>
       <w:szCs w:val="40"/>
     </w:rPr>
   </w:style>
-  <w:style w:type="character" w:customStyle="1" w:styleId="Heading2Char">
+  <w:style w:type="character" w:styleId="Heading2Char" w:customStyle="1">
     <w:name w:val="Heading 2 Char"/>
     <w:basedOn w:val="DefaultParagraphFont"/>
     <w:link w:val="Heading2"/>
     <w:uiPriority w:val="9"/>
     <w:rsid w:val="00331AE3"/>
     <w:rPr>
-      <w:rFonts w:asciiTheme="majorHAnsi" w:eastAsiaTheme="majorEastAsia" w:hAnsiTheme="majorHAnsi" w:cstheme="majorBidi"/>
+      <w:rFonts w:asciiTheme="majorHAnsi" w:hAnsiTheme="majorHAnsi" w:eastAsiaTheme="majorEastAsia" w:cstheme="majorBidi"/>
       <w:i/>
       <w:color w:val="002060"/>
       <w:sz w:val="24"/>
       <w:szCs w:val="32"/>
     </w:rPr>
   </w:style>
-  <w:style w:type="character" w:customStyle="1" w:styleId="Heading3Char">
+  <w:style w:type="character" w:styleId="Heading3Char" w:customStyle="1">
     <w:name w:val="Heading 3 Char"/>
     <w:basedOn w:val="DefaultParagraphFont"/>
     <w:link w:val="Heading3"/>
@@ -11123,7 +10745,7 @@
       <w:szCs w:val="28"/>
     </w:rPr>
   </w:style>
-  <w:style w:type="character" w:customStyle="1" w:styleId="Heading4Char">
+  <w:style w:type="character" w:styleId="Heading4Char" w:customStyle="1">
     <w:name w:val="Heading 4 Char"/>
     <w:basedOn w:val="DefaultParagraphFont"/>
     <w:link w:val="Heading4"/>
@@ -11136,7 +10758,7 @@
       <w:color w:val="0F4761" w:themeColor="accent1" w:themeShade="BF"/>
     </w:rPr>
   </w:style>
-  <w:style w:type="character" w:customStyle="1" w:styleId="Heading5Char">
+  <w:style w:type="character" w:styleId="Heading5Char" w:customStyle="1">
     <w:name w:val="Heading 5 Char"/>
     <w:basedOn w:val="DefaultParagraphFont"/>
     <w:link w:val="Heading5"/>
@@ -11148,7 +10770,7 @@
       <w:color w:val="0F4761" w:themeColor="accent1" w:themeShade="BF"/>
     </w:rPr>
   </w:style>
-  <w:style w:type="character" w:customStyle="1" w:styleId="Heading6Char">
+  <w:style w:type="character" w:styleId="Heading6Char" w:customStyle="1">
     <w:name w:val="Heading 6 Char"/>
     <w:basedOn w:val="DefaultParagraphFont"/>
     <w:link w:val="Heading6"/>
@@ -11162,7 +10784,7 @@
       <w:color w:val="595959" w:themeColor="text1" w:themeTint="A6"/>
     </w:rPr>
   </w:style>
-  <w:style w:type="character" w:customStyle="1" w:styleId="Heading7Char">
+  <w:style w:type="character" w:styleId="Heading7Char" w:customStyle="1">
     <w:name w:val="Heading 7 Char"/>
     <w:basedOn w:val="DefaultParagraphFont"/>
     <w:link w:val="Heading7"/>
@@ -11174,7 +10796,7 @@
       <w:color w:val="595959" w:themeColor="text1" w:themeTint="A6"/>
     </w:rPr>
   </w:style>
-  <w:style w:type="character" w:customStyle="1" w:styleId="Heading8Char">
+  <w:style w:type="character" w:styleId="Heading8Char" w:customStyle="1">
     <w:name w:val="Heading 8 Char"/>
     <w:basedOn w:val="DefaultParagraphFont"/>
     <w:link w:val="Heading8"/>
@@ -11188,7 +10810,7 @@
       <w:color w:val="272727" w:themeColor="text1" w:themeTint="D8"/>
     </w:rPr>
   </w:style>
-  <w:style w:type="character" w:customStyle="1" w:styleId="Heading9Char">
+  <w:style w:type="character" w:styleId="Heading9Char" w:customStyle="1">
     <w:name w:val="Heading 9 Char"/>
     <w:basedOn w:val="DefaultParagraphFont"/>
     <w:link w:val="Heading9"/>
@@ -11213,21 +10835,21 @@
       <w:contextualSpacing/>
     </w:pPr>
     <w:rPr>
-      <w:rFonts w:asciiTheme="majorHAnsi" w:eastAsiaTheme="majorEastAsia" w:hAnsiTheme="majorHAnsi" w:cstheme="majorBidi"/>
+      <w:rFonts w:asciiTheme="majorHAnsi" w:hAnsiTheme="majorHAnsi" w:eastAsiaTheme="majorEastAsia" w:cstheme="majorBidi"/>
       <w:spacing w:val="-10"/>
       <w:kern w:val="28"/>
       <w:sz w:val="56"/>
       <w:szCs w:val="56"/>
     </w:rPr>
   </w:style>
-  <w:style w:type="character" w:customStyle="1" w:styleId="TitleChar">
+  <w:style w:type="character" w:styleId="TitleChar" w:customStyle="1">
     <w:name w:val="Title Char"/>
     <w:basedOn w:val="DefaultParagraphFont"/>
     <w:link w:val="Title"/>
     <w:uiPriority w:val="10"/>
     <w:rsid w:val="00A55B03"/>
     <w:rPr>
-      <w:rFonts w:asciiTheme="majorHAnsi" w:eastAsiaTheme="majorEastAsia" w:hAnsiTheme="majorHAnsi" w:cstheme="majorBidi"/>
+      <w:rFonts w:asciiTheme="majorHAnsi" w:hAnsiTheme="majorHAnsi" w:eastAsiaTheme="majorEastAsia" w:cstheme="majorBidi"/>
       <w:spacing w:val="-10"/>
       <w:kern w:val="28"/>
       <w:sz w:val="56"/>
@@ -11255,7 +10877,7 @@
       <w:szCs w:val="28"/>
     </w:rPr>
   </w:style>
-  <w:style w:type="character" w:customStyle="1" w:styleId="SubtitleChar">
+  <w:style w:type="character" w:styleId="SubtitleChar" w:customStyle="1">
     <w:name w:val="Subtitle Char"/>
     <w:basedOn w:val="DefaultParagraphFont"/>
     <w:link w:val="Subtitle"/>
@@ -11287,7 +10909,7 @@
       <w:color w:val="404040" w:themeColor="text1" w:themeTint="BF"/>
     </w:rPr>
   </w:style>
-  <w:style w:type="character" w:customStyle="1" w:styleId="QuoteChar">
+  <w:style w:type="character" w:styleId="QuoteChar" w:customStyle="1">
     <w:name w:val="Quote Char"/>
     <w:basedOn w:val="DefaultParagraphFont"/>
     <w:link w:val="Quote"/>
@@ -11332,8 +10954,8 @@
     <w:rsid w:val="00A55B03"/>
     <w:pPr>
       <w:pBdr>
-        <w:top w:val="single" w:sz="4" w:space="10" w:color="0F4761" w:themeColor="accent1" w:themeShade="BF"/>
-        <w:bottom w:val="single" w:sz="4" w:space="10" w:color="0F4761" w:themeColor="accent1" w:themeShade="BF"/>
+        <w:top w:val="single" w:color="0F4761" w:themeColor="accent1" w:themeShade="BF" w:sz="4" w:space="10"/>
+        <w:bottom w:val="single" w:color="0F4761" w:themeColor="accent1" w:themeShade="BF" w:sz="4" w:space="10"/>
       </w:pBdr>
       <w:spacing w:before="360" w:after="360"/>
       <w:ind w:left="864" w:right="864"/>
@@ -11345,7 +10967,7 @@
       <w:color w:val="0F4761" w:themeColor="accent1" w:themeShade="BF"/>
     </w:rPr>
   </w:style>
-  <w:style w:type="character" w:customStyle="1" w:styleId="IntenseQuoteChar">
+  <w:style w:type="character" w:styleId="IntenseQuoteChar" w:customStyle="1">
     <w:name w:val="Intense Quote Char"/>
     <w:basedOn w:val="DefaultParagraphFont"/>
     <w:link w:val="IntenseQuote"/>
@@ -11382,7 +11004,7 @@
       <w:u w:val="single"/>
     </w:rPr>
   </w:style>
-  <w:style w:type="character" w:customStyle="1" w:styleId="Mencinsinresolver1">
+  <w:style w:type="character" w:styleId="Mencinsinresolver1" w:customStyle="1">
     <w:name w:val="Mención sin resolver1"/>
     <w:basedOn w:val="DefaultParagraphFont"/>
     <w:uiPriority w:val="99"/>
@@ -11407,7 +11029,7 @@
     </w:rPr>
   </w:style>
   <w:style w:type="character" w:styleId="CommentReference">
-    <w:name w:val="annotation reference"/>
+    <w:name w:val="Comment Reference"/>
     <w:basedOn w:val="DefaultParagraphFont"/>
     <w:uiPriority w:val="99"/>
     <w:semiHidden/>
@@ -11419,7 +11041,7 @@
     </w:rPr>
   </w:style>
   <w:style w:type="paragraph" w:styleId="CommentText">
-    <w:name w:val="annotation text"/>
+    <w:name w:val="Comment Text"/>
     <w:basedOn w:val="Normal"/>
     <w:link w:val="CommentTextChar"/>
     <w:uiPriority w:val="99"/>
@@ -11433,7 +11055,7 @@
       <w:szCs w:val="20"/>
     </w:rPr>
   </w:style>
-  <w:style w:type="character" w:customStyle="1" w:styleId="CommentTextChar">
+  <w:style w:type="character" w:styleId="CommentTextChar" w:customStyle="1">
     <w:name w:val="Comment Text Char"/>
     <w:basedOn w:val="DefaultParagraphFont"/>
     <w:link w:val="CommentText"/>
@@ -11445,7 +11067,7 @@
     </w:rPr>
   </w:style>
   <w:style w:type="paragraph" w:styleId="CommentSubject">
-    <w:name w:val="annotation subject"/>
+    <w:name w:val="Comment Subject"/>
     <w:basedOn w:val="CommentText"/>
     <w:next w:val="CommentText"/>
     <w:link w:val="CommentSubjectChar"/>
@@ -11458,7 +11080,7 @@
       <w:bCs/>
     </w:rPr>
   </w:style>
-  <w:style w:type="character" w:customStyle="1" w:styleId="CommentSubjectChar">
+  <w:style w:type="character" w:styleId="CommentSubjectChar" w:customStyle="1">
     <w:name w:val="Comment Subject Char"/>
     <w:basedOn w:val="CommentTextChar"/>
     <w:link w:val="CommentSubject"/>
@@ -11489,7 +11111,7 @@
       <w:szCs w:val="18"/>
     </w:rPr>
   </w:style>
-  <w:style w:type="character" w:customStyle="1" w:styleId="BalloonTextChar">
+  <w:style w:type="character" w:styleId="BalloonTextChar" w:customStyle="1">
     <w:name w:val="Balloon Text Char"/>
     <w:basedOn w:val="DefaultParagraphFont"/>
     <w:link w:val="BalloonText"/>
@@ -11529,7 +11151,7 @@
 </file>
 
 <file path=word/theme/theme1.xml><?xml version="1.0" encoding="utf-8"?>
-<a:theme xmlns:a="http://schemas.openxmlformats.org/drawingml/2006/main" name="Office Theme">
+<a:theme xmlns:a="http://schemas.openxmlformats.org/drawingml/2006/main" xmlns:thm15="http://schemas.microsoft.com/office/thememl/2012/main" name="Office Theme">
   <a:themeElements>
     <a:clrScheme name="Office">
       <a:dk1>

--- a/Prerequisites/Instructions_Setup.docx
+++ b/Prerequisites/Instructions_Setup.docx
@@ -1,6 +1,6 @@
 
 <file path=word/document.xml><?xml version="1.0" encoding="utf-8"?>
-<w:document xmlns:wpc="http://schemas.microsoft.com/office/word/2010/wordprocessingCanvas" xmlns:cx="http://schemas.microsoft.com/office/drawing/2014/chartex" xmlns:cx1="http://schemas.microsoft.com/office/drawing/2015/9/8/chartex" xmlns:cx2="http://schemas.microsoft.com/office/drawing/2015/10/21/chartex" xmlns:cx3="http://schemas.microsoft.com/office/drawing/2016/5/9/chartex" xmlns:cx4="http://schemas.microsoft.com/office/drawing/2016/5/10/chartex" xmlns:cx5="http://schemas.microsoft.com/office/drawing/2016/5/11/chartex" xmlns:cx6="http://schemas.microsoft.com/office/drawing/2016/5/12/chartex" xmlns:cx7="http://schemas.microsoft.com/office/drawing/2016/5/13/chartex" xmlns:cx8="http://schemas.microsoft.com/office/drawing/2016/5/14/chartex" xmlns:mc="http://schemas.openxmlformats.org/markup-compatibility/2006" xmlns:aink="http://schemas.microsoft.com/office/drawing/2016/ink" xmlns:am3d="http://schemas.microsoft.com/office/drawing/2017/model3d" xmlns:o="urn:schemas-microsoft-com:office:office" xmlns:oel="http://schemas.microsoft.com/office/2019/extlst" xmlns:r="http://schemas.openxmlformats.org/officeDocument/2006/relationships" xmlns:m="http://schemas.openxmlformats.org/officeDocument/2006/math" xmlns:v="urn:schemas-microsoft-com:vml" xmlns:wp14="http://schemas.microsoft.com/office/word/2010/wordprocessingDrawing" xmlns:wp="http://schemas.openxmlformats.org/drawingml/2006/wordprocessingDrawing" xmlns:w10="urn:schemas-microsoft-com:office:word" xmlns:w="http://schemas.openxmlformats.org/wordprocessingml/2006/main" xmlns:w14="http://schemas.microsoft.com/office/word/2010/wordml" xmlns:w15="http://schemas.microsoft.com/office/word/2012/wordml" xmlns:w16cex="http://schemas.microsoft.com/office/word/2018/wordml/cex" xmlns:w16cid="http://schemas.microsoft.com/office/word/2016/wordml/cid" xmlns:w16="http://schemas.microsoft.com/office/word/2018/wordml" xmlns:w16du="http://schemas.microsoft.com/office/word/2023/wordml/word16du" xmlns:w16sdtdh="http://schemas.microsoft.com/office/word/2020/wordml/sdtdatahash" xmlns:w16sdtfl="http://schemas.microsoft.com/office/word/2024/wordml/sdtformatlock" xmlns:w16se="http://schemas.microsoft.com/office/word/2015/wordml/symex" xmlns:wpg="http://schemas.microsoft.com/office/word/2010/wordprocessingGroup" xmlns:wpi="http://schemas.microsoft.com/office/word/2010/wordprocessingInk" xmlns:wne="http://schemas.microsoft.com/office/word/2006/wordml" xmlns:wps="http://schemas.microsoft.com/office/word/2010/wordprocessingShape" xmlns:a="http://schemas.openxmlformats.org/drawingml/2006/main" xmlns:pic="http://schemas.openxmlformats.org/drawingml/2006/picture" xmlns:a14="http://schemas.microsoft.com/office/drawing/2010/main" mc:Ignorable="w14 w15 w16se w16cid w16 w16cex w16sdtdh w16sdtfl w16du wp14">
+<w:document xmlns:wpc="http://schemas.microsoft.com/office/word/2010/wordprocessingCanvas" xmlns:cx="http://schemas.microsoft.com/office/drawing/2014/chartex" xmlns:cx1="http://schemas.microsoft.com/office/drawing/2015/9/8/chartex" xmlns:cx2="http://schemas.microsoft.com/office/drawing/2015/10/21/chartex" xmlns:cx3="http://schemas.microsoft.com/office/drawing/2016/5/9/chartex" xmlns:cx4="http://schemas.microsoft.com/office/drawing/2016/5/10/chartex" xmlns:cx5="http://schemas.microsoft.com/office/drawing/2016/5/11/chartex" xmlns:cx6="http://schemas.microsoft.com/office/drawing/2016/5/12/chartex" xmlns:cx7="http://schemas.microsoft.com/office/drawing/2016/5/13/chartex" xmlns:cx8="http://schemas.microsoft.com/office/drawing/2016/5/14/chartex" xmlns:mc="http://schemas.openxmlformats.org/markup-compatibility/2006" xmlns:aink="http://schemas.microsoft.com/office/drawing/2016/ink" xmlns:am3d="http://schemas.microsoft.com/office/drawing/2017/model3d" xmlns:o="urn:schemas-microsoft-com:office:office" xmlns:oel="http://schemas.microsoft.com/office/2019/extlst" xmlns:r="http://schemas.openxmlformats.org/officeDocument/2006/relationships" xmlns:m="http://schemas.openxmlformats.org/officeDocument/2006/math" xmlns:v="urn:schemas-microsoft-com:vml" xmlns:wp14="http://schemas.microsoft.com/office/word/2010/wordprocessingDrawing" xmlns:wp="http://schemas.openxmlformats.org/drawingml/2006/wordprocessingDrawing" xmlns:w10="urn:schemas-microsoft-com:office:word" xmlns:w="http://schemas.openxmlformats.org/wordprocessingml/2006/main" xmlns:w14="http://schemas.microsoft.com/office/word/2010/wordml" xmlns:w15="http://schemas.microsoft.com/office/word/2012/wordml" xmlns:w16cex="http://schemas.microsoft.com/office/word/2018/wordml/cex" xmlns:w16cid="http://schemas.microsoft.com/office/word/2016/wordml/cid" xmlns:w16="http://schemas.microsoft.com/office/word/2018/wordml" xmlns:w16du="http://schemas.microsoft.com/office/word/2023/wordml/word16du" xmlns:w16sdtdh="http://schemas.microsoft.com/office/word/2020/wordml/sdtdatahash" xmlns:w16sdtfl="http://schemas.microsoft.com/office/word/2024/wordml/sdtformatlock" xmlns:w16se="http://schemas.microsoft.com/office/word/2015/wordml/symex" xmlns:wpg="http://schemas.microsoft.com/office/word/2010/wordprocessingGroup" xmlns:wpi="http://schemas.microsoft.com/office/word/2010/wordprocessingInk" xmlns:wne="http://schemas.microsoft.com/office/word/2006/wordml" xmlns:wps="http://schemas.microsoft.com/office/word/2010/wordprocessingShape" mc:Ignorable="w14 w15 w16se w16cid w16 w16cex w16sdtdh w16sdtfl w16du wp14">
   <w:body>
     <w:p>
       <w:pPr>
@@ -33,49 +33,23 @@
     </w:p>
     <w:p>
       <w:pPr>
-        <w:pStyle w:val="Heading2"/>
-        <w:jc w:val="both"/>
-        <w:rPr>
-          <w:lang w:val="en-US"/>
-        </w:rPr>
-      </w:pPr>
-      <w:r>
-        <w:rPr>
-          <w:lang w:val="en-US"/>
-        </w:rPr>
-        <w:t xml:space="preserve"> Installing </w:t>
-      </w:r>
-      <w:proofErr w:type="spellStart"/>
-      <w:r>
-        <w:rPr>
-          <w:lang w:val="en-US"/>
-        </w:rPr>
-        <w:t>Miniconda</w:t>
-      </w:r>
-      <w:proofErr w:type="spellEnd"/>
-      <w:r>
-        <w:rPr>
-          <w:lang w:val="en-US"/>
-        </w:rPr>
-        <w:t xml:space="preserve"> (2 min)</w:t>
-      </w:r>
-    </w:p>
-    <w:p>
-      <w:pPr>
         <w:pStyle w:val="Heading3"/>
         <w:jc w:val="both"/>
         <w:rPr>
-          <w:lang w:val="en-US"/>
-        </w:rPr>
-      </w:pPr>
-      <w:r>
-        <w:rPr>
+          <w:szCs w:val="24"/>
+          <w:lang w:val="en-US"/>
+        </w:rPr>
+      </w:pPr>
+      <w:r>
+        <w:rPr>
+          <w:szCs w:val="24"/>
           <w:lang w:val="en-US"/>
         </w:rPr>
         <w:t xml:space="preserve">1.1. </w:t>
       </w:r>
       <w:r>
         <w:rPr>
+          <w:szCs w:val="24"/>
           <w:lang w:val="en-US"/>
         </w:rPr>
         <w:t>Open terminal</w:t>
@@ -86,11 +60,15 @@
         <w:pStyle w:val="Heading4"/>
         <w:jc w:val="both"/>
         <w:rPr>
+          <w:sz w:val="24"/>
+          <w:szCs w:val="24"/>
           <w:lang w:val="en-US" w:eastAsia="es-ES"/>
         </w:rPr>
       </w:pPr>
       <w:r>
         <w:rPr>
+          <w:sz w:val="24"/>
+          <w:szCs w:val="24"/>
           <w:lang w:val="en-US" w:eastAsia="es-ES"/>
         </w:rPr>
         <w:t>Windows</w:t>
@@ -100,29 +78,39 @@
       <w:pPr>
         <w:jc w:val="both"/>
         <w:rPr>
+          <w:sz w:val="24"/>
+          <w:szCs w:val="24"/>
           <w:lang w:val="en-US" w:eastAsia="es-ES"/>
         </w:rPr>
       </w:pPr>
       <w:r>
         <w:rPr>
+          <w:sz w:val="24"/>
+          <w:szCs w:val="24"/>
           <w:lang w:val="en-US" w:eastAsia="es-ES"/>
         </w:rPr>
         <w:t xml:space="preserve">Search </w:t>
       </w:r>
       <w:r>
         <w:rPr>
+          <w:sz w:val="24"/>
+          <w:szCs w:val="24"/>
           <w:lang w:val="en-US"/>
         </w:rPr>
         <w:t>“</w:t>
       </w:r>
       <w:r>
         <w:rPr>
+          <w:sz w:val="24"/>
+          <w:szCs w:val="24"/>
           <w:lang w:val="en-US" w:eastAsia="es-ES"/>
         </w:rPr>
         <w:t>Windows PowerShell</w:t>
       </w:r>
       <w:r>
         <w:rPr>
+          <w:sz w:val="24"/>
+          <w:szCs w:val="24"/>
           <w:lang w:val="en-US" w:eastAsia="es-ES"/>
         </w:rPr>
         <w:t xml:space="preserve">” in the Windows Search Bar and open it. </w:t>
@@ -132,12 +120,16 @@
       <w:pPr>
         <w:jc w:val="both"/>
         <w:rPr>
+          <w:sz w:val="24"/>
+          <w:szCs w:val="24"/>
           <w:lang w:val="en-US" w:eastAsia="es-ES"/>
         </w:rPr>
       </w:pPr>
       <w:r>
         <w:rPr>
           <w:noProof/>
+          <w:sz w:val="24"/>
+          <w:szCs w:val="24"/>
           <w:lang w:val="en-US" w:eastAsia="es-ES"/>
         </w:rPr>
         <w:drawing>
@@ -181,117 +173,139 @@
       <w:pPr>
         <w:jc w:val="both"/>
         <w:rPr>
+          <w:sz w:val="24"/>
+          <w:szCs w:val="24"/>
           <w:lang w:val="en-US" w:eastAsia="es-ES"/>
         </w:rPr>
       </w:pPr>
       <w:r>
         <w:rPr>
+          <w:sz w:val="24"/>
+          <w:szCs w:val="24"/>
           <w:lang w:val="en-US" w:eastAsia="es-ES"/>
         </w:rPr>
-        <w:t>Follow the instructions for “</w:t>
-      </w:r>
-      <w:r>
-        <w:rPr>
+        <w:t xml:space="preserve">Follow the instructions for “Windows PowerShell” in </w:t>
+      </w:r>
+      <w:r>
+        <w:rPr>
+          <w:sz w:val="24"/>
+          <w:szCs w:val="24"/>
           <w:lang w:val="en-US" w:eastAsia="es-ES"/>
         </w:rPr>
-        <w:t>Windows PowerShell</w:t>
-      </w:r>
-      <w:r>
-        <w:rPr>
+        <w:t>1.</w:t>
+      </w:r>
+      <w:r>
+        <w:rPr>
+          <w:sz w:val="24"/>
+          <w:szCs w:val="24"/>
           <w:lang w:val="en-US" w:eastAsia="es-ES"/>
         </w:rPr>
-        <w:t>”</w:t>
-      </w:r>
-      <w:r>
-        <w:rPr>
+        <w:t>2.</w:t>
+      </w:r>
+    </w:p>
+    <w:p>
+      <w:pPr>
+        <w:jc w:val="both"/>
+        <w:rPr>
+          <w:sz w:val="24"/>
+          <w:szCs w:val="24"/>
           <w:lang w:val="en-US" w:eastAsia="es-ES"/>
         </w:rPr>
-        <w:t xml:space="preserve"> in </w:t>
-      </w:r>
-      <w:r>
-        <w:rPr>
+      </w:pPr>
+    </w:p>
+    <w:p>
+      <w:pPr>
+        <w:pStyle w:val="Heading4"/>
+        <w:jc w:val="both"/>
+        <w:rPr>
+          <w:sz w:val="24"/>
+          <w:szCs w:val="24"/>
           <w:lang w:val="en-US" w:eastAsia="es-ES"/>
         </w:rPr>
-        <w:t>1.</w:t>
-      </w:r>
-      <w:r>
-        <w:rPr>
+      </w:pPr>
+      <w:proofErr w:type="spellStart"/>
+      <w:r>
+        <w:rPr>
+          <w:sz w:val="24"/>
+          <w:szCs w:val="24"/>
           <w:lang w:val="en-US" w:eastAsia="es-ES"/>
         </w:rPr>
-        <w:t>2.</w:t>
-      </w:r>
-    </w:p>
-    <w:p>
-      <w:pPr>
-        <w:pStyle w:val="Heading4"/>
-        <w:jc w:val="both"/>
-        <w:rPr>
+        <w:t>MacOs</w:t>
+      </w:r>
+      <w:proofErr w:type="spellEnd"/>
+    </w:p>
+    <w:p>
+      <w:pPr>
+        <w:jc w:val="both"/>
+        <w:rPr>
+          <w:sz w:val="24"/>
+          <w:szCs w:val="24"/>
           <w:lang w:val="en-US" w:eastAsia="es-ES"/>
         </w:rPr>
       </w:pPr>
-      <w:proofErr w:type="spellStart"/>
-      <w:r>
-        <w:rPr>
+      <w:r>
+        <w:rPr>
+          <w:sz w:val="24"/>
+          <w:szCs w:val="24"/>
           <w:lang w:val="en-US" w:eastAsia="es-ES"/>
         </w:rPr>
-        <w:t>MacOs</w:t>
-      </w:r>
-      <w:proofErr w:type="spellEnd"/>
-    </w:p>
-    <w:p>
-      <w:pPr>
-        <w:jc w:val="both"/>
-        <w:rPr>
+        <w:t xml:space="preserve">Type </w:t>
+      </w:r>
+      <w:r>
+        <w:rPr>
+          <w:sz w:val="24"/>
+          <w:szCs w:val="24"/>
+          <w:lang w:val="en-US"/>
+        </w:rPr>
+        <w:t>“</w:t>
+      </w:r>
+      <w:r>
+        <w:rPr>
+          <w:sz w:val="24"/>
+          <w:szCs w:val="24"/>
           <w:lang w:val="en-US" w:eastAsia="es-ES"/>
         </w:rPr>
-      </w:pPr>
-      <w:r>
-        <w:rPr>
+        <w:t xml:space="preserve">Terminal” in the Search bar </w:t>
+      </w:r>
+      <w:r>
+        <w:rPr>
+          <w:sz w:val="24"/>
+          <w:szCs w:val="24"/>
           <w:lang w:val="en-US" w:eastAsia="es-ES"/>
         </w:rPr>
-        <w:t xml:space="preserve">Type </w:t>
-      </w:r>
-      <w:r>
-        <w:rPr>
-          <w:lang w:val="en-US"/>
-        </w:rPr>
-        <w:t>“</w:t>
-      </w:r>
-      <w:r>
-        <w:rPr>
+        <w:t>or look for it in Utilities and</w:t>
+      </w:r>
+      <w:r>
+        <w:rPr>
+          <w:sz w:val="24"/>
+          <w:szCs w:val="24"/>
           <w:lang w:val="en-US" w:eastAsia="es-ES"/>
         </w:rPr>
-        <w:t xml:space="preserve">Terminal” in the Search bar </w:t>
-      </w:r>
-      <w:r>
-        <w:rPr>
+        <w:t xml:space="preserve"> open. </w:t>
+      </w:r>
+      <w:r>
+        <w:rPr>
+          <w:sz w:val="24"/>
+          <w:szCs w:val="24"/>
           <w:lang w:val="en-US" w:eastAsia="es-ES"/>
         </w:rPr>
-        <w:t>or look for it in Utilities and</w:t>
-      </w:r>
-      <w:r>
-        <w:rPr>
+        <w:t xml:space="preserve">You should see a terminal like this: </w:t>
+      </w:r>
+    </w:p>
+    <w:p>
+      <w:pPr>
+        <w:jc w:val="both"/>
+        <w:rPr>
+          <w:sz w:val="24"/>
+          <w:szCs w:val="24"/>
           <w:lang w:val="en-US" w:eastAsia="es-ES"/>
         </w:rPr>
-        <w:t xml:space="preserve"> open. </w:t>
-      </w:r>
-      <w:r>
-        <w:rPr>
-          <w:lang w:val="en-US" w:eastAsia="es-ES"/>
-        </w:rPr>
-        <w:t xml:space="preserve">You should see a terminal like this: </w:t>
-      </w:r>
-    </w:p>
-    <w:p>
-      <w:pPr>
-        <w:jc w:val="both"/>
-        <w:rPr>
-          <w:lang w:val="en-US" w:eastAsia="es-ES"/>
-        </w:rPr>
       </w:pPr>
       <w:r>
         <w:rPr>
           <w:noProof/>
+          <w:sz w:val="24"/>
+          <w:szCs w:val="24"/>
           <w:lang w:val="en-US" w:eastAsia="es-ES"/>
         </w:rPr>
         <w:drawing>
@@ -345,92 +359,96 @@
       <w:pPr>
         <w:jc w:val="both"/>
         <w:rPr>
+          <w:sz w:val="24"/>
+          <w:szCs w:val="24"/>
           <w:lang w:val="en-US" w:eastAsia="es-ES"/>
         </w:rPr>
       </w:pPr>
       <w:r>
         <w:rPr>
+          <w:sz w:val="24"/>
+          <w:szCs w:val="24"/>
           <w:lang w:val="en-US" w:eastAsia="es-ES"/>
         </w:rPr>
-        <w:t>Follow the instructions for “</w:t>
-      </w:r>
-      <w:r>
-        <w:rPr>
+        <w:t xml:space="preserve">Follow the instructions for “macOS” in </w:t>
+      </w:r>
+      <w:r>
+        <w:rPr>
+          <w:sz w:val="24"/>
+          <w:szCs w:val="24"/>
           <w:lang w:val="en-US" w:eastAsia="es-ES"/>
         </w:rPr>
-        <w:t>macOS</w:t>
-      </w:r>
-      <w:r>
-        <w:rPr>
+        <w:t>1.</w:t>
+      </w:r>
+      <w:r>
+        <w:rPr>
+          <w:sz w:val="24"/>
+          <w:szCs w:val="24"/>
           <w:lang w:val="en-US" w:eastAsia="es-ES"/>
         </w:rPr>
-        <w:t>”</w:t>
-      </w:r>
-      <w:r>
-        <w:rPr>
+        <w:t>2.</w:t>
+      </w:r>
+    </w:p>
+    <w:p>
+      <w:pPr>
+        <w:jc w:val="both"/>
+        <w:rPr>
+          <w:sz w:val="24"/>
+          <w:szCs w:val="24"/>
           <w:lang w:val="en-US" w:eastAsia="es-ES"/>
         </w:rPr>
-        <w:t xml:space="preserve"> in </w:t>
-      </w:r>
-      <w:r>
-        <w:rPr>
+      </w:pPr>
+    </w:p>
+    <w:p>
+      <w:pPr>
+        <w:pStyle w:val="Heading4"/>
+        <w:jc w:val="both"/>
+        <w:rPr>
+          <w:sz w:val="24"/>
+          <w:szCs w:val="24"/>
           <w:lang w:val="en-US" w:eastAsia="es-ES"/>
         </w:rPr>
-        <w:t>1.</w:t>
-      </w:r>
-      <w:r>
-        <w:rPr>
+      </w:pPr>
+      <w:r>
+        <w:rPr>
+          <w:sz w:val="24"/>
+          <w:szCs w:val="24"/>
           <w:lang w:val="en-US" w:eastAsia="es-ES"/>
         </w:rPr>
-        <w:t>2.</w:t>
-      </w:r>
-    </w:p>
-    <w:p>
-      <w:pPr>
-        <w:jc w:val="both"/>
-        <w:rPr>
+        <w:t>Linux</w:t>
+      </w:r>
+    </w:p>
+    <w:p>
+      <w:pPr>
+        <w:jc w:val="both"/>
+        <w:rPr>
+          <w:sz w:val="24"/>
+          <w:szCs w:val="24"/>
           <w:lang w:val="en-US" w:eastAsia="es-ES"/>
         </w:rPr>
       </w:pPr>
-    </w:p>
-    <w:p>
-      <w:pPr>
-        <w:pStyle w:val="Heading4"/>
-        <w:jc w:val="both"/>
-        <w:rPr>
+      <w:r>
+        <w:rPr>
+          <w:sz w:val="24"/>
+          <w:szCs w:val="24"/>
           <w:lang w:val="en-US" w:eastAsia="es-ES"/>
         </w:rPr>
-      </w:pPr>
-      <w:r>
-        <w:rPr>
+        <w:t xml:space="preserve">Look for </w:t>
+      </w:r>
+      <w:r>
+        <w:rPr>
+          <w:sz w:val="24"/>
+          <w:szCs w:val="24"/>
+          <w:lang w:val="en-US"/>
+        </w:rPr>
+        <w:t>“</w:t>
+      </w:r>
+      <w:r>
+        <w:rPr>
+          <w:sz w:val="24"/>
+          <w:szCs w:val="24"/>
           <w:lang w:val="en-US" w:eastAsia="es-ES"/>
         </w:rPr>
-        <w:t>Linux</w:t>
-      </w:r>
-    </w:p>
-    <w:p>
-      <w:pPr>
-        <w:jc w:val="both"/>
-        <w:rPr>
-          <w:lang w:val="en-US" w:eastAsia="es-ES"/>
-        </w:rPr>
-      </w:pPr>
-      <w:r>
-        <w:rPr>
-          <w:lang w:val="en-US" w:eastAsia="es-ES"/>
-        </w:rPr>
-        <w:t xml:space="preserve">Look for </w:t>
-      </w:r>
-      <w:r>
-        <w:rPr>
-          <w:lang w:val="en-US"/>
-        </w:rPr>
-        <w:t>“</w:t>
-      </w:r>
-      <w:r>
-        <w:rPr>
-          <w:lang w:val="en-US" w:eastAsia="es-ES"/>
-        </w:rPr>
         <w:t xml:space="preserve">Terminal” in the Activities item and open. Alternatively try Ctrl + Alt + T. You should see a terminal like this: </w:t>
       </w:r>
     </w:p>
@@ -438,12 +456,16 @@
       <w:pPr>
         <w:jc w:val="both"/>
         <w:rPr>
+          <w:sz w:val="24"/>
+          <w:szCs w:val="24"/>
           <w:lang w:val="en-US"/>
         </w:rPr>
       </w:pPr>
       <w:r>
         <w:rPr>
           <w:noProof/>
+          <w:sz w:val="24"/>
+          <w:szCs w:val="24"/>
           <w:lang w:val="en-US"/>
         </w:rPr>
         <w:drawing>
@@ -497,43 +519,33 @@
       <w:pPr>
         <w:jc w:val="both"/>
         <w:rPr>
+          <w:sz w:val="24"/>
+          <w:szCs w:val="24"/>
           <w:lang w:val="en-US" w:eastAsia="es-ES"/>
         </w:rPr>
       </w:pPr>
       <w:r>
         <w:rPr>
+          <w:sz w:val="24"/>
+          <w:szCs w:val="24"/>
           <w:lang w:val="en-US" w:eastAsia="es-ES"/>
         </w:rPr>
-        <w:t>Follow the instructions for “</w:t>
-      </w:r>
-      <w:r>
-        <w:rPr>
+        <w:t xml:space="preserve">Follow the instructions for “Linux” in </w:t>
+      </w:r>
+      <w:r>
+        <w:rPr>
+          <w:sz w:val="24"/>
+          <w:szCs w:val="24"/>
           <w:lang w:val="en-US" w:eastAsia="es-ES"/>
         </w:rPr>
-        <w:t>Linux</w:t>
-      </w:r>
-      <w:r>
-        <w:rPr>
+        <w:t>1.</w:t>
+      </w:r>
+      <w:r>
+        <w:rPr>
+          <w:sz w:val="24"/>
+          <w:szCs w:val="24"/>
           <w:lang w:val="en-US" w:eastAsia="es-ES"/>
         </w:rPr>
-        <w:t>”</w:t>
-      </w:r>
-      <w:r>
-        <w:rPr>
-          <w:lang w:val="en-US" w:eastAsia="es-ES"/>
-        </w:rPr>
-        <w:t xml:space="preserve"> in </w:t>
-      </w:r>
-      <w:r>
-        <w:rPr>
-          <w:lang w:val="en-US" w:eastAsia="es-ES"/>
-        </w:rPr>
-        <w:t>1.</w:t>
-      </w:r>
-      <w:r>
-        <w:rPr>
-          <w:lang w:val="en-US" w:eastAsia="es-ES"/>
-        </w:rPr>
         <w:t>2.</w:t>
       </w:r>
     </w:p>
@@ -541,6 +553,8 @@
       <w:pPr>
         <w:jc w:val="both"/>
         <w:rPr>
+          <w:sz w:val="24"/>
+          <w:szCs w:val="24"/>
           <w:lang w:val="en-US"/>
         </w:rPr>
       </w:pPr>
@@ -551,29 +565,35 @@
         <w:spacing w:after="240"/>
         <w:jc w:val="both"/>
         <w:rPr>
-          <w:lang w:val="en-US"/>
-        </w:rPr>
-      </w:pPr>
-      <w:r>
-        <w:rPr>
-          <w:lang w:val="en-US"/>
-        </w:rPr>
+          <w:szCs w:val="24"/>
+          <w:lang w:val="en-US"/>
+        </w:rPr>
+      </w:pPr>
+      <w:r>
+        <w:rPr>
+          <w:szCs w:val="24"/>
+          <w:lang w:val="en-US"/>
+        </w:rPr>
+        <w:lastRenderedPageBreak/>
         <w:t xml:space="preserve">1.2. </w:t>
       </w:r>
       <w:r>
         <w:rPr>
+          <w:szCs w:val="24"/>
           <w:lang w:val="en-US"/>
         </w:rPr>
         <w:t>D</w:t>
       </w:r>
       <w:r>
         <w:rPr>
+          <w:szCs w:val="24"/>
           <w:lang w:val="en-US"/>
         </w:rPr>
         <w:t>o</w:t>
       </w:r>
       <w:r>
         <w:rPr>
+          <w:szCs w:val="24"/>
           <w:lang w:val="en-US"/>
         </w:rPr>
         <w:t xml:space="preserve">wnload and Install </w:t>
@@ -581,6 +601,7 @@
       <w:proofErr w:type="spellStart"/>
       <w:r>
         <w:rPr>
+          <w:szCs w:val="24"/>
           <w:lang w:val="en-US"/>
         </w:rPr>
         <w:t>Miniconda</w:t>
@@ -588,26 +609,30 @@
       <w:proofErr w:type="spellEnd"/>
       <w:r>
         <w:rPr>
+          <w:szCs w:val="24"/>
           <w:lang w:val="en-US"/>
         </w:rPr>
         <w:t>.</w:t>
       </w:r>
       <w:r>
         <w:rPr>
+          <w:szCs w:val="24"/>
           <w:lang w:val="en-US"/>
         </w:rPr>
         <w:t xml:space="preserve"> </w:t>
       </w:r>
       <w:r>
         <w:rPr>
+          <w:szCs w:val="24"/>
           <w:lang w:val="en-US"/>
         </w:rPr>
         <w:t>Go to “</w:t>
       </w:r>
-      <w:hyperlink w:history="1" r:id="rId8">
+      <w:hyperlink r:id="rId8" w:history="1">
         <w:r>
           <w:rPr>
             <w:rStyle w:val="Hyperlink"/>
+            <w:szCs w:val="24"/>
             <w:lang w:val="en-US"/>
           </w:rPr>
           <w:t>https://www.anaconda.com/docs/getting-started/miniconda/install</w:t>
@@ -615,6 +640,7 @@
       </w:hyperlink>
       <w:r>
         <w:rPr>
+          <w:szCs w:val="24"/>
           <w:lang w:val="en-US"/>
         </w:rPr>
         <w:t>” and select your OS in the “</w:t>
@@ -622,6 +648,7 @@
       <w:proofErr w:type="spellStart"/>
       <w:r>
         <w:rPr>
+          <w:szCs w:val="24"/>
           <w:lang w:val="en-US"/>
         </w:rPr>
         <w:t>Quickstart</w:t>
@@ -629,6 +656,7 @@
       <w:proofErr w:type="spellEnd"/>
       <w:r>
         <w:rPr>
+          <w:szCs w:val="24"/>
           <w:lang w:val="en-US"/>
         </w:rPr>
         <w:t xml:space="preserve"> install instructions” tab:</w:t>
@@ -639,12 +667,16 @@
         <w:spacing w:after="240"/>
         <w:jc w:val="both"/>
         <w:rPr>
+          <w:sz w:val="24"/>
+          <w:szCs w:val="24"/>
           <w:lang w:val="en-US"/>
         </w:rPr>
       </w:pPr>
       <w:r>
         <w:rPr>
           <w:noProof/>
+          <w:sz w:val="24"/>
+          <w:szCs w:val="24"/>
           <w:lang w:val="en-US"/>
         </w:rPr>
         <w:drawing>
@@ -856,18 +888,7 @@
           <w:lang w:val="en-US" w:eastAsia="es-ES"/>
           <w14:ligatures w14:val="none"/>
         </w:rPr>
-        <w:t xml:space="preserve"> installation, i</w:t>
-      </w:r>
-      <w:r>
-        <w:rPr>
-          <w:rFonts w:eastAsia="Times New Roman" w:cs="Courier New"/>
-          <w:kern w:val="0"/>
-          <w:sz w:val="24"/>
-          <w:szCs w:val="24"/>
-          <w:lang w:val="en-US" w:eastAsia="es-ES"/>
-          <w14:ligatures w14:val="none"/>
-        </w:rPr>
-        <w:t>f you get error messages like these:</w:t>
+        <w:t xml:space="preserve"> installation, if you get error messages like these:</w:t>
       </w:r>
     </w:p>
     <w:p>
@@ -898,6 +919,7 @@
         <w:t>Invoke-</w:t>
       </w:r>
       <w:proofErr w:type="spellStart"/>
+      <w:proofErr w:type="gramStart"/>
       <w:r>
         <w:rPr>
           <w:rFonts w:eastAsia="Times New Roman" w:cs="Courier New"/>
@@ -919,7 +941,19 @@
           <w:lang w:val="en-US" w:eastAsia="es-ES"/>
           <w14:ligatures w14:val="none"/>
         </w:rPr>
-        <w:t xml:space="preserve"> : Access to the path 'C:\windows\system32\Miniconda3-latest-Windows-x86_64.exe' is denied.</w:t>
+        <w:t xml:space="preserve"> :</w:t>
+      </w:r>
+      <w:proofErr w:type="gramEnd"/>
+      <w:r>
+        <w:rPr>
+          <w:rFonts w:eastAsia="Times New Roman" w:cs="Courier New"/>
+          <w:kern w:val="0"/>
+          <w:sz w:val="24"/>
+          <w:szCs w:val="24"/>
+          <w:lang w:val="en-US" w:eastAsia="es-ES"/>
+          <w14:ligatures w14:val="none"/>
+        </w:rPr>
+        <w:t xml:space="preserve"> Access to the path 'C:\windows\system32\Miniconda3-latest-Windows-x86_64.exe' is denied.</w:t>
       </w:r>
     </w:p>
     <w:p>
@@ -1103,7 +1137,31 @@
           <w:lang w:val="en-US" w:eastAsia="es-ES"/>
           <w14:ligatures w14:val="none"/>
         </w:rPr>
-        <w:t xml:space="preserve">    + CategoryInfo          : </w:t>
+        <w:t xml:space="preserve">    + CategoryInfo        </w:t>
+      </w:r>
+      <w:proofErr w:type="gramStart"/>
+      <w:r>
+        <w:rPr>
+          <w:rFonts w:eastAsia="Times New Roman" w:cs="Courier New"/>
+          <w:kern w:val="0"/>
+          <w:sz w:val="24"/>
+          <w:szCs w:val="24"/>
+          <w:lang w:val="en-US" w:eastAsia="es-ES"/>
+          <w14:ligatures w14:val="none"/>
+        </w:rPr>
+        <w:t xml:space="preserve">  :</w:t>
+      </w:r>
+      <w:proofErr w:type="gramEnd"/>
+      <w:r>
+        <w:rPr>
+          <w:rFonts w:eastAsia="Times New Roman" w:cs="Courier New"/>
+          <w:kern w:val="0"/>
+          <w:sz w:val="24"/>
+          <w:szCs w:val="24"/>
+          <w:lang w:val="en-US" w:eastAsia="es-ES"/>
+          <w14:ligatures w14:val="none"/>
+        </w:rPr>
+        <w:t xml:space="preserve"> </w:t>
       </w:r>
       <w:proofErr w:type="spellStart"/>
       <w:r>
@@ -1196,6 +1254,7 @@
         <w:t xml:space="preserve">    + </w:t>
       </w:r>
       <w:proofErr w:type="spellStart"/>
+      <w:proofErr w:type="gramStart"/>
       <w:r>
         <w:rPr>
           <w:rFonts w:eastAsia="Times New Roman" w:cs="Courier New"/>
@@ -1217,7 +1276,43 @@
           <w:lang w:val="en-US" w:eastAsia="es-ES"/>
           <w14:ligatures w14:val="none"/>
         </w:rPr>
-        <w:t xml:space="preserve"> : System.UnauthorizedAccessException,Microsoft.PowerShell.Commands.InvokeWebRequestCommand</w:t>
+        <w:t xml:space="preserve"> :</w:t>
+      </w:r>
+      <w:proofErr w:type="gramEnd"/>
+      <w:r>
+        <w:rPr>
+          <w:rFonts w:eastAsia="Times New Roman" w:cs="Courier New"/>
+          <w:kern w:val="0"/>
+          <w:sz w:val="24"/>
+          <w:szCs w:val="24"/>
+          <w:lang w:val="en-US" w:eastAsia="es-ES"/>
+          <w14:ligatures w14:val="none"/>
+        </w:rPr>
+        <w:t xml:space="preserve"> </w:t>
+      </w:r>
+      <w:proofErr w:type="gramStart"/>
+      <w:r>
+        <w:rPr>
+          <w:rFonts w:eastAsia="Times New Roman" w:cs="Courier New"/>
+          <w:kern w:val="0"/>
+          <w:sz w:val="24"/>
+          <w:szCs w:val="24"/>
+          <w:lang w:val="en-US" w:eastAsia="es-ES"/>
+          <w14:ligatures w14:val="none"/>
+        </w:rPr>
+        <w:t>System.UnauthorizedAccessException,Microsoft.PowerShell</w:t>
+      </w:r>
+      <w:proofErr w:type="gramEnd"/>
+      <w:r>
+        <w:rPr>
+          <w:rFonts w:eastAsia="Times New Roman" w:cs="Courier New"/>
+          <w:kern w:val="0"/>
+          <w:sz w:val="24"/>
+          <w:szCs w:val="24"/>
+          <w:lang w:val="en-US" w:eastAsia="es-ES"/>
+          <w14:ligatures w14:val="none"/>
+        </w:rPr>
+        <w:t>.Commands.InvokeWebRequestCommand</w:t>
       </w:r>
     </w:p>
     <w:p>
@@ -1244,6 +1339,7 @@
           <w:lang w:val="en-US" w:eastAsia="es-ES"/>
           <w14:ligatures w14:val="none"/>
         </w:rPr>
+        <w:lastRenderedPageBreak/>
         <w:t>You need to run this command on the PowerShell terminal:</w:t>
       </w:r>
     </w:p>
@@ -1352,6 +1448,8 @@
       <w:pPr>
         <w:jc w:val="both"/>
         <w:rPr>
+          <w:sz w:val="24"/>
+          <w:szCs w:val="24"/>
           <w:lang w:val="en-US"/>
         </w:rPr>
       </w:pPr>
@@ -1383,29 +1481,34 @@
         <w:ind w:firstLine="0"/>
         <w:jc w:val="both"/>
         <w:rPr>
-          <w:lang w:val="en-US"/>
-        </w:rPr>
-      </w:pPr>
-      <w:r>
-        <w:rPr>
+          <w:szCs w:val="24"/>
+          <w:lang w:val="en-US"/>
+        </w:rPr>
+      </w:pPr>
+      <w:r>
+        <w:rPr>
+          <w:szCs w:val="24"/>
           <w:lang w:val="en-US"/>
         </w:rPr>
         <w:t>2</w:t>
       </w:r>
       <w:r>
         <w:rPr>
+          <w:szCs w:val="24"/>
           <w:lang w:val="en-US"/>
         </w:rPr>
         <w:t xml:space="preserve">.1. </w:t>
       </w:r>
       <w:r>
         <w:rPr>
+          <w:szCs w:val="24"/>
           <w:lang w:val="en-US"/>
         </w:rPr>
         <w:t>Installing Visual Studio Code</w:t>
       </w:r>
       <w:r>
         <w:rPr>
+          <w:szCs w:val="24"/>
           <w:lang w:val="en-US"/>
         </w:rPr>
         <w:t xml:space="preserve"> (3 min)</w:t>
@@ -1416,35 +1519,41 @@
         <w:pStyle w:val="Heading3"/>
         <w:jc w:val="both"/>
         <w:rPr>
-          <w:lang w:val="en-US"/>
-        </w:rPr>
-      </w:pPr>
-      <w:r>
-        <w:rPr>
+          <w:szCs w:val="24"/>
+          <w:lang w:val="en-US"/>
+        </w:rPr>
+      </w:pPr>
+      <w:r>
+        <w:rPr>
+          <w:szCs w:val="24"/>
           <w:lang w:val="en-US"/>
         </w:rPr>
         <w:t xml:space="preserve">Download </w:t>
       </w:r>
       <w:r>
         <w:rPr>
+          <w:szCs w:val="24"/>
           <w:lang w:val="en-US"/>
         </w:rPr>
         <w:t xml:space="preserve">and install </w:t>
       </w:r>
       <w:r>
         <w:rPr>
+          <w:szCs w:val="24"/>
           <w:lang w:val="en-US"/>
         </w:rPr>
         <w:t xml:space="preserve">Visual Studio Code </w:t>
       </w:r>
       <w:r>
         <w:rPr>
+          <w:szCs w:val="24"/>
           <w:lang w:val="en-US"/>
         </w:rPr>
         <w:t xml:space="preserve">(VSC) </w:t>
       </w:r>
       <w:r>
         <w:rPr>
+          <w:szCs w:val="24"/>
           <w:lang w:val="en-US"/>
         </w:rPr>
         <w:t>using this link:</w:t>
@@ -1455,13 +1564,15 @@
         <w:pStyle w:val="Heading3"/>
         <w:jc w:val="both"/>
         <w:rPr>
-          <w:lang w:val="en-US"/>
-        </w:rPr>
-      </w:pPr>
-      <w:hyperlink w:history="1" r:id="rId10">
+          <w:szCs w:val="24"/>
+          <w:lang w:val="en-US"/>
+        </w:rPr>
+      </w:pPr>
+      <w:hyperlink r:id="rId10" w:history="1">
         <w:r>
           <w:rPr>
             <w:rStyle w:val="Hyperlink"/>
+            <w:szCs w:val="24"/>
             <w:lang w:val="en-US"/>
           </w:rPr>
           <w:t>https://code.visualstudio.com/Download</w:t>
@@ -1474,6 +1585,7 @@
         <w:ind w:firstLine="0"/>
         <w:jc w:val="both"/>
         <w:rPr>
+          <w:szCs w:val="24"/>
           <w:lang w:val="en-US"/>
         </w:rPr>
       </w:pPr>
@@ -1484,41 +1596,48 @@
         <w:ind w:firstLine="0"/>
         <w:jc w:val="both"/>
         <w:rPr>
-          <w:lang w:val="en-US"/>
-        </w:rPr>
-      </w:pPr>
-      <w:r>
-        <w:rPr>
+          <w:szCs w:val="24"/>
+          <w:lang w:val="en-US"/>
+        </w:rPr>
+      </w:pPr>
+      <w:r>
+        <w:rPr>
+          <w:szCs w:val="24"/>
           <w:lang w:val="en-US"/>
         </w:rPr>
         <w:t>2</w:t>
       </w:r>
       <w:r>
         <w:rPr>
+          <w:szCs w:val="24"/>
           <w:lang w:val="en-US"/>
         </w:rPr>
         <w:t xml:space="preserve">.2. </w:t>
       </w:r>
       <w:r>
         <w:rPr>
+          <w:szCs w:val="24"/>
           <w:lang w:val="en-US"/>
         </w:rPr>
         <w:t xml:space="preserve">Installing extensions </w:t>
       </w:r>
       <w:r>
         <w:rPr>
+          <w:szCs w:val="24"/>
           <w:lang w:val="en-US"/>
         </w:rPr>
         <w:t>of Visual Studio Code</w:t>
       </w:r>
       <w:r>
         <w:rPr>
+          <w:szCs w:val="24"/>
           <w:lang w:val="en-US"/>
         </w:rPr>
         <w:t xml:space="preserve"> </w:t>
       </w:r>
       <w:r>
         <w:rPr>
+          <w:szCs w:val="24"/>
           <w:lang w:val="en-US"/>
         </w:rPr>
         <w:t>(3 min)</w:t>
@@ -1529,23 +1648,27 @@
         <w:pStyle w:val="Heading3"/>
         <w:jc w:val="both"/>
         <w:rPr>
-          <w:lang w:val="en-US"/>
-        </w:rPr>
-      </w:pPr>
-      <w:r>
-        <w:rPr>
+          <w:szCs w:val="24"/>
+          <w:lang w:val="en-US"/>
+        </w:rPr>
+      </w:pPr>
+      <w:r>
+        <w:rPr>
+          <w:szCs w:val="24"/>
           <w:lang w:val="en-US"/>
         </w:rPr>
         <w:t>2</w:t>
       </w:r>
       <w:r>
         <w:rPr>
+          <w:szCs w:val="24"/>
           <w:lang w:val="en-US"/>
         </w:rPr>
         <w:t xml:space="preserve">.2.1. </w:t>
       </w:r>
       <w:r>
         <w:rPr>
+          <w:szCs w:val="24"/>
           <w:lang w:val="en-US"/>
         </w:rPr>
         <w:t>Open VSC</w:t>
@@ -1556,23 +1679,27 @@
         <w:pStyle w:val="Heading3"/>
         <w:jc w:val="both"/>
         <w:rPr>
-          <w:lang w:val="en-US"/>
-        </w:rPr>
-      </w:pPr>
-      <w:r>
-        <w:rPr>
+          <w:szCs w:val="24"/>
+          <w:lang w:val="en-US"/>
+        </w:rPr>
+      </w:pPr>
+      <w:r>
+        <w:rPr>
+          <w:szCs w:val="24"/>
           <w:lang w:val="en-US"/>
         </w:rPr>
         <w:t>2</w:t>
       </w:r>
       <w:r>
         <w:rPr>
+          <w:szCs w:val="24"/>
           <w:lang w:val="en-US"/>
         </w:rPr>
         <w:t xml:space="preserve">.2.2. </w:t>
       </w:r>
       <w:r>
         <w:rPr>
+          <w:szCs w:val="24"/>
           <w:lang w:val="en-US"/>
         </w:rPr>
         <w:t xml:space="preserve">Go to the extensions panel (squares icon in the left sidebar) and search for all the next extensions. </w:t>
@@ -1588,6 +1715,8 @@
         <w:ind w:left="900" w:firstLine="0"/>
         <w:jc w:val="both"/>
         <w:rPr>
+          <w:sz w:val="24"/>
+          <w:szCs w:val="24"/>
           <w:lang w:val="en-US"/>
         </w:rPr>
       </w:pPr>
@@ -1596,6 +1725,8 @@
         <w:rPr>
           <w:b/>
           <w:bCs/>
+          <w:sz w:val="24"/>
+          <w:szCs w:val="24"/>
           <w:lang w:val="en-US"/>
         </w:rPr>
         <w:t>Jupyter</w:t>
@@ -1612,6 +1743,8 @@
         <w:ind w:left="900" w:firstLine="0"/>
         <w:jc w:val="both"/>
         <w:rPr>
+          <w:sz w:val="24"/>
+          <w:szCs w:val="24"/>
           <w:lang w:val="en-US"/>
         </w:rPr>
       </w:pPr>
@@ -1619,6 +1752,8 @@
         <w:rPr>
           <w:b/>
           <w:bCs/>
+          <w:sz w:val="24"/>
+          <w:szCs w:val="24"/>
           <w:lang w:val="en-US"/>
         </w:rPr>
         <w:t>Prettier - Code formatter</w:t>
@@ -1634,6 +1769,8 @@
         <w:ind w:left="900" w:firstLine="0"/>
         <w:jc w:val="both"/>
         <w:rPr>
+          <w:sz w:val="24"/>
+          <w:szCs w:val="24"/>
           <w:lang w:val="en-US"/>
         </w:rPr>
       </w:pPr>
@@ -1641,6 +1778,8 @@
         <w:rPr>
           <w:b/>
           <w:bCs/>
+          <w:sz w:val="24"/>
+          <w:szCs w:val="24"/>
           <w:lang w:val="en-US"/>
         </w:rPr>
         <w:t>Python</w:t>
@@ -1656,6 +1795,8 @@
         <w:ind w:left="900" w:firstLine="0"/>
         <w:jc w:val="both"/>
         <w:rPr>
+          <w:sz w:val="24"/>
+          <w:szCs w:val="24"/>
           <w:lang w:val="en-US"/>
         </w:rPr>
       </w:pPr>
@@ -1663,6 +1804,8 @@
         <w:rPr>
           <w:b/>
           <w:bCs/>
+          <w:sz w:val="24"/>
+          <w:szCs w:val="24"/>
           <w:lang w:val="en-US"/>
         </w:rPr>
         <w:t>Python Indent</w:t>
@@ -1678,6 +1821,8 @@
         <w:ind w:left="900" w:firstLine="0"/>
         <w:jc w:val="both"/>
         <w:rPr>
+          <w:sz w:val="24"/>
+          <w:szCs w:val="24"/>
           <w:lang w:val="en-US"/>
         </w:rPr>
       </w:pPr>
@@ -1685,6 +1830,8 @@
         <w:rPr>
           <w:b/>
           <w:bCs/>
+          <w:sz w:val="24"/>
+          <w:szCs w:val="24"/>
           <w:lang w:val="en-US"/>
         </w:rPr>
         <w:t>Rainbow CSV</w:t>
@@ -1694,15 +1841,17 @@
       <w:pPr>
         <w:jc w:val="both"/>
         <w:rPr>
-          <w:lang w:val="en-US"/>
-        </w:rPr>
-      </w:pPr>
-    </w:p>
-    <w:p>
-      <w:pPr>
-        <w:jc w:val="both"/>
-        <w:rPr>
-          <w:rFonts w:asciiTheme="majorHAnsi" w:hAnsiTheme="majorHAnsi" w:eastAsiaTheme="majorEastAsia" w:cstheme="majorBidi"/>
+          <w:sz w:val="24"/>
+          <w:szCs w:val="24"/>
+          <w:lang w:val="en-US"/>
+        </w:rPr>
+      </w:pPr>
+    </w:p>
+    <w:p>
+      <w:pPr>
+        <w:jc w:val="both"/>
+        <w:rPr>
+          <w:rFonts w:asciiTheme="majorHAnsi" w:eastAsiaTheme="majorEastAsia" w:hAnsiTheme="majorHAnsi" w:cstheme="majorBidi"/>
           <w:color w:val="0F4761" w:themeColor="accent1" w:themeShade="BF"/>
           <w:sz w:val="40"/>
           <w:szCs w:val="40"/>
@@ -1711,7 +1860,7 @@
       </w:pPr>
       <w:r>
         <w:rPr>
-          <w:rFonts w:asciiTheme="majorHAnsi" w:hAnsiTheme="majorHAnsi" w:eastAsiaTheme="majorEastAsia" w:cstheme="majorBidi"/>
+          <w:rFonts w:asciiTheme="majorHAnsi" w:eastAsiaTheme="majorEastAsia" w:hAnsiTheme="majorHAnsi" w:cstheme="majorBidi"/>
           <w:color w:val="0F4761" w:themeColor="accent1" w:themeShade="BF"/>
           <w:sz w:val="40"/>
           <w:szCs w:val="40"/>
@@ -1721,7 +1870,7 @@
       </w:r>
       <w:r>
         <w:rPr>
-          <w:rFonts w:asciiTheme="majorHAnsi" w:hAnsiTheme="majorHAnsi" w:eastAsiaTheme="majorEastAsia" w:cstheme="majorBidi"/>
+          <w:rFonts w:asciiTheme="majorHAnsi" w:eastAsiaTheme="majorEastAsia" w:hAnsiTheme="majorHAnsi" w:cstheme="majorBidi"/>
           <w:color w:val="0F4761" w:themeColor="accent1" w:themeShade="BF"/>
           <w:sz w:val="40"/>
           <w:szCs w:val="40"/>
@@ -1731,7 +1880,7 @@
       </w:r>
       <w:r>
         <w:rPr>
-          <w:rFonts w:asciiTheme="majorHAnsi" w:hAnsiTheme="majorHAnsi" w:eastAsiaTheme="majorEastAsia" w:cstheme="majorBidi"/>
+          <w:rFonts w:asciiTheme="majorHAnsi" w:eastAsiaTheme="majorEastAsia" w:hAnsiTheme="majorHAnsi" w:cstheme="majorBidi"/>
           <w:color w:val="0F4761" w:themeColor="accent1" w:themeShade="BF"/>
           <w:sz w:val="40"/>
           <w:szCs w:val="40"/>
@@ -1745,23 +1894,27 @@
         <w:pStyle w:val="Heading3"/>
         <w:jc w:val="both"/>
         <w:rPr>
-          <w:lang w:val="en-US"/>
-        </w:rPr>
-      </w:pPr>
-      <w:r>
-        <w:rPr>
+          <w:szCs w:val="24"/>
+          <w:lang w:val="en-US"/>
+        </w:rPr>
+      </w:pPr>
+      <w:r>
+        <w:rPr>
+          <w:szCs w:val="24"/>
           <w:lang w:val="en-US"/>
         </w:rPr>
         <w:t>3</w:t>
       </w:r>
       <w:r>
         <w:rPr>
+          <w:szCs w:val="24"/>
           <w:lang w:val="en-US"/>
         </w:rPr>
         <w:t xml:space="preserve">.1. </w:t>
       </w:r>
       <w:r>
         <w:rPr>
+          <w:szCs w:val="24"/>
           <w:lang w:val="en-US"/>
         </w:rPr>
         <w:t>Download the files needed for these lessons.</w:t>
@@ -1772,75 +1925,97 @@
         <w:pStyle w:val="Heading3"/>
         <w:jc w:val="both"/>
         <w:rPr>
-          <w:lang w:val="en-US"/>
-        </w:rPr>
-      </w:pPr>
-      <w:r>
-        <w:rPr>
+          <w:szCs w:val="24"/>
+          <w:lang w:val="en-US"/>
+        </w:rPr>
+      </w:pPr>
+      <w:r>
+        <w:rPr>
+          <w:szCs w:val="24"/>
           <w:lang w:val="en-US"/>
         </w:rPr>
         <w:t>3</w:t>
       </w:r>
       <w:r>
         <w:rPr>
+          <w:szCs w:val="24"/>
           <w:lang w:val="en-US"/>
         </w:rPr>
         <w:t xml:space="preserve">.2. </w:t>
       </w:r>
       <w:r>
         <w:rPr>
+          <w:szCs w:val="24"/>
           <w:lang w:val="en-US"/>
         </w:rPr>
         <w:t xml:space="preserve">Create a folder called </w:t>
       </w:r>
       <w:r>
         <w:rPr>
+          <w:szCs w:val="24"/>
           <w:lang w:val="en-US"/>
         </w:rPr>
         <w:t>“</w:t>
       </w:r>
       <w:r>
         <w:rPr>
+          <w:szCs w:val="24"/>
           <w:lang w:val="en-US"/>
         </w:rPr>
         <w:t>ML_course</w:t>
       </w:r>
       <w:r>
         <w:rPr>
+          <w:szCs w:val="24"/>
           <w:lang w:val="en-US"/>
         </w:rPr>
         <w:t>”</w:t>
       </w:r>
       <w:r>
         <w:rPr>
+          <w:szCs w:val="24"/>
           <w:lang w:val="en-US"/>
         </w:rPr>
         <w:t xml:space="preserve"> on your computer</w:t>
       </w:r>
       <w:r>
         <w:rPr>
-          <w:lang w:val="en-US"/>
-        </w:rPr>
-        <w:t xml:space="preserve">. </w:t>
-      </w:r>
+          <w:szCs w:val="24"/>
+          <w:lang w:val="en-US"/>
+        </w:rPr>
+        <w:t>.</w:t>
+      </w:r>
+    </w:p>
+    <w:p>
+      <w:pPr>
+        <w:pStyle w:val="Heading3"/>
+        <w:jc w:val="both"/>
+        <w:rPr>
+          <w:szCs w:val="24"/>
+          <w:lang w:val="en-US"/>
+        </w:rPr>
+      </w:pPr>
       <w:r>
         <w:rPr>
           <w:b/>
           <w:bCs/>
           <w:color w:val="C00000"/>
-          <w:lang w:val="en-US"/>
-        </w:rPr>
-        <w:t>VERY IMPORTANT!</w:t>
+          <w:szCs w:val="24"/>
+          <w:lang w:val="en-US"/>
+        </w:rPr>
+        <w:t>VERY IMPORTANT 1!</w:t>
       </w:r>
       <w:r>
         <w:rPr>
           <w:color w:val="C00000"/>
+          <w:szCs w:val="24"/>
           <w:lang w:val="en-US"/>
         </w:rPr>
         <w:t xml:space="preserve"> </w:t>
       </w:r>
       <w:r>
         <w:rPr>
+          <w:szCs w:val="24"/>
           <w:lang w:val="en-US"/>
         </w:rPr>
         <w:t>To avoid issues, do not create the folder in a OneDrive folder with cloud synchronization.</w:t>
@@ -1848,75 +2023,246 @@
     </w:p>
     <w:p>
       <w:pPr>
-        <w:pStyle w:val="Heading3"/>
-        <w:jc w:val="both"/>
-        <w:rPr>
-          <w:lang w:val="en-US"/>
-        </w:rPr>
-      </w:pPr>
-      <w:r>
-        <w:rPr>
-          <w:lang w:val="en-US"/>
-        </w:rPr>
-        <w:t>3</w:t>
-      </w:r>
-      <w:r>
-        <w:rPr>
-          <w:lang w:val="en-US"/>
-        </w:rPr>
-        <w:t xml:space="preserve">.3. </w:t>
-      </w:r>
-      <w:r>
-        <w:rPr>
-          <w:lang w:val="en-US"/>
-        </w:rPr>
-        <w:t>Move the downloaded materials to the new folder.</w:t>
-      </w:r>
-    </w:p>
-    <w:p>
-      <w:pPr>
-        <w:pStyle w:val="Heading3"/>
-        <w:jc w:val="both"/>
-        <w:rPr>
-          <w:lang w:val="en-US"/>
-        </w:rPr>
-      </w:pPr>
-      <w:r>
-        <w:rPr>
-          <w:lang w:val="en-US"/>
-        </w:rPr>
-        <w:t>3</w:t>
-      </w:r>
-      <w:r>
-        <w:rPr>
-          <w:lang w:val="en-US"/>
-        </w:rPr>
-        <w:t xml:space="preserve">.4. </w:t>
-      </w:r>
-      <w:r>
-        <w:rPr>
-          <w:lang w:val="en-US"/>
-        </w:rPr>
-        <w:t>Unzip the file.</w:t>
-      </w:r>
-    </w:p>
-    <w:p>
-      <w:pPr>
-        <w:rPr>
-          <w:lang w:val="en-US"/>
-        </w:rPr>
-      </w:pPr>
-      <w:r>
-        <w:rPr>
-          <w:lang w:val="en-US"/>
-        </w:rPr>
-        <w:t xml:space="preserve">3.5. Delete all the files and folders except for these two folders: “Prerequisites” and “Sessions”. </w:t>
-      </w:r>
+        <w:rPr>
+          <w:sz w:val="24"/>
+          <w:szCs w:val="24"/>
+          <w:lang w:val="en-US"/>
+        </w:rPr>
+      </w:pPr>
       <w:r>
         <w:rPr>
           <w:b/>
           <w:bCs/>
           <w:color w:val="C00000"/>
+          <w:sz w:val="24"/>
+          <w:szCs w:val="24"/>
+          <w:lang w:val="en-US"/>
+        </w:rPr>
+        <w:t>VERY IMPORTANT 2!</w:t>
+      </w:r>
+      <w:r>
+        <w:rPr>
+          <w:color w:val="C00000"/>
+          <w:sz w:val="24"/>
+          <w:szCs w:val="24"/>
+          <w:lang w:val="en-US"/>
+        </w:rPr>
+        <w:t xml:space="preserve"> </w:t>
+      </w:r>
+      <w:r>
+        <w:rPr>
+          <w:sz w:val="24"/>
+          <w:szCs w:val="24"/>
+          <w:lang w:val="en-US"/>
+        </w:rPr>
+        <w:t>To avoid issues, do not create the folder too deep within your system (i.e., long PATHs such as “C:/Users/Folder_1/Folder_2/Folder_3/…/ML_course”).</w:t>
+      </w:r>
+    </w:p>
+    <w:p>
+      <w:pPr>
+        <w:rPr>
+          <w:sz w:val="24"/>
+          <w:szCs w:val="24"/>
+        </w:rPr>
+      </w:pPr>
+      <w:r>
+        <w:rPr>
+          <w:b/>
+          <w:bCs/>
+          <w:color w:val="C00000"/>
+          <w:sz w:val="24"/>
+          <w:szCs w:val="24"/>
+          <w:lang w:val="en-US"/>
+        </w:rPr>
+        <w:t>VERY IMPORTANT 3!</w:t>
+      </w:r>
+      <w:r>
+        <w:rPr>
+          <w:color w:val="C00000"/>
+          <w:sz w:val="24"/>
+          <w:szCs w:val="24"/>
+          <w:lang w:val="en-US"/>
+        </w:rPr>
+        <w:t xml:space="preserve"> </w:t>
+      </w:r>
+      <w:r>
+        <w:rPr>
+          <w:sz w:val="24"/>
+          <w:szCs w:val="24"/>
+        </w:rPr>
+        <w:t xml:space="preserve">To avoid issues, do not create the folder inside other folders with names containing characters other than unaccented English letters (A–Z, a–z), numbers or underscores </w:t>
+      </w:r>
+      <w:r>
+        <w:rPr>
+          <w:sz w:val="24"/>
+          <w:szCs w:val="24"/>
+          <w:lang w:val="en-US"/>
+        </w:rPr>
+        <w:t>“</w:t>
+      </w:r>
+      <w:r>
+        <w:rPr>
+          <w:sz w:val="24"/>
+          <w:szCs w:val="24"/>
+        </w:rPr>
+        <w:t>_”. Examples:</w:t>
+      </w:r>
+    </w:p>
+    <w:p>
+      <w:pPr>
+        <w:rPr>
+          <w:sz w:val="24"/>
+          <w:szCs w:val="24"/>
+        </w:rPr>
+      </w:pPr>
+      <w:r>
+        <w:rPr>
+          <w:sz w:val="24"/>
+          <w:szCs w:val="24"/>
+          <w:u w:val="single"/>
+        </w:rPr>
+        <w:t>Good:</w:t>
+      </w:r>
+      <w:r>
+        <w:rPr>
+          <w:sz w:val="24"/>
+          <w:szCs w:val="24"/>
+        </w:rPr>
+        <w:t xml:space="preserve"> </w:t>
+      </w:r>
+      <w:r>
+        <w:rPr>
+          <w:sz w:val="24"/>
+          <w:szCs w:val="24"/>
+          <w:lang w:val="en-US"/>
+        </w:rPr>
+        <w:t>“</w:t>
+      </w:r>
+      <w:r>
+        <w:rPr>
+          <w:sz w:val="24"/>
+          <w:szCs w:val="24"/>
+        </w:rPr>
+        <w:t>C:/Users/jv/Desktop/ML_course</w:t>
+      </w:r>
+      <w:r>
+        <w:rPr>
+          <w:sz w:val="24"/>
+          <w:szCs w:val="24"/>
+          <w:lang w:val="en-US"/>
+        </w:rPr>
+        <w:t>”</w:t>
+      </w:r>
+    </w:p>
+    <w:p>
+      <w:pPr>
+        <w:rPr>
+          <w:sz w:val="24"/>
+          <w:szCs w:val="24"/>
+        </w:rPr>
+      </w:pPr>
+      <w:r>
+        <w:rPr>
+          <w:sz w:val="24"/>
+          <w:szCs w:val="24"/>
+          <w:u w:val="single"/>
+        </w:rPr>
+        <w:t>Problematic characters:</w:t>
+      </w:r>
+      <w:r>
+        <w:rPr>
+          <w:sz w:val="24"/>
+          <w:szCs w:val="24"/>
+        </w:rPr>
+        <w:t xml:space="preserve"> á, é, í, ó, ú, ñ, spaces, periods, commas...</w:t>
+      </w:r>
+    </w:p>
+    <w:p>
+      <w:pPr>
+        <w:pStyle w:val="Heading3"/>
+        <w:jc w:val="both"/>
+        <w:rPr>
+          <w:szCs w:val="24"/>
+          <w:lang w:val="en-US"/>
+        </w:rPr>
+      </w:pPr>
+      <w:r>
+        <w:rPr>
+          <w:szCs w:val="24"/>
+          <w:lang w:val="en-US"/>
+        </w:rPr>
+        <w:lastRenderedPageBreak/>
+        <w:t>3</w:t>
+      </w:r>
+      <w:r>
+        <w:rPr>
+          <w:szCs w:val="24"/>
+          <w:lang w:val="en-US"/>
+        </w:rPr>
+        <w:t xml:space="preserve">.3. </w:t>
+      </w:r>
+      <w:r>
+        <w:rPr>
+          <w:szCs w:val="24"/>
+          <w:lang w:val="en-US"/>
+        </w:rPr>
+        <w:t>Move the downloaded materials to the new folder.</w:t>
+      </w:r>
+    </w:p>
+    <w:p>
+      <w:pPr>
+        <w:pStyle w:val="Heading3"/>
+        <w:jc w:val="both"/>
+        <w:rPr>
+          <w:szCs w:val="24"/>
+          <w:lang w:val="en-US"/>
+        </w:rPr>
+      </w:pPr>
+      <w:r>
+        <w:rPr>
+          <w:szCs w:val="24"/>
+          <w:lang w:val="en-US"/>
+        </w:rPr>
+        <w:t>3</w:t>
+      </w:r>
+      <w:r>
+        <w:rPr>
+          <w:szCs w:val="24"/>
+          <w:lang w:val="en-US"/>
+        </w:rPr>
+        <w:t xml:space="preserve">.4. </w:t>
+      </w:r>
+      <w:r>
+        <w:rPr>
+          <w:szCs w:val="24"/>
+          <w:lang w:val="en-US"/>
+        </w:rPr>
+        <w:t>Unzip the file.</w:t>
+      </w:r>
+    </w:p>
+    <w:p>
+      <w:pPr>
+        <w:rPr>
+          <w:sz w:val="24"/>
+          <w:szCs w:val="24"/>
+          <w:lang w:val="en-US"/>
+        </w:rPr>
+      </w:pPr>
+      <w:r>
+        <w:rPr>
+          <w:sz w:val="24"/>
+          <w:szCs w:val="24"/>
+          <w:lang w:val="en-US"/>
+        </w:rPr>
+        <w:t xml:space="preserve">3.5. Delete all the files and folders except for these two folders: “Prerequisites” and “Sessions”. </w:t>
+      </w:r>
+      <w:r>
+        <w:rPr>
+          <w:b/>
+          <w:bCs/>
+          <w:color w:val="C00000"/>
+          <w:sz w:val="24"/>
+          <w:szCs w:val="24"/>
           <w:lang w:val="en-US"/>
         </w:rPr>
         <w:t>MAKE SURE</w:t>
@@ -1924,12 +2270,16 @@
       <w:r>
         <w:rPr>
           <w:color w:val="C00000"/>
+          <w:sz w:val="24"/>
+          <w:szCs w:val="24"/>
           <w:lang w:val="en-US"/>
         </w:rPr>
         <w:t xml:space="preserve"> </w:t>
       </w:r>
       <w:r>
         <w:rPr>
+          <w:sz w:val="24"/>
+          <w:szCs w:val="24"/>
           <w:lang w:val="en-US"/>
         </w:rPr>
         <w:t>that the ML_course folder only contains these two folders.</w:t>
@@ -1937,6 +2287,15 @@
     </w:p>
     <w:p>
       <w:pPr>
+        <w:rPr>
+          <w:sz w:val="24"/>
+          <w:szCs w:val="24"/>
+          <w:lang w:val="en-US"/>
+        </w:rPr>
+      </w:pPr>
+    </w:p>
+    <w:p>
+      <w:pPr>
         <w:pStyle w:val="Heading1"/>
         <w:jc w:val="both"/>
         <w:rPr>
@@ -1947,25 +2306,22 @@
         <w:rPr>
           <w:lang w:val="en-US"/>
         </w:rPr>
-        <w:t xml:space="preserve">4. </w:t>
-      </w:r>
-      <w:r>
-        <w:rPr>
-          <w:lang w:val="en-US"/>
-        </w:rPr>
-        <w:t>Virtual Environment Configuration</w:t>
+        <w:t>4. Virtual Environment Configuration</w:t>
       </w:r>
     </w:p>
     <w:p>
       <w:pPr>
         <w:pStyle w:val="Heading2"/>
-        <w:jc w:val="both"/>
-        <w:rPr>
-          <w:lang w:val="en-US"/>
-        </w:rPr>
-      </w:pPr>
-      <w:r>
-        <w:rPr>
+        <w:ind w:firstLine="0"/>
+        <w:jc w:val="both"/>
+        <w:rPr>
+          <w:szCs w:val="24"/>
+          <w:lang w:val="en-US"/>
+        </w:rPr>
+      </w:pPr>
+      <w:r>
+        <w:rPr>
+          <w:szCs w:val="24"/>
           <w:lang w:val="en-US"/>
         </w:rPr>
         <w:t>Python’s virtual environment is a tool that creates an independent space to manage projects and its modules and versions. In other words, it creates various workspaces on one serve/computer</w:t>
@@ -1975,6 +2331,8 @@
       <w:pPr>
         <w:jc w:val="both"/>
         <w:rPr>
+          <w:sz w:val="24"/>
+          <w:szCs w:val="24"/>
           <w:lang w:val="en-US"/>
         </w:rPr>
       </w:pPr>
@@ -1986,6 +2344,8 @@
           <w:i/>
           <w:iCs/>
           <w:color w:val="002060"/>
+          <w:sz w:val="24"/>
+          <w:szCs w:val="24"/>
           <w:lang w:val="en-US"/>
         </w:rPr>
       </w:pPr>
@@ -1994,51 +2354,35 @@
           <w:i/>
           <w:iCs/>
           <w:color w:val="002060"/>
-          <w:lang w:val="en-US"/>
-        </w:rPr>
-        <w:t>4</w:t>
-      </w:r>
-      <w:r>
-        <w:rPr>
-          <w:i/>
-          <w:iCs/>
-          <w:color w:val="002060"/>
-          <w:lang w:val="en-US"/>
-        </w:rPr>
-        <w:t>.1. Open a new terminal</w:t>
-      </w:r>
-      <w:r>
-        <w:rPr>
-          <w:i/>
-          <w:iCs/>
-          <w:color w:val="002060"/>
-          <w:lang w:val="en-US"/>
-        </w:rPr>
-        <w:t>:</w:t>
-      </w:r>
-    </w:p>
-    <w:p>
-      <w:pPr>
-        <w:jc w:val="both"/>
-        <w:rPr>
-          <w:lang w:val="en-US"/>
-        </w:rPr>
-      </w:pPr>
-      <w:r>
-        <w:rPr>
-          <w:lang w:val="en-US"/>
-        </w:rPr>
-        <w:t>4</w:t>
-      </w:r>
-      <w:r>
-        <w:rPr>
-          <w:lang w:val="en-US"/>
-        </w:rPr>
-        <w:t xml:space="preserve">.1.A. Windows: after installing </w:t>
+          <w:sz w:val="24"/>
+          <w:szCs w:val="24"/>
+          <w:lang w:val="en-US"/>
+        </w:rPr>
+        <w:t>4.1. Open a new terminal:</w:t>
+      </w:r>
+    </w:p>
+    <w:p>
+      <w:pPr>
+        <w:jc w:val="both"/>
+        <w:rPr>
+          <w:sz w:val="24"/>
+          <w:szCs w:val="24"/>
+          <w:lang w:val="en-US"/>
+        </w:rPr>
+      </w:pPr>
+      <w:r>
+        <w:rPr>
+          <w:sz w:val="24"/>
+          <w:szCs w:val="24"/>
+          <w:lang w:val="en-US"/>
+        </w:rPr>
+        <w:t xml:space="preserve">4.1.A. Windows: after installing </w:t>
       </w:r>
       <w:proofErr w:type="spellStart"/>
       <w:r>
         <w:rPr>
+          <w:sz w:val="24"/>
+          <w:szCs w:val="24"/>
           <w:lang w:val="en-US"/>
         </w:rPr>
         <w:t>Miniconda</w:t>
@@ -2046,21 +2390,43 @@
       <w:proofErr w:type="spellEnd"/>
       <w:r>
         <w:rPr>
-          <w:lang w:val="en-US"/>
-        </w:rPr>
-        <w:t xml:space="preserve"> (Step 1.2), you can now open an “Anaconda prompt”. Look for this tool in your applications an open it.</w:t>
-      </w:r>
-    </w:p>
-    <w:p>
-      <w:pPr>
-        <w:jc w:val="both"/>
-        <w:rPr>
+          <w:sz w:val="24"/>
+          <w:szCs w:val="24"/>
+          <w:lang w:val="en-US"/>
+        </w:rPr>
+        <w:t xml:space="preserve"> (Step 1.2), you can now open an “Anaconda prompt”. Look for this tool in your applications an</w:t>
+      </w:r>
+      <w:r>
+        <w:rPr>
+          <w:sz w:val="24"/>
+          <w:szCs w:val="24"/>
+          <w:lang w:val="en-US"/>
+        </w:rPr>
+        <w:t>d</w:t>
+      </w:r>
+      <w:r>
+        <w:rPr>
+          <w:sz w:val="24"/>
+          <w:szCs w:val="24"/>
+          <w:lang w:val="en-US"/>
+        </w:rPr>
+        <w:t xml:space="preserve"> open it.</w:t>
+      </w:r>
+    </w:p>
+    <w:p>
+      <w:pPr>
+        <w:jc w:val="both"/>
+        <w:rPr>
+          <w:sz w:val="24"/>
+          <w:szCs w:val="24"/>
           <w:lang w:val="en-US"/>
         </w:rPr>
       </w:pPr>
       <w:r>
         <w:rPr>
           <w:noProof/>
+          <w:sz w:val="24"/>
+          <w:szCs w:val="24"/>
           <w:lang w:val="en-US"/>
         </w:rPr>
         <w:drawing>
@@ -2104,26 +2470,26 @@
       <w:pPr>
         <w:jc w:val="both"/>
         <w:rPr>
-          <w:lang w:val="en-US"/>
-        </w:rPr>
-      </w:pPr>
-      <w:r>
-        <w:rPr>
-          <w:lang w:val="en-US"/>
-        </w:rPr>
-        <w:t>4</w:t>
-      </w:r>
-      <w:r>
-        <w:rPr>
-          <w:lang w:val="en-US"/>
-        </w:rPr>
-        <w:t>.1.B. In macOS and Linux, open a terminal as you did in step 1.1.</w:t>
-      </w:r>
-    </w:p>
-    <w:p>
-      <w:pPr>
-        <w:jc w:val="both"/>
-        <w:rPr>
+          <w:sz w:val="24"/>
+          <w:szCs w:val="24"/>
+          <w:lang w:val="en-US"/>
+        </w:rPr>
+      </w:pPr>
+      <w:r>
+        <w:rPr>
+          <w:sz w:val="24"/>
+          <w:szCs w:val="24"/>
+          <w:lang w:val="en-US"/>
+        </w:rPr>
+        <w:t>4.1.B. In macOS and Linux, open a terminal as you did in step 1.1.</w:t>
+      </w:r>
+    </w:p>
+    <w:p>
+      <w:pPr>
+        <w:jc w:val="both"/>
+        <w:rPr>
+          <w:sz w:val="24"/>
+          <w:szCs w:val="24"/>
           <w:lang w:val="en-US"/>
         </w:rPr>
       </w:pPr>
@@ -2134,20 +2500,16 @@
         <w:ind w:firstLine="0"/>
         <w:jc w:val="both"/>
         <w:rPr>
-          <w:lang w:val="en-US"/>
-        </w:rPr>
-      </w:pPr>
-      <w:r>
-        <w:rPr>
-          <w:lang w:val="en-US"/>
-        </w:rPr>
-        <w:t>4</w:t>
-      </w:r>
-      <w:r>
-        <w:rPr>
-          <w:lang w:val="en-US"/>
-        </w:rPr>
-        <w:t>.2. Create New Conda Environments</w:t>
+          <w:szCs w:val="24"/>
+          <w:lang w:val="en-US"/>
+        </w:rPr>
+      </w:pPr>
+      <w:r>
+        <w:rPr>
+          <w:szCs w:val="24"/>
+          <w:lang w:val="en-US"/>
+        </w:rPr>
+        <w:t>4.2. Create New Conda Environments</w:t>
       </w:r>
     </w:p>
     <w:p>
@@ -2155,54 +2517,293 @@
         <w:pStyle w:val="Heading3"/>
         <w:jc w:val="both"/>
         <w:rPr>
-          <w:lang w:val="en-US"/>
-        </w:rPr>
-      </w:pPr>
-      <w:r>
-        <w:rPr>
-          <w:lang w:val="en-US"/>
-        </w:rPr>
-        <w:t>4</w:t>
-      </w:r>
-      <w:r>
-        <w:rPr>
-          <w:lang w:val="en-US"/>
-        </w:rPr>
-        <w:t xml:space="preserve">.2.1. </w:t>
-      </w:r>
-      <w:r>
-        <w:rPr>
-          <w:lang w:val="en-US"/>
-        </w:rPr>
-        <w:t>Go to the “</w:t>
-      </w:r>
-      <w:r>
-        <w:rPr>
+          <w:szCs w:val="24"/>
+          <w:lang w:val="en-US"/>
+        </w:rPr>
+      </w:pPr>
+      <w:r>
+        <w:rPr>
+          <w:szCs w:val="24"/>
+          <w:lang w:val="en-US"/>
+        </w:rPr>
+        <w:t>4.2.1. Go to the “ML_course</w:t>
+      </w:r>
+      <w:r>
+        <w:rPr>
+          <w:szCs w:val="24"/>
+          <w:lang w:val="en-US"/>
+        </w:rPr>
+        <w:t>/</w:t>
+      </w:r>
+      <w:r>
+        <w:rPr>
+          <w:szCs w:val="24"/>
+          <w:lang w:val="en-US"/>
+        </w:rPr>
+        <w:t>Prerequisites/</w:t>
+      </w:r>
+      <w:proofErr w:type="spellStart"/>
+      <w:r>
+        <w:rPr>
+          <w:szCs w:val="24"/>
+          <w:lang w:val="en-US"/>
+        </w:rPr>
+        <w:t>Setup_and_testing</w:t>
+      </w:r>
+      <w:proofErr w:type="spellEnd"/>
+      <w:r>
+        <w:rPr>
+          <w:szCs w:val="24"/>
+          <w:lang w:val="en-US"/>
+        </w:rPr>
+        <w:t xml:space="preserve">” folder created in step 3. </w:t>
+      </w:r>
+      <w:r>
+        <w:rPr>
+          <w:szCs w:val="24"/>
+          <w:lang w:val="en-US"/>
+        </w:rPr>
+        <w:t xml:space="preserve">For this, you need to use the “cd” command in the terminal. </w:t>
+      </w:r>
+      <w:r>
+        <w:rPr>
+          <w:szCs w:val="24"/>
+          <w:lang w:val="en-US"/>
+        </w:rPr>
+        <w:t xml:space="preserve">For example, if your </w:t>
+      </w:r>
+      <w:r>
+        <w:rPr>
+          <w:szCs w:val="24"/>
+          <w:lang w:val="en-US"/>
+        </w:rPr>
+        <w:t>“ML_course</w:t>
+      </w:r>
+      <w:r>
+        <w:rPr>
+          <w:szCs w:val="24"/>
+          <w:lang w:val="en-US"/>
+        </w:rPr>
+        <w:t>/</w:t>
+      </w:r>
+      <w:r>
+        <w:rPr>
+          <w:szCs w:val="24"/>
+          <w:lang w:val="en-US"/>
+        </w:rPr>
+        <w:t>Prerequisites/</w:t>
+      </w:r>
+      <w:proofErr w:type="spellStart"/>
+      <w:r>
+        <w:rPr>
+          <w:szCs w:val="24"/>
+          <w:lang w:val="en-US"/>
+        </w:rPr>
+        <w:t>Setup_and_testing</w:t>
+      </w:r>
+      <w:proofErr w:type="spellEnd"/>
+      <w:r>
+        <w:rPr>
+          <w:szCs w:val="24"/>
+          <w:lang w:val="en-US"/>
+        </w:rPr>
+        <w:t xml:space="preserve">” </w:t>
+      </w:r>
+      <w:r>
+        <w:rPr>
+          <w:szCs w:val="24"/>
+          <w:lang w:val="en-US"/>
+        </w:rPr>
+        <w:t>folder is in:</w:t>
+      </w:r>
+    </w:p>
+    <w:p>
+      <w:pPr>
+        <w:jc w:val="both"/>
+        <w:rPr>
+          <w:sz w:val="24"/>
+          <w:szCs w:val="24"/>
+          <w:lang w:val="en-US"/>
+        </w:rPr>
+      </w:pPr>
+      <w:r>
+        <w:rPr>
+          <w:sz w:val="24"/>
+          <w:szCs w:val="24"/>
+          <w:lang w:val="en-US"/>
+        </w:rPr>
+        <w:t>C:/</w:t>
+      </w:r>
+      <w:r>
+        <w:rPr>
+          <w:sz w:val="24"/>
+          <w:szCs w:val="24"/>
+          <w:lang w:val="en-US"/>
+        </w:rPr>
+        <w:t>U</w:t>
+      </w:r>
+      <w:r>
+        <w:rPr>
+          <w:sz w:val="24"/>
+          <w:szCs w:val="24"/>
+          <w:lang w:val="en-US"/>
+        </w:rPr>
+        <w:t>sers/</w:t>
+      </w:r>
+      <w:r>
+        <w:rPr>
+          <w:sz w:val="24"/>
+          <w:szCs w:val="24"/>
           <w:lang w:val="en-US"/>
         </w:rPr>
         <w:t>ML_course</w:t>
       </w:r>
       <w:r>
         <w:rPr>
+          <w:sz w:val="24"/>
+          <w:szCs w:val="24"/>
           <w:lang w:val="en-US"/>
         </w:rPr>
         <w:t>/</w:t>
       </w:r>
       <w:r>
         <w:rPr>
-          <w:lang w:val="en-US"/>
-        </w:rPr>
-        <w:t>Prerequisites</w:t>
-      </w:r>
-      <w:r>
-        <w:rPr>
+          <w:sz w:val="24"/>
+          <w:szCs w:val="24"/>
+          <w:lang w:val="en-US"/>
+        </w:rPr>
+        <w:t>Prerequisites/Setup_and_testing</w:t>
+      </w:r>
+    </w:p>
+    <w:p>
+      <w:pPr>
+        <w:jc w:val="both"/>
+        <w:rPr>
+          <w:sz w:val="24"/>
+          <w:szCs w:val="24"/>
+          <w:lang w:val="en-US"/>
+        </w:rPr>
+      </w:pPr>
+      <w:r>
+        <w:rPr>
+          <w:sz w:val="24"/>
+          <w:szCs w:val="24"/>
+          <w:lang w:val="en-US"/>
+        </w:rPr>
+        <w:t>You need to type the follow</w:t>
+      </w:r>
+      <w:r>
+        <w:rPr>
+          <w:sz w:val="24"/>
+          <w:szCs w:val="24"/>
+          <w:lang w:val="en-US"/>
+        </w:rPr>
+        <w:t>ing</w:t>
+      </w:r>
+      <w:r>
+        <w:rPr>
+          <w:sz w:val="24"/>
+          <w:szCs w:val="24"/>
+          <w:lang w:val="en-US"/>
+        </w:rPr>
+        <w:t xml:space="preserve"> command in your terminal:</w:t>
+      </w:r>
+    </w:p>
+    <w:p>
+      <w:pPr>
+        <w:shd w:val="clear" w:color="auto" w:fill="E8E8E8" w:themeFill="background2"/>
+        <w:jc w:val="both"/>
+        <w:rPr>
+          <w:sz w:val="24"/>
+          <w:szCs w:val="24"/>
+          <w:lang w:val="en-US"/>
+        </w:rPr>
+      </w:pPr>
+      <w:r>
+        <w:rPr>
+          <w:sz w:val="24"/>
+          <w:szCs w:val="24"/>
+          <w:lang w:val="en-US"/>
+        </w:rPr>
+        <w:t>cd C:/users/ML_course</w:t>
+      </w:r>
+      <w:r>
+        <w:rPr>
+          <w:sz w:val="24"/>
+          <w:szCs w:val="24"/>
           <w:lang w:val="en-US"/>
         </w:rPr>
         <w:t>/</w:t>
       </w:r>
+      <w:r>
+        <w:rPr>
+          <w:sz w:val="24"/>
+          <w:szCs w:val="24"/>
+          <w:lang w:val="en-US"/>
+        </w:rPr>
+        <w:t>Prerequisites/Setup_and_testing</w:t>
+      </w:r>
+    </w:p>
+    <w:p>
+      <w:pPr>
+        <w:jc w:val="both"/>
+        <w:rPr>
+          <w:sz w:val="24"/>
+          <w:szCs w:val="24"/>
+          <w:lang w:val="en-US"/>
+        </w:rPr>
+      </w:pPr>
+    </w:p>
+    <w:p>
+      <w:pPr>
+        <w:jc w:val="both"/>
+        <w:rPr>
+          <w:sz w:val="24"/>
+          <w:szCs w:val="24"/>
+          <w:lang w:val="en-US"/>
+        </w:rPr>
+      </w:pPr>
+      <w:r>
+        <w:rPr>
+          <w:b/>
+          <w:bCs/>
+          <w:color w:val="C00000"/>
+          <w:sz w:val="24"/>
+          <w:szCs w:val="24"/>
+          <w:lang w:val="en-US"/>
+        </w:rPr>
+        <w:t>HELP:</w:t>
+      </w:r>
+      <w:r>
+        <w:rPr>
+          <w:color w:val="C00000"/>
+          <w:sz w:val="24"/>
+          <w:szCs w:val="24"/>
+          <w:lang w:val="en-US"/>
+        </w:rPr>
+        <w:t xml:space="preserve"> </w:t>
+      </w:r>
+      <w:r>
+        <w:rPr>
+          <w:sz w:val="24"/>
+          <w:szCs w:val="24"/>
+          <w:lang w:val="en-US"/>
+        </w:rPr>
+        <w:t>At this point, y</w:t>
+      </w:r>
+      <w:r>
+        <w:rPr>
+          <w:sz w:val="24"/>
+          <w:szCs w:val="24"/>
+          <w:lang w:val="en-US"/>
+        </w:rPr>
+        <w:t>our terminal should be in the “</w:t>
+      </w:r>
       <w:proofErr w:type="spellStart"/>
       <w:r>
         <w:rPr>
+          <w:sz w:val="24"/>
+          <w:szCs w:val="24"/>
           <w:lang w:val="en-US"/>
         </w:rPr>
         <w:t>Setup_and_testing</w:t>
@@ -2210,258 +2811,86 @@
       <w:proofErr w:type="spellEnd"/>
       <w:r>
         <w:rPr>
-          <w:lang w:val="en-US"/>
-        </w:rPr>
-        <w:t xml:space="preserve">” folder created in step 3. </w:t>
-      </w:r>
-      <w:r>
-        <w:rPr>
-          <w:lang w:val="en-US"/>
-        </w:rPr>
-        <w:t xml:space="preserve">For this, you need to use the “cd” command in the terminal. </w:t>
-      </w:r>
-      <w:r>
-        <w:rPr>
-          <w:lang w:val="en-US"/>
-        </w:rPr>
-        <w:t xml:space="preserve">For example, if your </w:t>
-      </w:r>
-      <w:r>
-        <w:rPr>
-          <w:lang w:val="en-US"/>
-        </w:rPr>
-        <w:t>“</w:t>
-      </w:r>
-      <w:r>
-        <w:rPr>
-          <w:lang w:val="en-US"/>
-        </w:rPr>
-        <w:t>ML_course</w:t>
-      </w:r>
-      <w:r>
-        <w:rPr>
-          <w:lang w:val="en-US"/>
-        </w:rPr>
-        <w:t>/</w:t>
-      </w:r>
-      <w:r>
-        <w:rPr>
-          <w:lang w:val="en-US"/>
-        </w:rPr>
-        <w:t>Prerequisites</w:t>
-      </w:r>
-      <w:r>
-        <w:rPr>
-          <w:lang w:val="en-US"/>
-        </w:rPr>
-        <w:t>/</w:t>
-      </w:r>
-      <w:proofErr w:type="spellStart"/>
-      <w:r>
-        <w:rPr>
-          <w:lang w:val="en-US"/>
-        </w:rPr>
-        <w:t>Setup_and_testing</w:t>
-      </w:r>
-      <w:proofErr w:type="spellEnd"/>
-      <w:r>
-        <w:rPr>
-          <w:lang w:val="en-US"/>
-        </w:rPr>
-        <w:t xml:space="preserve">” </w:t>
-      </w:r>
-      <w:r>
-        <w:rPr>
-          <w:lang w:val="en-US"/>
-        </w:rPr>
-        <w:t>folder is in:</w:t>
-      </w:r>
-    </w:p>
-    <w:p>
-      <w:pPr>
-        <w:jc w:val="both"/>
-        <w:rPr>
-          <w:lang w:val="en-US"/>
-        </w:rPr>
-      </w:pPr>
-      <w:r>
-        <w:rPr>
-          <w:lang w:val="en-US"/>
-        </w:rPr>
-        <w:t>C:/</w:t>
-      </w:r>
-      <w:r>
-        <w:rPr>
-          <w:lang w:val="en-US"/>
-        </w:rPr>
-        <w:t>U</w:t>
-      </w:r>
-      <w:r>
-        <w:rPr>
-          <w:lang w:val="en-US"/>
-        </w:rPr>
-        <w:t>sers/</w:t>
-      </w:r>
-      <w:r>
-        <w:rPr>
-          <w:lang w:val="en-US"/>
-        </w:rPr>
-        <w:t>ML_course</w:t>
-      </w:r>
-      <w:r>
-        <w:rPr>
-          <w:lang w:val="en-US"/>
-        </w:rPr>
-        <w:t>/</w:t>
-      </w:r>
-      <w:r>
-        <w:rPr>
-          <w:lang w:val="en-US"/>
-        </w:rPr>
-        <w:t>Prerequisites</w:t>
-      </w:r>
-      <w:r>
-        <w:rPr>
-          <w:lang w:val="en-US"/>
-        </w:rPr>
-        <w:t>/</w:t>
-      </w:r>
-      <w:r>
-        <w:rPr>
-          <w:lang w:val="en-US"/>
-        </w:rPr>
-        <w:t>Setup_and_testing</w:t>
-      </w:r>
-    </w:p>
-    <w:p>
-      <w:pPr>
-        <w:jc w:val="both"/>
-        <w:rPr>
-          <w:lang w:val="en-US"/>
-        </w:rPr>
-      </w:pPr>
-      <w:r>
-        <w:rPr>
-          <w:lang w:val="en-US"/>
-        </w:rPr>
-        <w:t>You need to type the follow command in your terminal:</w:t>
-      </w:r>
-    </w:p>
-    <w:p>
-      <w:pPr>
-        <w:shd w:val="clear" w:color="auto" w:fill="E8E8E8" w:themeFill="background2"/>
-        <w:jc w:val="both"/>
-        <w:rPr>
-          <w:lang w:val="en-US"/>
-        </w:rPr>
-      </w:pPr>
-      <w:r>
-        <w:rPr>
-          <w:lang w:val="en-US"/>
-        </w:rPr>
-        <w:t>cd C:/users/</w:t>
-      </w:r>
-      <w:r>
-        <w:rPr>
-          <w:lang w:val="en-US"/>
-        </w:rPr>
-        <w:t>ML_course</w:t>
-      </w:r>
-      <w:r>
-        <w:rPr>
-          <w:lang w:val="en-US"/>
-        </w:rPr>
-        <w:t>/</w:t>
-      </w:r>
-      <w:r>
-        <w:rPr>
-          <w:lang w:val="en-US"/>
-        </w:rPr>
-        <w:t>Prerequisites</w:t>
-      </w:r>
-      <w:r>
-        <w:rPr>
-          <w:lang w:val="en-US"/>
-        </w:rPr>
-        <w:t>/</w:t>
-      </w:r>
-      <w:r>
-        <w:rPr>
-          <w:lang w:val="en-US"/>
-        </w:rPr>
-        <w:t>Setup_and_testing</w:t>
-      </w:r>
-    </w:p>
-    <w:p>
-      <w:pPr>
-        <w:jc w:val="both"/>
-        <w:rPr>
-          <w:lang w:val="en-US"/>
-        </w:rPr>
-      </w:pPr>
-    </w:p>
-    <w:p>
-      <w:pPr>
-        <w:jc w:val="both"/>
-        <w:rPr>
-          <w:lang w:val="en-US"/>
-        </w:rPr>
-      </w:pPr>
-      <w:r>
-        <w:rPr>
-          <w:lang w:val="en-US"/>
-        </w:rPr>
-        <w:t xml:space="preserve">You can see in which folder </w:t>
-      </w:r>
-      <w:r>
-        <w:rPr>
-          <w:lang w:val="en-US"/>
-        </w:rPr>
-        <w:t>your</w:t>
-      </w:r>
-      <w:r>
-        <w:rPr>
-          <w:lang w:val="en-US"/>
-        </w:rPr>
-        <w:t xml:space="preserve"> terminal</w:t>
-      </w:r>
-      <w:r>
-        <w:rPr>
-          <w:lang w:val="en-US"/>
-        </w:rPr>
-        <w:t xml:space="preserve"> is</w:t>
-      </w:r>
-      <w:r>
-        <w:rPr>
-          <w:lang w:val="en-US"/>
-        </w:rPr>
-        <w:t xml:space="preserve">. For example, in the image below, </w:t>
-      </w:r>
-      <w:r>
-        <w:rPr>
-          <w:lang w:val="en-US"/>
-        </w:rPr>
-        <w:t xml:space="preserve">the terminal is in </w:t>
-      </w:r>
-      <w:r>
-        <w:rPr>
-          <w:lang w:val="en-US"/>
-        </w:rPr>
-        <w:t xml:space="preserve">the “C:/Users” folder. </w:t>
-      </w:r>
-    </w:p>
-    <w:p>
-      <w:pPr>
-        <w:jc w:val="both"/>
-        <w:rPr>
+          <w:sz w:val="24"/>
+          <w:szCs w:val="24"/>
+          <w:lang w:val="en-US"/>
+        </w:rPr>
+        <w:t>” folder. Y</w:t>
+      </w:r>
+      <w:r>
+        <w:rPr>
+          <w:sz w:val="24"/>
+          <w:szCs w:val="24"/>
+          <w:lang w:val="en-US"/>
+        </w:rPr>
+        <w:t>ou</w:t>
+      </w:r>
+      <w:r>
+        <w:rPr>
+          <w:sz w:val="24"/>
+          <w:szCs w:val="24"/>
+          <w:lang w:val="en-US"/>
+        </w:rPr>
+        <w:t>r terminal shows the working folder on the left. For example, in the</w:t>
+      </w:r>
+      <w:r>
+        <w:rPr>
+          <w:sz w:val="24"/>
+          <w:szCs w:val="24"/>
+          <w:lang w:val="en-US"/>
+        </w:rPr>
+        <w:t xml:space="preserve"> image below, </w:t>
+      </w:r>
+      <w:r>
+        <w:rPr>
+          <w:sz w:val="24"/>
+          <w:szCs w:val="24"/>
+          <w:lang w:val="en-US"/>
+        </w:rPr>
+        <w:t xml:space="preserve">the terminal is </w:t>
+      </w:r>
+      <w:r>
+        <w:rPr>
+          <w:sz w:val="24"/>
+          <w:szCs w:val="24"/>
+          <w:lang w:val="en-US"/>
+        </w:rPr>
+        <w:t>o</w:t>
+      </w:r>
+      <w:r>
+        <w:rPr>
+          <w:sz w:val="24"/>
+          <w:szCs w:val="24"/>
+          <w:lang w:val="en-US"/>
+        </w:rPr>
+        <w:t xml:space="preserve">n </w:t>
+      </w:r>
+      <w:r>
+        <w:rPr>
+          <w:sz w:val="24"/>
+          <w:szCs w:val="24"/>
+          <w:lang w:val="en-US"/>
+        </w:rPr>
+        <w:t>the “C:/Users” folder.</w:t>
+      </w:r>
+    </w:p>
+    <w:p>
+      <w:pPr>
+        <w:jc w:val="both"/>
+        <w:rPr>
+          <w:sz w:val="24"/>
+          <w:szCs w:val="24"/>
           <w:lang w:val="en-US"/>
         </w:rPr>
       </w:pPr>
       <w:r>
         <w:rPr>
           <w:noProof/>
-          <w:lang w:val="en-US"/>
-        </w:rPr>
+          <w:sz w:val="24"/>
+          <w:szCs w:val="24"/>
+          <w:lang w:val="en-US"/>
+        </w:rPr>
+        <w:lastRenderedPageBreak/>
         <w:drawing>
           <wp:inline distT="0" distB="0" distL="0" distR="0" wp14:anchorId="5710A18C" wp14:editId="0BD45188">
             <wp:extent cx="3330123" cy="1078057"/>
@@ -2503,6 +2932,8 @@
       <w:pPr>
         <w:jc w:val="both"/>
         <w:rPr>
+          <w:sz w:val="24"/>
+          <w:szCs w:val="24"/>
           <w:lang w:val="en-US"/>
         </w:rPr>
       </w:pPr>
@@ -2512,56 +2943,44 @@
         <w:pStyle w:val="Heading3"/>
         <w:jc w:val="both"/>
         <w:rPr>
-          <w:lang w:val="en-US"/>
-        </w:rPr>
-      </w:pPr>
-      <w:r>
-        <w:rPr>
-          <w:lang w:val="en-US"/>
-        </w:rPr>
-        <w:t>4</w:t>
-      </w:r>
-      <w:r>
-        <w:rPr>
-          <w:lang w:val="en-US"/>
-        </w:rPr>
-        <w:t xml:space="preserve">.2.2. </w:t>
-      </w:r>
-      <w:r>
-        <w:rPr>
+          <w:szCs w:val="24"/>
+          <w:lang w:val="en-US"/>
+        </w:rPr>
+      </w:pPr>
+      <w:r>
+        <w:rPr>
+          <w:szCs w:val="24"/>
+          <w:lang w:val="en-US"/>
+        </w:rPr>
+        <w:t xml:space="preserve">4.2.2. </w:t>
+      </w:r>
+      <w:r>
+        <w:rPr>
+          <w:szCs w:val="24"/>
           <w:lang w:val="en-US"/>
         </w:rPr>
         <w:t>Execute</w:t>
       </w:r>
       <w:r>
         <w:rPr>
+          <w:szCs w:val="24"/>
           <w:lang w:val="en-US"/>
         </w:rPr>
         <w:t xml:space="preserve"> the </w:t>
       </w:r>
       <w:r>
         <w:rPr>
+          <w:szCs w:val="24"/>
           <w:lang w:val="en-US"/>
         </w:rPr>
         <w:t xml:space="preserve">two </w:t>
       </w:r>
       <w:r>
         <w:rPr>
-          <w:lang w:val="en-US"/>
-        </w:rPr>
-        <w:t xml:space="preserve">following commands separately. </w:t>
-      </w:r>
-      <w:r>
-        <w:rPr>
-          <w:lang w:val="en-US"/>
-        </w:rPr>
-        <w:t>Note</w:t>
-      </w:r>
-      <w:r>
-        <w:rPr>
-          <w:lang w:val="en-US"/>
-        </w:rPr>
-        <w:t xml:space="preserve"> some installations may take a few minutes.</w:t>
+          <w:szCs w:val="24"/>
+          <w:lang w:val="en-US"/>
+        </w:rPr>
+        <w:t>following commands separately. Note some installations may take a few minutes.</w:t>
       </w:r>
     </w:p>
     <w:p>
@@ -2569,122 +2988,300 @@
         <w:shd w:val="clear" w:color="auto" w:fill="E8E8E8" w:themeFill="background2"/>
         <w:jc w:val="both"/>
         <w:rPr>
-          <w:lang w:val="en-US"/>
-        </w:rPr>
-      </w:pPr>
-      <w:r>
-        <w:rPr>
-          <w:lang w:val="en-US"/>
-        </w:rPr>
-        <w:t>conda</w:t>
-      </w:r>
-      <w:r>
-        <w:rPr>
-          <w:lang w:val="en-US"/>
-        </w:rPr>
-        <w:t xml:space="preserve"> env create -f </w:t>
-      </w:r>
-      <w:r>
-        <w:rPr>
-          <w:lang w:val="en-US"/>
-        </w:rPr>
-        <w:t>env4camlc_chem</w:t>
-      </w:r>
-      <w:r>
-        <w:rPr>
+          <w:sz w:val="24"/>
+          <w:szCs w:val="24"/>
+          <w:lang w:val="en-US"/>
+        </w:rPr>
+      </w:pPr>
+      <w:r>
+        <w:rPr>
+          <w:sz w:val="24"/>
+          <w:szCs w:val="24"/>
+          <w:lang w:val="en-US"/>
+        </w:rPr>
+        <w:t xml:space="preserve">conda env create -f </w:t>
+      </w:r>
+      <w:r>
+        <w:rPr>
+          <w:sz w:val="24"/>
+          <w:szCs w:val="24"/>
+          <w:lang w:val="en-US"/>
+        </w:rPr>
+        <w:t>env4camlc_</w:t>
+      </w:r>
+      <w:proofErr w:type="gramStart"/>
+      <w:r>
+        <w:rPr>
+          <w:sz w:val="24"/>
+          <w:szCs w:val="24"/>
+          <w:lang w:val="en-US"/>
+        </w:rPr>
+        <w:t>chem</w:t>
+      </w:r>
+      <w:r>
+        <w:rPr>
+          <w:sz w:val="24"/>
+          <w:szCs w:val="24"/>
           <w:lang w:val="en-US"/>
         </w:rPr>
         <w:t>inf</w:t>
       </w:r>
       <w:r>
         <w:rPr>
+          <w:sz w:val="24"/>
+          <w:szCs w:val="24"/>
           <w:lang w:val="en-US"/>
         </w:rPr>
         <w:t>.yaml</w:t>
       </w:r>
+      <w:proofErr w:type="gramEnd"/>
     </w:p>
     <w:p>
       <w:pPr>
         <w:shd w:val="clear" w:color="auto" w:fill="E8E8E8" w:themeFill="background2"/>
         <w:jc w:val="both"/>
         <w:rPr>
-          <w:lang w:val="en-US"/>
-        </w:rPr>
-      </w:pPr>
-      <w:r>
-        <w:rPr>
-          <w:lang w:val="en-US"/>
-        </w:rPr>
-        <w:t>conda</w:t>
-      </w:r>
-      <w:r>
-        <w:rPr>
-          <w:lang w:val="en-US"/>
-        </w:rPr>
-        <w:t xml:space="preserve"> env create -f </w:t>
-      </w:r>
-      <w:r>
-        <w:rPr>
-          <w:lang w:val="en-US"/>
-        </w:rPr>
-        <w:t>env4camlc_baybe</w:t>
-      </w:r>
-      <w:r>
-        <w:rPr>
+          <w:sz w:val="24"/>
+          <w:szCs w:val="24"/>
+          <w:lang w:val="en-US"/>
+        </w:rPr>
+      </w:pPr>
+      <w:r>
+        <w:rPr>
+          <w:sz w:val="24"/>
+          <w:szCs w:val="24"/>
+          <w:lang w:val="en-US"/>
+        </w:rPr>
+        <w:t xml:space="preserve">conda env create -f </w:t>
+      </w:r>
+      <w:r>
+        <w:rPr>
+          <w:sz w:val="24"/>
+          <w:szCs w:val="24"/>
+          <w:lang w:val="en-US"/>
+        </w:rPr>
+        <w:t>env4camlc_</w:t>
+      </w:r>
+      <w:proofErr w:type="gramStart"/>
+      <w:r>
+        <w:rPr>
+          <w:sz w:val="24"/>
+          <w:szCs w:val="24"/>
+          <w:lang w:val="en-US"/>
+        </w:rPr>
+        <w:t>baybe</w:t>
+      </w:r>
+      <w:r>
+        <w:rPr>
+          <w:sz w:val="24"/>
+          <w:szCs w:val="24"/>
           <w:lang w:val="en-US"/>
         </w:rPr>
         <w:t>.yaml</w:t>
       </w:r>
+      <w:proofErr w:type="gramEnd"/>
     </w:p>
     <w:p>
       <w:pPr>
         <w:spacing w:after="360"/>
         <w:jc w:val="both"/>
         <w:rPr>
-          <w:lang w:val="fi-FI"/>
-        </w:rPr>
-      </w:pPr>
-      <w:r>
-        <w:rPr>
-          <w:lang w:val="fi-FI"/>
+          <w:sz w:val="24"/>
+          <w:szCs w:val="24"/>
+        </w:rPr>
+      </w:pPr>
+    </w:p>
+    <w:p>
+      <w:pPr>
+        <w:spacing w:after="360"/>
+        <w:jc w:val="both"/>
+        <w:rPr>
+          <w:sz w:val="24"/>
+          <w:szCs w:val="24"/>
+        </w:rPr>
+      </w:pPr>
+      <w:r>
+        <w:rPr>
+          <w:sz w:val="24"/>
+          <w:szCs w:val="24"/>
         </w:rPr>
         <w:t xml:space="preserve">4.2.3. </w:t>
       </w:r>
       <w:r>
         <w:rPr>
-          <w:lang w:val="fi-FI"/>
-        </w:rPr>
-        <w:t xml:space="preserve">Depending on your </w:t>
-      </w:r>
-      <w:r>
-        <w:rPr>
-          <w:lang w:val="fi-FI"/>
-        </w:rPr>
-        <w:t xml:space="preserve">operating </w:t>
-      </w:r>
-      <w:r>
-        <w:rPr>
-          <w:lang w:val="fi-FI"/>
-        </w:rPr>
-        <w:t>system, you will need t</w:t>
-      </w:r>
-      <w:r>
-        <w:rPr>
-          <w:lang w:val="fi-FI"/>
-        </w:rPr>
-        <w:t xml:space="preserve">o run the </w:t>
-      </w:r>
-      <w:r>
-        <w:rPr>
-          <w:lang w:val="fi-FI"/>
-        </w:rPr>
-        <w:t>following</w:t>
-      </w:r>
-      <w:r>
-        <w:rPr>
-          <w:lang w:val="fi-FI"/>
-        </w:rPr>
-        <w:t xml:space="preserve"> commands:</w:t>
+          <w:sz w:val="24"/>
+          <w:szCs w:val="24"/>
+        </w:rPr>
+        <w:t xml:space="preserve">Additionally, </w:t>
+      </w:r>
+      <w:r>
+        <w:rPr>
+          <w:sz w:val="24"/>
+          <w:szCs w:val="24"/>
+        </w:rPr>
+        <w:t xml:space="preserve">you will </w:t>
+      </w:r>
+      <w:r>
+        <w:rPr>
+          <w:sz w:val="24"/>
+          <w:szCs w:val="24"/>
+        </w:rPr>
+        <w:t xml:space="preserve">also </w:t>
+      </w:r>
+      <w:r>
+        <w:rPr>
+          <w:sz w:val="24"/>
+          <w:szCs w:val="24"/>
+        </w:rPr>
+        <w:t>need t</w:t>
+      </w:r>
+      <w:r>
+        <w:rPr>
+          <w:sz w:val="24"/>
+          <w:szCs w:val="24"/>
+        </w:rPr>
+        <w:t xml:space="preserve">o </w:t>
+      </w:r>
+      <w:r>
+        <w:rPr>
+          <w:sz w:val="24"/>
+          <w:szCs w:val="24"/>
+        </w:rPr>
+        <w:t>execute</w:t>
+      </w:r>
+      <w:r>
+        <w:rPr>
+          <w:sz w:val="24"/>
+          <w:szCs w:val="24"/>
+        </w:rPr>
+        <w:t xml:space="preserve"> the following commands</w:t>
+      </w:r>
+      <w:r>
+        <w:rPr>
+          <w:sz w:val="24"/>
+          <w:szCs w:val="24"/>
+        </w:rPr>
+        <w:t xml:space="preserve"> (just follow the instructions for your operating system)</w:t>
+      </w:r>
+      <w:r>
+        <w:rPr>
+          <w:sz w:val="24"/>
+          <w:szCs w:val="24"/>
+        </w:rPr>
+        <w:t>:</w:t>
+      </w:r>
+    </w:p>
+    <w:p>
+      <w:pPr>
+        <w:pStyle w:val="Heading4"/>
+        <w:jc w:val="both"/>
+        <w:rPr>
+          <w:lang w:val="en-US" w:eastAsia="es-ES"/>
+        </w:rPr>
+      </w:pPr>
+      <w:r>
+        <w:rPr>
+          <w:lang w:val="en-US" w:eastAsia="es-ES"/>
+        </w:rPr>
+        <w:t>Windows</w:t>
+      </w:r>
+    </w:p>
+    <w:p>
+      <w:pPr>
+        <w:spacing w:before="240" w:after="240"/>
+        <w:jc w:val="both"/>
+        <w:rPr>
+          <w:rFonts w:ascii="Aptos" w:eastAsia="Aptos" w:hAnsi="Aptos" w:cs="Aptos"/>
+          <w:sz w:val="24"/>
+          <w:szCs w:val="24"/>
+        </w:rPr>
+      </w:pPr>
+      <w:r>
+        <w:rPr>
+          <w:rFonts w:ascii="Aptos" w:eastAsia="Aptos" w:hAnsi="Aptos" w:cs="Aptos"/>
+          <w:sz w:val="24"/>
+          <w:szCs w:val="24"/>
+        </w:rPr>
+        <w:t>Execute these two commands:</w:t>
+      </w:r>
+    </w:p>
+    <w:p>
+      <w:pPr>
+        <w:shd w:val="clear" w:color="auto" w:fill="E8E8E8" w:themeFill="background2"/>
+        <w:jc w:val="both"/>
+        <w:rPr>
+          <w:sz w:val="24"/>
+          <w:szCs w:val="24"/>
+        </w:rPr>
+      </w:pPr>
+      <w:r>
+        <w:rPr>
+          <w:sz w:val="24"/>
+          <w:szCs w:val="24"/>
+        </w:rPr>
+        <w:t>envrun_laplaza_windows.bat</w:t>
+      </w:r>
+    </w:p>
+    <w:p>
+      <w:pPr>
+        <w:shd w:val="clear" w:color="auto" w:fill="E8E8E8" w:themeFill="background2"/>
+        <w:jc w:val="both"/>
+        <w:rPr>
+          <w:sz w:val="24"/>
+          <w:szCs w:val="24"/>
+        </w:rPr>
+      </w:pPr>
+      <w:r>
+        <w:rPr>
+          <w:sz w:val="24"/>
+          <w:szCs w:val="24"/>
+        </w:rPr>
+        <w:t>env4heid_windows.bat</w:t>
+      </w:r>
+    </w:p>
+    <w:p>
+      <w:pPr>
+        <w:spacing w:before="240" w:after="240"/>
+        <w:jc w:val="both"/>
+        <w:rPr>
+          <w:sz w:val="24"/>
+          <w:szCs w:val="24"/>
+        </w:rPr>
+      </w:pPr>
+    </w:p>
+    <w:p>
+      <w:pPr>
+        <w:spacing w:before="240" w:after="240"/>
+        <w:jc w:val="both"/>
+        <w:rPr>
+          <w:i/>
+          <w:iCs/>
+          <w:color w:val="0F4761" w:themeColor="accent1" w:themeShade="BF"/>
+          <w:sz w:val="24"/>
+          <w:szCs w:val="24"/>
+        </w:rPr>
+      </w:pPr>
+      <w:r>
+        <w:rPr>
+          <w:i/>
+          <w:iCs/>
+          <w:color w:val="0F4761" w:themeColor="accent1" w:themeShade="BF"/>
+          <w:sz w:val="24"/>
+          <w:szCs w:val="24"/>
+          <w:lang w:val="en-GB"/>
+        </w:rPr>
+        <w:t>Linux</w:t>
+      </w:r>
+      <w:r>
+        <w:rPr>
+          <w:i/>
+          <w:iCs/>
+          <w:color w:val="0F4761" w:themeColor="accent1" w:themeShade="BF"/>
+          <w:sz w:val="24"/>
+          <w:szCs w:val="24"/>
+          <w:lang w:val="en-GB"/>
+        </w:rPr>
+        <w:t>/macOS</w:t>
       </w:r>
     </w:p>
     <w:p>
@@ -2692,219 +3289,175 @@
         <w:spacing w:after="360"/>
         <w:jc w:val="both"/>
         <w:rPr>
+          <w:sz w:val="24"/>
+          <w:szCs w:val="24"/>
           <w:lang w:val="en-GB"/>
         </w:rPr>
       </w:pPr>
       <w:r>
         <w:rPr>
+          <w:rFonts w:ascii="Aptos" w:eastAsia="Aptos" w:hAnsi="Aptos" w:cs="Aptos"/>
+          <w:sz w:val="24"/>
+          <w:szCs w:val="24"/>
           <w:lang w:val="en-GB"/>
         </w:rPr>
-        <w:t xml:space="preserve">4.2.3.1. </w:t>
-      </w:r>
-      <w:r>
-        <w:rPr>
+        <w:t>First, grant execution permissions</w:t>
+      </w:r>
+      <w:r>
+        <w:rPr>
+          <w:rFonts w:ascii="Aptos" w:eastAsia="Aptos" w:hAnsi="Aptos" w:cs="Aptos"/>
+          <w:sz w:val="24"/>
+          <w:szCs w:val="24"/>
           <w:lang w:val="en-GB"/>
         </w:rPr>
-        <w:t>Linux</w:t>
-      </w:r>
-    </w:p>
-    <w:p>
-      <w:pPr>
-        <w:spacing w:after="360"/>
-        <w:jc w:val="both"/>
-        <w:rPr>
+        <w:t xml:space="preserve"> with these two commands:</w:t>
+      </w:r>
+    </w:p>
+    <w:p>
+      <w:pPr>
+        <w:shd w:val="clear" w:color="auto" w:fill="E8E8E8" w:themeFill="background2"/>
+        <w:jc w:val="both"/>
+        <w:rPr>
+          <w:sz w:val="24"/>
+          <w:szCs w:val="24"/>
+        </w:rPr>
+      </w:pPr>
+      <w:proofErr w:type="spellStart"/>
+      <w:r>
+        <w:rPr>
+          <w:sz w:val="24"/>
+          <w:szCs w:val="24"/>
+          <w:lang w:val="es-ES"/>
+        </w:rPr>
+        <w:t>chmod</w:t>
+      </w:r>
+      <w:proofErr w:type="spellEnd"/>
+      <w:r>
+        <w:rPr>
+          <w:sz w:val="24"/>
+          <w:szCs w:val="24"/>
+          <w:lang w:val="es-ES"/>
+        </w:rPr>
+        <w:t xml:space="preserve"> +x envrun_laplaza_linuxmac.sh</w:t>
+      </w:r>
+    </w:p>
+    <w:p>
+      <w:pPr>
+        <w:shd w:val="clear" w:color="auto" w:fill="E8E8E8" w:themeFill="background2"/>
+        <w:jc w:val="both"/>
+        <w:rPr>
+          <w:sz w:val="24"/>
+          <w:szCs w:val="24"/>
+        </w:rPr>
+      </w:pPr>
+      <w:r>
+        <w:rPr>
+          <w:sz w:val="24"/>
+          <w:szCs w:val="24"/>
+          <w:lang w:val="en-US"/>
+        </w:rPr>
+        <w:t>chmod +x env4heid_linuxmac.sh</w:t>
+      </w:r>
+    </w:p>
+    <w:p>
+      <w:pPr>
+        <w:spacing w:before="240" w:after="240"/>
+        <w:jc w:val="both"/>
+        <w:rPr>
+          <w:rFonts w:ascii="Aptos" w:eastAsia="Aptos" w:hAnsi="Aptos" w:cs="Aptos"/>
+          <w:sz w:val="24"/>
+          <w:szCs w:val="24"/>
           <w:lang w:val="en-GB"/>
         </w:rPr>
       </w:pPr>
-      <w:r>
-        <w:rPr>
-          <w:rFonts w:ascii="Aptos" w:hAnsi="Aptos" w:eastAsia="Aptos" w:cs="Aptos"/>
-          <w:noProof w:val="0"/>
-          <w:sz w:val="22"/>
-          <w:szCs w:val="22"/>
+    </w:p>
+    <w:p>
+      <w:pPr>
+        <w:spacing w:before="240" w:after="240"/>
+        <w:jc w:val="both"/>
+        <w:rPr>
+          <w:sz w:val="24"/>
+          <w:szCs w:val="24"/>
+        </w:rPr>
+      </w:pPr>
+      <w:r>
+        <w:rPr>
+          <w:rFonts w:ascii="Aptos" w:eastAsia="Aptos" w:hAnsi="Aptos" w:cs="Aptos"/>
+          <w:sz w:val="24"/>
+          <w:szCs w:val="24"/>
           <w:lang w:val="en-GB"/>
         </w:rPr>
-        <w:t>First, grant execution permissions.</w:t>
-      </w:r>
-    </w:p>
-    <w:p>
-      <w:pPr>
-        <w:pStyle w:val="Normal"/>
-        <w:suppressLineNumbers w:val="0"/>
+        <w:t>Then, execute the</w:t>
+      </w:r>
+      <w:r>
+        <w:rPr>
+          <w:rFonts w:ascii="Aptos" w:eastAsia="Aptos" w:hAnsi="Aptos" w:cs="Aptos"/>
+          <w:sz w:val="24"/>
+          <w:szCs w:val="24"/>
+          <w:lang w:val="en-GB"/>
+        </w:rPr>
+        <w:t xml:space="preserve"> two scripts</w:t>
+      </w:r>
+      <w:r>
+        <w:rPr>
+          <w:rFonts w:ascii="Aptos" w:eastAsia="Aptos" w:hAnsi="Aptos" w:cs="Aptos"/>
+          <w:sz w:val="24"/>
+          <w:szCs w:val="24"/>
+          <w:lang w:val="en-GB"/>
+        </w:rPr>
+        <w:t>:</w:t>
+      </w:r>
+    </w:p>
+    <w:p>
+      <w:pPr>
         <w:shd w:val="clear" w:color="auto" w:fill="E8E8E8" w:themeFill="background2"/>
-        <w:bidi w:val="0"/>
-        <w:spacing w:before="0" w:beforeAutospacing="off" w:after="160" w:afterAutospacing="off" w:line="259" w:lineRule="auto"/>
-        <w:ind w:left="0" w:right="0"/>
-        <w:jc w:val="both"/>
-      </w:pPr>
-      <w:r>
-        <w:rPr>
-          <w:lang w:val="en-US"/>
-        </w:rPr>
-        <w:t>chmod</w:t>
-      </w:r>
-      <w:r>
-        <w:rPr>
-          <w:lang w:val="en-US"/>
-        </w:rPr>
-        <w:t xml:space="preserve"> +x envrun_laplaza_linuxmac.sh</w:t>
-      </w:r>
-    </w:p>
-    <w:p>
-      <w:pPr>
-        <w:pStyle w:val="Normal"/>
-        <w:suppressLineNumbers w:val="0"/>
+        <w:jc w:val="both"/>
+        <w:rPr>
+          <w:sz w:val="24"/>
+          <w:szCs w:val="24"/>
+        </w:rPr>
+      </w:pPr>
+      <w:r>
+        <w:rPr>
+          <w:sz w:val="24"/>
+          <w:szCs w:val="24"/>
+        </w:rPr>
+        <w:t>./envrun_laplaza_linuxmac.sh</w:t>
+      </w:r>
+    </w:p>
+    <w:p>
+      <w:pPr>
         <w:shd w:val="clear" w:color="auto" w:fill="E8E8E8" w:themeFill="background2"/>
-        <w:bidi w:val="0"/>
-        <w:spacing w:before="0" w:beforeAutospacing="off" w:after="160" w:afterAutospacing="off" w:line="259" w:lineRule="auto"/>
-        <w:ind w:left="0" w:right="0"/>
-        <w:jc w:val="both"/>
-      </w:pPr>
-      <w:r>
-        <w:rPr>
-          <w:lang w:val="en-US"/>
-        </w:rPr>
-        <w:t>chmod</w:t>
-      </w:r>
-      <w:r>
-        <w:rPr>
-          <w:lang w:val="en-US"/>
-        </w:rPr>
-        <w:t xml:space="preserve"> +x env4heid_linuxmac.sh</w:t>
-      </w:r>
-    </w:p>
-    <w:p>
-      <w:pPr>
-        <w:spacing w:before="240" w:beforeAutospacing="off" w:after="240" w:afterAutospacing="off"/>
-        <w:jc w:val="both"/>
-      </w:pPr>
-      <w:r>
-        <w:rPr>
-          <w:rFonts w:ascii="Aptos" w:hAnsi="Aptos" w:eastAsia="Aptos" w:cs="Aptos"/>
-          <w:noProof w:val="0"/>
-          <w:sz w:val="22"/>
-          <w:szCs w:val="22"/>
-          <w:lang w:val="en-GB"/>
-        </w:rPr>
-        <w:t>Then, execute them:</w:t>
-      </w:r>
-    </w:p>
-    <w:p>
-      <w:pPr>
-        <w:pStyle w:val="Normal"/>
-        <w:suppressLineNumbers w:val="0"/>
-        <w:shd w:val="clear" w:color="auto" w:fill="E8E8E8" w:themeFill="background2"/>
-        <w:bidi w:val="0"/>
-        <w:spacing w:before="0" w:beforeAutospacing="off" w:after="160" w:afterAutospacing="off" w:line="259" w:lineRule="auto"/>
-        <w:ind w:left="0" w:right="0"/>
-        <w:jc w:val="both"/>
-      </w:pPr>
-      <w:r>
-        <w:rPr>
-          <w:lang w:val="en-US"/>
-        </w:rPr>
-        <w:t>./envrun_laplaza_linuxmac.sh</w:t>
-      </w:r>
-    </w:p>
-    <w:p>
-      <w:pPr>
-        <w:pStyle w:val="Normal"/>
-        <w:suppressLineNumbers w:val="0"/>
-        <w:shd w:val="clear" w:color="auto" w:fill="E8E8E8" w:themeFill="background2"/>
-        <w:bidi w:val="0"/>
-        <w:spacing w:before="0" w:beforeAutospacing="off" w:after="160" w:afterAutospacing="off" w:line="259" w:lineRule="auto"/>
-        <w:ind w:left="0" w:right="0"/>
-        <w:jc w:val="both"/>
-      </w:pPr>
-      <w:r>
-        <w:rPr>
-          <w:lang w:val="en-US"/>
+        <w:jc w:val="both"/>
+        <w:rPr>
+          <w:sz w:val="24"/>
+          <w:szCs w:val="24"/>
+        </w:rPr>
+      </w:pPr>
+      <w:r>
+        <w:rPr>
+          <w:sz w:val="24"/>
+          <w:szCs w:val="24"/>
         </w:rPr>
         <w:t>./env4heid_linuxmac.sh</w:t>
       </w:r>
     </w:p>
     <w:p>
       <w:pPr>
-        <w:spacing w:before="240" w:beforeAutospacing="off" w:after="240" w:afterAutospacing="off"/>
-        <w:jc w:val="both"/>
-        <w:rPr>
-          <w:rFonts w:ascii="Aptos" w:hAnsi="Aptos" w:eastAsia="Aptos" w:cs="Aptos"/>
-          <w:noProof w:val="0"/>
-          <w:sz w:val="22"/>
-          <w:szCs w:val="22"/>
-          <w:lang w:val="en-GB"/>
-        </w:rPr>
-      </w:pPr>
-      <w:r>
-        <w:rPr>
-          <w:rFonts w:ascii="Aptos" w:hAnsi="Aptos" w:eastAsia="Aptos" w:cs="Aptos"/>
-          <w:noProof w:val="0"/>
-          <w:sz w:val="22"/>
-          <w:szCs w:val="22"/>
-          <w:lang w:val="en-GB"/>
-        </w:rPr>
-        <w:t>4.2.3.2. Windows</w:t>
-      </w:r>
-    </w:p>
-    <w:p>
-      <w:pPr>
-        <w:pStyle w:val="Normal"/>
-        <w:suppressLineNumbers w:val="0"/>
-        <w:shd w:val="clear" w:color="auto" w:fill="E8E8E8" w:themeFill="background2"/>
-        <w:bidi w:val="0"/>
-        <w:spacing w:before="0" w:beforeAutospacing="off" w:after="160" w:afterAutospacing="off" w:line="259" w:lineRule="auto"/>
-        <w:ind w:left="0" w:right="0"/>
-        <w:jc w:val="both"/>
-      </w:pPr>
-      <w:r>
-        <w:rPr>
-          <w:lang w:val="en-US"/>
-        </w:rPr>
-        <w:t>envrun_laplaza_linuxmac.bat</w:t>
-      </w:r>
-    </w:p>
-    <w:p>
-      <w:pPr>
-        <w:pStyle w:val="Normal"/>
-        <w:suppressLineNumbers w:val="0"/>
-        <w:shd w:val="clear" w:color="auto" w:fill="E8E8E8" w:themeFill="background2"/>
-        <w:bidi w:val="0"/>
-        <w:spacing w:before="0" w:beforeAutospacing="off" w:after="160" w:afterAutospacing="off" w:line="259" w:lineRule="auto"/>
-        <w:ind w:left="0" w:right="0"/>
-        <w:jc w:val="both"/>
-      </w:pPr>
-      <w:r>
-        <w:rPr>
-          <w:lang w:val="en-US"/>
-        </w:rPr>
-        <w:t>env4heid_linuxmac.bat</w:t>
-      </w:r>
-    </w:p>
-    <w:p>
-      <w:pPr>
-        <w:pStyle w:val="Normal"/>
-        <w:suppressLineNumbers w:val="0"/>
-        <w:bidi w:val="0"/>
-        <w:spacing w:before="240" w:beforeAutospacing="off" w:after="240" w:afterAutospacing="off" w:line="259" w:lineRule="auto"/>
-        <w:ind w:left="0" w:right="0"/>
-        <w:jc w:val="both"/>
-      </w:pPr>
-      <w:r>
-        <w:rPr>
-          <w:rFonts w:ascii="Aptos" w:hAnsi="Aptos" w:eastAsia="Aptos" w:cs="Aptos"/>
-          <w:noProof w:val="0"/>
-          <w:sz w:val="22"/>
-          <w:szCs w:val="22"/>
-          <w:lang w:val="en-GB"/>
-        </w:rPr>
-        <w:t>Be aware that t</w:t>
-      </w:r>
-    </w:p>
-    <w:p>
-      <w:pPr>
-        <w:jc w:val="both"/>
-        <w:rPr>
-          <w:rFonts w:asciiTheme="majorHAnsi" w:hAnsiTheme="majorHAnsi" w:eastAsiaTheme="majorEastAsia" w:cstheme="majorBidi"/>
+        <w:spacing w:before="240" w:after="240"/>
+        <w:jc w:val="both"/>
+        <w:rPr>
+          <w:rFonts w:ascii="Aptos" w:eastAsia="Aptos" w:hAnsi="Aptos" w:cs="Aptos"/>
+          <w:sz w:val="24"/>
+          <w:szCs w:val="24"/>
+        </w:rPr>
+      </w:pPr>
+    </w:p>
+    <w:p>
+      <w:pPr>
+        <w:jc w:val="both"/>
+        <w:rPr>
+          <w:rFonts w:asciiTheme="majorHAnsi" w:eastAsiaTheme="majorEastAsia" w:hAnsiTheme="majorHAnsi" w:cstheme="majorBidi"/>
           <w:color w:val="0F4761" w:themeColor="accent1" w:themeShade="BF"/>
           <w:sz w:val="40"/>
           <w:szCs w:val="40"/>
@@ -2913,8 +3466,8 @@
       </w:pPr>
       <w:r>
         <w:rPr>
-          <w:rFonts w:ascii="Aptos Display" w:hAnsi="Aptos Display" w:eastAsia="新細明體" w:cs="" w:asciiTheme="majorAscii" w:hAnsiTheme="majorAscii" w:eastAsiaTheme="majorEastAsia" w:cstheme="majorBidi"/>
-          <w:color w:val="0F4761" w:themeColor="accent1" w:themeTint="FF" w:themeShade="BF"/>
+          <w:rFonts w:asciiTheme="majorHAnsi" w:eastAsiaTheme="majorEastAsia" w:hAnsiTheme="majorHAnsi" w:cstheme="majorBidi"/>
+          <w:color w:val="0F4761" w:themeColor="accent1" w:themeShade="BF"/>
           <w:sz w:val="40"/>
           <w:szCs w:val="40"/>
           <w:lang w:val="en-US"/>
@@ -2923,8 +3476,8 @@
       </w:r>
       <w:r>
         <w:rPr>
-          <w:rFonts w:ascii="Aptos Display" w:hAnsi="Aptos Display" w:eastAsia="新細明體" w:cs="" w:asciiTheme="majorAscii" w:hAnsiTheme="majorAscii" w:eastAsiaTheme="majorEastAsia" w:cstheme="majorBidi"/>
-          <w:color w:val="0F4761" w:themeColor="accent1" w:themeTint="FF" w:themeShade="BF"/>
+          <w:rFonts w:asciiTheme="majorHAnsi" w:eastAsiaTheme="majorEastAsia" w:hAnsiTheme="majorHAnsi" w:cstheme="majorBidi"/>
+          <w:color w:val="0F4761" w:themeColor="accent1" w:themeShade="BF"/>
           <w:sz w:val="40"/>
           <w:szCs w:val="40"/>
           <w:lang w:val="en-US"/>
@@ -2934,138 +3487,169 @@
     </w:p>
     <w:p>
       <w:pPr>
-        <w:pStyle w:val="Normal"/>
-        <w:jc w:val="both"/>
-        <w:rPr>
-          <w:lang w:val="en-US"/>
-        </w:rPr>
-      </w:pPr>
-      <w:r>
-        <w:rPr>
-          <w:lang w:val="en-US"/>
-        </w:rPr>
-        <w:t xml:space="preserve">Open, using VSC, the “check_workshop_envs.ipynb” </w:t>
-      </w:r>
-      <w:r>
-        <w:rPr>
-          <w:lang w:val="en-US"/>
-        </w:rPr>
-        <w:t>Jupyter</w:t>
-      </w:r>
-      <w:r>
-        <w:rPr>
-          <w:lang w:val="en-US"/>
-        </w:rPr>
-        <w:t xml:space="preserve"> Notebook unzipped from the </w:t>
-      </w:r>
-      <w:r>
-        <w:rPr>
-          <w:lang w:val="en-US"/>
-        </w:rPr>
-        <w:t>previous</w:t>
-      </w:r>
-      <w:r>
-        <w:rPr>
-          <w:lang w:val="en-US"/>
-        </w:rPr>
-        <w:t xml:space="preserve"> step (in the “ML_course/Prerequisites/</w:t>
-      </w:r>
-      <w:r>
-        <w:rPr>
-          <w:lang w:val="en-US"/>
-        </w:rPr>
-        <w:t>Setup_and_testing</w:t>
-      </w:r>
-      <w:r>
-        <w:rPr>
-          <w:lang w:val="en-US"/>
-        </w:rPr>
-        <w:t>” folder).</w:t>
-      </w:r>
-    </w:p>
-    <w:p>
-      <w:pPr>
-        <w:jc w:val="both"/>
-        <w:rPr>
-          <w:lang w:val="fi-FI"/>
-        </w:rPr>
-      </w:pPr>
-      <w:r>
-        <w:rPr>
-          <w:lang w:val="fi-FI"/>
-        </w:rPr>
-        <w:t>* (.</w:t>
-      </w:r>
-      <w:r>
-        <w:rPr>
-          <w:lang w:val="fi-FI"/>
-        </w:rPr>
-        <w:t>ipynb</w:t>
-      </w:r>
-      <w:r>
-        <w:rPr>
-          <w:lang w:val="fi-FI"/>
-        </w:rPr>
-        <w:t xml:space="preserve"> means Interactive Python Notebook)</w:t>
+        <w:jc w:val="both"/>
+        <w:rPr>
+          <w:sz w:val="24"/>
+          <w:szCs w:val="24"/>
+          <w:lang w:val="en-US"/>
+        </w:rPr>
+      </w:pPr>
+      <w:r>
+        <w:rPr>
+          <w:sz w:val="24"/>
+          <w:szCs w:val="24"/>
+          <w:lang w:val="en-US"/>
+        </w:rPr>
+        <w:lastRenderedPageBreak/>
+        <w:t>Open, using VSC, the “check_workshop_</w:t>
+      </w:r>
+      <w:proofErr w:type="gramStart"/>
+      <w:r>
+        <w:rPr>
+          <w:sz w:val="24"/>
+          <w:szCs w:val="24"/>
+          <w:lang w:val="en-US"/>
+        </w:rPr>
+        <w:t>envs.ipynb</w:t>
+      </w:r>
+      <w:proofErr w:type="gramEnd"/>
+      <w:r>
+        <w:rPr>
+          <w:sz w:val="24"/>
+          <w:szCs w:val="24"/>
+          <w:lang w:val="en-US"/>
+        </w:rPr>
+        <w:t>” Jupyter Notebook unzipped from the previous step (in the “ML_course/Prerequisites/Setup_and_testing” folder).</w:t>
+      </w:r>
+    </w:p>
+    <w:p>
+      <w:pPr>
+        <w:jc w:val="both"/>
+        <w:rPr>
+          <w:i/>
+          <w:iCs/>
+          <w:sz w:val="24"/>
+          <w:szCs w:val="24"/>
+        </w:rPr>
+      </w:pPr>
+      <w:r>
+        <w:rPr>
+          <w:i/>
+          <w:iCs/>
+          <w:sz w:val="24"/>
+          <w:szCs w:val="24"/>
+        </w:rPr>
+        <w:t>* (.ipynb means Interactive Python Notebook)</w:t>
       </w:r>
     </w:p>
     <w:p>
       <w:pPr>
         <w:pStyle w:val="Heading3"/>
         <w:jc w:val="both"/>
+        <w:rPr>
+          <w:szCs w:val="24"/>
+        </w:rPr>
+      </w:pPr>
+      <w:r>
         <w:rPr>
           <w:b/>
           <w:bCs/>
           <w:color w:val="C00000"/>
+          <w:szCs w:val="24"/>
           <w:u w:val="single"/>
           <w:lang w:val="en-US"/>
         </w:rPr>
-      </w:pPr>
+        <w:t>VERY IMPORTANT!</w:t>
+      </w:r>
       <w:r>
         <w:rPr>
           <w:b/>
           <w:bCs/>
           <w:color w:val="C00000"/>
+          <w:szCs w:val="24"/>
           <w:u w:val="single"/>
           <w:lang w:val="en-US"/>
         </w:rPr>
-        <w:t>VERY IMPORTANT!</w:t>
-      </w:r>
-    </w:p>
-    <w:p>
-      <w:pPr>
-        <w:jc w:val="both"/>
-      </w:pPr>
-      <w:r>
+        <w:t xml:space="preserve"> </w:t>
+      </w:r>
+      <w:r>
+        <w:rPr>
+          <w:szCs w:val="24"/>
+        </w:rPr>
         <w:t>To open the notebook, do not double-click the file with your mouse. Instead, first</w:t>
       </w:r>
       <w:r>
+        <w:rPr>
+          <w:szCs w:val="24"/>
+        </w:rPr>
         <w:t xml:space="preserve"> open VSC</w:t>
       </w:r>
       <w:r>
+        <w:rPr>
+          <w:szCs w:val="24"/>
+        </w:rPr>
         <w:t xml:space="preserve"> and</w:t>
       </w:r>
       <w:r>
-        <w:t xml:space="preserve"> select “Open Folder”. You will then see the files in your folder listed on the left side of the screen. From there, select the notebook to open it.</w:t>
-      </w:r>
-    </w:p>
-    <w:p>
-      <w:pPr>
-        <w:jc w:val="both"/>
-      </w:pPr>
-      <w:r>
+        <w:rPr>
+          <w:szCs w:val="24"/>
+        </w:rPr>
+        <w:t xml:space="preserve"> select “Open Folder”</w:t>
+      </w:r>
+      <w:r>
+        <w:rPr>
+          <w:szCs w:val="24"/>
+        </w:rPr>
+        <w:t xml:space="preserve"> (image below)</w:t>
+      </w:r>
+      <w:r>
+        <w:rPr>
+          <w:szCs w:val="24"/>
+        </w:rPr>
+        <w:t>. You will then see the files in your folder listed on the left side of the screen. From there, select the notebook to open it.</w:t>
+      </w:r>
+    </w:p>
+    <w:p>
+      <w:pPr>
+        <w:jc w:val="both"/>
+        <w:rPr>
+          <w:sz w:val="24"/>
+          <w:szCs w:val="24"/>
+        </w:rPr>
+      </w:pPr>
+      <w:r>
+        <w:rPr>
+          <w:sz w:val="24"/>
+          <w:szCs w:val="24"/>
+        </w:rPr>
         <w:t xml:space="preserve">If you don’t follow this process, </w:t>
       </w:r>
       <w:r>
+        <w:rPr>
+          <w:sz w:val="24"/>
+          <w:szCs w:val="24"/>
+        </w:rPr>
         <w:t xml:space="preserve">VSC might not be able to detect the kernels </w:t>
       </w:r>
       <w:r>
+        <w:rPr>
+          <w:sz w:val="24"/>
+          <w:szCs w:val="24"/>
+        </w:rPr>
         <w:t>from the points</w:t>
       </w:r>
       <w:r>
+        <w:rPr>
+          <w:sz w:val="24"/>
+          <w:szCs w:val="24"/>
+        </w:rPr>
         <w:t xml:space="preserve"> below</w:t>
       </w:r>
       <w:r>
+        <w:rPr>
+          <w:sz w:val="24"/>
+          <w:szCs w:val="24"/>
+        </w:rPr>
         <w:t>.</w:t>
       </w:r>
     </w:p>
@@ -3073,20 +3657,27 @@
       <w:pPr>
         <w:jc w:val="both"/>
         <w:rPr>
-          <w:lang w:val="en-US"/>
-        </w:rPr>
-      </w:pPr>
-      <w:r>
+          <w:sz w:val="24"/>
+          <w:szCs w:val="24"/>
+          <w:lang w:val="en-US"/>
+        </w:rPr>
+      </w:pPr>
+      <w:r>
+        <w:rPr>
+          <w:noProof/>
+          <w:sz w:val="24"/>
+          <w:szCs w:val="24"/>
+        </w:rPr>
         <w:drawing>
-          <wp:inline wp14:editId="05648E6D" wp14:anchorId="46008A55">
+          <wp:inline distT="0" distB="0" distL="0" distR="0" wp14:anchorId="46008A55" wp14:editId="05648E6D">
             <wp:extent cx="4377565" cy="1661160"/>
             <wp:effectExtent l="0" t="0" r="4445" b="0"/>
             <wp:docPr id="1549508698" name="Picture 1"/>
             <wp:cNvGraphicFramePr>
-              <a:graphicFrameLocks noChangeAspect="1"/>
+              <a:graphicFrameLocks xmlns:a="http://schemas.openxmlformats.org/drawingml/2006/main" noChangeAspect="1"/>
             </wp:cNvGraphicFramePr>
-            <a:graphic>
-              <a:graphicData xmlns:a="http://schemas.openxmlformats.org/drawingml/2006/main" uri="http://schemas.openxmlformats.org/drawingml/2006/picture">
+            <a:graphic xmlns:a="http://schemas.openxmlformats.org/drawingml/2006/main">
+              <a:graphicData uri="http://schemas.openxmlformats.org/drawingml/2006/picture">
                 <pic:pic xmlns:pic="http://schemas.openxmlformats.org/drawingml/2006/picture">
                   <pic:nvPicPr>
                     <pic:cNvPr id="0" name="Picture 1"/>
@@ -3095,7 +3686,7 @@
                     </pic:cNvPicPr>
                   </pic:nvPicPr>
                   <pic:blipFill rotWithShape="1">
-                    <a:blip xmlns:r="http://schemas.openxmlformats.org/officeDocument/2006/relationships" r:embed="rId13">
+                    <a:blip r:embed="rId13">
                       <a:extLst>
                         <a:ext uri="{28A0092B-C50C-407E-A947-70E740481C1C}">
                           <a14:useLocalDpi xmlns:a14="http://schemas.microsoft.com/office/drawing/2010/main" val="0"/>
@@ -3134,35 +3725,41 @@
     </w:p>
     <w:p>
       <w:pPr>
-        <w:pStyle w:val="Normal"/>
-        <w:jc w:val="both"/>
-        <w:rPr>
-          <w:b w:val="1"/>
-          <w:bCs w:val="1"/>
+        <w:jc w:val="both"/>
+        <w:rPr>
+          <w:b/>
+          <w:bCs/>
+          <w:sz w:val="24"/>
+          <w:szCs w:val="24"/>
           <w:highlight w:val="yellow"/>
           <w:lang w:val="en-US"/>
         </w:rPr>
       </w:pPr>
       <w:r>
+        <w:rPr>
+          <w:noProof/>
+          <w:sz w:val="24"/>
+          <w:szCs w:val="24"/>
+        </w:rPr>
         <w:drawing>
-          <wp:inline wp14:editId="52B14D5B" wp14:anchorId="303295F5">
+          <wp:inline distT="0" distB="0" distL="0" distR="0" wp14:anchorId="303295F5" wp14:editId="52B14D5B">
             <wp:extent cx="4210050" cy="1171575"/>
             <wp:effectExtent l="0" t="0" r="0" b="0"/>
             <wp:docPr id="1596617203" name="drawing"/>
             <wp:cNvGraphicFramePr>
-              <a:graphicFrameLocks noChangeAspect="1"/>
+              <a:graphicFrameLocks xmlns:a="http://schemas.openxmlformats.org/drawingml/2006/main" noChangeAspect="1"/>
             </wp:cNvGraphicFramePr>
-            <a:graphic>
-              <a:graphicData xmlns:a="http://schemas.openxmlformats.org/drawingml/2006/main" uri="http://schemas.openxmlformats.org/drawingml/2006/picture">
+            <a:graphic xmlns:a="http://schemas.openxmlformats.org/drawingml/2006/main">
+              <a:graphicData uri="http://schemas.openxmlformats.org/drawingml/2006/picture">
                 <pic:pic xmlns:pic="http://schemas.openxmlformats.org/drawingml/2006/picture">
                   <pic:nvPicPr>
                     <pic:cNvPr id="1982024985" name=""/>
                     <pic:cNvPicPr/>
                   </pic:nvPicPr>
                   <pic:blipFill>
-                    <a:blip xmlns:r="http://schemas.openxmlformats.org/officeDocument/2006/relationships" r:embed="rId177929347">
+                    <a:blip r:embed="rId14">
                       <a:extLst>
-                        <a:ext xmlns:a="http://schemas.openxmlformats.org/drawingml/2006/main" uri="{28A0092B-C50C-407E-A947-70E740481C1C}">
+                        <a:ext uri="{28A0092B-C50C-407E-A947-70E740481C1C}">
                           <a14:useLocalDpi xmlns:a14="http://schemas.microsoft.com/office/drawing/2010/main" val="0"/>
                         </a:ext>
                       </a:extLst>
@@ -3189,72 +3786,92 @@
     </w:p>
     <w:p>
       <w:pPr>
+        <w:jc w:val="both"/>
+        <w:rPr>
+          <w:b/>
+          <w:bCs/>
+          <w:sz w:val="24"/>
+          <w:szCs w:val="24"/>
+          <w:highlight w:val="yellow"/>
+          <w:lang w:val="en-US"/>
+        </w:rPr>
+      </w:pPr>
+    </w:p>
+    <w:p>
+      <w:pPr>
         <w:pStyle w:val="Heading3"/>
-        <w:suppressLineNumbers w:val="0"/>
-        <w:bidi w:val="0"/>
-        <w:spacing w:before="160" w:beforeAutospacing="off" w:after="80" w:afterAutospacing="off" w:line="259" w:lineRule="auto"/>
-        <w:ind w:left="0" w:right="0"/>
-        <w:jc w:val="both"/>
-        <w:rPr>
-          <w:lang w:val="en-US"/>
-        </w:rPr>
-      </w:pPr>
-      <w:r>
-        <w:rPr>
+        <w:jc w:val="both"/>
+        <w:rPr>
+          <w:szCs w:val="24"/>
+          <w:lang w:val="en-US"/>
+        </w:rPr>
+      </w:pPr>
+      <w:r>
+        <w:rPr>
+          <w:szCs w:val="24"/>
           <w:lang w:val="en-US"/>
         </w:rPr>
         <w:t>5.</w:t>
       </w:r>
       <w:r>
         <w:rPr>
+          <w:szCs w:val="24"/>
           <w:lang w:val="en-US"/>
         </w:rPr>
         <w:t>1</w:t>
       </w:r>
       <w:r>
         <w:rPr>
+          <w:szCs w:val="24"/>
           <w:lang w:val="en-US"/>
         </w:rPr>
         <w:t xml:space="preserve">. </w:t>
       </w:r>
       <w:r>
         <w:rPr>
+          <w:szCs w:val="24"/>
           <w:lang w:val="en-US"/>
         </w:rPr>
         <w:t>When VSC opens, s</w:t>
       </w:r>
       <w:r>
         <w:rPr>
+          <w:szCs w:val="24"/>
           <w:lang w:val="en-US"/>
         </w:rPr>
         <w:t xml:space="preserve">elect </w:t>
       </w:r>
       <w:r>
         <w:rPr>
+          <w:szCs w:val="24"/>
           <w:lang w:val="en-US"/>
         </w:rPr>
         <w:t xml:space="preserve">each time the created </w:t>
       </w:r>
       <w:r>
         <w:rPr>
+          <w:szCs w:val="24"/>
           <w:lang w:val="en-US"/>
         </w:rPr>
         <w:t xml:space="preserve">environment </w:t>
       </w:r>
       <w:r>
         <w:rPr>
+          <w:szCs w:val="24"/>
           <w:lang w:val="en-US"/>
         </w:rPr>
         <w:t>kernel</w:t>
       </w:r>
       <w:r>
         <w:rPr>
+          <w:szCs w:val="24"/>
           <w:lang w:val="en-US"/>
         </w:rPr>
         <w:t xml:space="preserve"> </w:t>
       </w:r>
       <w:r>
         <w:rPr>
+          <w:szCs w:val="24"/>
           <w:lang w:val="en-US"/>
         </w:rPr>
         <w:t>and run the corresponding cell.</w:t>
@@ -3262,27 +3879,29 @@
     </w:p>
     <w:p>
       <w:pPr>
-        <w:pStyle w:val="Normal"/>
-        <w:bidi w:val="0"/>
-        <w:rPr>
+        <w:rPr>
+          <w:sz w:val="24"/>
+          <w:szCs w:val="24"/>
           <w:lang w:val="en-US"/>
         </w:rPr>
       </w:pPr>
       <w:r>
         <w:rPr>
           <w:noProof/>
-        </w:rPr>
-        <mc:AlternateContent xmlns:mc="http://schemas.openxmlformats.org/markup-compatibility/2006">
-          <mc:Choice xmlns:mc="http://schemas.openxmlformats.org/markup-compatibility/2006" Requires="wpg">
-            <w:drawing xmlns:w="http://schemas.openxmlformats.org/wordprocessingml/2006/main">
-              <wp:inline xmlns:wp="http://schemas.openxmlformats.org/drawingml/2006/wordprocessingDrawing" xmlns:wp14="http://schemas.microsoft.com/office/word/2010/wordprocessingDrawing" distT="0" distB="0" distL="0" distR="0" wp14:anchorId="5BADCFB2" wp14:editId="1D39C6C5">
-                <wp:extent xmlns:wp="http://schemas.openxmlformats.org/drawingml/2006/wordprocessingDrawing" cx="5729287" cy="1571625"/>
-                <wp:effectExtent xmlns:wp="http://schemas.openxmlformats.org/drawingml/2006/wordprocessingDrawing" l="0" t="0" r="24130" b="9525"/>
-                <wp:docPr xmlns:wp="http://schemas.openxmlformats.org/drawingml/2006/wordprocessingDrawing" id="1416997796" name="Group 1"/>
-                <wp:cNvGraphicFramePr xmlns:wp="http://schemas.openxmlformats.org/drawingml/2006/wordprocessingDrawing"/>
+          <w:sz w:val="24"/>
+          <w:szCs w:val="24"/>
+        </w:rPr>
+        <mc:AlternateContent>
+          <mc:Choice Requires="wpg">
+            <w:drawing>
+              <wp:inline distT="0" distB="0" distL="0" distR="0" wp14:anchorId="5BADCFB2" wp14:editId="1D39C6C5">
+                <wp:extent cx="5729287" cy="1571625"/>
+                <wp:effectExtent l="0" t="0" r="24130" b="9525"/>
+                <wp:docPr id="1416997796" name="Group 1"/>
+                <wp:cNvGraphicFramePr/>
                 <a:graphic xmlns:a="http://schemas.openxmlformats.org/drawingml/2006/main">
                   <a:graphicData uri="http://schemas.microsoft.com/office/word/2010/wordprocessingGroup">
-                    <wpg:wgp xmlns:wpg="http://schemas.microsoft.com/office/word/2010/wordprocessingGroup">
+                    <wpg:wgp>
                       <wpg:cNvGrpSpPr/>
                       <wpg:grpSpPr>
                         <a:xfrm>
@@ -3300,7 +3919,7 @@
                           </pic:cNvPicPr>
                         </pic:nvPicPr>
                         <pic:blipFill>
-                          <a:blip xmlns:r="http://schemas.openxmlformats.org/officeDocument/2006/relationships" r:embed="rId1082103319"/>
+                          <a:blip r:embed="rId15"/>
                           <a:stretch>
                             <a:fillRect/>
                           </a:stretch>
@@ -3315,7 +3934,7 @@
                           </a:prstGeom>
                         </pic:spPr>
                       </pic:pic>
-                      <wps:wsp xmlns:wps="http://schemas.microsoft.com/office/word/2010/wordprocessingShape">
+                      <wps:wsp>
                         <wps:cNvPr id="939183742" name="Rectangle 939183742"/>
                         <wps:cNvSpPr/>
                         <wps:spPr>
@@ -3357,223 +3976,397 @@
               </wp:inline>
             </w:drawing>
           </mc:Choice>
-          <mc:Fallback xmlns:mc="http://schemas.openxmlformats.org/markup-compatibility/2006"/>
+          <mc:Fallback xmlns:a="http://schemas.openxmlformats.org/drawingml/2006/main" xmlns:pic="http://schemas.openxmlformats.org/drawingml/2006/picture" xmlns:a14="http://schemas.microsoft.com/office/drawing/2010/main"/>
         </mc:AlternateContent>
       </w:r>
     </w:p>
     <w:p>
       <w:pPr>
-        <w:pStyle w:val="Normal"/>
-        <w:bidi w:val="0"/>
-        <w:rPr>
-          <w:lang w:val="en-US"/>
-        </w:rPr>
-      </w:pPr>
-      <w:r>
-        <w:rPr>
-          <w:lang w:val="en-US"/>
-        </w:rPr>
-        <w:t xml:space="preserve">Note that: </w:t>
-      </w:r>
-      <w:r>
-        <w:rPr>
-          <w:lang w:val="en-US"/>
-        </w:rPr>
-        <w:t xml:space="preserve">If you do not see </w:t>
-      </w:r>
-      <w:r>
-        <w:rPr>
-          <w:lang w:val="en-US"/>
-        </w:rPr>
-        <w:t>the</w:t>
-      </w:r>
-      <w:r>
-        <w:rPr>
+        <w:rPr>
+          <w:sz w:val="24"/>
+          <w:szCs w:val="24"/>
+          <w:lang w:val="en-US"/>
+        </w:rPr>
+      </w:pPr>
+      <w:r>
+        <w:rPr>
+          <w:b/>
+          <w:bCs/>
+          <w:color w:val="C00000"/>
+          <w:sz w:val="24"/>
+          <w:szCs w:val="24"/>
+          <w:lang w:val="en-US"/>
+        </w:rPr>
+        <w:t xml:space="preserve">VERY IMPORTANT! </w:t>
+      </w:r>
+      <w:r>
+        <w:rPr>
+          <w:sz w:val="24"/>
+          <w:szCs w:val="24"/>
+          <w:lang w:val="en-US"/>
+        </w:rPr>
+        <w:t>If you do not see the</w:t>
+      </w:r>
+      <w:r>
+        <w:rPr>
+          <w:sz w:val="24"/>
+          <w:szCs w:val="24"/>
+          <w:lang w:val="en-US"/>
+        </w:rPr>
+        <w:t xml:space="preserve"> Jupyter kernel directly, just click on Python Environments and select the one you want to use</w:t>
+      </w:r>
+      <w:r>
+        <w:rPr>
+          <w:sz w:val="24"/>
+          <w:szCs w:val="24"/>
+          <w:lang w:val="en-US"/>
+        </w:rPr>
+        <w:t>.</w:t>
+      </w:r>
+    </w:p>
+    <w:p>
+      <w:pPr>
+        <w:rPr>
+          <w:sz w:val="24"/>
+          <w:szCs w:val="24"/>
+          <w:lang w:val="en-US"/>
+        </w:rPr>
+      </w:pPr>
+    </w:p>
+    <w:p>
+      <w:pPr>
+        <w:pStyle w:val="Heading3"/>
+        <w:jc w:val="both"/>
+        <w:rPr>
+          <w:szCs w:val="24"/>
+          <w:lang w:val="en-US"/>
+        </w:rPr>
+      </w:pPr>
+      <w:r>
+        <w:rPr>
+          <w:szCs w:val="24"/>
+          <w:lang w:val="en-US"/>
+        </w:rPr>
+        <w:lastRenderedPageBreak/>
+        <w:t>5.</w:t>
+      </w:r>
+      <w:r>
+        <w:rPr>
+          <w:szCs w:val="24"/>
+          <w:lang w:val="en-US"/>
+        </w:rPr>
+        <w:t>2</w:t>
+      </w:r>
+      <w:r>
+        <w:rPr>
+          <w:szCs w:val="24"/>
+          <w:lang w:val="en-US"/>
+        </w:rPr>
+        <w:t xml:space="preserve">. </w:t>
+      </w:r>
+      <w:r>
+        <w:rPr>
+          <w:szCs w:val="24"/>
+          <w:lang w:val="en-US"/>
+        </w:rPr>
+        <w:t>Check that each cell indicates that the library or program ha</w:t>
+      </w:r>
+      <w:r>
+        <w:rPr>
+          <w:szCs w:val="24"/>
+          <w:lang w:val="en-US"/>
+        </w:rPr>
+        <w:t>s</w:t>
+      </w:r>
+      <w:r>
+        <w:rPr>
+          <w:szCs w:val="24"/>
+          <w:lang w:val="en-US"/>
+        </w:rPr>
+        <w:t xml:space="preserve"> been installed correctly.</w:t>
+      </w:r>
+    </w:p>
+    <w:p>
+      <w:pPr>
+        <w:pStyle w:val="Heading3"/>
+        <w:jc w:val="both"/>
+        <w:rPr>
+          <w:szCs w:val="24"/>
+        </w:rPr>
+      </w:pPr>
+      <w:r>
+        <w:rPr>
+          <w:b/>
+          <w:bCs/>
+          <w:color w:val="C00000"/>
+          <w:szCs w:val="24"/>
+          <w:u w:val="single"/>
+          <w:lang w:val="en-US"/>
+        </w:rPr>
+        <w:t>VERY I</w:t>
+      </w:r>
+      <w:r>
+        <w:rPr>
+          <w:b/>
+          <w:bCs/>
+          <w:color w:val="C00000"/>
+          <w:szCs w:val="24"/>
+          <w:u w:val="single"/>
+          <w:lang w:val="en-US"/>
+        </w:rPr>
+        <w:t>MPORTANT!</w:t>
+      </w:r>
+      <w:r>
+        <w:rPr>
+          <w:b/>
+          <w:bCs/>
+          <w:color w:val="C00000"/>
+          <w:szCs w:val="24"/>
+          <w:u w:val="single"/>
           <w:lang w:val="en-US"/>
         </w:rPr>
         <w:t xml:space="preserve"> </w:t>
       </w:r>
       <w:r>
         <w:rPr>
-          <w:lang w:val="en-US"/>
-        </w:rPr>
-        <w:t>Jupyter</w:t>
-      </w:r>
-      <w:r>
-        <w:rPr>
-          <w:lang w:val="en-US"/>
-        </w:rPr>
-        <w:t xml:space="preserve"> kernel directly, just click on Python Environments and select the one you want to use</w:t>
-      </w:r>
-      <w:r>
-        <w:rPr>
-          <w:lang w:val="en-US"/>
-        </w:rPr>
-        <w:t>, and run as in</w:t>
-      </w:r>
-    </w:p>
-    <w:p>
-      <w:pPr>
-        <w:pStyle w:val="Heading3"/>
-        <w:jc w:val="both"/>
-        <w:rPr>
-          <w:lang w:val="en-US"/>
-        </w:rPr>
-      </w:pPr>
-      <w:r>
-        <w:rPr>
-          <w:lang w:val="en-US"/>
-        </w:rPr>
-        <w:t>5.</w:t>
-      </w:r>
-      <w:r>
-        <w:rPr>
-          <w:lang w:val="en-US"/>
-        </w:rPr>
-        <w:t>2</w:t>
-      </w:r>
-      <w:r>
-        <w:rPr>
-          <w:lang w:val="en-US"/>
-        </w:rPr>
-        <w:t xml:space="preserve">. </w:t>
-      </w:r>
-      <w:r>
-        <w:rPr>
-          <w:lang w:val="en-US"/>
-        </w:rPr>
-        <w:t xml:space="preserve">Check that each cell </w:t>
-      </w:r>
-      <w:r>
-        <w:rPr>
-          <w:lang w:val="en-US"/>
-        </w:rPr>
-        <w:t>indicates</w:t>
-      </w:r>
-      <w:r>
-        <w:rPr>
-          <w:lang w:val="en-US"/>
-        </w:rPr>
-        <w:t xml:space="preserve"> that the library or program ha</w:t>
-      </w:r>
-      <w:r>
-        <w:rPr>
-          <w:lang w:val="en-US"/>
-        </w:rPr>
-        <w:t>s</w:t>
-      </w:r>
-      <w:r>
-        <w:rPr>
-          <w:lang w:val="en-US"/>
-        </w:rPr>
-        <w:t xml:space="preserve"> been installed </w:t>
-      </w:r>
-      <w:r>
-        <w:rPr>
-          <w:lang w:val="en-US"/>
-        </w:rPr>
-        <w:t>correctly.</w:t>
-      </w:r>
-    </w:p>
-    <w:p>
-      <w:pPr>
-        <w:pStyle w:val="Heading3"/>
-        <w:jc w:val="both"/>
-        <w:rPr>
-          <w:b w:val="1"/>
-          <w:bCs w:val="1"/>
-          <w:color w:val="C00000"/>
-          <w:u w:val="single"/>
-          <w:lang w:val="en-US"/>
-        </w:rPr>
-      </w:pPr>
-      <w:r>
-        <w:rPr>
-          <w:b w:val="1"/>
-          <w:bCs w:val="1"/>
-          <w:color w:val="C00000"/>
-          <w:u w:val="single"/>
-          <w:lang w:val="en-US"/>
-        </w:rPr>
-        <w:t>IMPORTANT!</w:t>
-      </w:r>
-    </w:p>
-    <w:p>
-      <w:pPr>
-        <w:spacing w:before="240" w:beforeAutospacing="off" w:after="240" w:afterAutospacing="off"/>
-      </w:pPr>
-      <w:r>
-        <w:rPr>
-          <w:rFonts w:ascii="Aptos" w:hAnsi="Aptos" w:eastAsia="Aptos" w:cs="Aptos"/>
-          <w:noProof w:val="0"/>
-          <w:sz w:val="24"/>
-          <w:szCs w:val="24"/>
-          <w:lang w:val="en-US"/>
-        </w:rPr>
-        <w:t>Especially on Windows, there is a higher chance of installation errors. If, when running check_workshop_envs.ipynb, the message</w:t>
-      </w:r>
-    </w:p>
-    <w:p>
-      <w:pPr>
-        <w:spacing w:before="240" w:beforeAutospacing="off" w:after="240" w:afterAutospacing="off"/>
-      </w:pPr>
-      <w:r>
-        <w:rPr>
-          <w:rFonts w:ascii="Aptos" w:hAnsi="Aptos" w:eastAsia="Aptos" w:cs="Aptos"/>
-          <w:noProof w:val="0"/>
-          <w:sz w:val="24"/>
-          <w:szCs w:val="24"/>
-          <w:lang w:val="en-US"/>
-        </w:rPr>
-        <w:t>“Dependency check failed! No module named ‘aqme’.”</w:t>
-      </w:r>
-    </w:p>
-    <w:p>
-      <w:pPr>
-        <w:spacing w:before="240" w:beforeAutospacing="off" w:after="240" w:afterAutospacing="off"/>
-      </w:pPr>
-      <w:r>
-        <w:rPr>
-          <w:rFonts w:ascii="Aptos" w:hAnsi="Aptos" w:eastAsia="Aptos" w:cs="Aptos"/>
-          <w:noProof w:val="0"/>
-          <w:sz w:val="24"/>
-          <w:szCs w:val="24"/>
-          <w:lang w:val="en-US"/>
-        </w:rPr>
-        <w:t>(or any other missing library) appears, a useful troubleshooting step is to open a new cell and type:</w:t>
-      </w:r>
-    </w:p>
-    <w:p>
-      <w:pPr>
-        <w:pStyle w:val="Normal"/>
-        <w:rPr>
-          <w:i w:val="1"/>
-          <w:iCs w:val="1"/>
-          <w:sz w:val="24"/>
-          <w:szCs w:val="24"/>
-          <w:lang w:val="en-US"/>
-        </w:rPr>
-      </w:pPr>
-      <w:r>
+          <w:rFonts w:ascii="Aptos" w:eastAsia="Aptos" w:hAnsi="Aptos" w:cs="Aptos"/>
+          <w:szCs w:val="24"/>
+          <w:lang w:val="en-US"/>
+        </w:rPr>
+        <w:t xml:space="preserve">Especially on Windows, there is a high chance of installation errors. If, when running </w:t>
+      </w:r>
+      <w:r>
+        <w:rPr>
+          <w:rFonts w:ascii="Aptos" w:eastAsia="Aptos" w:hAnsi="Aptos" w:cs="Aptos"/>
+          <w:szCs w:val="24"/>
+          <w:lang w:val="en-US"/>
+        </w:rPr>
+        <w:t>“</w:t>
+      </w:r>
+      <w:proofErr w:type="spellStart"/>
+      <w:r>
+        <w:rPr>
+          <w:rFonts w:ascii="Aptos" w:eastAsia="Aptos" w:hAnsi="Aptos" w:cs="Aptos"/>
+          <w:szCs w:val="24"/>
+          <w:lang w:val="en-US"/>
+        </w:rPr>
+        <w:t>check_workshop_</w:t>
+      </w:r>
+      <w:proofErr w:type="gramStart"/>
+      <w:r>
+        <w:rPr>
+          <w:rFonts w:ascii="Aptos" w:eastAsia="Aptos" w:hAnsi="Aptos" w:cs="Aptos"/>
+          <w:szCs w:val="24"/>
+          <w:lang w:val="en-US"/>
+        </w:rPr>
+        <w:t>envs.ipynb</w:t>
+      </w:r>
+      <w:proofErr w:type="spellEnd"/>
+      <w:proofErr w:type="gramEnd"/>
+      <w:r>
+        <w:rPr>
+          <w:rFonts w:ascii="Aptos" w:eastAsia="Aptos" w:hAnsi="Aptos" w:cs="Aptos"/>
+          <w:szCs w:val="24"/>
+          <w:lang w:val="en-US"/>
+        </w:rPr>
+        <w:t>”</w:t>
+      </w:r>
+      <w:r>
+        <w:rPr>
+          <w:rFonts w:ascii="Aptos" w:eastAsia="Aptos" w:hAnsi="Aptos" w:cs="Aptos"/>
+          <w:szCs w:val="24"/>
+          <w:lang w:val="en-US"/>
+        </w:rPr>
+        <w:t xml:space="preserve">, </w:t>
+      </w:r>
+      <w:r>
+        <w:rPr>
+          <w:rFonts w:ascii="Aptos" w:eastAsia="Aptos" w:hAnsi="Aptos" w:cs="Aptos"/>
+          <w:szCs w:val="24"/>
+          <w:lang w:val="en-US"/>
+        </w:rPr>
+        <w:t xml:space="preserve">you see </w:t>
+      </w:r>
+      <w:r>
+        <w:rPr>
+          <w:rFonts w:ascii="Aptos" w:eastAsia="Aptos" w:hAnsi="Aptos" w:cs="Aptos"/>
+          <w:szCs w:val="24"/>
+          <w:lang w:val="en-US"/>
+        </w:rPr>
+        <w:t>the message</w:t>
+      </w:r>
+      <w:r>
+        <w:rPr>
+          <w:rFonts w:ascii="Aptos" w:eastAsia="Aptos" w:hAnsi="Aptos" w:cs="Aptos"/>
+          <w:szCs w:val="24"/>
+          <w:lang w:val="en-US"/>
+        </w:rPr>
+        <w:t>:</w:t>
+      </w:r>
+    </w:p>
+    <w:p>
+      <w:pPr>
+        <w:spacing w:before="240" w:after="240"/>
+        <w:rPr>
+          <w:sz w:val="24"/>
+          <w:szCs w:val="24"/>
+        </w:rPr>
+      </w:pPr>
+      <w:r>
+        <w:rPr>
+          <w:rFonts w:ascii="Aptos" w:eastAsia="Aptos" w:hAnsi="Aptos" w:cs="Aptos"/>
+          <w:sz w:val="24"/>
+          <w:szCs w:val="24"/>
+          <w:lang w:val="en-US"/>
+        </w:rPr>
+        <w:t xml:space="preserve">“Dependency </w:t>
+      </w:r>
+      <w:proofErr w:type="gramStart"/>
+      <w:r>
+        <w:rPr>
+          <w:rFonts w:ascii="Aptos" w:eastAsia="Aptos" w:hAnsi="Aptos" w:cs="Aptos"/>
+          <w:sz w:val="24"/>
+          <w:szCs w:val="24"/>
+          <w:lang w:val="en-US"/>
+        </w:rPr>
+        <w:t>check</w:t>
+      </w:r>
+      <w:proofErr w:type="gramEnd"/>
+      <w:r>
+        <w:rPr>
+          <w:rFonts w:ascii="Aptos" w:eastAsia="Aptos" w:hAnsi="Aptos" w:cs="Aptos"/>
+          <w:sz w:val="24"/>
+          <w:szCs w:val="24"/>
+          <w:lang w:val="en-US"/>
+        </w:rPr>
+        <w:t xml:space="preserve"> failed! No module named ‘</w:t>
+      </w:r>
+      <w:r>
+        <w:rPr>
+          <w:rFonts w:ascii="Aptos" w:eastAsia="Aptos" w:hAnsi="Aptos" w:cs="Aptos"/>
+          <w:sz w:val="24"/>
+          <w:szCs w:val="24"/>
+          <w:lang w:val="en-US"/>
+        </w:rPr>
+        <w:t>XX</w:t>
+      </w:r>
+      <w:r>
+        <w:rPr>
+          <w:rFonts w:ascii="Aptos" w:eastAsia="Aptos" w:hAnsi="Aptos" w:cs="Aptos"/>
+          <w:sz w:val="24"/>
+          <w:szCs w:val="24"/>
+          <w:lang w:val="en-US"/>
+        </w:rPr>
+        <w:t>’.”</w:t>
+      </w:r>
+    </w:p>
+    <w:p>
+      <w:pPr>
+        <w:spacing w:before="240" w:after="240"/>
+        <w:rPr>
+          <w:sz w:val="24"/>
+          <w:szCs w:val="24"/>
+        </w:rPr>
+      </w:pPr>
+      <w:r>
+        <w:rPr>
+          <w:rFonts w:ascii="Aptos" w:eastAsia="Aptos" w:hAnsi="Aptos" w:cs="Aptos"/>
+          <w:sz w:val="24"/>
+          <w:szCs w:val="24"/>
+          <w:lang w:val="en-US"/>
+        </w:rPr>
+        <w:t>(</w:t>
+      </w:r>
+      <w:r>
+        <w:rPr>
+          <w:rFonts w:ascii="Aptos" w:eastAsia="Aptos" w:hAnsi="Aptos" w:cs="Aptos"/>
+          <w:sz w:val="24"/>
+          <w:szCs w:val="24"/>
+          <w:lang w:val="en-US"/>
+        </w:rPr>
+        <w:t>where XX is the name of the</w:t>
+      </w:r>
+      <w:r>
+        <w:rPr>
+          <w:rFonts w:ascii="Aptos" w:eastAsia="Aptos" w:hAnsi="Aptos" w:cs="Aptos"/>
+          <w:sz w:val="24"/>
+          <w:szCs w:val="24"/>
+          <w:lang w:val="en-US"/>
+        </w:rPr>
+        <w:t xml:space="preserve"> missing library), a useful troubleshooting step is to </w:t>
+      </w:r>
+      <w:r>
+        <w:rPr>
+          <w:rFonts w:ascii="Aptos" w:eastAsia="Aptos" w:hAnsi="Aptos" w:cs="Aptos"/>
+          <w:sz w:val="24"/>
+          <w:szCs w:val="24"/>
+          <w:lang w:val="en-US"/>
+        </w:rPr>
+        <w:t>create</w:t>
+      </w:r>
+      <w:r>
+        <w:rPr>
+          <w:rFonts w:ascii="Aptos" w:eastAsia="Aptos" w:hAnsi="Aptos" w:cs="Aptos"/>
+          <w:sz w:val="24"/>
+          <w:szCs w:val="24"/>
+          <w:lang w:val="en-US"/>
+        </w:rPr>
+        <w:t xml:space="preserve"> a new</w:t>
+      </w:r>
+      <w:r>
+        <w:rPr>
+          <w:rFonts w:ascii="Aptos" w:eastAsia="Aptos" w:hAnsi="Aptos" w:cs="Aptos"/>
+          <w:sz w:val="24"/>
+          <w:szCs w:val="24"/>
+          <w:lang w:val="en-US"/>
+        </w:rPr>
+        <w:t xml:space="preserve"> code</w:t>
+      </w:r>
+      <w:r>
+        <w:rPr>
+          <w:rFonts w:ascii="Aptos" w:eastAsia="Aptos" w:hAnsi="Aptos" w:cs="Aptos"/>
+          <w:sz w:val="24"/>
+          <w:szCs w:val="24"/>
+          <w:lang w:val="en-US"/>
+        </w:rPr>
+        <w:t xml:space="preserve"> cell and type:</w:t>
+      </w:r>
+    </w:p>
+    <w:p>
+      <w:pPr>
+        <w:rPr>
+          <w:i/>
+          <w:iCs/>
+          <w:sz w:val="24"/>
+          <w:szCs w:val="24"/>
+          <w:lang w:val="en-US"/>
+        </w:rPr>
+      </w:pPr>
+      <w:r>
+        <w:rPr>
+          <w:noProof/>
+          <w:sz w:val="24"/>
+          <w:szCs w:val="24"/>
+        </w:rPr>
         <w:drawing>
-          <wp:inline wp14:editId="258CF481" wp14:anchorId="523CFE96">
+          <wp:inline distT="0" distB="0" distL="0" distR="0" wp14:anchorId="523CFE96" wp14:editId="1F6E575E">
             <wp:extent cx="5724525" cy="485775"/>
             <wp:effectExtent l="0" t="0" r="0" b="0"/>
             <wp:docPr id="526279549" name="drawing"/>
             <wp:cNvGraphicFramePr>
-              <a:graphicFrameLocks noChangeAspect="1"/>
+              <a:graphicFrameLocks xmlns:a="http://schemas.openxmlformats.org/drawingml/2006/main" noChangeAspect="1"/>
             </wp:cNvGraphicFramePr>
-            <a:graphic>
-              <a:graphicData xmlns:a="http://schemas.openxmlformats.org/drawingml/2006/main" uri="http://schemas.openxmlformats.org/drawingml/2006/picture">
+            <a:graphic xmlns:a="http://schemas.openxmlformats.org/drawingml/2006/main">
+              <a:graphicData uri="http://schemas.openxmlformats.org/drawingml/2006/picture">
                 <pic:pic xmlns:pic="http://schemas.openxmlformats.org/drawingml/2006/picture">
                   <pic:nvPicPr>
                     <pic:cNvPr id="526279549" name=""/>
                     <pic:cNvPicPr/>
                   </pic:nvPicPr>
                   <pic:blipFill>
-                    <a:blip xmlns:r="http://schemas.openxmlformats.org/officeDocument/2006/relationships" r:embed="rId756918631">
+                    <a:blip r:embed="rId16" cstate="print">
                       <a:extLst>
-                        <a:ext xmlns:a="http://schemas.openxmlformats.org/drawingml/2006/main" uri="{28A0092B-C50C-407E-A947-70E740481C1C}">
+                        <a:ext uri="{28A0092B-C50C-407E-A947-70E740481C1C}">
                           <a14:useLocalDpi xmlns:a14="http://schemas.microsoft.com/office/drawing/2010/main" val="0"/>
                         </a:ext>
                       </a:extLst>
@@ -3600,6 +4393,17 @@
     </w:p>
     <w:p>
       <w:pPr>
+        <w:rPr>
+          <w:i/>
+          <w:iCs/>
+          <w:sz w:val="24"/>
+          <w:szCs w:val="24"/>
+          <w:lang w:val="en-US"/>
+        </w:rPr>
+      </w:pPr>
+    </w:p>
+    <w:p>
+      <w:pPr>
         <w:jc w:val="both"/>
         <w:rPr>
           <w:sz w:val="24"/>
@@ -3653,48 +4457,35 @@
           <w:szCs w:val="24"/>
           <w:lang w:val="en-US"/>
         </w:rPr>
-        <w:t>ck_workshop_envs</w:t>
-      </w:r>
-      <w:r>
-        <w:rPr>
-          <w:sz w:val="24"/>
-          <w:szCs w:val="24"/>
-          <w:lang w:val="en-US"/>
-        </w:rPr>
-        <w:t>.</w:t>
-      </w:r>
-      <w:r>
-        <w:rPr>
-          <w:sz w:val="24"/>
-          <w:szCs w:val="24"/>
-          <w:lang w:val="en-US"/>
-        </w:rPr>
-        <w:t>ipynb</w:t>
-      </w:r>
-      <w:r>
-        <w:rPr>
-          <w:sz w:val="24"/>
-          <w:szCs w:val="24"/>
-          <w:lang w:val="en-US"/>
-        </w:rPr>
-        <w:t xml:space="preserve">” </w:t>
-      </w:r>
-      <w:r>
-        <w:rPr>
-          <w:sz w:val="24"/>
-          <w:szCs w:val="24"/>
-          <w:lang w:val="en-US"/>
-        </w:rPr>
-        <w:t>Jupyter</w:t>
-      </w:r>
-      <w:r>
-        <w:rPr>
-          <w:sz w:val="24"/>
-          <w:szCs w:val="24"/>
-          <w:lang w:val="en-US"/>
-        </w:rPr>
-        <w:t xml:space="preserve"> Notebook </w:t>
-      </w:r>
+        <w:t>ck_workshop_</w:t>
+      </w:r>
+      <w:proofErr w:type="gramStart"/>
+      <w:r>
+        <w:rPr>
+          <w:sz w:val="24"/>
+          <w:szCs w:val="24"/>
+          <w:lang w:val="en-US"/>
+        </w:rPr>
+        <w:t>envs</w:t>
+      </w:r>
+      <w:r>
+        <w:rPr>
+          <w:sz w:val="24"/>
+          <w:szCs w:val="24"/>
+          <w:lang w:val="en-US"/>
+        </w:rPr>
+        <w:t>.ipynb</w:t>
+      </w:r>
+      <w:proofErr w:type="gramEnd"/>
+      <w:r>
+        <w:rPr>
+          <w:sz w:val="24"/>
+          <w:szCs w:val="24"/>
+          <w:lang w:val="en-US"/>
+        </w:rPr>
+        <w:t xml:space="preserve">” Jupyter Notebook </w:t>
+      </w:r>
+      <w:proofErr w:type="gramStart"/>
       <w:r>
         <w:rPr>
           <w:sz w:val="24"/>
@@ -3703,6 +4494,7 @@
         </w:rPr>
         <w:t>and,</w:t>
       </w:r>
+      <w:proofErr w:type="gramEnd"/>
       <w:r>
         <w:rPr>
           <w:sz w:val="24"/>
@@ -3756,11 +4548,13 @@
         <w:pStyle w:val="Heading2"/>
         <w:jc w:val="both"/>
         <w:rPr>
-          <w:lang w:val="en-US"/>
-        </w:rPr>
-      </w:pPr>
-      <w:r>
-        <w:rPr>
+          <w:szCs w:val="24"/>
+          <w:lang w:val="en-US"/>
+        </w:rPr>
+      </w:pPr>
+      <w:r>
+        <w:rPr>
+          <w:szCs w:val="24"/>
           <w:lang w:val="en-US"/>
         </w:rPr>
         <w:t xml:space="preserve">A </w:t>
@@ -3769,12 +4563,14 @@
         <w:rPr>
           <w:b/>
           <w:bCs/>
+          <w:szCs w:val="24"/>
           <w:lang w:val="en-US"/>
         </w:rPr>
         <w:t>CSV (Comma-Separated Values)</w:t>
       </w:r>
       <w:r>
         <w:rPr>
+          <w:szCs w:val="24"/>
           <w:lang w:val="en-US"/>
         </w:rPr>
         <w:t xml:space="preserve"> file is a simple text file used to store tabular data, where each line represents a row and values are separated by commas. It's commonly used for exchanging data between programs like spreadsheets and databases.</w:t>
@@ -3785,23 +4581,27 @@
         <w:pStyle w:val="Heading2"/>
         <w:jc w:val="both"/>
         <w:rPr>
-          <w:lang w:val="en-US"/>
-        </w:rPr>
-      </w:pPr>
-      <w:r>
-        <w:rPr>
+          <w:szCs w:val="24"/>
+          <w:lang w:val="en-US"/>
+        </w:rPr>
+      </w:pPr>
+      <w:r>
+        <w:rPr>
+          <w:szCs w:val="24"/>
           <w:lang w:val="en-US"/>
         </w:rPr>
         <w:t>Possible errors when working with CSV files</w:t>
       </w:r>
       <w:r>
         <w:rPr>
+          <w:szCs w:val="24"/>
           <w:lang w:val="en-US"/>
         </w:rPr>
         <w:t xml:space="preserve"> in Windows</w:t>
       </w:r>
       <w:r>
         <w:rPr>
+          <w:szCs w:val="24"/>
           <w:lang w:val="en-US"/>
         </w:rPr>
         <w:t>:</w:t>
@@ -3811,17 +4611,23 @@
       <w:pPr>
         <w:jc w:val="both"/>
         <w:rPr>
-          <w:lang w:val="en-US"/>
-        </w:rPr>
-      </w:pPr>
-      <w:r>
-        <w:rPr>
+          <w:sz w:val="24"/>
+          <w:szCs w:val="24"/>
+          <w:lang w:val="en-US"/>
+        </w:rPr>
+      </w:pPr>
+      <w:r>
+        <w:rPr>
+          <w:sz w:val="24"/>
+          <w:szCs w:val="24"/>
           <w:lang w:val="en-US"/>
         </w:rPr>
         <w:t>Try to open a CSV file from the course folder</w:t>
       </w:r>
       <w:r>
         <w:rPr>
+          <w:sz w:val="24"/>
+          <w:szCs w:val="24"/>
           <w:lang w:val="en-US"/>
         </w:rPr>
         <w:t xml:space="preserve">, for example: </w:t>
@@ -3829,6 +4635,8 @@
       <w:r>
         <w:rPr>
           <w:rFonts w:cs="Courier New"/>
+          <w:sz w:val="24"/>
+          <w:szCs w:val="24"/>
           <w:lang w:val="en-US"/>
         </w:rPr>
         <w:t>test.csv</w:t>
@@ -3836,6 +4644,8 @@
       <w:r>
         <w:rPr>
           <w:rFonts w:cs="Courier New"/>
+          <w:sz w:val="24"/>
+          <w:szCs w:val="24"/>
           <w:lang w:val="en-US"/>
         </w:rPr>
         <w:t xml:space="preserve"> (from </w:t>
@@ -3844,6 +4654,8 @@
       <w:r>
         <w:rPr>
           <w:rFonts w:cs="Courier New"/>
+          <w:sz w:val="24"/>
+          <w:szCs w:val="24"/>
           <w:lang w:val="en-US"/>
         </w:rPr>
         <w:t>set_up</w:t>
@@ -3852,6 +4664,8 @@
       <w:r>
         <w:rPr>
           <w:rFonts w:cs="Courier New"/>
+          <w:sz w:val="24"/>
+          <w:szCs w:val="24"/>
           <w:lang w:val="en-US"/>
         </w:rPr>
         <w:t xml:space="preserve"> folder)</w:t>
@@ -3861,23 +4675,31 @@
       <w:pPr>
         <w:jc w:val="both"/>
         <w:rPr>
-          <w:lang w:val="en-US"/>
-        </w:rPr>
-      </w:pPr>
-      <w:r>
-        <w:rPr>
+          <w:sz w:val="24"/>
+          <w:szCs w:val="24"/>
+          <w:lang w:val="en-US"/>
+        </w:rPr>
+      </w:pPr>
+      <w:r>
+        <w:rPr>
+          <w:sz w:val="24"/>
+          <w:szCs w:val="24"/>
           <w:lang w:val="en-US"/>
         </w:rPr>
         <w:t xml:space="preserve">If when opening a CSV file everything is condensed into a single column, you can change this in </w:t>
       </w:r>
       <w:r>
         <w:rPr>
+          <w:sz w:val="24"/>
+          <w:szCs w:val="24"/>
           <w:lang w:val="en-US"/>
         </w:rPr>
         <w:t>your system’s settings.</w:t>
       </w:r>
       <w:r>
         <w:rPr>
+          <w:sz w:val="24"/>
+          <w:szCs w:val="24"/>
           <w:lang w:val="en-US"/>
         </w:rPr>
         <w:t xml:space="preserve"> </w:t>
@@ -3887,11 +4709,15 @@
       <w:pPr>
         <w:jc w:val="both"/>
         <w:rPr>
-          <w:lang w:val="en-US"/>
-        </w:rPr>
-      </w:pPr>
-      <w:r>
-        <w:rPr>
+          <w:sz w:val="24"/>
+          <w:szCs w:val="24"/>
+          <w:lang w:val="en-US"/>
+        </w:rPr>
+      </w:pPr>
+      <w:r>
+        <w:rPr>
+          <w:sz w:val="24"/>
+          <w:szCs w:val="24"/>
           <w:lang w:val="en-US"/>
         </w:rPr>
         <w:t xml:space="preserve">Moreover, in Excel to change the decimal separator in </w:t>
@@ -3900,15 +4726,19 @@
         <w:rPr>
           <w:b/>
           <w:bCs/>
+          <w:sz w:val="24"/>
+          <w:szCs w:val="24"/>
           <w:lang w:val="en-US"/>
         </w:rPr>
         <w:t xml:space="preserve">File </w:t>
       </w:r>
       <w:r>
         <w:rPr>
-          <w:rFonts w:ascii="Wingdings" w:hAnsi="Wingdings" w:eastAsia="Wingdings" w:cs="Wingdings"/>
+          <w:rFonts w:ascii="Wingdings" w:eastAsia="Wingdings" w:hAnsi="Wingdings" w:cs="Wingdings"/>
           <w:b/>
           <w:bCs/>
+          <w:sz w:val="24"/>
+          <w:szCs w:val="24"/>
           <w:lang w:val="en-US"/>
         </w:rPr>
         <w:t>à</w:t>
@@ -3917,15 +4747,19 @@
         <w:rPr>
           <w:b/>
           <w:bCs/>
+          <w:sz w:val="24"/>
+          <w:szCs w:val="24"/>
           <w:lang w:val="en-US"/>
         </w:rPr>
         <w:t xml:space="preserve"> Options </w:t>
       </w:r>
       <w:r>
         <w:rPr>
-          <w:rFonts w:ascii="Wingdings" w:hAnsi="Wingdings" w:eastAsia="Wingdings" w:cs="Wingdings"/>
+          <w:rFonts w:ascii="Wingdings" w:eastAsia="Wingdings" w:hAnsi="Wingdings" w:cs="Wingdings"/>
           <w:b/>
           <w:bCs/>
+          <w:sz w:val="24"/>
+          <w:szCs w:val="24"/>
           <w:lang w:val="en-US"/>
         </w:rPr>
         <w:t>à</w:t>
@@ -3934,21 +4768,45 @@
         <w:rPr>
           <w:b/>
           <w:bCs/>
+          <w:sz w:val="24"/>
+          <w:szCs w:val="24"/>
           <w:lang w:val="en-US"/>
         </w:rPr>
         <w:t xml:space="preserve"> Advanced, and in the “editing options” section (first one), uncheck the “use system separators” and change the decimal separator to a period instead of a comma</w:t>
       </w:r>
       <w:r>
         <w:rPr>
-          <w:lang w:val="en-US"/>
-        </w:rPr>
-        <w:t>. You can erase the thousand separator. Then click ok, and the settings should have changed so that the .csv files function correctly.</w:t>
-      </w:r>
-    </w:p>
-    <w:p>
-      <w:pPr>
-        <w:jc w:val="both"/>
-        <w:rPr>
+          <w:sz w:val="24"/>
+          <w:szCs w:val="24"/>
+          <w:lang w:val="en-US"/>
+        </w:rPr>
+        <w:t xml:space="preserve">. You can erase the thousand </w:t>
+      </w:r>
+      <w:proofErr w:type="gramStart"/>
+      <w:r>
+        <w:rPr>
+          <w:sz w:val="24"/>
+          <w:szCs w:val="24"/>
+          <w:lang w:val="en-US"/>
+        </w:rPr>
+        <w:t>separator</w:t>
+      </w:r>
+      <w:proofErr w:type="gramEnd"/>
+      <w:r>
+        <w:rPr>
+          <w:sz w:val="24"/>
+          <w:szCs w:val="24"/>
+          <w:lang w:val="en-US"/>
+        </w:rPr>
+        <w:t>. Then click ok, and the settings should have changed so that the .csv files function correctly.</w:t>
+      </w:r>
+    </w:p>
+    <w:p>
+      <w:pPr>
+        <w:jc w:val="both"/>
+        <w:rPr>
+          <w:sz w:val="24"/>
+          <w:szCs w:val="24"/>
           <w:lang w:val="en-US"/>
         </w:rPr>
       </w:pPr>
@@ -3982,17 +4840,20 @@
         <w:ind w:firstLine="0"/>
         <w:jc w:val="both"/>
         <w:rPr>
-          <w:lang w:val="en-US"/>
-        </w:rPr>
-      </w:pPr>
-      <w:r>
-        <w:rPr>
+          <w:szCs w:val="24"/>
+          <w:lang w:val="en-US"/>
+        </w:rPr>
+      </w:pPr>
+      <w:r>
+        <w:rPr>
+          <w:szCs w:val="24"/>
           <w:lang w:val="en-US"/>
         </w:rPr>
         <w:t>7.1.</w:t>
       </w:r>
       <w:r>
         <w:rPr>
+          <w:szCs w:val="24"/>
           <w:lang w:val="en-US"/>
         </w:rPr>
         <w:t xml:space="preserve"> Portable Version (Windows)</w:t>
@@ -4003,12 +4864,16 @@
         <w:jc w:val="both"/>
         <w:rPr>
           <w:b/>
+          <w:sz w:val="24"/>
+          <w:szCs w:val="24"/>
           <w:lang w:val="en-US"/>
         </w:rPr>
       </w:pPr>
       <w:r>
         <w:rPr>
           <w:b/>
+          <w:sz w:val="24"/>
+          <w:szCs w:val="24"/>
           <w:lang w:val="en-US"/>
         </w:rPr>
         <w:t>Option A — Video Tutorial (Recommended)</w:t>
@@ -4018,11 +4883,15 @@
       <w:pPr>
         <w:jc w:val="both"/>
         <w:rPr>
-          <w:lang w:val="en-US"/>
-        </w:rPr>
-      </w:pPr>
-      <w:r>
-        <w:rPr>
+          <w:sz w:val="24"/>
+          <w:szCs w:val="24"/>
+          <w:lang w:val="en-US"/>
+        </w:rPr>
+      </w:pPr>
+      <w:r>
+        <w:rPr>
+          <w:sz w:val="24"/>
+          <w:szCs w:val="24"/>
           <w:lang w:val="en-US"/>
         </w:rPr>
         <w:t>If you prefer a visual step-by-step explanation, please watch the installation video using the hyperlink provided in this document.</w:t>
@@ -4033,13 +4902,17 @@
         <w:ind w:firstLine="284"/>
         <w:jc w:val="both"/>
         <w:rPr>
-          <w:lang w:val="en-US"/>
-        </w:rPr>
-      </w:pPr>
-      <w:hyperlink w:history="1" r:id="rId17">
+          <w:sz w:val="24"/>
+          <w:szCs w:val="24"/>
+          <w:lang w:val="en-US"/>
+        </w:rPr>
+      </w:pPr>
+      <w:hyperlink r:id="rId17" w:history="1">
         <w:r>
           <w:rPr>
             <w:rStyle w:val="Hyperlink"/>
+            <w:sz w:val="24"/>
+            <w:szCs w:val="24"/>
             <w:lang w:val="en-US"/>
           </w:rPr>
           <w:t xml:space="preserve">How to install </w:t>
@@ -4048,6 +4921,8 @@
         <w:r>
           <w:rPr>
             <w:rStyle w:val="Hyperlink"/>
+            <w:sz w:val="24"/>
+            <w:szCs w:val="24"/>
             <w:lang w:val="en-US"/>
           </w:rPr>
           <w:t>EasyROB</w:t>
@@ -4059,11 +4934,15 @@
       <w:pPr>
         <w:jc w:val="both"/>
         <w:rPr>
-          <w:lang w:val="en-US"/>
-        </w:rPr>
-      </w:pPr>
-      <w:r>
-        <w:rPr>
+          <w:sz w:val="24"/>
+          <w:szCs w:val="24"/>
+          <w:lang w:val="en-US"/>
+        </w:rPr>
+      </w:pPr>
+      <w:r>
+        <w:rPr>
+          <w:sz w:val="24"/>
+          <w:szCs w:val="24"/>
           <w:lang w:val="en-US"/>
         </w:rPr>
         <w:t xml:space="preserve">The video explains how to download the correct file, extract it, launch </w:t>
@@ -4071,6 +4950,8 @@
       <w:proofErr w:type="spellStart"/>
       <w:r>
         <w:rPr>
+          <w:sz w:val="24"/>
+          <w:szCs w:val="24"/>
           <w:lang w:val="en-US"/>
         </w:rPr>
         <w:t>easyROB</w:t>
@@ -4078,6 +4959,8 @@
       <w:proofErr w:type="spellEnd"/>
       <w:r>
         <w:rPr>
+          <w:sz w:val="24"/>
+          <w:szCs w:val="24"/>
           <w:lang w:val="en-US"/>
         </w:rPr>
         <w:t>, and what to do if Windows shows a security warning.</w:t>
@@ -4087,6 +4970,8 @@
       <w:pPr>
         <w:jc w:val="both"/>
         <w:rPr>
+          <w:sz w:val="24"/>
+          <w:szCs w:val="24"/>
           <w:lang w:val="en-US"/>
         </w:rPr>
       </w:pPr>
@@ -4096,12 +4981,16 @@
         <w:jc w:val="both"/>
         <w:rPr>
           <w:b/>
+          <w:sz w:val="24"/>
+          <w:szCs w:val="24"/>
           <w:lang w:val="en-US"/>
         </w:rPr>
       </w:pPr>
       <w:r>
         <w:rPr>
           <w:b/>
+          <w:sz w:val="24"/>
+          <w:szCs w:val="24"/>
           <w:lang w:val="en-US"/>
         </w:rPr>
         <w:t>Option B — Written Installation Instructions</w:t>
@@ -4111,11 +5000,15 @@
       <w:pPr>
         <w:jc w:val="both"/>
         <w:rPr>
-          <w:lang w:val="en-US"/>
-        </w:rPr>
-      </w:pPr>
-      <w:r>
-        <w:rPr>
+          <w:sz w:val="24"/>
+          <w:szCs w:val="24"/>
+          <w:lang w:val="en-US"/>
+        </w:rPr>
+      </w:pPr>
+      <w:r>
+        <w:rPr>
+          <w:sz w:val="24"/>
+          <w:szCs w:val="24"/>
           <w:lang w:val="en-US"/>
         </w:rPr>
         <w:t>For Windows users, installation is simple and takes only a few minutes.</w:t>
@@ -4127,12 +5020,16 @@
         <w:ind w:left="0"/>
         <w:jc w:val="both"/>
         <w:rPr>
+          <w:sz w:val="24"/>
+          <w:szCs w:val="24"/>
           <w:lang w:val="en-US"/>
         </w:rPr>
       </w:pPr>
       <w:r>
         <w:rPr>
           <w:bCs/>
+          <w:sz w:val="24"/>
+          <w:szCs w:val="24"/>
           <w:lang w:val="en-US"/>
         </w:rPr>
         <w:t>7.1B.1.</w:t>
@@ -4140,6 +5037,8 @@
       <w:r>
         <w:rPr>
           <w:bCs/>
+          <w:sz w:val="24"/>
+          <w:szCs w:val="24"/>
           <w:lang w:val="en-US"/>
         </w:rPr>
         <w:t>Go to the Releases page and scroll down to the “Assets” section.</w:t>
@@ -4151,13 +5050,17 @@
         <w:ind w:left="0"/>
         <w:jc w:val="both"/>
         <w:rPr>
-          <w:lang w:val="en-US"/>
-        </w:rPr>
-      </w:pPr>
-      <w:hyperlink w:history="1" r:id="rId18">
+          <w:sz w:val="24"/>
+          <w:szCs w:val="24"/>
+          <w:lang w:val="en-US"/>
+        </w:rPr>
+      </w:pPr>
+      <w:hyperlink r:id="rId18" w:history="1">
         <w:r>
           <w:rPr>
             <w:rStyle w:val="Hyperlink"/>
+            <w:sz w:val="24"/>
+            <w:szCs w:val="24"/>
             <w:lang w:val="en-US"/>
           </w:rPr>
           <w:t>https://github.com/MiguelMartzFdez/easyROB/releases</w:t>
@@ -4170,6 +5073,8 @@
         <w:ind w:left="0"/>
         <w:jc w:val="both"/>
         <w:rPr>
+          <w:sz w:val="24"/>
+          <w:szCs w:val="24"/>
           <w:lang w:val="en-US"/>
         </w:rPr>
       </w:pPr>
@@ -4181,18 +5086,24 @@
         <w:jc w:val="both"/>
         <w:rPr>
           <w:b/>
+          <w:sz w:val="24"/>
+          <w:szCs w:val="24"/>
           <w:lang w:val="en-US"/>
         </w:rPr>
       </w:pPr>
       <w:r>
         <w:rPr>
           <w:bCs/>
+          <w:sz w:val="24"/>
+          <w:szCs w:val="24"/>
           <w:lang w:val="en-US"/>
         </w:rPr>
         <w:t xml:space="preserve">7.1B.2. </w:t>
       </w:r>
       <w:r>
         <w:rPr>
+          <w:sz w:val="24"/>
+          <w:szCs w:val="24"/>
           <w:lang w:val="en-US"/>
         </w:rPr>
         <w:t xml:space="preserve">Download the file called: </w:t>
@@ -4200,6 +5111,8 @@
       <w:r>
         <w:rPr>
           <w:b/>
+          <w:sz w:val="24"/>
+          <w:szCs w:val="24"/>
           <w:lang w:val="en-US"/>
         </w:rPr>
         <w:t>easyROB_win.zip</w:t>
@@ -4212,6 +5125,8 @@
         <w:jc w:val="both"/>
         <w:rPr>
           <w:b/>
+          <w:sz w:val="24"/>
+          <w:szCs w:val="24"/>
           <w:lang w:val="en-US"/>
         </w:rPr>
       </w:pPr>
@@ -4223,18 +5138,24 @@
         <w:jc w:val="both"/>
         <w:rPr>
           <w:b/>
+          <w:sz w:val="24"/>
+          <w:szCs w:val="24"/>
           <w:lang w:val="en-US"/>
         </w:rPr>
       </w:pPr>
       <w:r>
         <w:rPr>
           <w:bCs/>
+          <w:sz w:val="24"/>
+          <w:szCs w:val="24"/>
           <w:lang w:val="en-US"/>
         </w:rPr>
         <w:t xml:space="preserve">7.1B.3. </w:t>
       </w:r>
       <w:r>
         <w:rPr>
+          <w:sz w:val="24"/>
+          <w:szCs w:val="24"/>
           <w:lang w:val="en-US"/>
         </w:rPr>
         <w:t>Once downloaded, right-click the ZIP file and select “Extract All…”. Choose a simple location (for example, the Desktop).</w:t>
@@ -4246,6 +5167,8 @@
         <w:ind w:left="0"/>
         <w:jc w:val="both"/>
         <w:rPr>
+          <w:sz w:val="24"/>
+          <w:szCs w:val="24"/>
           <w:lang w:val="en-US"/>
         </w:rPr>
       </w:pPr>
@@ -4257,18 +5180,24 @@
         <w:jc w:val="both"/>
         <w:rPr>
           <w:b/>
+          <w:sz w:val="24"/>
+          <w:szCs w:val="24"/>
           <w:lang w:val="en-US"/>
         </w:rPr>
       </w:pPr>
       <w:r>
         <w:rPr>
           <w:bCs/>
+          <w:sz w:val="24"/>
+          <w:szCs w:val="24"/>
           <w:lang w:val="en-US"/>
         </w:rPr>
         <w:t xml:space="preserve">7.1B.4. </w:t>
       </w:r>
       <w:r>
         <w:rPr>
+          <w:sz w:val="24"/>
+          <w:szCs w:val="24"/>
           <w:lang w:val="en-US"/>
         </w:rPr>
         <w:t xml:space="preserve">Open the extracted folder and double-click </w:t>
@@ -4276,12 +5205,16 @@
       <w:r>
         <w:rPr>
           <w:b/>
+          <w:sz w:val="24"/>
+          <w:szCs w:val="24"/>
           <w:lang w:val="en-US"/>
         </w:rPr>
         <w:t>launcher.vbs</w:t>
       </w:r>
       <w:r>
         <w:rPr>
+          <w:sz w:val="24"/>
+          <w:szCs w:val="24"/>
           <w:lang w:val="en-US"/>
         </w:rPr>
         <w:t>. The program will start automatically</w:t>
@@ -4294,6 +5227,8 @@
         <w:jc w:val="both"/>
         <w:rPr>
           <w:b/>
+          <w:sz w:val="24"/>
+          <w:szCs w:val="24"/>
           <w:lang w:val="en-US"/>
         </w:rPr>
       </w:pPr>
@@ -4305,21 +5240,27 @@
         <w:jc w:val="both"/>
         <w:rPr>
           <w:b/>
-          <w:lang w:val="en-US"/>
-        </w:rPr>
-      </w:pPr>
-    </w:p>
-    <w:p>
-      <w:pPr>
-        <w:jc w:val="both"/>
-        <w:rPr>
+          <w:sz w:val="24"/>
+          <w:szCs w:val="24"/>
+          <w:lang w:val="en-US"/>
+        </w:rPr>
+      </w:pPr>
+    </w:p>
+    <w:p>
+      <w:pPr>
+        <w:jc w:val="both"/>
+        <w:rPr>
+          <w:sz w:val="24"/>
+          <w:szCs w:val="24"/>
           <w:lang w:val="en-US"/>
         </w:rPr>
       </w:pPr>
       <w:r>
         <w:rPr>
           <w:b/>
-          <w:color w:val="FF0000"/>
+          <w:color w:val="C00000"/>
+          <w:sz w:val="24"/>
+          <w:szCs w:val="24"/>
           <w:lang w:val="en-US"/>
         </w:rPr>
         <w:t>Fallback Method</w:t>
@@ -4327,20 +5268,26 @@
       <w:r>
         <w:rPr>
           <w:b/>
-          <w:color w:val="FF0000"/>
+          <w:color w:val="C00000"/>
+          <w:sz w:val="24"/>
+          <w:szCs w:val="24"/>
           <w:lang w:val="en-US"/>
         </w:rPr>
         <w:t>!</w:t>
       </w:r>
       <w:r>
         <w:rPr>
-          <w:color w:val="FF0000"/>
+          <w:color w:val="C00000"/>
+          <w:sz w:val="24"/>
+          <w:szCs w:val="24"/>
           <w:lang w:val="en-US"/>
         </w:rPr>
         <w:t xml:space="preserve"> </w:t>
       </w:r>
       <w:r>
         <w:rPr>
+          <w:sz w:val="24"/>
+          <w:szCs w:val="24"/>
           <w:lang w:val="en-US"/>
         </w:rPr>
         <w:t>(If the Portable Version Does Not Start)</w:t>
@@ -4350,11 +5297,15 @@
       <w:pPr>
         <w:jc w:val="both"/>
         <w:rPr>
-          <w:lang w:val="en-US"/>
-        </w:rPr>
-      </w:pPr>
-      <w:r>
-        <w:rPr>
+          <w:sz w:val="24"/>
+          <w:szCs w:val="24"/>
+          <w:lang w:val="en-US"/>
+        </w:rPr>
+      </w:pPr>
+      <w:r>
+        <w:rPr>
+          <w:sz w:val="24"/>
+          <w:szCs w:val="24"/>
           <w:lang w:val="en-US"/>
         </w:rPr>
         <w:t xml:space="preserve">If the portable version does not launch correctly (for example, nothing happens, the window closes immediately, or you see environment/Qt errors), you can run </w:t>
@@ -4362,6 +5313,8 @@
       <w:proofErr w:type="spellStart"/>
       <w:r>
         <w:rPr>
+          <w:sz w:val="24"/>
+          <w:szCs w:val="24"/>
           <w:lang w:val="en-US"/>
         </w:rPr>
         <w:t>easyROB</w:t>
@@ -4369,6 +5322,8 @@
       <w:proofErr w:type="spellEnd"/>
       <w:r>
         <w:rPr>
+          <w:sz w:val="24"/>
+          <w:szCs w:val="24"/>
           <w:lang w:val="en-US"/>
         </w:rPr>
         <w:t xml:space="preserve"> using the standard Terminal method.</w:t>
@@ -4378,17 +5333,23 @@
       <w:pPr>
         <w:jc w:val="both"/>
         <w:rPr>
-          <w:lang w:val="en-US"/>
-        </w:rPr>
-      </w:pPr>
-      <w:r>
-        <w:rPr>
+          <w:sz w:val="24"/>
+          <w:szCs w:val="24"/>
+          <w:lang w:val="en-US"/>
+        </w:rPr>
+      </w:pPr>
+      <w:r>
+        <w:rPr>
+          <w:sz w:val="24"/>
+          <w:szCs w:val="24"/>
           <w:lang w:val="en-US"/>
         </w:rPr>
         <w:t>Please follow the instruc</w:t>
       </w:r>
       <w:r>
         <w:rPr>
+          <w:sz w:val="24"/>
+          <w:szCs w:val="24"/>
           <w:lang w:val="en-US"/>
         </w:rPr>
         <w:t>tions described in Section 7.3.</w:t>
@@ -4398,17 +5359,23 @@
       <w:pPr>
         <w:jc w:val="both"/>
         <w:rPr>
-          <w:lang w:val="en-US"/>
-        </w:rPr>
-      </w:pPr>
-      <w:r>
-        <w:rPr>
+          <w:sz w:val="24"/>
+          <w:szCs w:val="24"/>
+          <w:lang w:val="en-US"/>
+        </w:rPr>
+      </w:pPr>
+      <w:r>
+        <w:rPr>
+          <w:sz w:val="24"/>
+          <w:szCs w:val="24"/>
           <w:lang w:val="en-US"/>
         </w:rPr>
         <w:t xml:space="preserve">If this situation occurs, </w:t>
       </w:r>
       <w:r>
         <w:rPr>
+          <w:sz w:val="24"/>
+          <w:szCs w:val="24"/>
           <w:lang w:val="en-US"/>
         </w:rPr>
         <w:t>please let us know and include:</w:t>
@@ -4424,11 +5391,15 @@
         <w:ind w:left="900" w:firstLine="0"/>
         <w:jc w:val="both"/>
         <w:rPr>
-          <w:lang w:val="en-US"/>
-        </w:rPr>
-      </w:pPr>
-      <w:r>
-        <w:rPr>
+          <w:sz w:val="24"/>
+          <w:szCs w:val="24"/>
+          <w:lang w:val="en-US"/>
+        </w:rPr>
+      </w:pPr>
+      <w:r>
+        <w:rPr>
+          <w:sz w:val="24"/>
+          <w:szCs w:val="24"/>
           <w:lang w:val="en-US"/>
         </w:rPr>
         <w:t>Your operating system and version</w:t>
@@ -4444,11 +5415,15 @@
         <w:ind w:left="900" w:firstLine="0"/>
         <w:jc w:val="both"/>
         <w:rPr>
-          <w:lang w:val="en-US"/>
-        </w:rPr>
-      </w:pPr>
-      <w:r>
-        <w:rPr>
+          <w:sz w:val="24"/>
+          <w:szCs w:val="24"/>
+          <w:lang w:val="en-US"/>
+        </w:rPr>
+      </w:pPr>
+      <w:r>
+        <w:rPr>
+          <w:sz w:val="24"/>
+          <w:szCs w:val="24"/>
           <w:lang w:val="en-US"/>
         </w:rPr>
         <w:t>A brief description of what happens</w:t>
@@ -4464,11 +5439,15 @@
         <w:ind w:left="900" w:firstLine="0"/>
         <w:jc w:val="both"/>
         <w:rPr>
-          <w:lang w:val="en-US"/>
-        </w:rPr>
-      </w:pPr>
-      <w:r>
-        <w:rPr>
+          <w:sz w:val="24"/>
+          <w:szCs w:val="24"/>
+          <w:lang w:val="en-US"/>
+        </w:rPr>
+      </w:pPr>
+      <w:r>
+        <w:rPr>
+          <w:sz w:val="24"/>
+          <w:szCs w:val="24"/>
           <w:lang w:val="en-US"/>
         </w:rPr>
         <w:t>Any error message shown</w:t>
@@ -4484,11 +5463,15 @@
         <w:ind w:left="900" w:firstLine="0"/>
         <w:jc w:val="both"/>
         <w:rPr>
-          <w:lang w:val="en-US"/>
-        </w:rPr>
-      </w:pPr>
-      <w:r>
-        <w:rPr>
+          <w:sz w:val="24"/>
+          <w:szCs w:val="24"/>
+          <w:lang w:val="en-US"/>
+        </w:rPr>
+      </w:pPr>
+      <w:r>
+        <w:rPr>
+          <w:sz w:val="24"/>
+          <w:szCs w:val="24"/>
           <w:lang w:val="en-US"/>
         </w:rPr>
         <w:t xml:space="preserve">The file </w:t>
@@ -4496,12 +5479,16 @@
       <w:r>
         <w:rPr>
           <w:b/>
+          <w:sz w:val="24"/>
+          <w:szCs w:val="24"/>
           <w:lang w:val="en-US"/>
         </w:rPr>
         <w:t>easyrob_process.log</w:t>
       </w:r>
       <w:r>
         <w:rPr>
+          <w:sz w:val="24"/>
+          <w:szCs w:val="24"/>
           <w:lang w:val="en-US"/>
         </w:rPr>
         <w:t xml:space="preserve"> generated in the folder</w:t>
@@ -4511,6 +5498,8 @@
       <w:pPr>
         <w:jc w:val="both"/>
         <w:rPr>
+          <w:sz w:val="24"/>
+          <w:szCs w:val="24"/>
           <w:lang w:val="en-US"/>
         </w:rPr>
       </w:pPr>
@@ -4521,23 +5510,27 @@
         <w:ind w:firstLine="0"/>
         <w:jc w:val="both"/>
         <w:rPr>
-          <w:lang w:val="en-US"/>
-        </w:rPr>
-      </w:pPr>
-      <w:r>
-        <w:rPr>
+          <w:szCs w:val="24"/>
+          <w:lang w:val="en-US"/>
+        </w:rPr>
+      </w:pPr>
+      <w:r>
+        <w:rPr>
+          <w:szCs w:val="24"/>
           <w:lang w:val="en-US"/>
         </w:rPr>
         <w:t>7.2</w:t>
       </w:r>
       <w:r>
         <w:rPr>
+          <w:szCs w:val="24"/>
           <w:lang w:val="en-US"/>
         </w:rPr>
         <w:t xml:space="preserve">. </w:t>
       </w:r>
       <w:r>
         <w:rPr>
+          <w:szCs w:val="24"/>
           <w:lang w:val="en-US"/>
         </w:rPr>
         <w:t>Portable Version (Linux)</w:t>
@@ -4549,6 +5542,8 @@
         <w:ind w:left="0"/>
         <w:jc w:val="both"/>
         <w:rPr>
+          <w:sz w:val="24"/>
+          <w:szCs w:val="24"/>
           <w:lang w:val="en-US"/>
         </w:rPr>
       </w:pPr>
@@ -4559,12 +5554,16 @@
         <w:ind w:left="0"/>
         <w:jc w:val="both"/>
         <w:rPr>
+          <w:sz w:val="24"/>
+          <w:szCs w:val="24"/>
           <w:lang w:val="en-US"/>
         </w:rPr>
       </w:pPr>
       <w:r>
         <w:rPr>
           <w:bCs/>
+          <w:sz w:val="24"/>
+          <w:szCs w:val="24"/>
           <w:lang w:val="en-US"/>
         </w:rPr>
         <w:t xml:space="preserve">7.2.1. </w:t>
@@ -4572,6 +5571,8 @@
       <w:r>
         <w:rPr>
           <w:bCs/>
+          <w:sz w:val="24"/>
+          <w:szCs w:val="24"/>
           <w:lang w:val="en-US"/>
         </w:rPr>
         <w:t>Go to the Releases page and scroll down to the “Assets” section.</w:t>
@@ -4583,13 +5584,17 @@
         <w:ind w:left="0"/>
         <w:jc w:val="both"/>
         <w:rPr>
-          <w:lang w:val="en-US"/>
-        </w:rPr>
-      </w:pPr>
-      <w:hyperlink w:history="1" r:id="rId19">
+          <w:sz w:val="24"/>
+          <w:szCs w:val="24"/>
+          <w:lang w:val="en-US"/>
+        </w:rPr>
+      </w:pPr>
+      <w:hyperlink r:id="rId19" w:history="1">
         <w:r>
           <w:rPr>
             <w:rStyle w:val="Hyperlink"/>
+            <w:sz w:val="24"/>
+            <w:szCs w:val="24"/>
             <w:lang w:val="en-US"/>
           </w:rPr>
           <w:t>https://github.com/MiguelMartzFdez/easyROB/releases</w:t>
@@ -4602,6 +5607,8 @@
         <w:ind w:left="0"/>
         <w:jc w:val="both"/>
         <w:rPr>
+          <w:sz w:val="24"/>
+          <w:szCs w:val="24"/>
           <w:lang w:val="en-US"/>
         </w:rPr>
       </w:pPr>
@@ -4612,18 +5619,24 @@
         <w:ind w:left="0"/>
         <w:jc w:val="both"/>
         <w:rPr>
+          <w:sz w:val="24"/>
+          <w:szCs w:val="24"/>
           <w:lang w:val="en-US"/>
         </w:rPr>
       </w:pPr>
       <w:r>
         <w:rPr>
           <w:bCs/>
+          <w:sz w:val="24"/>
+          <w:szCs w:val="24"/>
           <w:lang w:val="en-US"/>
         </w:rPr>
         <w:t xml:space="preserve">7.2.2. </w:t>
       </w:r>
       <w:r>
         <w:rPr>
+          <w:sz w:val="24"/>
+          <w:szCs w:val="24"/>
           <w:lang w:val="en-US"/>
         </w:rPr>
         <w:t xml:space="preserve">Download the file called: </w:t>
@@ -4631,6 +5644,8 @@
       <w:r>
         <w:rPr>
           <w:b/>
+          <w:sz w:val="24"/>
+          <w:szCs w:val="24"/>
           <w:lang w:val="en-US"/>
         </w:rPr>
         <w:t>easyROB_linux.zip</w:t>
@@ -4642,6 +5657,8 @@
         <w:ind w:left="0"/>
         <w:jc w:val="both"/>
         <w:rPr>
+          <w:sz w:val="24"/>
+          <w:szCs w:val="24"/>
           <w:lang w:val="en-US"/>
         </w:rPr>
       </w:pPr>
@@ -4653,18 +5670,25 @@
         <w:jc w:val="both"/>
         <w:rPr>
           <w:b/>
+          <w:sz w:val="24"/>
+          <w:szCs w:val="24"/>
           <w:lang w:val="en-US"/>
         </w:rPr>
       </w:pPr>
       <w:r>
         <w:rPr>
           <w:bCs/>
-          <w:lang w:val="en-US"/>
-        </w:rPr>
+          <w:sz w:val="24"/>
+          <w:szCs w:val="24"/>
+          <w:lang w:val="en-US"/>
+        </w:rPr>
+        <w:lastRenderedPageBreak/>
         <w:t xml:space="preserve">7.2.3. </w:t>
       </w:r>
       <w:r>
         <w:rPr>
+          <w:sz w:val="24"/>
+          <w:szCs w:val="24"/>
           <w:lang w:val="en-US"/>
         </w:rPr>
         <w:t>Once downloaded, right-click the ZIP file and select “Extract All…”. Choose a simple location (for example, the Desktop).</w:t>
@@ -4676,6 +5700,8 @@
         <w:ind w:left="0"/>
         <w:jc w:val="both"/>
         <w:rPr>
+          <w:sz w:val="24"/>
+          <w:szCs w:val="24"/>
           <w:lang w:val="en-US"/>
         </w:rPr>
       </w:pPr>
@@ -4687,12 +5713,16 @@
         <w:jc w:val="both"/>
         <w:rPr>
           <w:b/>
+          <w:sz w:val="24"/>
+          <w:szCs w:val="24"/>
           <w:lang w:val="en-US"/>
         </w:rPr>
       </w:pPr>
       <w:r>
         <w:rPr>
           <w:bCs/>
+          <w:sz w:val="24"/>
+          <w:szCs w:val="24"/>
           <w:lang w:val="en-US"/>
         </w:rPr>
         <w:t xml:space="preserve">7.2.4. </w:t>
@@ -4700,12 +5730,16 @@
       <w:r>
         <w:rPr>
           <w:b/>
+          <w:sz w:val="24"/>
+          <w:szCs w:val="24"/>
           <w:lang w:val="en-US"/>
         </w:rPr>
         <w:t>First-time setup only</w:t>
       </w:r>
       <w:r>
         <w:rPr>
+          <w:sz w:val="24"/>
+          <w:szCs w:val="24"/>
           <w:lang w:val="en-US"/>
         </w:rPr>
         <w:t>: right-click inside the folder (in an empty area), select “Open in Terminal”, and run:</w:t>
@@ -4717,8 +5751,9 @@
         <w:ind w:left="0"/>
         <w:jc w:val="both"/>
         <w:rPr>
-          <w:rFonts w:ascii="Courier New" w:hAnsi="Courier New" w:eastAsia="Courier New"/>
-          <w:sz w:val="20"/>
+          <w:rFonts w:ascii="Courier New" w:eastAsia="Courier New" w:hAnsi="Courier New"/>
+          <w:sz w:val="24"/>
+          <w:szCs w:val="24"/>
           <w:lang w:val="en-US"/>
         </w:rPr>
       </w:pPr>
@@ -4731,14 +5766,17 @@
         <w:jc w:val="both"/>
         <w:rPr>
           <w:b/>
+          <w:sz w:val="24"/>
+          <w:szCs w:val="24"/>
           <w:lang w:val="en-US"/>
         </w:rPr>
       </w:pPr>
       <w:proofErr w:type="spellStart"/>
       <w:r>
         <w:rPr>
-          <w:rFonts w:ascii="Courier New" w:hAnsi="Courier New" w:eastAsia="Courier New"/>
-          <w:sz w:val="20"/>
+          <w:rFonts w:ascii="Courier New" w:eastAsia="Courier New" w:hAnsi="Courier New"/>
+          <w:sz w:val="24"/>
+          <w:szCs w:val="24"/>
           <w:lang w:val="en-US"/>
         </w:rPr>
         <w:t>chmod</w:t>
@@ -4746,8 +5784,9 @@
       <w:proofErr w:type="spellEnd"/>
       <w:r>
         <w:rPr>
-          <w:rFonts w:ascii="Courier New" w:hAnsi="Courier New" w:eastAsia="Courier New"/>
-          <w:sz w:val="20"/>
+          <w:rFonts w:ascii="Courier New" w:eastAsia="Courier New" w:hAnsi="Courier New"/>
+          <w:sz w:val="24"/>
+          <w:szCs w:val="24"/>
           <w:lang w:val="en-US"/>
         </w:rPr>
         <w:t xml:space="preserve"> +x run_easyrob.sh</w:t>
@@ -4759,6 +5798,8 @@
         <w:ind w:left="0"/>
         <w:jc w:val="both"/>
         <w:rPr>
+          <w:sz w:val="24"/>
+          <w:szCs w:val="24"/>
           <w:lang w:val="en-US"/>
         </w:rPr>
       </w:pPr>
@@ -4769,18 +5810,24 @@
         <w:ind w:left="0"/>
         <w:jc w:val="both"/>
         <w:rPr>
+          <w:sz w:val="24"/>
+          <w:szCs w:val="24"/>
           <w:lang w:val="en-US"/>
         </w:rPr>
       </w:pPr>
       <w:r>
         <w:rPr>
           <w:bCs/>
+          <w:sz w:val="24"/>
+          <w:szCs w:val="24"/>
           <w:lang w:val="en-US"/>
         </w:rPr>
         <w:t xml:space="preserve">7.2.5. </w:t>
       </w:r>
       <w:r>
         <w:rPr>
+          <w:sz w:val="24"/>
+          <w:szCs w:val="24"/>
           <w:lang w:val="en-US"/>
         </w:rPr>
         <w:t>In the same Terminal window, run:</w:t>
@@ -4792,6 +5839,8 @@
         <w:ind w:left="0"/>
         <w:jc w:val="both"/>
         <w:rPr>
+          <w:sz w:val="24"/>
+          <w:szCs w:val="24"/>
           <w:lang w:val="en-US"/>
         </w:rPr>
       </w:pPr>
@@ -4803,15 +5852,17 @@
         <w:ind w:left="0"/>
         <w:jc w:val="both"/>
         <w:rPr>
-          <w:rFonts w:ascii="Courier New" w:hAnsi="Courier New" w:eastAsia="Courier New"/>
-          <w:sz w:val="20"/>
-          <w:lang w:val="en-US"/>
-        </w:rPr>
-      </w:pPr>
-      <w:r>
-        <w:rPr>
-          <w:rFonts w:ascii="Courier New" w:hAnsi="Courier New" w:eastAsia="Courier New"/>
-          <w:sz w:val="20"/>
+          <w:rFonts w:ascii="Courier New" w:eastAsia="Courier New" w:hAnsi="Courier New"/>
+          <w:sz w:val="24"/>
+          <w:szCs w:val="24"/>
+          <w:lang w:val="en-US"/>
+        </w:rPr>
+      </w:pPr>
+      <w:r>
+        <w:rPr>
+          <w:rFonts w:ascii="Courier New" w:eastAsia="Courier New" w:hAnsi="Courier New"/>
+          <w:sz w:val="24"/>
+          <w:szCs w:val="24"/>
           <w:lang w:val="en-US"/>
         </w:rPr>
         <w:t>./run_easyrob.sh</w:t>
@@ -4823,34 +5874,44 @@
         <w:ind w:left="0"/>
         <w:jc w:val="both"/>
         <w:rPr>
-          <w:lang w:val="en-US"/>
-        </w:rPr>
-      </w:pPr>
-    </w:p>
-    <w:p>
-      <w:pPr>
-        <w:jc w:val="both"/>
-        <w:rPr>
+          <w:sz w:val="24"/>
+          <w:szCs w:val="24"/>
+          <w:lang w:val="en-US"/>
+        </w:rPr>
+      </w:pPr>
+    </w:p>
+    <w:p>
+      <w:pPr>
+        <w:jc w:val="both"/>
+        <w:rPr>
+          <w:sz w:val="24"/>
+          <w:szCs w:val="24"/>
           <w:lang w:val="en-US"/>
         </w:rPr>
       </w:pPr>
       <w:r>
         <w:rPr>
           <w:b/>
-          <w:color w:val="FF0000"/>
+          <w:color w:val="C00000"/>
+          <w:sz w:val="24"/>
+          <w:szCs w:val="24"/>
           <w:lang w:val="en-US"/>
         </w:rPr>
         <w:t>Fallback Method!</w:t>
       </w:r>
       <w:r>
         <w:rPr>
-          <w:color w:val="FF0000"/>
+          <w:color w:val="C00000"/>
+          <w:sz w:val="24"/>
+          <w:szCs w:val="24"/>
           <w:lang w:val="en-US"/>
         </w:rPr>
         <w:t xml:space="preserve"> </w:t>
       </w:r>
       <w:r>
         <w:rPr>
+          <w:sz w:val="24"/>
+          <w:szCs w:val="24"/>
           <w:lang w:val="en-US"/>
         </w:rPr>
         <w:t>(If the Portable Version Does Not Start)</w:t>
@@ -4860,11 +5921,15 @@
       <w:pPr>
         <w:jc w:val="both"/>
         <w:rPr>
-          <w:lang w:val="en-US"/>
-        </w:rPr>
-      </w:pPr>
-      <w:r>
-        <w:rPr>
+          <w:sz w:val="24"/>
+          <w:szCs w:val="24"/>
+          <w:lang w:val="en-US"/>
+        </w:rPr>
+      </w:pPr>
+      <w:r>
+        <w:rPr>
+          <w:sz w:val="24"/>
+          <w:szCs w:val="24"/>
           <w:lang w:val="en-US"/>
         </w:rPr>
         <w:t xml:space="preserve">If the portable version does not launch correctly (for example, nothing happens, the window closes immediately, or you see environment/Qt errors), you can run </w:t>
@@ -4872,6 +5937,8 @@
       <w:proofErr w:type="spellStart"/>
       <w:r>
         <w:rPr>
+          <w:sz w:val="24"/>
+          <w:szCs w:val="24"/>
           <w:lang w:val="en-US"/>
         </w:rPr>
         <w:t>easyROB</w:t>
@@ -4879,6 +5946,8 @@
       <w:proofErr w:type="spellEnd"/>
       <w:r>
         <w:rPr>
+          <w:sz w:val="24"/>
+          <w:szCs w:val="24"/>
           <w:lang w:val="en-US"/>
         </w:rPr>
         <w:t xml:space="preserve"> using the standard Terminal method. </w:t>
@@ -4888,11 +5957,15 @@
       <w:pPr>
         <w:jc w:val="both"/>
         <w:rPr>
-          <w:lang w:val="en-US"/>
-        </w:rPr>
-      </w:pPr>
-      <w:r>
-        <w:rPr>
+          <w:sz w:val="24"/>
+          <w:szCs w:val="24"/>
+          <w:lang w:val="en-US"/>
+        </w:rPr>
+      </w:pPr>
+      <w:r>
+        <w:rPr>
+          <w:sz w:val="24"/>
+          <w:szCs w:val="24"/>
           <w:lang w:val="en-US"/>
         </w:rPr>
         <w:t>Please follow the instructions described in Section 7.3.</w:t>
@@ -4902,11 +5975,15 @@
       <w:pPr>
         <w:jc w:val="both"/>
         <w:rPr>
-          <w:lang w:val="en-US"/>
-        </w:rPr>
-      </w:pPr>
-      <w:r>
-        <w:rPr>
+          <w:sz w:val="24"/>
+          <w:szCs w:val="24"/>
+          <w:lang w:val="en-US"/>
+        </w:rPr>
+      </w:pPr>
+      <w:r>
+        <w:rPr>
+          <w:sz w:val="24"/>
+          <w:szCs w:val="24"/>
           <w:lang w:val="en-US"/>
         </w:rPr>
         <w:t>If this situation occurs, please let us know and include:</w:t>
@@ -4922,11 +5999,15 @@
         <w:ind w:left="900" w:firstLine="0"/>
         <w:jc w:val="both"/>
         <w:rPr>
-          <w:lang w:val="en-US"/>
-        </w:rPr>
-      </w:pPr>
-      <w:r>
-        <w:rPr>
+          <w:sz w:val="24"/>
+          <w:szCs w:val="24"/>
+          <w:lang w:val="en-US"/>
+        </w:rPr>
+      </w:pPr>
+      <w:r>
+        <w:rPr>
+          <w:sz w:val="24"/>
+          <w:szCs w:val="24"/>
           <w:lang w:val="en-US"/>
         </w:rPr>
         <w:t>Your operating system and version</w:t>
@@ -4942,11 +6023,15 @@
         <w:ind w:left="900" w:firstLine="0"/>
         <w:jc w:val="both"/>
         <w:rPr>
-          <w:lang w:val="en-US"/>
-        </w:rPr>
-      </w:pPr>
-      <w:r>
-        <w:rPr>
+          <w:sz w:val="24"/>
+          <w:szCs w:val="24"/>
+          <w:lang w:val="en-US"/>
+        </w:rPr>
+      </w:pPr>
+      <w:r>
+        <w:rPr>
+          <w:sz w:val="24"/>
+          <w:szCs w:val="24"/>
           <w:lang w:val="en-US"/>
         </w:rPr>
         <w:t>A brief description of what happens</w:t>
@@ -4962,11 +6047,15 @@
         <w:ind w:left="900" w:firstLine="0"/>
         <w:jc w:val="both"/>
         <w:rPr>
-          <w:lang w:val="en-US"/>
-        </w:rPr>
-      </w:pPr>
-      <w:r>
-        <w:rPr>
+          <w:sz w:val="24"/>
+          <w:szCs w:val="24"/>
+          <w:lang w:val="en-US"/>
+        </w:rPr>
+      </w:pPr>
+      <w:r>
+        <w:rPr>
+          <w:sz w:val="24"/>
+          <w:szCs w:val="24"/>
           <w:lang w:val="en-US"/>
         </w:rPr>
         <w:t>Any error message shown</w:t>
@@ -4982,11 +6071,15 @@
         <w:ind w:left="900" w:firstLine="0"/>
         <w:jc w:val="both"/>
         <w:rPr>
-          <w:lang w:val="en-US"/>
-        </w:rPr>
-      </w:pPr>
-      <w:r>
-        <w:rPr>
+          <w:sz w:val="24"/>
+          <w:szCs w:val="24"/>
+          <w:lang w:val="en-US"/>
+        </w:rPr>
+      </w:pPr>
+      <w:r>
+        <w:rPr>
+          <w:sz w:val="24"/>
+          <w:szCs w:val="24"/>
           <w:lang w:val="en-US"/>
         </w:rPr>
         <w:t xml:space="preserve">The file </w:t>
@@ -4994,12 +6087,16 @@
       <w:r>
         <w:rPr>
           <w:b/>
+          <w:sz w:val="24"/>
+          <w:szCs w:val="24"/>
           <w:lang w:val="en-US"/>
         </w:rPr>
         <w:t xml:space="preserve">easyrob_process.log </w:t>
       </w:r>
       <w:r>
         <w:rPr>
+          <w:sz w:val="24"/>
+          <w:szCs w:val="24"/>
           <w:lang w:val="en-US"/>
         </w:rPr>
         <w:t>generated in the folder</w:t>
@@ -5009,6 +6106,8 @@
       <w:pPr>
         <w:jc w:val="both"/>
         <w:rPr>
+          <w:sz w:val="24"/>
+          <w:szCs w:val="24"/>
           <w:lang w:val="en-US"/>
         </w:rPr>
       </w:pPr>
@@ -5019,23 +6118,27 @@
         <w:ind w:firstLine="0"/>
         <w:jc w:val="both"/>
         <w:rPr>
-          <w:lang w:val="en-US"/>
-        </w:rPr>
-      </w:pPr>
-      <w:r>
-        <w:rPr>
+          <w:szCs w:val="24"/>
+          <w:lang w:val="en-US"/>
+        </w:rPr>
+      </w:pPr>
+      <w:r>
+        <w:rPr>
+          <w:szCs w:val="24"/>
           <w:lang w:val="en-US"/>
         </w:rPr>
         <w:t>7.3</w:t>
       </w:r>
       <w:r>
         <w:rPr>
+          <w:szCs w:val="24"/>
           <w:lang w:val="en-US"/>
         </w:rPr>
         <w:t>.</w:t>
       </w:r>
       <w:r>
         <w:rPr>
+          <w:szCs w:val="24"/>
           <w:lang w:val="en-US"/>
         </w:rPr>
         <w:t xml:space="preserve"> Testing </w:t>
@@ -5043,6 +6146,7 @@
       <w:proofErr w:type="spellStart"/>
       <w:r>
         <w:rPr>
+          <w:szCs w:val="24"/>
           <w:lang w:val="en-US"/>
         </w:rPr>
         <w:t>easyROB</w:t>
@@ -5050,6 +6154,7 @@
       <w:proofErr w:type="spellEnd"/>
       <w:r>
         <w:rPr>
+          <w:szCs w:val="24"/>
           <w:lang w:val="en-US"/>
         </w:rPr>
         <w:t xml:space="preserve"> from Terminal (macOS / Fallback Method)</w:t>
@@ -5059,11 +6164,15 @@
       <w:pPr>
         <w:jc w:val="both"/>
         <w:rPr>
-          <w:lang w:val="en-US"/>
-        </w:rPr>
-      </w:pPr>
-      <w:r>
-        <w:rPr>
+          <w:sz w:val="24"/>
+          <w:szCs w:val="24"/>
+          <w:lang w:val="en-US"/>
+        </w:rPr>
+      </w:pPr>
+      <w:r>
+        <w:rPr>
+          <w:sz w:val="24"/>
+          <w:szCs w:val="24"/>
           <w:lang w:val="en-US"/>
         </w:rPr>
         <w:t xml:space="preserve">This method runs </w:t>
@@ -5071,6 +6180,8 @@
       <w:proofErr w:type="spellStart"/>
       <w:r>
         <w:rPr>
+          <w:sz w:val="24"/>
+          <w:szCs w:val="24"/>
           <w:lang w:val="en-US"/>
         </w:rPr>
         <w:t>easyROB</w:t>
@@ -5078,6 +6189,8 @@
       <w:proofErr w:type="spellEnd"/>
       <w:r>
         <w:rPr>
+          <w:sz w:val="24"/>
+          <w:szCs w:val="24"/>
           <w:lang w:val="en-US"/>
         </w:rPr>
         <w:t xml:space="preserve"> using a standard ROBERT installation (non-portable).</w:t>
@@ -5089,12 +6202,14 @@
         <w:jc w:val="both"/>
         <w:rPr>
           <w:b/>
+          <w:szCs w:val="24"/>
           <w:lang w:val="en-US"/>
         </w:rPr>
       </w:pPr>
       <w:r>
         <w:rPr>
           <w:b/>
+          <w:szCs w:val="24"/>
           <w:lang w:val="en-US"/>
         </w:rPr>
         <w:t>Steps</w:t>
@@ -5104,6 +6219,8 @@
       <w:pPr>
         <w:jc w:val="both"/>
         <w:rPr>
+          <w:sz w:val="24"/>
+          <w:szCs w:val="24"/>
           <w:lang w:val="en-US"/>
         </w:rPr>
       </w:pPr>
@@ -5114,23 +6231,31 @@
         <w:ind w:left="0"/>
         <w:jc w:val="both"/>
         <w:rPr>
-          <w:lang w:val="en-US"/>
-        </w:rPr>
-      </w:pPr>
-      <w:r>
-        <w:rPr>
+          <w:sz w:val="24"/>
+          <w:szCs w:val="24"/>
+          <w:lang w:val="en-US"/>
+        </w:rPr>
+      </w:pPr>
+      <w:r>
+        <w:rPr>
+          <w:sz w:val="24"/>
+          <w:szCs w:val="24"/>
           <w:lang w:val="en-US"/>
         </w:rPr>
         <w:t xml:space="preserve">7.3.1. </w:t>
       </w:r>
       <w:r>
         <w:rPr>
+          <w:sz w:val="24"/>
+          <w:szCs w:val="24"/>
           <w:lang w:val="en-US"/>
         </w:rPr>
         <w:t xml:space="preserve">Open a </w:t>
       </w:r>
       <w:r>
         <w:rPr>
+          <w:sz w:val="24"/>
+          <w:szCs w:val="24"/>
           <w:lang w:val="en-US"/>
         </w:rPr>
         <w:t>Terminal.</w:t>
@@ -5142,6 +6267,8 @@
         <w:ind w:left="0"/>
         <w:jc w:val="both"/>
         <w:rPr>
+          <w:sz w:val="24"/>
+          <w:szCs w:val="24"/>
           <w:lang w:val="en-US"/>
         </w:rPr>
       </w:pPr>
@@ -5152,18 +6279,24 @@
         <w:ind w:left="0"/>
         <w:jc w:val="both"/>
         <w:rPr>
+          <w:sz w:val="24"/>
+          <w:szCs w:val="24"/>
           <w:lang w:val="en-US"/>
         </w:rPr>
       </w:pPr>
       <w:r>
         <w:rPr>
           <w:b/>
+          <w:sz w:val="24"/>
+          <w:szCs w:val="24"/>
           <w:lang w:val="en-US"/>
         </w:rPr>
         <w:t>Windows</w:t>
       </w:r>
       <w:r>
         <w:rPr>
+          <w:sz w:val="24"/>
+          <w:szCs w:val="24"/>
           <w:lang w:val="en-US"/>
         </w:rPr>
         <w:t>:</w:t>
@@ -5175,11 +6308,15 @@
         <w:ind w:left="0"/>
         <w:jc w:val="both"/>
         <w:rPr>
-          <w:lang w:val="en-US"/>
-        </w:rPr>
-      </w:pPr>
-      <w:r>
-        <w:rPr>
+          <w:sz w:val="24"/>
+          <w:szCs w:val="24"/>
+          <w:lang w:val="en-US"/>
+        </w:rPr>
+      </w:pPr>
+      <w:r>
+        <w:rPr>
+          <w:sz w:val="24"/>
+          <w:szCs w:val="24"/>
           <w:lang w:val="en-US"/>
         </w:rPr>
         <w:t xml:space="preserve">Open </w:t>
@@ -5187,12 +6324,16 @@
       <w:r>
         <w:rPr>
           <w:rStyle w:val="Strong"/>
+          <w:sz w:val="24"/>
+          <w:szCs w:val="24"/>
           <w:lang w:val="en-US"/>
         </w:rPr>
         <w:t>Anaconda Prompt</w:t>
       </w:r>
       <w:r>
         <w:rPr>
+          <w:sz w:val="24"/>
+          <w:szCs w:val="24"/>
           <w:lang w:val="en-US"/>
         </w:rPr>
         <w:t xml:space="preserve"> (do not use the standard Windows Command Prompt).</w:t>
@@ -5204,6 +6345,8 @@
         <w:ind w:left="0"/>
         <w:jc w:val="both"/>
         <w:rPr>
+          <w:sz w:val="24"/>
+          <w:szCs w:val="24"/>
           <w:lang w:val="en-US"/>
         </w:rPr>
       </w:pPr>
@@ -5214,18 +6357,24 @@
         <w:ind w:left="0"/>
         <w:jc w:val="both"/>
         <w:rPr>
+          <w:sz w:val="24"/>
+          <w:szCs w:val="24"/>
           <w:lang w:val="en-US"/>
         </w:rPr>
       </w:pPr>
       <w:r>
         <w:rPr>
           <w:b/>
+          <w:sz w:val="24"/>
+          <w:szCs w:val="24"/>
           <w:lang w:val="en-US"/>
         </w:rPr>
         <w:t>macOS</w:t>
       </w:r>
       <w:r>
         <w:rPr>
+          <w:sz w:val="24"/>
+          <w:szCs w:val="24"/>
           <w:lang w:val="en-US"/>
         </w:rPr>
         <w:t>:</w:t>
@@ -5237,11 +6386,15 @@
         <w:ind w:left="0"/>
         <w:jc w:val="both"/>
         <w:rPr>
-          <w:lang w:val="en-US"/>
-        </w:rPr>
-      </w:pPr>
-      <w:r>
-        <w:rPr>
+          <w:sz w:val="24"/>
+          <w:szCs w:val="24"/>
+          <w:lang w:val="en-US"/>
+        </w:rPr>
+      </w:pPr>
+      <w:r>
+        <w:rPr>
+          <w:sz w:val="24"/>
+          <w:szCs w:val="24"/>
           <w:lang w:val="en-US"/>
         </w:rPr>
         <w:t xml:space="preserve">Press </w:t>
@@ -5249,6 +6402,8 @@
       <w:proofErr w:type="spellStart"/>
       <w:r>
         <w:rPr>
+          <w:sz w:val="24"/>
+          <w:szCs w:val="24"/>
           <w:lang w:val="en-US"/>
         </w:rPr>
         <w:t>Cmd</w:t>
@@ -5256,6 +6411,8 @@
       <w:proofErr w:type="spellEnd"/>
       <w:r>
         <w:rPr>
+          <w:sz w:val="24"/>
+          <w:szCs w:val="24"/>
           <w:lang w:val="en-US"/>
         </w:rPr>
         <w:t xml:space="preserve"> + Space, type Terminal, and press Enter.</w:t>
@@ -5267,6 +6424,8 @@
         <w:ind w:left="0"/>
         <w:jc w:val="both"/>
         <w:rPr>
+          <w:sz w:val="24"/>
+          <w:szCs w:val="24"/>
           <w:lang w:val="en-US"/>
         </w:rPr>
       </w:pPr>
@@ -5277,18 +6436,24 @@
         <w:ind w:left="0"/>
         <w:jc w:val="both"/>
         <w:rPr>
+          <w:sz w:val="24"/>
+          <w:szCs w:val="24"/>
           <w:lang w:val="en-US"/>
         </w:rPr>
       </w:pPr>
       <w:r>
         <w:rPr>
           <w:b/>
+          <w:sz w:val="24"/>
+          <w:szCs w:val="24"/>
           <w:lang w:val="en-US"/>
         </w:rPr>
         <w:t>Linux</w:t>
       </w:r>
       <w:r>
         <w:rPr>
+          <w:sz w:val="24"/>
+          <w:szCs w:val="24"/>
           <w:lang w:val="en-US"/>
         </w:rPr>
         <w:t>:</w:t>
@@ -5300,11 +6465,15 @@
         <w:ind w:left="0"/>
         <w:jc w:val="both"/>
         <w:rPr>
-          <w:lang w:val="en-US"/>
-        </w:rPr>
-      </w:pPr>
-      <w:r>
-        <w:rPr>
+          <w:sz w:val="24"/>
+          <w:szCs w:val="24"/>
+          <w:lang w:val="en-US"/>
+        </w:rPr>
+      </w:pPr>
+      <w:r>
+        <w:rPr>
+          <w:sz w:val="24"/>
+          <w:szCs w:val="24"/>
           <w:lang w:val="en-US"/>
         </w:rPr>
         <w:t>Press Ctrl + Alt + T or search for “Terminal” in your applications menu</w:t>
@@ -5316,6 +6485,8 @@
         <w:ind w:left="0"/>
         <w:jc w:val="both"/>
         <w:rPr>
+          <w:sz w:val="24"/>
+          <w:szCs w:val="24"/>
           <w:lang w:val="en-US"/>
         </w:rPr>
       </w:pPr>
@@ -5326,17 +6497,23 @@
         <w:ind w:left="0"/>
         <w:jc w:val="both"/>
         <w:rPr>
-          <w:lang w:val="en-US"/>
-        </w:rPr>
-      </w:pPr>
-      <w:r>
-        <w:rPr>
+          <w:sz w:val="24"/>
+          <w:szCs w:val="24"/>
+          <w:lang w:val="en-US"/>
+        </w:rPr>
+      </w:pPr>
+      <w:r>
+        <w:rPr>
+          <w:sz w:val="24"/>
+          <w:szCs w:val="24"/>
           <w:lang w:val="en-US"/>
         </w:rPr>
         <w:t xml:space="preserve">7.3.2. </w:t>
       </w:r>
       <w:r>
         <w:rPr>
+          <w:sz w:val="24"/>
+          <w:szCs w:val="24"/>
           <w:lang w:val="en-US"/>
         </w:rPr>
         <w:t xml:space="preserve">Activate the </w:t>
@@ -5344,6 +6521,8 @@
       <w:proofErr w:type="spellStart"/>
       <w:r>
         <w:rPr>
+          <w:sz w:val="24"/>
+          <w:szCs w:val="24"/>
           <w:lang w:val="en-US"/>
         </w:rPr>
         <w:t>conda</w:t>
@@ -5351,6 +6530,8 @@
       <w:proofErr w:type="spellEnd"/>
       <w:r>
         <w:rPr>
+          <w:sz w:val="24"/>
+          <w:szCs w:val="24"/>
           <w:lang w:val="en-US"/>
         </w:rPr>
         <w:t xml:space="preserve"> environment where ROBERT is installed:</w:t>
@@ -5362,6 +6543,8 @@
         <w:ind w:left="0"/>
         <w:jc w:val="both"/>
         <w:rPr>
+          <w:sz w:val="24"/>
+          <w:szCs w:val="24"/>
           <w:lang w:val="en-US"/>
         </w:rPr>
       </w:pPr>
@@ -5373,14 +6556,17 @@
         <w:ind w:left="0"/>
         <w:jc w:val="both"/>
         <w:rPr>
+          <w:sz w:val="24"/>
+          <w:szCs w:val="24"/>
           <w:lang w:val="en-US"/>
         </w:rPr>
       </w:pPr>
       <w:proofErr w:type="spellStart"/>
       <w:r>
         <w:rPr>
-          <w:rFonts w:ascii="Courier New" w:hAnsi="Courier New" w:eastAsia="Courier New"/>
-          <w:sz w:val="20"/>
+          <w:rFonts w:ascii="Courier New" w:eastAsia="Courier New" w:hAnsi="Courier New"/>
+          <w:sz w:val="24"/>
+          <w:szCs w:val="24"/>
           <w:lang w:val="en-US"/>
         </w:rPr>
         <w:t>conda</w:t>
@@ -5388,8 +6574,9 @@
       <w:proofErr w:type="spellEnd"/>
       <w:r>
         <w:rPr>
-          <w:rFonts w:ascii="Courier New" w:hAnsi="Courier New" w:eastAsia="Courier New"/>
-          <w:sz w:val="20"/>
+          <w:rFonts w:ascii="Courier New" w:eastAsia="Courier New" w:hAnsi="Courier New"/>
+          <w:sz w:val="24"/>
+          <w:szCs w:val="24"/>
           <w:lang w:val="en-US"/>
         </w:rPr>
         <w:t xml:space="preserve"> activate </w:t>
@@ -5397,8 +6584,9 @@
       <w:proofErr w:type="spellStart"/>
       <w:r>
         <w:rPr>
-          <w:rFonts w:ascii="Courier New" w:hAnsi="Courier New" w:eastAsia="Courier New"/>
-          <w:sz w:val="20"/>
+          <w:rFonts w:ascii="Courier New" w:eastAsia="Courier New" w:hAnsi="Courier New"/>
+          <w:sz w:val="24"/>
+          <w:szCs w:val="24"/>
           <w:lang w:val="en-US"/>
         </w:rPr>
         <w:t>cheminf</w:t>
@@ -5411,6 +6599,8 @@
         <w:ind w:left="0"/>
         <w:jc w:val="both"/>
         <w:rPr>
+          <w:sz w:val="24"/>
+          <w:szCs w:val="24"/>
           <w:lang w:val="en-US"/>
         </w:rPr>
       </w:pPr>
@@ -5421,17 +6611,23 @@
         <w:ind w:left="0"/>
         <w:jc w:val="both"/>
         <w:rPr>
-          <w:lang w:val="en-US"/>
-        </w:rPr>
-      </w:pPr>
-      <w:r>
-        <w:rPr>
+          <w:sz w:val="24"/>
+          <w:szCs w:val="24"/>
+          <w:lang w:val="en-US"/>
+        </w:rPr>
+      </w:pPr>
+      <w:r>
+        <w:rPr>
+          <w:sz w:val="24"/>
+          <w:szCs w:val="24"/>
           <w:lang w:val="en-US"/>
         </w:rPr>
         <w:t xml:space="preserve">7.3.3. </w:t>
       </w:r>
       <w:r>
         <w:rPr>
+          <w:sz w:val="24"/>
+          <w:szCs w:val="24"/>
           <w:lang w:val="en-US"/>
         </w:rPr>
         <w:t xml:space="preserve">Download </w:t>
@@ -5439,12 +6635,16 @@
       <w:r>
         <w:rPr>
           <w:b/>
+          <w:sz w:val="24"/>
+          <w:szCs w:val="24"/>
           <w:lang w:val="en-US"/>
         </w:rPr>
         <w:t>easyrob.py</w:t>
       </w:r>
       <w:r>
         <w:rPr>
+          <w:sz w:val="24"/>
+          <w:szCs w:val="24"/>
           <w:lang w:val="en-US"/>
         </w:rPr>
         <w:t xml:space="preserve"> from:</w:t>
@@ -5456,6 +6656,8 @@
         <w:ind w:left="0"/>
         <w:jc w:val="both"/>
         <w:rPr>
+          <w:sz w:val="24"/>
+          <w:szCs w:val="24"/>
           <w:lang w:val="en-US"/>
         </w:rPr>
       </w:pPr>
@@ -5466,13 +6668,17 @@
         <w:ind w:left="0"/>
         <w:jc w:val="both"/>
         <w:rPr>
-          <w:lang w:val="en-US"/>
-        </w:rPr>
-      </w:pPr>
-      <w:hyperlink w:history="1" r:id="rId20">
+          <w:sz w:val="24"/>
+          <w:szCs w:val="24"/>
+          <w:lang w:val="en-US"/>
+        </w:rPr>
+      </w:pPr>
+      <w:hyperlink r:id="rId20" w:history="1">
         <w:r>
           <w:rPr>
             <w:rStyle w:val="Hyperlink"/>
+            <w:sz w:val="24"/>
+            <w:szCs w:val="24"/>
             <w:lang w:val="en-US"/>
           </w:rPr>
           <w:t>https://github.com/jvalegre/robert/blob/master/GUI_easyROB/easyrob.py</w:t>
@@ -5485,12 +6691,16 @@
         <w:ind w:left="0"/>
         <w:jc w:val="both"/>
         <w:rPr>
+          <w:sz w:val="24"/>
+          <w:szCs w:val="24"/>
           <w:lang w:val="en-US"/>
         </w:rPr>
       </w:pPr>
       <w:r>
         <w:rPr>
           <w:noProof/>
+          <w:sz w:val="24"/>
+          <w:szCs w:val="24"/>
           <w:lang w:val="en-US" w:eastAsia="es-ES"/>
         </w:rPr>
         <w:drawing>
@@ -5563,17 +6773,23 @@
         <w:ind w:left="0"/>
         <w:jc w:val="both"/>
         <w:rPr>
-          <w:lang w:val="en-US"/>
-        </w:rPr>
-      </w:pPr>
-      <w:r>
-        <w:rPr>
+          <w:sz w:val="24"/>
+          <w:szCs w:val="24"/>
+          <w:lang w:val="en-US"/>
+        </w:rPr>
+      </w:pPr>
+      <w:r>
+        <w:rPr>
+          <w:sz w:val="24"/>
+          <w:szCs w:val="24"/>
           <w:lang w:val="en-US"/>
         </w:rPr>
         <w:t>Click the 'Download raw file' button (top-right area of the page).</w:t>
       </w:r>
       <w:r>
         <w:rPr>
+          <w:sz w:val="24"/>
+          <w:szCs w:val="24"/>
           <w:lang w:val="en-US"/>
         </w:rPr>
         <w:t xml:space="preserve"> </w:t>
@@ -5585,6 +6801,8 @@
         <w:ind w:left="0"/>
         <w:jc w:val="both"/>
         <w:rPr>
+          <w:sz w:val="24"/>
+          <w:szCs w:val="24"/>
           <w:lang w:val="en-US"/>
         </w:rPr>
       </w:pPr>
@@ -5595,6 +6813,8 @@
         <w:ind w:left="0"/>
         <w:jc w:val="both"/>
         <w:rPr>
+          <w:sz w:val="24"/>
+          <w:szCs w:val="24"/>
           <w:lang w:val="en-US"/>
         </w:rPr>
       </w:pPr>
@@ -5605,23 +6825,31 @@
         <w:ind w:left="0"/>
         <w:jc w:val="both"/>
         <w:rPr>
-          <w:lang w:val="en-US"/>
-        </w:rPr>
-      </w:pPr>
-      <w:r>
-        <w:rPr>
+          <w:sz w:val="24"/>
+          <w:szCs w:val="24"/>
+          <w:lang w:val="en-US"/>
+        </w:rPr>
+      </w:pPr>
+      <w:r>
+        <w:rPr>
+          <w:sz w:val="24"/>
+          <w:szCs w:val="24"/>
           <w:lang w:val="en-US"/>
         </w:rPr>
         <w:t xml:space="preserve">7.3.4. </w:t>
       </w:r>
       <w:r>
         <w:rPr>
+          <w:sz w:val="24"/>
+          <w:szCs w:val="24"/>
           <w:lang w:val="en-US"/>
         </w:rPr>
         <w:t>N</w:t>
       </w:r>
       <w:r>
         <w:rPr>
+          <w:sz w:val="24"/>
+          <w:szCs w:val="24"/>
           <w:lang w:val="en-US"/>
         </w:rPr>
         <w:t>avigate to the folder where you saved the file:</w:t>
@@ -5633,6 +6861,8 @@
         <w:ind w:left="0"/>
         <w:jc w:val="both"/>
         <w:rPr>
+          <w:sz w:val="24"/>
+          <w:szCs w:val="24"/>
           <w:lang w:val="en-US"/>
         </w:rPr>
       </w:pPr>
@@ -5644,15 +6874,17 @@
         <w:ind w:left="0"/>
         <w:jc w:val="both"/>
         <w:rPr>
-          <w:rFonts w:ascii="Courier New" w:hAnsi="Courier New" w:eastAsia="Courier New"/>
-          <w:sz w:val="20"/>
-          <w:lang w:val="en-US"/>
-        </w:rPr>
-      </w:pPr>
-      <w:r>
-        <w:rPr>
-          <w:rFonts w:ascii="Courier New" w:hAnsi="Courier New" w:eastAsia="Courier New"/>
-          <w:sz w:val="20"/>
+          <w:rFonts w:ascii="Courier New" w:eastAsia="Courier New" w:hAnsi="Courier New"/>
+          <w:sz w:val="24"/>
+          <w:szCs w:val="24"/>
+          <w:lang w:val="en-US"/>
+        </w:rPr>
+      </w:pPr>
+      <w:r>
+        <w:rPr>
+          <w:rFonts w:ascii="Courier New" w:eastAsia="Courier New" w:hAnsi="Courier New"/>
+          <w:sz w:val="24"/>
+          <w:szCs w:val="24"/>
           <w:lang w:val="en-US"/>
         </w:rPr>
         <w:t>cd /path/to/your/folder</w:t>
@@ -5664,8 +6896,9 @@
         <w:ind w:left="0"/>
         <w:jc w:val="both"/>
         <w:rPr>
-          <w:rFonts w:ascii="Courier New" w:hAnsi="Courier New" w:eastAsia="Courier New"/>
-          <w:sz w:val="20"/>
+          <w:rFonts w:ascii="Courier New" w:eastAsia="Courier New" w:hAnsi="Courier New"/>
+          <w:sz w:val="24"/>
+          <w:szCs w:val="24"/>
           <w:lang w:val="en-US"/>
         </w:rPr>
       </w:pPr>
@@ -5676,6 +6909,8 @@
         <w:ind w:left="0"/>
         <w:jc w:val="both"/>
         <w:rPr>
+          <w:sz w:val="24"/>
+          <w:szCs w:val="24"/>
           <w:lang w:val="en-US"/>
         </w:rPr>
       </w:pPr>
@@ -5686,23 +6921,31 @@
         <w:ind w:left="0"/>
         <w:jc w:val="both"/>
         <w:rPr>
-          <w:lang w:val="en-US"/>
-        </w:rPr>
-      </w:pPr>
-      <w:r>
-        <w:rPr>
+          <w:sz w:val="24"/>
+          <w:szCs w:val="24"/>
+          <w:lang w:val="en-US"/>
+        </w:rPr>
+      </w:pPr>
+      <w:r>
+        <w:rPr>
+          <w:sz w:val="24"/>
+          <w:szCs w:val="24"/>
           <w:lang w:val="en-US"/>
         </w:rPr>
         <w:t xml:space="preserve">7.3.5. </w:t>
       </w:r>
       <w:r>
         <w:rPr>
+          <w:sz w:val="24"/>
+          <w:szCs w:val="24"/>
           <w:lang w:val="en-US"/>
         </w:rPr>
         <w:t>L</w:t>
       </w:r>
       <w:r>
         <w:rPr>
+          <w:sz w:val="24"/>
+          <w:szCs w:val="24"/>
           <w:lang w:val="en-US"/>
         </w:rPr>
         <w:t xml:space="preserve">aunch </w:t>
@@ -5710,6 +6953,8 @@
       <w:proofErr w:type="spellStart"/>
       <w:r>
         <w:rPr>
+          <w:sz w:val="24"/>
+          <w:szCs w:val="24"/>
           <w:lang w:val="en-US"/>
         </w:rPr>
         <w:t>easyROB</w:t>
@@ -5717,6 +6962,8 @@
       <w:proofErr w:type="spellEnd"/>
       <w:r>
         <w:rPr>
+          <w:sz w:val="24"/>
+          <w:szCs w:val="24"/>
           <w:lang w:val="en-US"/>
         </w:rPr>
         <w:t xml:space="preserve"> by running:</w:t>
@@ -5728,8 +6975,9 @@
         <w:ind w:left="0"/>
         <w:jc w:val="both"/>
         <w:rPr>
-          <w:rFonts w:ascii="Courier New" w:hAnsi="Courier New" w:eastAsia="Courier New"/>
-          <w:sz w:val="20"/>
+          <w:rFonts w:ascii="Courier New" w:eastAsia="Courier New" w:hAnsi="Courier New"/>
+          <w:sz w:val="24"/>
+          <w:szCs w:val="24"/>
           <w:lang w:val="en-US"/>
         </w:rPr>
       </w:pPr>
@@ -5741,22 +6989,24 @@
         <w:ind w:left="0"/>
         <w:jc w:val="both"/>
         <w:rPr>
-          <w:rFonts w:ascii="Courier New" w:hAnsi="Courier New" w:eastAsia="Courier New"/>
-          <w:sz w:val="20"/>
-          <w:lang w:val="en-US"/>
-        </w:rPr>
-      </w:pPr>
-      <w:r>
-        <w:rPr>
-          <w:rFonts w:ascii="Courier New" w:hAnsi="Courier New" w:eastAsia="Courier New"/>
-          <w:sz w:val="20"/>
+          <w:rFonts w:ascii="Courier New" w:eastAsia="Courier New" w:hAnsi="Courier New"/>
+          <w:sz w:val="24"/>
+          <w:szCs w:val="24"/>
+          <w:lang w:val="en-US"/>
+        </w:rPr>
+      </w:pPr>
+      <w:r>
+        <w:rPr>
+          <w:rFonts w:ascii="Courier New" w:eastAsia="Courier New" w:hAnsi="Courier New"/>
+          <w:sz w:val="24"/>
+          <w:szCs w:val="24"/>
           <w:lang w:val="en-US"/>
         </w:rPr>
         <w:t>python easyrob.py</w:t>
       </w:r>
     </w:p>
     <w:sectPr>
-      <w:pgSz w:w="11906" w:h="16838" w:orient="portrait"/>
+      <w:pgSz w:w="11906" w:h="16838"/>
       <w:pgMar w:top="1440" w:right="1440" w:bottom="1440" w:left="1440" w:header="708" w:footer="708" w:gutter="0"/>
       <w:cols w:space="708"/>
       <w:docGrid w:linePitch="360"/>
@@ -6783,7 +8033,7 @@
         <w:ind w:left="1080" w:hanging="360"/>
       </w:pPr>
       <w:rPr>
-        <w:rFonts w:hint="default" w:ascii="Symbol" w:hAnsi="Symbol"/>
+        <w:rFonts w:ascii="Symbol" w:hAnsi="Symbol" w:hint="default"/>
       </w:rPr>
     </w:lvl>
     <w:lvl w:ilvl="1" w:tplc="0C0A0003" w:tentative="1">
@@ -6795,7 +8045,7 @@
         <w:ind w:left="1800" w:hanging="360"/>
       </w:pPr>
       <w:rPr>
-        <w:rFonts w:hint="default" w:ascii="Courier New" w:hAnsi="Courier New" w:cs="Courier New"/>
+        <w:rFonts w:ascii="Courier New" w:hAnsi="Courier New" w:cs="Courier New" w:hint="default"/>
       </w:rPr>
     </w:lvl>
     <w:lvl w:ilvl="2" w:tplc="0C0A0005" w:tentative="1">
@@ -6807,7 +8057,7 @@
         <w:ind w:left="2520" w:hanging="360"/>
       </w:pPr>
       <w:rPr>
-        <w:rFonts w:hint="default" w:ascii="Wingdings" w:hAnsi="Wingdings"/>
+        <w:rFonts w:ascii="Wingdings" w:hAnsi="Wingdings" w:hint="default"/>
       </w:rPr>
     </w:lvl>
     <w:lvl w:ilvl="3" w:tplc="0C0A0001" w:tentative="1">
@@ -6819,7 +8069,7 @@
         <w:ind w:left="3240" w:hanging="360"/>
       </w:pPr>
       <w:rPr>
-        <w:rFonts w:hint="default" w:ascii="Symbol" w:hAnsi="Symbol"/>
+        <w:rFonts w:ascii="Symbol" w:hAnsi="Symbol" w:hint="default"/>
       </w:rPr>
     </w:lvl>
     <w:lvl w:ilvl="4" w:tplc="0C0A0003" w:tentative="1">
@@ -6831,7 +8081,7 @@
         <w:ind w:left="3960" w:hanging="360"/>
       </w:pPr>
       <w:rPr>
-        <w:rFonts w:hint="default" w:ascii="Courier New" w:hAnsi="Courier New" w:cs="Courier New"/>
+        <w:rFonts w:ascii="Courier New" w:hAnsi="Courier New" w:cs="Courier New" w:hint="default"/>
       </w:rPr>
     </w:lvl>
     <w:lvl w:ilvl="5" w:tplc="0C0A0005" w:tentative="1">
@@ -6843,7 +8093,7 @@
         <w:ind w:left="4680" w:hanging="360"/>
       </w:pPr>
       <w:rPr>
-        <w:rFonts w:hint="default" w:ascii="Wingdings" w:hAnsi="Wingdings"/>
+        <w:rFonts w:ascii="Wingdings" w:hAnsi="Wingdings" w:hint="default"/>
       </w:rPr>
     </w:lvl>
     <w:lvl w:ilvl="6" w:tplc="0C0A0001" w:tentative="1">
@@ -6855,7 +8105,7 @@
         <w:ind w:left="5400" w:hanging="360"/>
       </w:pPr>
       <w:rPr>
-        <w:rFonts w:hint="default" w:ascii="Symbol" w:hAnsi="Symbol"/>
+        <w:rFonts w:ascii="Symbol" w:hAnsi="Symbol" w:hint="default"/>
       </w:rPr>
     </w:lvl>
     <w:lvl w:ilvl="7" w:tplc="0C0A0003" w:tentative="1">
@@ -6867,7 +8117,7 @@
         <w:ind w:left="6120" w:hanging="360"/>
       </w:pPr>
       <w:rPr>
-        <w:rFonts w:hint="default" w:ascii="Courier New" w:hAnsi="Courier New" w:cs="Courier New"/>
+        <w:rFonts w:ascii="Courier New" w:hAnsi="Courier New" w:cs="Courier New" w:hint="default"/>
       </w:rPr>
     </w:lvl>
     <w:lvl w:ilvl="8" w:tplc="0C0A0005" w:tentative="1">
@@ -6879,7 +8129,7 @@
         <w:ind w:left="6840" w:hanging="360"/>
       </w:pPr>
       <w:rPr>
-        <w:rFonts w:hint="default" w:ascii="Wingdings" w:hAnsi="Wingdings"/>
+        <w:rFonts w:ascii="Wingdings" w:hAnsi="Wingdings" w:hint="default"/>
       </w:rPr>
     </w:lvl>
   </w:abstractNum>
@@ -7277,7 +8527,7 @@
         <w:ind w:left="720" w:hanging="360"/>
       </w:pPr>
       <w:rPr>
-        <w:rFonts w:hint="default" w:ascii="Times New Roman" w:hAnsi="Times New Roman" w:cs="Times New Roman" w:eastAsiaTheme="minorHAnsi"/>
+        <w:rFonts w:ascii="Times New Roman" w:eastAsiaTheme="minorHAnsi" w:hAnsi="Times New Roman" w:cs="Times New Roman" w:hint="default"/>
       </w:rPr>
     </w:lvl>
     <w:lvl w:ilvl="1" w:tplc="0C0A0003" w:tentative="1">
@@ -7289,7 +8539,7 @@
         <w:ind w:left="1440" w:hanging="360"/>
       </w:pPr>
       <w:rPr>
-        <w:rFonts w:hint="default" w:ascii="Courier New" w:hAnsi="Courier New" w:cs="Courier New"/>
+        <w:rFonts w:ascii="Courier New" w:hAnsi="Courier New" w:cs="Courier New" w:hint="default"/>
       </w:rPr>
     </w:lvl>
     <w:lvl w:ilvl="2" w:tplc="0C0A0005" w:tentative="1">
@@ -7301,7 +8551,7 @@
         <w:ind w:left="2160" w:hanging="360"/>
       </w:pPr>
       <w:rPr>
-        <w:rFonts w:hint="default" w:ascii="Wingdings" w:hAnsi="Wingdings"/>
+        <w:rFonts w:ascii="Wingdings" w:hAnsi="Wingdings" w:hint="default"/>
       </w:rPr>
     </w:lvl>
     <w:lvl w:ilvl="3" w:tplc="0C0A0001" w:tentative="1">
@@ -7313,7 +8563,7 @@
         <w:ind w:left="2880" w:hanging="360"/>
       </w:pPr>
       <w:rPr>
-        <w:rFonts w:hint="default" w:ascii="Symbol" w:hAnsi="Symbol"/>
+        <w:rFonts w:ascii="Symbol" w:hAnsi="Symbol" w:hint="default"/>
       </w:rPr>
     </w:lvl>
     <w:lvl w:ilvl="4" w:tplc="0C0A0003" w:tentative="1">
@@ -7325,7 +8575,7 @@
         <w:ind w:left="3600" w:hanging="360"/>
       </w:pPr>
       <w:rPr>
-        <w:rFonts w:hint="default" w:ascii="Courier New" w:hAnsi="Courier New" w:cs="Courier New"/>
+        <w:rFonts w:ascii="Courier New" w:hAnsi="Courier New" w:cs="Courier New" w:hint="default"/>
       </w:rPr>
     </w:lvl>
     <w:lvl w:ilvl="5" w:tplc="0C0A0005" w:tentative="1">
@@ -7337,7 +8587,7 @@
         <w:ind w:left="4320" w:hanging="360"/>
       </w:pPr>
       <w:rPr>
-        <w:rFonts w:hint="default" w:ascii="Wingdings" w:hAnsi="Wingdings"/>
+        <w:rFonts w:ascii="Wingdings" w:hAnsi="Wingdings" w:hint="default"/>
       </w:rPr>
     </w:lvl>
     <w:lvl w:ilvl="6" w:tplc="0C0A0001" w:tentative="1">
@@ -7349,7 +8599,7 @@
         <w:ind w:left="5040" w:hanging="360"/>
       </w:pPr>
       <w:rPr>
-        <w:rFonts w:hint="default" w:ascii="Symbol" w:hAnsi="Symbol"/>
+        <w:rFonts w:ascii="Symbol" w:hAnsi="Symbol" w:hint="default"/>
       </w:rPr>
     </w:lvl>
     <w:lvl w:ilvl="7" w:tplc="0C0A0003" w:tentative="1">
@@ -7361,7 +8611,7 @@
         <w:ind w:left="5760" w:hanging="360"/>
       </w:pPr>
       <w:rPr>
-        <w:rFonts w:hint="default" w:ascii="Courier New" w:hAnsi="Courier New" w:cs="Courier New"/>
+        <w:rFonts w:ascii="Courier New" w:hAnsi="Courier New" w:cs="Courier New" w:hint="default"/>
       </w:rPr>
     </w:lvl>
     <w:lvl w:ilvl="8" w:tplc="0C0A0005" w:tentative="1">
@@ -7373,7 +8623,7 @@
         <w:ind w:left="6480" w:hanging="360"/>
       </w:pPr>
       <w:rPr>
-        <w:rFonts w:hint="default" w:ascii="Wingdings" w:hAnsi="Wingdings"/>
+        <w:rFonts w:ascii="Wingdings" w:hAnsi="Wingdings" w:hint="default"/>
       </w:rPr>
     </w:lvl>
   </w:abstractNum>
@@ -7836,7 +9086,7 @@
         <w:ind w:left="720" w:hanging="360"/>
       </w:pPr>
       <w:rPr>
-        <w:rFonts w:hint="default" w:ascii="Aptos" w:hAnsi="Aptos" w:eastAsiaTheme="minorHAnsi" w:cstheme="minorBidi"/>
+        <w:rFonts w:ascii="Aptos" w:eastAsiaTheme="minorHAnsi" w:hAnsi="Aptos" w:cstheme="minorBidi" w:hint="default"/>
       </w:rPr>
     </w:lvl>
     <w:lvl w:ilvl="1" w:tplc="040B0003" w:tentative="1">
@@ -7848,7 +9098,7 @@
         <w:ind w:left="1440" w:hanging="360"/>
       </w:pPr>
       <w:rPr>
-        <w:rFonts w:hint="default" w:ascii="Courier New" w:hAnsi="Courier New" w:cs="Courier New"/>
+        <w:rFonts w:ascii="Courier New" w:hAnsi="Courier New" w:cs="Courier New" w:hint="default"/>
       </w:rPr>
     </w:lvl>
     <w:lvl w:ilvl="2" w:tplc="040B0005" w:tentative="1">
@@ -7860,7 +9110,7 @@
         <w:ind w:left="2160" w:hanging="360"/>
       </w:pPr>
       <w:rPr>
-        <w:rFonts w:hint="default" w:ascii="Wingdings" w:hAnsi="Wingdings"/>
+        <w:rFonts w:ascii="Wingdings" w:hAnsi="Wingdings" w:hint="default"/>
       </w:rPr>
     </w:lvl>
     <w:lvl w:ilvl="3" w:tplc="040B0001" w:tentative="1">
@@ -7872,7 +9122,7 @@
         <w:ind w:left="2880" w:hanging="360"/>
       </w:pPr>
       <w:rPr>
-        <w:rFonts w:hint="default" w:ascii="Symbol" w:hAnsi="Symbol"/>
+        <w:rFonts w:ascii="Symbol" w:hAnsi="Symbol" w:hint="default"/>
       </w:rPr>
     </w:lvl>
     <w:lvl w:ilvl="4" w:tplc="040B0003" w:tentative="1">
@@ -7884,7 +9134,7 @@
         <w:ind w:left="3600" w:hanging="360"/>
       </w:pPr>
       <w:rPr>
-        <w:rFonts w:hint="default" w:ascii="Courier New" w:hAnsi="Courier New" w:cs="Courier New"/>
+        <w:rFonts w:ascii="Courier New" w:hAnsi="Courier New" w:cs="Courier New" w:hint="default"/>
       </w:rPr>
     </w:lvl>
     <w:lvl w:ilvl="5" w:tplc="040B0005" w:tentative="1">
@@ -7896,7 +9146,7 @@
         <w:ind w:left="4320" w:hanging="360"/>
       </w:pPr>
       <w:rPr>
-        <w:rFonts w:hint="default" w:ascii="Wingdings" w:hAnsi="Wingdings"/>
+        <w:rFonts w:ascii="Wingdings" w:hAnsi="Wingdings" w:hint="default"/>
       </w:rPr>
     </w:lvl>
     <w:lvl w:ilvl="6" w:tplc="040B0001" w:tentative="1">
@@ -7908,7 +9158,7 @@
         <w:ind w:left="5040" w:hanging="360"/>
       </w:pPr>
       <w:rPr>
-        <w:rFonts w:hint="default" w:ascii="Symbol" w:hAnsi="Symbol"/>
+        <w:rFonts w:ascii="Symbol" w:hAnsi="Symbol" w:hint="default"/>
       </w:rPr>
     </w:lvl>
     <w:lvl w:ilvl="7" w:tplc="040B0003" w:tentative="1">
@@ -7920,7 +9170,7 @@
         <w:ind w:left="5760" w:hanging="360"/>
       </w:pPr>
       <w:rPr>
-        <w:rFonts w:hint="default" w:ascii="Courier New" w:hAnsi="Courier New" w:cs="Courier New"/>
+        <w:rFonts w:ascii="Courier New" w:hAnsi="Courier New" w:cs="Courier New" w:hint="default"/>
       </w:rPr>
     </w:lvl>
     <w:lvl w:ilvl="8" w:tplc="040B0005" w:tentative="1">
@@ -7932,7 +9182,7 @@
         <w:ind w:left="6480" w:hanging="360"/>
       </w:pPr>
       <w:rPr>
-        <w:rFonts w:hint="default" w:ascii="Wingdings" w:hAnsi="Wingdings"/>
+        <w:rFonts w:ascii="Wingdings" w:hAnsi="Wingdings" w:hint="default"/>
       </w:rPr>
     </w:lvl>
   </w:abstractNum>
@@ -9196,7 +10446,7 @@
         <w:ind w:left="720" w:hanging="360"/>
       </w:pPr>
       <w:rPr>
-        <w:rFonts w:hint="default" w:ascii="Aptos" w:hAnsi="Aptos" w:eastAsiaTheme="minorHAnsi" w:cstheme="minorBidi"/>
+        <w:rFonts w:ascii="Aptos" w:eastAsiaTheme="minorHAnsi" w:hAnsi="Aptos" w:cstheme="minorBidi" w:hint="default"/>
       </w:rPr>
     </w:lvl>
     <w:lvl w:ilvl="1" w:tplc="040B0003">
@@ -9208,7 +10458,7 @@
         <w:ind w:left="1440" w:hanging="360"/>
       </w:pPr>
       <w:rPr>
-        <w:rFonts w:hint="default" w:ascii="Courier New" w:hAnsi="Courier New" w:cs="Courier New"/>
+        <w:rFonts w:ascii="Courier New" w:hAnsi="Courier New" w:cs="Courier New" w:hint="default"/>
       </w:rPr>
     </w:lvl>
     <w:lvl w:ilvl="2" w:tplc="040B0005">
@@ -9220,7 +10470,7 @@
         <w:ind w:left="2160" w:hanging="360"/>
       </w:pPr>
       <w:rPr>
-        <w:rFonts w:hint="default" w:ascii="Wingdings" w:hAnsi="Wingdings"/>
+        <w:rFonts w:ascii="Wingdings" w:hAnsi="Wingdings" w:hint="default"/>
       </w:rPr>
     </w:lvl>
     <w:lvl w:ilvl="3" w:tplc="040B0001" w:tentative="1">
@@ -9232,7 +10482,7 @@
         <w:ind w:left="2880" w:hanging="360"/>
       </w:pPr>
       <w:rPr>
-        <w:rFonts w:hint="default" w:ascii="Symbol" w:hAnsi="Symbol"/>
+        <w:rFonts w:ascii="Symbol" w:hAnsi="Symbol" w:hint="default"/>
       </w:rPr>
     </w:lvl>
     <w:lvl w:ilvl="4" w:tplc="040B0003" w:tentative="1">
@@ -9244,7 +10494,7 @@
         <w:ind w:left="3600" w:hanging="360"/>
       </w:pPr>
       <w:rPr>
-        <w:rFonts w:hint="default" w:ascii="Courier New" w:hAnsi="Courier New" w:cs="Courier New"/>
+        <w:rFonts w:ascii="Courier New" w:hAnsi="Courier New" w:cs="Courier New" w:hint="default"/>
       </w:rPr>
     </w:lvl>
     <w:lvl w:ilvl="5" w:tplc="040B0005" w:tentative="1">
@@ -9256,7 +10506,7 @@
         <w:ind w:left="4320" w:hanging="360"/>
       </w:pPr>
       <w:rPr>
-        <w:rFonts w:hint="default" w:ascii="Wingdings" w:hAnsi="Wingdings"/>
+        <w:rFonts w:ascii="Wingdings" w:hAnsi="Wingdings" w:hint="default"/>
       </w:rPr>
     </w:lvl>
     <w:lvl w:ilvl="6" w:tplc="040B0001" w:tentative="1">
@@ -9268,7 +10518,7 @@
         <w:ind w:left="5040" w:hanging="360"/>
       </w:pPr>
       <w:rPr>
-        <w:rFonts w:hint="default" w:ascii="Symbol" w:hAnsi="Symbol"/>
+        <w:rFonts w:ascii="Symbol" w:hAnsi="Symbol" w:hint="default"/>
       </w:rPr>
     </w:lvl>
     <w:lvl w:ilvl="7" w:tplc="040B0003" w:tentative="1">
@@ -9280,7 +10530,7 @@
         <w:ind w:left="5760" w:hanging="360"/>
       </w:pPr>
       <w:rPr>
-        <w:rFonts w:hint="default" w:ascii="Courier New" w:hAnsi="Courier New" w:cs="Courier New"/>
+        <w:rFonts w:ascii="Courier New" w:hAnsi="Courier New" w:cs="Courier New" w:hint="default"/>
       </w:rPr>
     </w:lvl>
     <w:lvl w:ilvl="8" w:tplc="040B0005" w:tentative="1">
@@ -9292,7 +10542,7 @@
         <w:ind w:left="6480" w:hanging="360"/>
       </w:pPr>
       <w:rPr>
-        <w:rFonts w:hint="default" w:ascii="Wingdings" w:hAnsi="Wingdings"/>
+        <w:rFonts w:ascii="Wingdings" w:hAnsi="Wingdings" w:hint="default"/>
       </w:rPr>
     </w:lvl>
   </w:abstractNum>
@@ -9665,7 +10915,7 @@
         <w:ind w:left="720" w:hanging="360"/>
       </w:pPr>
       <w:rPr>
-        <w:rFonts w:hint="default" w:ascii="Aptos" w:hAnsi="Aptos" w:eastAsiaTheme="minorHAnsi" w:cstheme="minorBidi"/>
+        <w:rFonts w:ascii="Aptos" w:eastAsiaTheme="minorHAnsi" w:hAnsi="Aptos" w:cstheme="minorBidi" w:hint="default"/>
       </w:rPr>
     </w:lvl>
     <w:lvl w:ilvl="1" w:tplc="0C0A0003" w:tentative="1">
@@ -9677,7 +10927,7 @@
         <w:ind w:left="1440" w:hanging="360"/>
       </w:pPr>
       <w:rPr>
-        <w:rFonts w:hint="default" w:ascii="Courier New" w:hAnsi="Courier New" w:cs="Courier New"/>
+        <w:rFonts w:ascii="Courier New" w:hAnsi="Courier New" w:cs="Courier New" w:hint="default"/>
       </w:rPr>
     </w:lvl>
     <w:lvl w:ilvl="2" w:tplc="0C0A0005" w:tentative="1">
@@ -9689,7 +10939,7 @@
         <w:ind w:left="2160" w:hanging="360"/>
       </w:pPr>
       <w:rPr>
-        <w:rFonts w:hint="default" w:ascii="Wingdings" w:hAnsi="Wingdings"/>
+        <w:rFonts w:ascii="Wingdings" w:hAnsi="Wingdings" w:hint="default"/>
       </w:rPr>
     </w:lvl>
     <w:lvl w:ilvl="3" w:tplc="0C0A0001" w:tentative="1">
@@ -9701,7 +10951,7 @@
         <w:ind w:left="2880" w:hanging="360"/>
       </w:pPr>
       <w:rPr>
-        <w:rFonts w:hint="default" w:ascii="Symbol" w:hAnsi="Symbol"/>
+        <w:rFonts w:ascii="Symbol" w:hAnsi="Symbol" w:hint="default"/>
       </w:rPr>
     </w:lvl>
     <w:lvl w:ilvl="4" w:tplc="0C0A0003" w:tentative="1">
@@ -9713,7 +10963,7 @@
         <w:ind w:left="3600" w:hanging="360"/>
       </w:pPr>
       <w:rPr>
-        <w:rFonts w:hint="default" w:ascii="Courier New" w:hAnsi="Courier New" w:cs="Courier New"/>
+        <w:rFonts w:ascii="Courier New" w:hAnsi="Courier New" w:cs="Courier New" w:hint="default"/>
       </w:rPr>
     </w:lvl>
     <w:lvl w:ilvl="5" w:tplc="0C0A0005" w:tentative="1">
@@ -9725,7 +10975,7 @@
         <w:ind w:left="4320" w:hanging="360"/>
       </w:pPr>
       <w:rPr>
-        <w:rFonts w:hint="default" w:ascii="Wingdings" w:hAnsi="Wingdings"/>
+        <w:rFonts w:ascii="Wingdings" w:hAnsi="Wingdings" w:hint="default"/>
       </w:rPr>
     </w:lvl>
     <w:lvl w:ilvl="6" w:tplc="0C0A0001" w:tentative="1">
@@ -9737,7 +10987,7 @@
         <w:ind w:left="5040" w:hanging="360"/>
       </w:pPr>
       <w:rPr>
-        <w:rFonts w:hint="default" w:ascii="Symbol" w:hAnsi="Symbol"/>
+        <w:rFonts w:ascii="Symbol" w:hAnsi="Symbol" w:hint="default"/>
       </w:rPr>
     </w:lvl>
     <w:lvl w:ilvl="7" w:tplc="0C0A0003" w:tentative="1">
@@ -9749,7 +10999,7 @@
         <w:ind w:left="5760" w:hanging="360"/>
       </w:pPr>
       <w:rPr>
-        <w:rFonts w:hint="default" w:ascii="Courier New" w:hAnsi="Courier New" w:cs="Courier New"/>
+        <w:rFonts w:ascii="Courier New" w:hAnsi="Courier New" w:cs="Courier New" w:hint="default"/>
       </w:rPr>
     </w:lvl>
     <w:lvl w:ilvl="8" w:tplc="0C0A0005" w:tentative="1">
@@ -9761,7 +11011,7 @@
         <w:ind w:left="6480" w:hanging="360"/>
       </w:pPr>
       <w:rPr>
-        <w:rFonts w:hint="default" w:ascii="Wingdings" w:hAnsi="Wingdings"/>
+        <w:rFonts w:ascii="Wingdings" w:hAnsi="Wingdings" w:hint="default"/>
       </w:rPr>
     </w:lvl>
   </w:abstractNum>
@@ -10080,11 +11330,11 @@
 </file>
 
 <file path=word/styles.xml><?xml version="1.0" encoding="utf-8"?>
-<w:styles xmlns:wp14="http://schemas.microsoft.com/office/word/2010/wordprocessingDrawing" xmlns:mc="http://schemas.openxmlformats.org/markup-compatibility/2006" xmlns:r="http://schemas.openxmlformats.org/officeDocument/2006/relationships" xmlns:w="http://schemas.openxmlformats.org/wordprocessingml/2006/main" xmlns:w14="http://schemas.microsoft.com/office/word/2010/wordml" xmlns:w15="http://schemas.microsoft.com/office/word/2012/wordml" xmlns:w16cex="http://schemas.microsoft.com/office/word/2018/wordml/cex" xmlns:w16cid="http://schemas.microsoft.com/office/word/2016/wordml/cid" xmlns:w16="http://schemas.microsoft.com/office/word/2018/wordml" xmlns:w16du="http://schemas.microsoft.com/office/word/2023/wordml/word16du" xmlns:w16sdtdh="http://schemas.microsoft.com/office/word/2020/wordml/sdtdatahash" xmlns:w16sdtfl="http://schemas.microsoft.com/office/word/2024/wordml/sdtformatlock" xmlns:w16se="http://schemas.microsoft.com/office/word/2015/wordml/symex" mc:Ignorable="w14 w15 w16se w16cid w16 w16cex w16sdtdh w16sdtfl w16du wp14">
+<w:styles xmlns:mc="http://schemas.openxmlformats.org/markup-compatibility/2006" xmlns:r="http://schemas.openxmlformats.org/officeDocument/2006/relationships" xmlns:w="http://schemas.openxmlformats.org/wordprocessingml/2006/main" xmlns:w14="http://schemas.microsoft.com/office/word/2010/wordml" xmlns:w15="http://schemas.microsoft.com/office/word/2012/wordml" xmlns:w16cex="http://schemas.microsoft.com/office/word/2018/wordml/cex" xmlns:w16cid="http://schemas.microsoft.com/office/word/2016/wordml/cid" xmlns:w16="http://schemas.microsoft.com/office/word/2018/wordml" xmlns:w16du="http://schemas.microsoft.com/office/word/2023/wordml/word16du" xmlns:w16sdtdh="http://schemas.microsoft.com/office/word/2020/wordml/sdtdatahash" xmlns:w16sdtfl="http://schemas.microsoft.com/office/word/2024/wordml/sdtformatlock" xmlns:w16se="http://schemas.microsoft.com/office/word/2015/wordml/symex" mc:Ignorable="w14 w15 w16se w16cid w16 w16cex w16sdtdh w16sdtfl w16du">
   <w:docDefaults>
     <w:rPrDefault>
       <w:rPr>
-        <w:rFonts w:asciiTheme="minorHAnsi" w:hAnsiTheme="minorHAnsi" w:eastAsiaTheme="minorHAnsi" w:cstheme="minorBidi"/>
+        <w:rFonts w:asciiTheme="minorHAnsi" w:eastAsiaTheme="minorHAnsi" w:hAnsiTheme="minorHAnsi" w:cstheme="minorBidi"/>
         <w:kern w:val="2"/>
         <w:sz w:val="22"/>
         <w:szCs w:val="22"/>
@@ -10101,14 +11351,14 @@
   <w:latentStyles w:defLockedState="0" w:defUIPriority="99" w:defSemiHidden="0" w:defUnhideWhenUsed="0" w:defQFormat="0" w:count="376">
     <w:lsdException w:name="Normal" w:uiPriority="0" w:qFormat="1"/>
     <w:lsdException w:name="heading 1" w:uiPriority="9" w:qFormat="1"/>
-    <w:lsdException w:name="heading 2" w:uiPriority="9" w:semiHidden="1" w:unhideWhenUsed="1" w:qFormat="1"/>
-    <w:lsdException w:name="heading 3" w:uiPriority="9" w:semiHidden="1" w:unhideWhenUsed="1" w:qFormat="1"/>
-    <w:lsdException w:name="heading 4" w:uiPriority="9" w:semiHidden="1" w:unhideWhenUsed="1" w:qFormat="1"/>
-    <w:lsdException w:name="heading 5" w:uiPriority="9" w:semiHidden="1" w:unhideWhenUsed="1" w:qFormat="1"/>
-    <w:lsdException w:name="heading 6" w:uiPriority="9" w:semiHidden="1" w:unhideWhenUsed="1" w:qFormat="1"/>
-    <w:lsdException w:name="heading 7" w:uiPriority="9" w:semiHidden="1" w:unhideWhenUsed="1" w:qFormat="1"/>
-    <w:lsdException w:name="heading 8" w:uiPriority="9" w:semiHidden="1" w:unhideWhenUsed="1" w:qFormat="1"/>
-    <w:lsdException w:name="heading 9" w:uiPriority="9" w:semiHidden="1" w:unhideWhenUsed="1" w:qFormat="1"/>
+    <w:lsdException w:name="heading 2" w:semiHidden="1" w:uiPriority="9" w:unhideWhenUsed="1" w:qFormat="1"/>
+    <w:lsdException w:name="heading 3" w:semiHidden="1" w:uiPriority="9" w:unhideWhenUsed="1" w:qFormat="1"/>
+    <w:lsdException w:name="heading 4" w:semiHidden="1" w:uiPriority="9" w:unhideWhenUsed="1" w:qFormat="1"/>
+    <w:lsdException w:name="heading 5" w:semiHidden="1" w:uiPriority="9" w:unhideWhenUsed="1" w:qFormat="1"/>
+    <w:lsdException w:name="heading 6" w:semiHidden="1" w:uiPriority="9" w:unhideWhenUsed="1" w:qFormat="1"/>
+    <w:lsdException w:name="heading 7" w:semiHidden="1" w:uiPriority="9" w:unhideWhenUsed="1" w:qFormat="1"/>
+    <w:lsdException w:name="heading 8" w:semiHidden="1" w:uiPriority="9" w:unhideWhenUsed="1" w:qFormat="1"/>
+    <w:lsdException w:name="heading 9" w:semiHidden="1" w:uiPriority="9" w:unhideWhenUsed="1" w:qFormat="1"/>
     <w:lsdException w:name="index 1" w:semiHidden="1" w:unhideWhenUsed="1"/>
     <w:lsdException w:name="index 2" w:semiHidden="1" w:unhideWhenUsed="1"/>
     <w:lsdException w:name="index 3" w:semiHidden="1" w:unhideWhenUsed="1"/>
@@ -10118,22 +11368,22 @@
     <w:lsdException w:name="index 7" w:semiHidden="1" w:unhideWhenUsed="1"/>
     <w:lsdException w:name="index 8" w:semiHidden="1" w:unhideWhenUsed="1"/>
     <w:lsdException w:name="index 9" w:semiHidden="1" w:unhideWhenUsed="1"/>
-    <w:lsdException w:name="toc 1" w:uiPriority="39" w:semiHidden="1" w:unhideWhenUsed="1"/>
-    <w:lsdException w:name="toc 2" w:uiPriority="39" w:semiHidden="1" w:unhideWhenUsed="1"/>
-    <w:lsdException w:name="toc 3" w:uiPriority="39" w:semiHidden="1" w:unhideWhenUsed="1"/>
-    <w:lsdException w:name="toc 4" w:uiPriority="39" w:semiHidden="1" w:unhideWhenUsed="1"/>
-    <w:lsdException w:name="toc 5" w:uiPriority="39" w:semiHidden="1" w:unhideWhenUsed="1"/>
-    <w:lsdException w:name="toc 6" w:uiPriority="39" w:semiHidden="1" w:unhideWhenUsed="1"/>
-    <w:lsdException w:name="toc 7" w:uiPriority="39" w:semiHidden="1" w:unhideWhenUsed="1"/>
-    <w:lsdException w:name="toc 8" w:uiPriority="39" w:semiHidden="1" w:unhideWhenUsed="1"/>
-    <w:lsdException w:name="toc 9" w:uiPriority="39" w:semiHidden="1" w:unhideWhenUsed="1"/>
+    <w:lsdException w:name="toc 1" w:semiHidden="1" w:uiPriority="39" w:unhideWhenUsed="1"/>
+    <w:lsdException w:name="toc 2" w:semiHidden="1" w:uiPriority="39" w:unhideWhenUsed="1"/>
+    <w:lsdException w:name="toc 3" w:semiHidden="1" w:uiPriority="39" w:unhideWhenUsed="1"/>
+    <w:lsdException w:name="toc 4" w:semiHidden="1" w:uiPriority="39" w:unhideWhenUsed="1"/>
+    <w:lsdException w:name="toc 5" w:semiHidden="1" w:uiPriority="39" w:unhideWhenUsed="1"/>
+    <w:lsdException w:name="toc 6" w:semiHidden="1" w:uiPriority="39" w:unhideWhenUsed="1"/>
+    <w:lsdException w:name="toc 7" w:semiHidden="1" w:uiPriority="39" w:unhideWhenUsed="1"/>
+    <w:lsdException w:name="toc 8" w:semiHidden="1" w:uiPriority="39" w:unhideWhenUsed="1"/>
+    <w:lsdException w:name="toc 9" w:semiHidden="1" w:uiPriority="39" w:unhideWhenUsed="1"/>
     <w:lsdException w:name="Normal Indent" w:semiHidden="1" w:unhideWhenUsed="1"/>
     <w:lsdException w:name="footnote text" w:semiHidden="1" w:unhideWhenUsed="1"/>
     <w:lsdException w:name="annotation text" w:semiHidden="1" w:unhideWhenUsed="1"/>
     <w:lsdException w:name="header" w:semiHidden="1" w:unhideWhenUsed="1"/>
     <w:lsdException w:name="footer" w:semiHidden="1" w:unhideWhenUsed="1"/>
     <w:lsdException w:name="index heading" w:semiHidden="1" w:unhideWhenUsed="1"/>
-    <w:lsdException w:name="caption" w:uiPriority="35" w:semiHidden="1" w:unhideWhenUsed="1" w:qFormat="1"/>
+    <w:lsdException w:name="caption" w:semiHidden="1" w:uiPriority="35" w:unhideWhenUsed="1" w:qFormat="1"/>
     <w:lsdException w:name="table of figures" w:semiHidden="1" w:unhideWhenUsed="1"/>
     <w:lsdException w:name="envelope address" w:semiHidden="1" w:unhideWhenUsed="1"/>
     <w:lsdException w:name="envelope return" w:semiHidden="1" w:unhideWhenUsed="1"/>
@@ -10164,7 +11414,7 @@
     <w:lsdException w:name="Title" w:uiPriority="10" w:qFormat="1"/>
     <w:lsdException w:name="Closing" w:semiHidden="1" w:unhideWhenUsed="1"/>
     <w:lsdException w:name="Signature" w:semiHidden="1" w:unhideWhenUsed="1"/>
-    <w:lsdException w:name="Default Paragraph Font" w:uiPriority="1" w:semiHidden="1" w:unhideWhenUsed="1"/>
+    <w:lsdException w:name="Default Paragraph Font" w:semiHidden="1" w:uiPriority="1" w:unhideWhenUsed="1"/>
     <w:lsdException w:name="Body Text" w:semiHidden="1" w:unhideWhenUsed="1"/>
     <w:lsdException w:name="Body Text Indent" w:semiHidden="1" w:unhideWhenUsed="1"/>
     <w:lsdException w:name="List Continue" w:semiHidden="1" w:unhideWhenUsed="1"/>
@@ -10364,8 +11614,8 @@
     <w:lsdException w:name="Subtle Reference" w:uiPriority="31" w:qFormat="1"/>
     <w:lsdException w:name="Intense Reference" w:uiPriority="32" w:qFormat="1"/>
     <w:lsdException w:name="Book Title" w:uiPriority="33" w:qFormat="1"/>
-    <w:lsdException w:name="Bibliography" w:uiPriority="37" w:semiHidden="1" w:unhideWhenUsed="1"/>
-    <w:lsdException w:name="TOC Heading" w:uiPriority="39" w:semiHidden="1" w:unhideWhenUsed="1" w:qFormat="1"/>
+    <w:lsdException w:name="Bibliography" w:semiHidden="1" w:uiPriority="37" w:unhideWhenUsed="1"/>
+    <w:lsdException w:name="TOC Heading" w:semiHidden="1" w:uiPriority="39" w:unhideWhenUsed="1" w:qFormat="1"/>
     <w:lsdException w:name="Plain Table 1" w:uiPriority="41"/>
     <w:lsdException w:name="Plain Table 2" w:uiPriority="42"/>
     <w:lsdException w:name="Plain Table 3" w:uiPriority="43"/>
@@ -10476,7 +11726,7 @@
     <w:lsdException w:name="Unresolved Mention" w:semiHidden="1" w:unhideWhenUsed="1"/>
     <w:lsdException w:name="Smart Link" w:semiHidden="1" w:unhideWhenUsed="1"/>
   </w:latentStyles>
-  <w:style w:type="paragraph" w:styleId="Normal" w:default="1">
+  <w:style w:type="paragraph" w:default="1" w:styleId="Normal">
     <w:name w:val="Normal"/>
     <w:qFormat/>
     <w:rsid w:val="00135911"/>
@@ -10496,7 +11746,7 @@
       <w:outlineLvl w:val="0"/>
     </w:pPr>
     <w:rPr>
-      <w:rFonts w:asciiTheme="majorHAnsi" w:hAnsiTheme="majorHAnsi" w:eastAsiaTheme="majorEastAsia" w:cstheme="majorBidi"/>
+      <w:rFonts w:asciiTheme="majorHAnsi" w:eastAsiaTheme="majorEastAsia" w:hAnsiTheme="majorHAnsi" w:cstheme="majorBidi"/>
       <w:color w:val="0F4761" w:themeColor="accent1" w:themeShade="BF"/>
       <w:sz w:val="40"/>
       <w:szCs w:val="40"/>
@@ -10519,7 +11769,7 @@
       <w:outlineLvl w:val="1"/>
     </w:pPr>
     <w:rPr>
-      <w:rFonts w:asciiTheme="majorHAnsi" w:hAnsiTheme="majorHAnsi" w:eastAsiaTheme="majorEastAsia" w:cstheme="majorBidi"/>
+      <w:rFonts w:asciiTheme="majorHAnsi" w:eastAsiaTheme="majorEastAsia" w:hAnsiTheme="majorHAnsi" w:cstheme="majorBidi"/>
       <w:i/>
       <w:color w:val="002060"/>
       <w:sz w:val="24"/>
@@ -10679,12 +11929,13 @@
       <w:color w:val="272727" w:themeColor="text1" w:themeTint="D8"/>
     </w:rPr>
   </w:style>
-  <w:style w:type="character" w:styleId="DefaultParagraphFont" w:default="1">
+  <w:style w:type="character" w:default="1" w:styleId="DefaultParagraphFont">
     <w:name w:val="Default Paragraph Font"/>
     <w:uiPriority w:val="1"/>
+    <w:semiHidden/>
     <w:unhideWhenUsed/>
   </w:style>
-  <w:style w:type="table" w:styleId="TableNormal" w:default="1">
+  <w:style w:type="table" w:default="1" w:styleId="TableNormal">
     <w:name w:val="Normal Table"/>
     <w:uiPriority w:val="99"/>
     <w:semiHidden/>
@@ -10699,40 +11950,40 @@
       </w:tblCellMar>
     </w:tblPr>
   </w:style>
-  <w:style w:type="numbering" w:styleId="NoList" w:default="1">
+  <w:style w:type="numbering" w:default="1" w:styleId="NoList">
     <w:name w:val="No List"/>
     <w:uiPriority w:val="99"/>
     <w:semiHidden/>
     <w:unhideWhenUsed/>
   </w:style>
-  <w:style w:type="character" w:styleId="Heading1Char" w:customStyle="1">
+  <w:style w:type="character" w:customStyle="1" w:styleId="Heading1Char">
     <w:name w:val="Heading 1 Char"/>
     <w:basedOn w:val="DefaultParagraphFont"/>
     <w:link w:val="Heading1"/>
     <w:uiPriority w:val="9"/>
     <w:rsid w:val="00A55B03"/>
     <w:rPr>
-      <w:rFonts w:asciiTheme="majorHAnsi" w:hAnsiTheme="majorHAnsi" w:eastAsiaTheme="majorEastAsia" w:cstheme="majorBidi"/>
+      <w:rFonts w:asciiTheme="majorHAnsi" w:eastAsiaTheme="majorEastAsia" w:hAnsiTheme="majorHAnsi" w:cstheme="majorBidi"/>
       <w:color w:val="0F4761" w:themeColor="accent1" w:themeShade="BF"/>
       <w:sz w:val="40"/>
       <w:szCs w:val="40"/>
     </w:rPr>
   </w:style>
-  <w:style w:type="character" w:styleId="Heading2Char" w:customStyle="1">
+  <w:style w:type="character" w:customStyle="1" w:styleId="Heading2Char">
     <w:name w:val="Heading 2 Char"/>
     <w:basedOn w:val="DefaultParagraphFont"/>
     <w:link w:val="Heading2"/>
     <w:uiPriority w:val="9"/>
     <w:rsid w:val="00331AE3"/>
     <w:rPr>
-      <w:rFonts w:asciiTheme="majorHAnsi" w:hAnsiTheme="majorHAnsi" w:eastAsiaTheme="majorEastAsia" w:cstheme="majorBidi"/>
+      <w:rFonts w:asciiTheme="majorHAnsi" w:eastAsiaTheme="majorEastAsia" w:hAnsiTheme="majorHAnsi" w:cstheme="majorBidi"/>
       <w:i/>
       <w:color w:val="002060"/>
       <w:sz w:val="24"/>
       <w:szCs w:val="32"/>
     </w:rPr>
   </w:style>
-  <w:style w:type="character" w:styleId="Heading3Char" w:customStyle="1">
+  <w:style w:type="character" w:customStyle="1" w:styleId="Heading3Char">
     <w:name w:val="Heading 3 Char"/>
     <w:basedOn w:val="DefaultParagraphFont"/>
     <w:link w:val="Heading3"/>
@@ -10745,7 +11996,7 @@
       <w:szCs w:val="28"/>
     </w:rPr>
   </w:style>
-  <w:style w:type="character" w:styleId="Heading4Char" w:customStyle="1">
+  <w:style w:type="character" w:customStyle="1" w:styleId="Heading4Char">
     <w:name w:val="Heading 4 Char"/>
     <w:basedOn w:val="DefaultParagraphFont"/>
     <w:link w:val="Heading4"/>
@@ -10758,7 +12009,7 @@
       <w:color w:val="0F4761" w:themeColor="accent1" w:themeShade="BF"/>
     </w:rPr>
   </w:style>
-  <w:style w:type="character" w:styleId="Heading5Char" w:customStyle="1">
+  <w:style w:type="character" w:customStyle="1" w:styleId="Heading5Char">
     <w:name w:val="Heading 5 Char"/>
     <w:basedOn w:val="DefaultParagraphFont"/>
     <w:link w:val="Heading5"/>
@@ -10770,7 +12021,7 @@
       <w:color w:val="0F4761" w:themeColor="accent1" w:themeShade="BF"/>
     </w:rPr>
   </w:style>
-  <w:style w:type="character" w:styleId="Heading6Char" w:customStyle="1">
+  <w:style w:type="character" w:customStyle="1" w:styleId="Heading6Char">
     <w:name w:val="Heading 6 Char"/>
     <w:basedOn w:val="DefaultParagraphFont"/>
     <w:link w:val="Heading6"/>
@@ -10784,7 +12035,7 @@
       <w:color w:val="595959" w:themeColor="text1" w:themeTint="A6"/>
     </w:rPr>
   </w:style>
-  <w:style w:type="character" w:styleId="Heading7Char" w:customStyle="1">
+  <w:style w:type="character" w:customStyle="1" w:styleId="Heading7Char">
     <w:name w:val="Heading 7 Char"/>
     <w:basedOn w:val="DefaultParagraphFont"/>
     <w:link w:val="Heading7"/>
@@ -10796,7 +12047,7 @@
       <w:color w:val="595959" w:themeColor="text1" w:themeTint="A6"/>
     </w:rPr>
   </w:style>
-  <w:style w:type="character" w:styleId="Heading8Char" w:customStyle="1">
+  <w:style w:type="character" w:customStyle="1" w:styleId="Heading8Char">
     <w:name w:val="Heading 8 Char"/>
     <w:basedOn w:val="DefaultParagraphFont"/>
     <w:link w:val="Heading8"/>
@@ -10810,7 +12061,7 @@
       <w:color w:val="272727" w:themeColor="text1" w:themeTint="D8"/>
     </w:rPr>
   </w:style>
-  <w:style w:type="character" w:styleId="Heading9Char" w:customStyle="1">
+  <w:style w:type="character" w:customStyle="1" w:styleId="Heading9Char">
     <w:name w:val="Heading 9 Char"/>
     <w:basedOn w:val="DefaultParagraphFont"/>
     <w:link w:val="Heading9"/>
@@ -10835,21 +12086,21 @@
       <w:contextualSpacing/>
     </w:pPr>
     <w:rPr>
-      <w:rFonts w:asciiTheme="majorHAnsi" w:hAnsiTheme="majorHAnsi" w:eastAsiaTheme="majorEastAsia" w:cstheme="majorBidi"/>
+      <w:rFonts w:asciiTheme="majorHAnsi" w:eastAsiaTheme="majorEastAsia" w:hAnsiTheme="majorHAnsi" w:cstheme="majorBidi"/>
       <w:spacing w:val="-10"/>
       <w:kern w:val="28"/>
       <w:sz w:val="56"/>
       <w:szCs w:val="56"/>
     </w:rPr>
   </w:style>
-  <w:style w:type="character" w:styleId="TitleChar" w:customStyle="1">
+  <w:style w:type="character" w:customStyle="1" w:styleId="TitleChar">
     <w:name w:val="Title Char"/>
     <w:basedOn w:val="DefaultParagraphFont"/>
     <w:link w:val="Title"/>
     <w:uiPriority w:val="10"/>
     <w:rsid w:val="00A55B03"/>
     <w:rPr>
-      <w:rFonts w:asciiTheme="majorHAnsi" w:hAnsiTheme="majorHAnsi" w:eastAsiaTheme="majorEastAsia" w:cstheme="majorBidi"/>
+      <w:rFonts w:asciiTheme="majorHAnsi" w:eastAsiaTheme="majorEastAsia" w:hAnsiTheme="majorHAnsi" w:cstheme="majorBidi"/>
       <w:spacing w:val="-10"/>
       <w:kern w:val="28"/>
       <w:sz w:val="56"/>
@@ -10877,7 +12128,7 @@
       <w:szCs w:val="28"/>
     </w:rPr>
   </w:style>
-  <w:style w:type="character" w:styleId="SubtitleChar" w:customStyle="1">
+  <w:style w:type="character" w:customStyle="1" w:styleId="SubtitleChar">
     <w:name w:val="Subtitle Char"/>
     <w:basedOn w:val="DefaultParagraphFont"/>
     <w:link w:val="Subtitle"/>
@@ -10909,7 +12160,7 @@
       <w:color w:val="404040" w:themeColor="text1" w:themeTint="BF"/>
     </w:rPr>
   </w:style>
-  <w:style w:type="character" w:styleId="QuoteChar" w:customStyle="1">
+  <w:style w:type="character" w:customStyle="1" w:styleId="QuoteChar">
     <w:name w:val="Quote Char"/>
     <w:basedOn w:val="DefaultParagraphFont"/>
     <w:link w:val="Quote"/>
@@ -10954,8 +12205,8 @@
     <w:rsid w:val="00A55B03"/>
     <w:pPr>
       <w:pBdr>
-        <w:top w:val="single" w:color="0F4761" w:themeColor="accent1" w:themeShade="BF" w:sz="4" w:space="10"/>
-        <w:bottom w:val="single" w:color="0F4761" w:themeColor="accent1" w:themeShade="BF" w:sz="4" w:space="10"/>
+        <w:top w:val="single" w:sz="4" w:space="10" w:color="0F4761" w:themeColor="accent1" w:themeShade="BF"/>
+        <w:bottom w:val="single" w:sz="4" w:space="10" w:color="0F4761" w:themeColor="accent1" w:themeShade="BF"/>
       </w:pBdr>
       <w:spacing w:before="360" w:after="360"/>
       <w:ind w:left="864" w:right="864"/>
@@ -10967,7 +12218,7 @@
       <w:color w:val="0F4761" w:themeColor="accent1" w:themeShade="BF"/>
     </w:rPr>
   </w:style>
-  <w:style w:type="character" w:styleId="IntenseQuoteChar" w:customStyle="1">
+  <w:style w:type="character" w:customStyle="1" w:styleId="IntenseQuoteChar">
     <w:name w:val="Intense Quote Char"/>
     <w:basedOn w:val="DefaultParagraphFont"/>
     <w:link w:val="IntenseQuote"/>
@@ -11004,7 +12255,7 @@
       <w:u w:val="single"/>
     </w:rPr>
   </w:style>
-  <w:style w:type="character" w:styleId="Mencinsinresolver1" w:customStyle="1">
+  <w:style w:type="character" w:customStyle="1" w:styleId="Mencinsinresolver1">
     <w:name w:val="Mención sin resolver1"/>
     <w:basedOn w:val="DefaultParagraphFont"/>
     <w:uiPriority w:val="99"/>
@@ -11029,7 +12280,7 @@
     </w:rPr>
   </w:style>
   <w:style w:type="character" w:styleId="CommentReference">
-    <w:name w:val="Comment Reference"/>
+    <w:name w:val="annotation reference"/>
     <w:basedOn w:val="DefaultParagraphFont"/>
     <w:uiPriority w:val="99"/>
     <w:semiHidden/>
@@ -11041,7 +12292,7 @@
     </w:rPr>
   </w:style>
   <w:style w:type="paragraph" w:styleId="CommentText">
-    <w:name w:val="Comment Text"/>
+    <w:name w:val="annotation text"/>
     <w:basedOn w:val="Normal"/>
     <w:link w:val="CommentTextChar"/>
     <w:uiPriority w:val="99"/>
@@ -11055,7 +12306,7 @@
       <w:szCs w:val="20"/>
     </w:rPr>
   </w:style>
-  <w:style w:type="character" w:styleId="CommentTextChar" w:customStyle="1">
+  <w:style w:type="character" w:customStyle="1" w:styleId="CommentTextChar">
     <w:name w:val="Comment Text Char"/>
     <w:basedOn w:val="DefaultParagraphFont"/>
     <w:link w:val="CommentText"/>
@@ -11067,7 +12318,7 @@
     </w:rPr>
   </w:style>
   <w:style w:type="paragraph" w:styleId="CommentSubject">
-    <w:name w:val="Comment Subject"/>
+    <w:name w:val="annotation subject"/>
     <w:basedOn w:val="CommentText"/>
     <w:next w:val="CommentText"/>
     <w:link w:val="CommentSubjectChar"/>
@@ -11080,7 +12331,7 @@
       <w:bCs/>
     </w:rPr>
   </w:style>
-  <w:style w:type="character" w:styleId="CommentSubjectChar" w:customStyle="1">
+  <w:style w:type="character" w:customStyle="1" w:styleId="CommentSubjectChar">
     <w:name w:val="Comment Subject Char"/>
     <w:basedOn w:val="CommentTextChar"/>
     <w:link w:val="CommentSubject"/>
@@ -11111,7 +12362,7 @@
       <w:szCs w:val="18"/>
     </w:rPr>
   </w:style>
-  <w:style w:type="character" w:styleId="BalloonTextChar" w:customStyle="1">
+  <w:style w:type="character" w:customStyle="1" w:styleId="BalloonTextChar">
     <w:name w:val="Balloon Text Char"/>
     <w:basedOn w:val="DefaultParagraphFont"/>
     <w:link w:val="BalloonText"/>
@@ -11151,7 +12402,7 @@
 </file>
 
 <file path=word/theme/theme1.xml><?xml version="1.0" encoding="utf-8"?>
-<a:theme xmlns:a="http://schemas.openxmlformats.org/drawingml/2006/main" xmlns:thm15="http://schemas.microsoft.com/office/thememl/2012/main" name="Office Theme">
+<a:theme xmlns:a="http://schemas.openxmlformats.org/drawingml/2006/main" name="Office Theme">
   <a:themeElements>
     <a:clrScheme name="Office">
       <a:dk1>

--- a/Prerequisites/Instructions_Setup.docx
+++ b/Prerequisites/Instructions_Setup.docx
@@ -20,16 +20,8 @@
         <w:rPr>
           <w:lang w:val="en-US"/>
         </w:rPr>
-        <w:t xml:space="preserve">Installing </w:t>
-      </w:r>
-      <w:proofErr w:type="spellStart"/>
-      <w:r>
-        <w:rPr>
-          <w:lang w:val="en-US"/>
-        </w:rPr>
-        <w:t>Miniconda</w:t>
-      </w:r>
-      <w:proofErr w:type="spellEnd"/>
+        <w:t>Installing Miniconda</w:t>
+      </w:r>
     </w:p>
     <w:p>
       <w:pPr>
@@ -72,6 +64,72 @@
           <w:lang w:val="en-US" w:eastAsia="es-ES"/>
         </w:rPr>
         <w:t>Windows</w:t>
+      </w:r>
+    </w:p>
+    <w:p>
+      <w:pPr>
+        <w:spacing w:after="120"/>
+        <w:jc w:val="both"/>
+        <w:rPr>
+          <w:lang w:val="en-US" w:eastAsia="es-ES"/>
+        </w:rPr>
+      </w:pPr>
+      <w:r>
+        <w:rPr>
+          <w:b/>
+          <w:bCs/>
+          <w:color w:val="C00000"/>
+          <w:lang w:val="en-US" w:eastAsia="es-ES"/>
+        </w:rPr>
+        <w:t>VERY IMPORTANT!</w:t>
+      </w:r>
+      <w:r>
+        <w:rPr>
+          <w:lang w:val="en-US" w:eastAsia="es-ES"/>
+        </w:rPr>
+        <w:t xml:space="preserve"> </w:t>
+      </w:r>
+      <w:r>
+        <w:rPr>
+          <w:lang w:val="en-US" w:eastAsia="es-ES"/>
+        </w:rPr>
+        <w:t xml:space="preserve">These instructions are intended for pure </w:t>
+      </w:r>
+      <w:r>
+        <w:rPr>
+          <w:lang w:val="en-US" w:eastAsia="es-ES"/>
+        </w:rPr>
+        <w:t>Windows</w:t>
+      </w:r>
+      <w:r>
+        <w:rPr>
+          <w:lang w:val="en-US" w:eastAsia="es-ES"/>
+        </w:rPr>
+        <w:t xml:space="preserve"> computers, </w:t>
+      </w:r>
+      <w:r>
+        <w:rPr>
+          <w:lang w:val="en-US" w:eastAsia="es-ES"/>
+        </w:rPr>
+        <w:t>d</w:t>
+      </w:r>
+      <w:r>
+        <w:rPr>
+          <w:lang w:val="en-US" w:eastAsia="es-ES"/>
+        </w:rPr>
+        <w:t>o not use WSL</w:t>
+      </w:r>
+      <w:r>
+        <w:rPr>
+          <w:lang w:val="en-US" w:eastAsia="es-ES"/>
+        </w:rPr>
+        <w:t xml:space="preserve"> (Ubuntu) terminals</w:t>
+      </w:r>
+      <w:r>
+        <w:rPr>
+          <w:lang w:val="en-US" w:eastAsia="es-ES"/>
+        </w:rPr>
+        <w:t xml:space="preserve"> in Windows.</w:t>
       </w:r>
     </w:p>
     <w:p>
@@ -223,7 +281,6 @@
           <w:lang w:val="en-US" w:eastAsia="es-ES"/>
         </w:rPr>
       </w:pPr>
-      <w:proofErr w:type="spellStart"/>
       <w:r>
         <w:rPr>
           <w:sz w:val="24"/>
@@ -232,7 +289,6 @@
         </w:rPr>
         <w:t>MacOs</w:t>
       </w:r>
-      <w:proofErr w:type="spellEnd"/>
     </w:p>
     <w:p>
       <w:pPr>
@@ -422,6 +478,60 @@
       <w:pPr>
         <w:jc w:val="both"/>
         <w:rPr>
+          <w:lang w:val="en-US" w:eastAsia="es-ES"/>
+        </w:rPr>
+      </w:pPr>
+      <w:r>
+        <w:rPr>
+          <w:b/>
+          <w:bCs/>
+          <w:color w:val="C00000"/>
+          <w:lang w:val="en-US" w:eastAsia="es-ES"/>
+        </w:rPr>
+        <w:t>VERY IMPORTANT!</w:t>
+      </w:r>
+      <w:r>
+        <w:rPr>
+          <w:color w:val="C00000"/>
+          <w:lang w:val="en-US" w:eastAsia="es-ES"/>
+        </w:rPr>
+        <w:t xml:space="preserve"> </w:t>
+      </w:r>
+      <w:r>
+        <w:rPr>
+          <w:lang w:val="en-US" w:eastAsia="es-ES"/>
+        </w:rPr>
+        <w:t>These instructions are</w:t>
+      </w:r>
+      <w:r>
+        <w:rPr>
+          <w:lang w:val="en-US" w:eastAsia="es-ES"/>
+        </w:rPr>
+        <w:t xml:space="preserve"> intended</w:t>
+      </w:r>
+      <w:r>
+        <w:rPr>
+          <w:lang w:val="en-US" w:eastAsia="es-ES"/>
+        </w:rPr>
+        <w:t xml:space="preserve"> for pure Linux computers, do not use WSL</w:t>
+      </w:r>
+      <w:r>
+        <w:rPr>
+          <w:lang w:val="en-US" w:eastAsia="es-ES"/>
+        </w:rPr>
+        <w:t xml:space="preserve"> (Ubuntu) terminals</w:t>
+      </w:r>
+      <w:r>
+        <w:rPr>
+          <w:lang w:val="en-US" w:eastAsia="es-ES"/>
+        </w:rPr>
+        <w:t xml:space="preserve"> in Windows.</w:t>
+      </w:r>
+    </w:p>
+    <w:p>
+      <w:pPr>
+        <w:jc w:val="both"/>
+        <w:rPr>
           <w:sz w:val="24"/>
           <w:szCs w:val="24"/>
           <w:lang w:val="en-US" w:eastAsia="es-ES"/>
@@ -530,6 +640,7 @@
           <w:szCs w:val="24"/>
           <w:lang w:val="en-US" w:eastAsia="es-ES"/>
         </w:rPr>
+        <w:lastRenderedPageBreak/>
         <w:t xml:space="preserve">Follow the instructions for “Linux” in </w:t>
       </w:r>
       <w:r>
@@ -574,7 +685,6 @@
           <w:szCs w:val="24"/>
           <w:lang w:val="en-US"/>
         </w:rPr>
-        <w:lastRenderedPageBreak/>
         <w:t xml:space="preserve">1.2. </w:t>
       </w:r>
       <w:r>
@@ -596,17 +706,8 @@
           <w:szCs w:val="24"/>
           <w:lang w:val="en-US"/>
         </w:rPr>
-        <w:t xml:space="preserve">wnload and Install </w:t>
-      </w:r>
-      <w:proofErr w:type="spellStart"/>
-      <w:r>
-        <w:rPr>
-          <w:szCs w:val="24"/>
-          <w:lang w:val="en-US"/>
-        </w:rPr>
-        <w:t>Miniconda</w:t>
-      </w:r>
-      <w:proofErr w:type="spellEnd"/>
+        <w:t>wnload and Install Miniconda</w:t>
+      </w:r>
       <w:r>
         <w:rPr>
           <w:szCs w:val="24"/>
@@ -643,23 +744,7 @@
           <w:szCs w:val="24"/>
           <w:lang w:val="en-US"/>
         </w:rPr>
-        <w:t>” and select your OS in the “</w:t>
-      </w:r>
-      <w:proofErr w:type="spellStart"/>
-      <w:r>
-        <w:rPr>
-          <w:szCs w:val="24"/>
-          <w:lang w:val="en-US"/>
-        </w:rPr>
-        <w:t>Quickstart</w:t>
-      </w:r>
-      <w:proofErr w:type="spellEnd"/>
-      <w:r>
-        <w:rPr>
-          <w:szCs w:val="24"/>
-          <w:lang w:val="en-US"/>
-        </w:rPr>
-        <w:t xml:space="preserve"> install instructions” tab:</w:t>
+        <w:t>” and select your OS in the “Quickstart install instructions” tab:</w:t>
       </w:r>
     </w:p>
     <w:p>
@@ -864,31 +949,7 @@
           <w:lang w:val="en-US" w:eastAsia="es-ES"/>
           <w14:ligatures w14:val="none"/>
         </w:rPr>
-        <w:t xml:space="preserve">During the </w:t>
-      </w:r>
-      <w:proofErr w:type="spellStart"/>
-      <w:r>
-        <w:rPr>
-          <w:rFonts w:eastAsia="Times New Roman" w:cs="Courier New"/>
-          <w:kern w:val="0"/>
-          <w:sz w:val="24"/>
-          <w:szCs w:val="24"/>
-          <w:lang w:val="en-US" w:eastAsia="es-ES"/>
-          <w14:ligatures w14:val="none"/>
-        </w:rPr>
-        <w:t>Miniconda</w:t>
-      </w:r>
-      <w:proofErr w:type="spellEnd"/>
-      <w:r>
-        <w:rPr>
-          <w:rFonts w:eastAsia="Times New Roman" w:cs="Courier New"/>
-          <w:kern w:val="0"/>
-          <w:sz w:val="24"/>
-          <w:szCs w:val="24"/>
-          <w:lang w:val="en-US" w:eastAsia="es-ES"/>
-          <w14:ligatures w14:val="none"/>
-        </w:rPr>
-        <w:t xml:space="preserve"> installation, if you get error messages like these:</w:t>
+        <w:t>During the Miniconda installation, if you get error messages like these:</w:t>
       </w:r>
     </w:p>
     <w:p>
@@ -916,44 +977,7 @@
           <w:lang w:val="en-US" w:eastAsia="es-ES"/>
           <w14:ligatures w14:val="none"/>
         </w:rPr>
-        <w:t>Invoke-</w:t>
-      </w:r>
-      <w:proofErr w:type="spellStart"/>
-      <w:proofErr w:type="gramStart"/>
-      <w:r>
-        <w:rPr>
-          <w:rFonts w:eastAsia="Times New Roman" w:cs="Courier New"/>
-          <w:kern w:val="0"/>
-          <w:sz w:val="24"/>
-          <w:szCs w:val="24"/>
-          <w:lang w:val="en-US" w:eastAsia="es-ES"/>
-          <w14:ligatures w14:val="none"/>
-        </w:rPr>
-        <w:t>WebRequest</w:t>
-      </w:r>
-      <w:proofErr w:type="spellEnd"/>
-      <w:r>
-        <w:rPr>
-          <w:rFonts w:eastAsia="Times New Roman" w:cs="Courier New"/>
-          <w:kern w:val="0"/>
-          <w:sz w:val="24"/>
-          <w:szCs w:val="24"/>
-          <w:lang w:val="en-US" w:eastAsia="es-ES"/>
-          <w14:ligatures w14:val="none"/>
-        </w:rPr>
-        <w:t xml:space="preserve"> :</w:t>
-      </w:r>
-      <w:proofErr w:type="gramEnd"/>
-      <w:r>
-        <w:rPr>
-          <w:rFonts w:eastAsia="Times New Roman" w:cs="Courier New"/>
-          <w:kern w:val="0"/>
-          <w:sz w:val="24"/>
-          <w:szCs w:val="24"/>
-          <w:lang w:val="en-US" w:eastAsia="es-ES"/>
-          <w14:ligatures w14:val="none"/>
-        </w:rPr>
-        <w:t xml:space="preserve"> Access to the path 'C:\windows\system32\Miniconda3-latest-Windows-x86_64.exe' is denied.</w:t>
+        <w:t>Invoke-WebRequest : Access to the path 'C:\windows\system32\Miniconda3-latest-Windows-x86_64.exe' is denied.</w:t>
       </w:r>
     </w:p>
     <w:p>
@@ -1009,79 +1033,7 @@
           <w:lang w:val="en-US" w:eastAsia="es-ES"/>
           <w14:ligatures w14:val="none"/>
         </w:rPr>
-        <w:t>+ Invoke-</w:t>
-      </w:r>
-      <w:proofErr w:type="spellStart"/>
-      <w:r>
-        <w:rPr>
-          <w:rFonts w:eastAsia="Times New Roman" w:cs="Courier New"/>
-          <w:kern w:val="0"/>
-          <w:sz w:val="24"/>
-          <w:szCs w:val="24"/>
-          <w:lang w:val="en-US" w:eastAsia="es-ES"/>
-          <w14:ligatures w14:val="none"/>
-        </w:rPr>
-        <w:t>WebRequest</w:t>
-      </w:r>
-      <w:proofErr w:type="spellEnd"/>
-      <w:r>
-        <w:rPr>
-          <w:rFonts w:eastAsia="Times New Roman" w:cs="Courier New"/>
-          <w:kern w:val="0"/>
-          <w:sz w:val="24"/>
-          <w:szCs w:val="24"/>
-          <w:lang w:val="en-US" w:eastAsia="es-ES"/>
-          <w14:ligatures w14:val="none"/>
-        </w:rPr>
-        <w:t xml:space="preserve"> -Uri "https://repo.anaconda.com/</w:t>
-      </w:r>
-      <w:proofErr w:type="spellStart"/>
-      <w:r>
-        <w:rPr>
-          <w:rFonts w:eastAsia="Times New Roman" w:cs="Courier New"/>
-          <w:kern w:val="0"/>
-          <w:sz w:val="24"/>
-          <w:szCs w:val="24"/>
-          <w:lang w:val="en-US" w:eastAsia="es-ES"/>
-          <w14:ligatures w14:val="none"/>
-        </w:rPr>
-        <w:t>miniconda</w:t>
-      </w:r>
-      <w:proofErr w:type="spellEnd"/>
-      <w:r>
-        <w:rPr>
-          <w:rFonts w:eastAsia="Times New Roman" w:cs="Courier New"/>
-          <w:kern w:val="0"/>
-          <w:sz w:val="24"/>
-          <w:szCs w:val="24"/>
-          <w:lang w:val="en-US" w:eastAsia="es-ES"/>
-          <w14:ligatures w14:val="none"/>
-        </w:rPr>
-        <w:t>/</w:t>
-      </w:r>
-      <w:proofErr w:type="spellStart"/>
-      <w:r>
-        <w:rPr>
-          <w:rFonts w:eastAsia="Times New Roman" w:cs="Courier New"/>
-          <w:kern w:val="0"/>
-          <w:sz w:val="24"/>
-          <w:szCs w:val="24"/>
-          <w:lang w:val="en-US" w:eastAsia="es-ES"/>
-          <w14:ligatures w14:val="none"/>
-        </w:rPr>
-        <w:t>Miniconda</w:t>
-      </w:r>
-      <w:proofErr w:type="spellEnd"/>
-      <w:r>
-        <w:rPr>
-          <w:rFonts w:eastAsia="Times New Roman" w:cs="Courier New"/>
-          <w:kern w:val="0"/>
-          <w:sz w:val="24"/>
-          <w:szCs w:val="24"/>
-          <w:lang w:val="en-US" w:eastAsia="es-ES"/>
-          <w14:ligatures w14:val="none"/>
-        </w:rPr>
-        <w:t xml:space="preserve"> ...</w:t>
+        <w:t>+ Invoke-WebRequest -Uri "https://repo.anaconda.com/miniconda/Miniconda ...</w:t>
       </w:r>
     </w:p>
     <w:p>
@@ -1137,93 +1089,8 @@
           <w:lang w:val="en-US" w:eastAsia="es-ES"/>
           <w14:ligatures w14:val="none"/>
         </w:rPr>
-        <w:t xml:space="preserve">    + CategoryInfo        </w:t>
-      </w:r>
-      <w:proofErr w:type="gramStart"/>
-      <w:r>
-        <w:rPr>
-          <w:rFonts w:eastAsia="Times New Roman" w:cs="Courier New"/>
-          <w:kern w:val="0"/>
-          <w:sz w:val="24"/>
-          <w:szCs w:val="24"/>
-          <w:lang w:val="en-US" w:eastAsia="es-ES"/>
-          <w14:ligatures w14:val="none"/>
-        </w:rPr>
-        <w:t xml:space="preserve">  :</w:t>
-      </w:r>
-      <w:proofErr w:type="gramEnd"/>
-      <w:r>
-        <w:rPr>
-          <w:rFonts w:eastAsia="Times New Roman" w:cs="Courier New"/>
-          <w:kern w:val="0"/>
-          <w:sz w:val="24"/>
-          <w:szCs w:val="24"/>
-          <w:lang w:val="en-US" w:eastAsia="es-ES"/>
-          <w14:ligatures w14:val="none"/>
-        </w:rPr>
-        <w:t xml:space="preserve"> </w:t>
-      </w:r>
-      <w:proofErr w:type="spellStart"/>
-      <w:r>
-        <w:rPr>
-          <w:rFonts w:eastAsia="Times New Roman" w:cs="Courier New"/>
-          <w:kern w:val="0"/>
-          <w:sz w:val="24"/>
-          <w:szCs w:val="24"/>
-          <w:lang w:val="en-US" w:eastAsia="es-ES"/>
-          <w14:ligatures w14:val="none"/>
-        </w:rPr>
-        <w:t>NotSpecified</w:t>
-      </w:r>
-      <w:proofErr w:type="spellEnd"/>
-      <w:r>
-        <w:rPr>
-          <w:rFonts w:eastAsia="Times New Roman" w:cs="Courier New"/>
-          <w:kern w:val="0"/>
-          <w:sz w:val="24"/>
-          <w:szCs w:val="24"/>
-          <w:lang w:val="en-US" w:eastAsia="es-ES"/>
-          <w14:ligatures w14:val="none"/>
-        </w:rPr>
-        <w:t>: (:) [Invoke-</w:t>
-      </w:r>
-      <w:proofErr w:type="spellStart"/>
-      <w:r>
-        <w:rPr>
-          <w:rFonts w:eastAsia="Times New Roman" w:cs="Courier New"/>
-          <w:kern w:val="0"/>
-          <w:sz w:val="24"/>
-          <w:szCs w:val="24"/>
-          <w:lang w:val="en-US" w:eastAsia="es-ES"/>
-          <w14:ligatures w14:val="none"/>
-        </w:rPr>
-        <w:t>WebRequest</w:t>
-      </w:r>
-      <w:proofErr w:type="spellEnd"/>
-      <w:r>
-        <w:rPr>
-          <w:rFonts w:eastAsia="Times New Roman" w:cs="Courier New"/>
-          <w:kern w:val="0"/>
-          <w:sz w:val="24"/>
-          <w:szCs w:val="24"/>
-          <w:lang w:val="en-US" w:eastAsia="es-ES"/>
-          <w14:ligatures w14:val="none"/>
-        </w:rPr>
-        <w:t xml:space="preserve">], </w:t>
-      </w:r>
-      <w:proofErr w:type="spellStart"/>
-      <w:r>
-        <w:rPr>
-          <w:rFonts w:eastAsia="Times New Roman" w:cs="Courier New"/>
-          <w:kern w:val="0"/>
-          <w:sz w:val="24"/>
-          <w:szCs w:val="24"/>
-          <w:lang w:val="en-US" w:eastAsia="es-ES"/>
-          <w14:ligatures w14:val="none"/>
-        </w:rPr>
-        <w:t>UnauthorizedAccessException</w:t>
-      </w:r>
-      <w:proofErr w:type="spellEnd"/>
+        <w:t xml:space="preserve">    + CategoryInfo          : NotSpecified: (:) [Invoke-WebRequest], UnauthorizedAccessException</w:t>
+      </w:r>
     </w:p>
     <w:p>
       <w:pPr>
@@ -1251,68 +1118,8 @@
           <w:lang w:val="en-US" w:eastAsia="es-ES"/>
           <w14:ligatures w14:val="none"/>
         </w:rPr>
-        <w:t xml:space="preserve">    + </w:t>
-      </w:r>
-      <w:proofErr w:type="spellStart"/>
-      <w:proofErr w:type="gramStart"/>
-      <w:r>
-        <w:rPr>
-          <w:rFonts w:eastAsia="Times New Roman" w:cs="Courier New"/>
-          <w:kern w:val="0"/>
-          <w:sz w:val="24"/>
-          <w:szCs w:val="24"/>
-          <w:lang w:val="en-US" w:eastAsia="es-ES"/>
-          <w14:ligatures w14:val="none"/>
-        </w:rPr>
-        <w:t>FullyQualifiedErrorId</w:t>
-      </w:r>
-      <w:proofErr w:type="spellEnd"/>
-      <w:r>
-        <w:rPr>
-          <w:rFonts w:eastAsia="Times New Roman" w:cs="Courier New"/>
-          <w:kern w:val="0"/>
-          <w:sz w:val="24"/>
-          <w:szCs w:val="24"/>
-          <w:lang w:val="en-US" w:eastAsia="es-ES"/>
-          <w14:ligatures w14:val="none"/>
-        </w:rPr>
-        <w:t xml:space="preserve"> :</w:t>
-      </w:r>
-      <w:proofErr w:type="gramEnd"/>
-      <w:r>
-        <w:rPr>
-          <w:rFonts w:eastAsia="Times New Roman" w:cs="Courier New"/>
-          <w:kern w:val="0"/>
-          <w:sz w:val="24"/>
-          <w:szCs w:val="24"/>
-          <w:lang w:val="en-US" w:eastAsia="es-ES"/>
-          <w14:ligatures w14:val="none"/>
-        </w:rPr>
-        <w:t xml:space="preserve"> </w:t>
-      </w:r>
-      <w:proofErr w:type="gramStart"/>
-      <w:r>
-        <w:rPr>
-          <w:rFonts w:eastAsia="Times New Roman" w:cs="Courier New"/>
-          <w:kern w:val="0"/>
-          <w:sz w:val="24"/>
-          <w:szCs w:val="24"/>
-          <w:lang w:val="en-US" w:eastAsia="es-ES"/>
-          <w14:ligatures w14:val="none"/>
-        </w:rPr>
-        <w:t>System.UnauthorizedAccessException,Microsoft.PowerShell</w:t>
-      </w:r>
-      <w:proofErr w:type="gramEnd"/>
-      <w:r>
-        <w:rPr>
-          <w:rFonts w:eastAsia="Times New Roman" w:cs="Courier New"/>
-          <w:kern w:val="0"/>
-          <w:sz w:val="24"/>
-          <w:szCs w:val="24"/>
-          <w:lang w:val="en-US" w:eastAsia="es-ES"/>
-          <w14:ligatures w14:val="none"/>
-        </w:rPr>
-        <w:t>.Commands.InvokeWebRequestCommand</w:t>
+        <w:lastRenderedPageBreak/>
+        <w:t xml:space="preserve">    + FullyQualifiedErrorId : System.UnauthorizedAccessException,Microsoft.PowerShell.Commands.InvokeWebRequestCommand</w:t>
       </w:r>
     </w:p>
     <w:p>
@@ -1339,7 +1146,6 @@
           <w:lang w:val="en-US" w:eastAsia="es-ES"/>
           <w14:ligatures w14:val="none"/>
         </w:rPr>
-        <w:lastRenderedPageBreak/>
         <w:t>You need to run this command on the PowerShell terminal:</w:t>
       </w:r>
     </w:p>
@@ -1395,31 +1201,7 @@
           <w:lang w:val="en-US" w:eastAsia="es-ES"/>
           <w14:ligatures w14:val="none"/>
         </w:rPr>
-        <w:t xml:space="preserve">and then try again with the commands suggested in the </w:t>
-      </w:r>
-      <w:proofErr w:type="spellStart"/>
-      <w:r>
-        <w:rPr>
-          <w:rFonts w:eastAsia="Times New Roman" w:cs="Courier New"/>
-          <w:kern w:val="0"/>
-          <w:sz w:val="24"/>
-          <w:szCs w:val="24"/>
-          <w:lang w:val="en-US" w:eastAsia="es-ES"/>
-          <w14:ligatures w14:val="none"/>
-        </w:rPr>
-        <w:t>miniconda</w:t>
-      </w:r>
-      <w:proofErr w:type="spellEnd"/>
-      <w:r>
-        <w:rPr>
-          <w:rFonts w:eastAsia="Times New Roman" w:cs="Courier New"/>
-          <w:kern w:val="0"/>
-          <w:sz w:val="24"/>
-          <w:szCs w:val="24"/>
-          <w:lang w:val="en-US" w:eastAsia="es-ES"/>
-          <w14:ligatures w14:val="none"/>
-        </w:rPr>
-        <w:t xml:space="preserve"> webpage</w:t>
+        <w:t>and then try again with the commands suggested in the miniconda webpage</w:t>
       </w:r>
       <w:r>
         <w:rPr>
@@ -1720,7 +1502,6 @@
           <w:lang w:val="en-US"/>
         </w:rPr>
       </w:pPr>
-      <w:proofErr w:type="spellStart"/>
       <w:r>
         <w:rPr>
           <w:b/>
@@ -1731,7 +1512,6 @@
         </w:rPr>
         <w:t>Jupyter</w:t>
       </w:r>
-      <w:proofErr w:type="spellEnd"/>
     </w:p>
     <w:p>
       <w:pPr>
@@ -2121,6 +1901,7 @@
           <w:szCs w:val="24"/>
           <w:u w:val="single"/>
         </w:rPr>
+        <w:lastRenderedPageBreak/>
         <w:t>Good:</w:t>
       </w:r>
       <w:r>
@@ -2191,7 +1972,6 @@
           <w:szCs w:val="24"/>
           <w:lang w:val="en-US"/>
         </w:rPr>
-        <w:lastRenderedPageBreak/>
         <w:t>3</w:t>
       </w:r>
       <w:r>
@@ -2376,25 +2156,7 @@
           <w:szCs w:val="24"/>
           <w:lang w:val="en-US"/>
         </w:rPr>
-        <w:t xml:space="preserve">4.1.A. Windows: after installing </w:t>
-      </w:r>
-      <w:proofErr w:type="spellStart"/>
-      <w:r>
-        <w:rPr>
-          <w:sz w:val="24"/>
-          <w:szCs w:val="24"/>
-          <w:lang w:val="en-US"/>
-        </w:rPr>
-        <w:t>Miniconda</w:t>
-      </w:r>
-      <w:proofErr w:type="spellEnd"/>
-      <w:r>
-        <w:rPr>
-          <w:sz w:val="24"/>
-          <w:szCs w:val="24"/>
-          <w:lang w:val="en-US"/>
-        </w:rPr>
-        <w:t xml:space="preserve"> (Step 1.2), you can now open an “Anaconda prompt”. Look for this tool in your applications an</w:t>
+        <w:t>4.1.A. Windows: after installing Miniconda (Step 1.2), you can now open an “Anaconda prompt”. Look for this tool in your applications an</w:t>
       </w:r>
       <w:r>
         <w:rPr>
@@ -2540,17 +2302,8 @@
           <w:szCs w:val="24"/>
           <w:lang w:val="en-US"/>
         </w:rPr>
-        <w:t>Prerequisites/</w:t>
-      </w:r>
-      <w:proofErr w:type="spellStart"/>
-      <w:r>
-        <w:rPr>
-          <w:szCs w:val="24"/>
-          <w:lang w:val="en-US"/>
-        </w:rPr>
-        <w:t>Setup_and_testing</w:t>
-      </w:r>
-      <w:proofErr w:type="spellEnd"/>
+        <w:t>Prerequisites/Setup_and_testing</w:t>
+      </w:r>
       <w:r>
         <w:rPr>
           <w:szCs w:val="24"/>
@@ -2591,17 +2344,8 @@
           <w:szCs w:val="24"/>
           <w:lang w:val="en-US"/>
         </w:rPr>
-        <w:t>Prerequisites/</w:t>
-      </w:r>
-      <w:proofErr w:type="spellStart"/>
-      <w:r>
-        <w:rPr>
-          <w:szCs w:val="24"/>
-          <w:lang w:val="en-US"/>
-        </w:rPr>
-        <w:t>Setup_and_testing</w:t>
-      </w:r>
-      <w:proofErr w:type="spellEnd"/>
+        <w:t>Prerequisites/Setup_and_testing</w:t>
+      </w:r>
       <w:r>
         <w:rPr>
           <w:szCs w:val="24"/>
@@ -2797,25 +2541,7 @@
           <w:szCs w:val="24"/>
           <w:lang w:val="en-US"/>
         </w:rPr>
-        <w:t>our terminal should be in the “</w:t>
-      </w:r>
-      <w:proofErr w:type="spellStart"/>
-      <w:r>
-        <w:rPr>
-          <w:sz w:val="24"/>
-          <w:szCs w:val="24"/>
-          <w:lang w:val="en-US"/>
-        </w:rPr>
-        <w:t>Setup_and_testing</w:t>
-      </w:r>
-      <w:proofErr w:type="spellEnd"/>
-      <w:r>
-        <w:rPr>
-          <w:sz w:val="24"/>
-          <w:szCs w:val="24"/>
-          <w:lang w:val="en-US"/>
-        </w:rPr>
-        <w:t>” folder. Y</w:t>
+        <w:t>our terminal should be in the “Setup_and_testing” folder. Y</w:t>
       </w:r>
       <w:r>
         <w:rPr>
@@ -2940,6 +2666,276 @@
     </w:p>
     <w:p>
       <w:pPr>
+        <w:jc w:val="both"/>
+        <w:rPr>
+          <w:sz w:val="24"/>
+          <w:szCs w:val="24"/>
+          <w:lang w:val="en-US"/>
+        </w:rPr>
+      </w:pPr>
+      <w:r>
+        <w:rPr>
+          <w:sz w:val="24"/>
+          <w:szCs w:val="24"/>
+          <w:lang w:val="en-US"/>
+        </w:rPr>
+        <w:t>4.2.</w:t>
+      </w:r>
+      <w:r>
+        <w:rPr>
+          <w:sz w:val="24"/>
+          <w:szCs w:val="24"/>
+          <w:lang w:val="en-US"/>
+        </w:rPr>
+        <w:t>2</w:t>
+      </w:r>
+      <w:r>
+        <w:rPr>
+          <w:sz w:val="24"/>
+          <w:szCs w:val="24"/>
+          <w:lang w:val="en-US"/>
+        </w:rPr>
+        <w:t xml:space="preserve">. </w:t>
+      </w:r>
+      <w:r>
+        <w:rPr>
+          <w:sz w:val="24"/>
+          <w:szCs w:val="24"/>
+          <w:lang w:val="en-US"/>
+        </w:rPr>
+        <w:t>Make sure that you don’t have any previous environments with the same names as those to install (i.e., cheminf, baybe, chemtorch, etc.). For this, execute:</w:t>
+      </w:r>
+    </w:p>
+    <w:p>
+      <w:pPr>
+        <w:shd w:val="clear" w:color="auto" w:fill="E8E8E8" w:themeFill="background2"/>
+        <w:jc w:val="both"/>
+        <w:rPr>
+          <w:sz w:val="24"/>
+          <w:szCs w:val="24"/>
+          <w:lang w:val="en-US"/>
+        </w:rPr>
+      </w:pPr>
+      <w:r>
+        <w:rPr>
+          <w:sz w:val="24"/>
+          <w:szCs w:val="24"/>
+          <w:lang w:val="en-US"/>
+        </w:rPr>
+        <w:t>conda env list</w:t>
+      </w:r>
+    </w:p>
+    <w:p>
+      <w:pPr>
+        <w:jc w:val="both"/>
+        <w:rPr>
+          <w:sz w:val="24"/>
+          <w:szCs w:val="24"/>
+          <w:lang w:val="en-US"/>
+        </w:rPr>
+      </w:pPr>
+      <w:r>
+        <w:rPr>
+          <w:sz w:val="24"/>
+          <w:szCs w:val="24"/>
+          <w:lang w:val="en-US"/>
+        </w:rPr>
+        <w:t>and check on the list (image below, red rectangle).</w:t>
+      </w:r>
+    </w:p>
+    <w:p>
+      <w:pPr>
+        <w:jc w:val="both"/>
+        <w:rPr>
+          <w:sz w:val="24"/>
+          <w:szCs w:val="24"/>
+          <w:lang w:val="en-US"/>
+        </w:rPr>
+      </w:pPr>
+      <w:r>
+        <w:rPr>
+          <w:noProof/>
+          <w:sz w:val="24"/>
+          <w:szCs w:val="24"/>
+          <w:lang w:val="en-US"/>
+        </w:rPr>
+        <w:drawing>
+          <wp:inline distT="0" distB="0" distL="0" distR="0" wp14:anchorId="514B18A8" wp14:editId="1C5B09D9">
+            <wp:extent cx="2588853" cy="1630680"/>
+            <wp:effectExtent l="0" t="0" r="2540" b="7620"/>
+            <wp:docPr id="265901059" name="Picture 2"/>
+            <wp:cNvGraphicFramePr>
+              <a:graphicFrameLocks xmlns:a="http://schemas.openxmlformats.org/drawingml/2006/main" noChangeAspect="1"/>
+            </wp:cNvGraphicFramePr>
+            <a:graphic xmlns:a="http://schemas.openxmlformats.org/drawingml/2006/main">
+              <a:graphicData uri="http://schemas.openxmlformats.org/drawingml/2006/picture">
+                <pic:pic xmlns:pic="http://schemas.openxmlformats.org/drawingml/2006/picture">
+                  <pic:nvPicPr>
+                    <pic:cNvPr id="0" name="Picture 1"/>
+                    <pic:cNvPicPr>
+                      <a:picLocks noChangeAspect="1" noChangeArrowheads="1"/>
+                    </pic:cNvPicPr>
+                  </pic:nvPicPr>
+                  <pic:blipFill>
+                    <a:blip r:embed="rId13">
+                      <a:extLst>
+                        <a:ext uri="{28A0092B-C50C-407E-A947-70E740481C1C}">
+                          <a14:useLocalDpi xmlns:a14="http://schemas.microsoft.com/office/drawing/2010/main" val="0"/>
+                        </a:ext>
+                      </a:extLst>
+                    </a:blip>
+                    <a:srcRect/>
+                    <a:stretch>
+                      <a:fillRect/>
+                    </a:stretch>
+                  </pic:blipFill>
+                  <pic:spPr bwMode="auto">
+                    <a:xfrm>
+                      <a:off x="0" y="0"/>
+                      <a:ext cx="2591729" cy="1632491"/>
+                    </a:xfrm>
+                    <a:prstGeom prst="rect">
+                      <a:avLst/>
+                    </a:prstGeom>
+                    <a:noFill/>
+                    <a:ln>
+                      <a:noFill/>
+                    </a:ln>
+                  </pic:spPr>
+                </pic:pic>
+              </a:graphicData>
+            </a:graphic>
+          </wp:inline>
+        </w:drawing>
+      </w:r>
+    </w:p>
+    <w:p>
+      <w:pPr>
+        <w:jc w:val="both"/>
+        <w:rPr>
+          <w:sz w:val="24"/>
+          <w:szCs w:val="24"/>
+          <w:lang w:val="en-US"/>
+        </w:rPr>
+      </w:pPr>
+      <w:r>
+        <w:rPr>
+          <w:sz w:val="24"/>
+          <w:szCs w:val="24"/>
+          <w:lang w:val="en-US"/>
+        </w:rPr>
+        <w:t>If you have environments with the same names, remove them before attempting to install the environments from points 4.2.3 and 4.2.4. To remove environments, use the following command:</w:t>
+      </w:r>
+    </w:p>
+    <w:p>
+      <w:pPr>
+        <w:shd w:val="clear" w:color="auto" w:fill="E8E8E8" w:themeFill="background2"/>
+        <w:jc w:val="both"/>
+        <w:rPr>
+          <w:sz w:val="24"/>
+          <w:szCs w:val="24"/>
+          <w:lang w:val="es-ES"/>
+        </w:rPr>
+      </w:pPr>
+      <w:r>
+        <w:rPr>
+          <w:sz w:val="24"/>
+          <w:szCs w:val="24"/>
+          <w:lang w:val="es-ES"/>
+        </w:rPr>
+        <w:t xml:space="preserve">conda env remove -y -n </w:t>
+      </w:r>
+      <w:r>
+        <w:rPr>
+          <w:color w:val="C00000"/>
+          <w:sz w:val="24"/>
+          <w:szCs w:val="24"/>
+          <w:lang w:val="es-ES"/>
+        </w:rPr>
+        <w:t>ENVIRONMENT</w:t>
+      </w:r>
+    </w:p>
+    <w:p>
+      <w:pPr>
+        <w:jc w:val="both"/>
+        <w:rPr>
+          <w:sz w:val="24"/>
+          <w:szCs w:val="24"/>
+          <w:lang w:val="en-GB"/>
+        </w:rPr>
+      </w:pPr>
+      <w:r>
+        <w:rPr>
+          <w:sz w:val="24"/>
+          <w:szCs w:val="24"/>
+          <w:lang w:val="en-GB"/>
+        </w:rPr>
+        <w:t>**</w:t>
+      </w:r>
+      <w:r>
+        <w:rPr>
+          <w:sz w:val="24"/>
+          <w:szCs w:val="24"/>
+          <w:lang w:val="en-GB"/>
+        </w:rPr>
+        <w:t>B</w:t>
+      </w:r>
+      <w:r>
+        <w:rPr>
+          <w:sz w:val="24"/>
+          <w:szCs w:val="24"/>
+          <w:lang w:val="en-GB"/>
+        </w:rPr>
+        <w:t>ut first, replace ENVIRONMENT f</w:t>
+      </w:r>
+      <w:r>
+        <w:rPr>
+          <w:sz w:val="24"/>
+          <w:szCs w:val="24"/>
+          <w:lang w:val="en-GB"/>
+        </w:rPr>
+        <w:t>or the name of the environment to remove, for example, the following command removes the cheminf environment:</w:t>
+      </w:r>
+    </w:p>
+    <w:p>
+      <w:pPr>
+        <w:shd w:val="clear" w:color="auto" w:fill="E8E8E8" w:themeFill="background2"/>
+        <w:jc w:val="both"/>
+        <w:rPr>
+          <w:sz w:val="24"/>
+          <w:szCs w:val="24"/>
+          <w:lang w:val="es-ES"/>
+        </w:rPr>
+      </w:pPr>
+      <w:r>
+        <w:rPr>
+          <w:sz w:val="24"/>
+          <w:szCs w:val="24"/>
+          <w:lang w:val="es-ES"/>
+        </w:rPr>
+        <w:t xml:space="preserve">conda env remove -y -n </w:t>
+      </w:r>
+      <w:r>
+        <w:rPr>
+          <w:sz w:val="24"/>
+          <w:szCs w:val="24"/>
+          <w:lang w:val="es-ES"/>
+        </w:rPr>
+        <w:t>cheminf</w:t>
+      </w:r>
+    </w:p>
+    <w:p>
+      <w:pPr>
+        <w:jc w:val="both"/>
+        <w:rPr>
+          <w:sz w:val="24"/>
+          <w:szCs w:val="24"/>
+          <w:lang w:val="es-ES"/>
+        </w:rPr>
+      </w:pPr>
+    </w:p>
+    <w:p>
+      <w:pPr>
         <w:pStyle w:val="Heading3"/>
         <w:jc w:val="both"/>
         <w:rPr>
@@ -2952,7 +2948,21 @@
           <w:szCs w:val="24"/>
           <w:lang w:val="en-US"/>
         </w:rPr>
-        <w:t xml:space="preserve">4.2.2. </w:t>
+        <w:t>4.2.</w:t>
+      </w:r>
+      <w:r>
+        <w:rPr>
+          <w:szCs w:val="24"/>
+          <w:lang w:val="en-US"/>
+        </w:rPr>
+        <w:t>3</w:t>
+      </w:r>
+      <w:r>
+        <w:rPr>
+          <w:szCs w:val="24"/>
+          <w:lang w:val="en-US"/>
+        </w:rPr>
+        <w:t xml:space="preserve">. </w:t>
       </w:r>
       <w:r>
         <w:rPr>
@@ -3007,16 +3017,7 @@
           <w:szCs w:val="24"/>
           <w:lang w:val="en-US"/>
         </w:rPr>
-        <w:t>env4camlc_</w:t>
-      </w:r>
-      <w:proofErr w:type="gramStart"/>
-      <w:r>
-        <w:rPr>
-          <w:sz w:val="24"/>
-          <w:szCs w:val="24"/>
-          <w:lang w:val="en-US"/>
-        </w:rPr>
-        <w:t>chem</w:t>
+        <w:t>env4camlc_chem</w:t>
       </w:r>
       <w:r>
         <w:rPr>
@@ -3034,7 +3035,6 @@
         </w:rPr>
         <w:t>.yaml</w:t>
       </w:r>
-      <w:proofErr w:type="gramEnd"/>
     </w:p>
     <w:p>
       <w:pPr>
@@ -3060,16 +3060,7 @@
           <w:szCs w:val="24"/>
           <w:lang w:val="en-US"/>
         </w:rPr>
-        <w:t>env4camlc_</w:t>
-      </w:r>
-      <w:proofErr w:type="gramStart"/>
-      <w:r>
-        <w:rPr>
-          <w:sz w:val="24"/>
-          <w:szCs w:val="24"/>
-          <w:lang w:val="en-US"/>
-        </w:rPr>
-        <w:t>baybe</w:t>
+        <w:t>env4camlc_baybe</w:t>
       </w:r>
       <w:r>
         <w:rPr>
@@ -3079,7 +3070,6 @@
         </w:rPr>
         <w:t>.yaml</w:t>
       </w:r>
-      <w:proofErr w:type="gramEnd"/>
     </w:p>
     <w:p>
       <w:pPr>
@@ -3105,7 +3095,21 @@
           <w:sz w:val="24"/>
           <w:szCs w:val="24"/>
         </w:rPr>
-        <w:t xml:space="preserve">4.2.3. </w:t>
+        <w:t>4.2.</w:t>
+      </w:r>
+      <w:r>
+        <w:rPr>
+          <w:sz w:val="24"/>
+          <w:szCs w:val="24"/>
+        </w:rPr>
+        <w:t>4</w:t>
+      </w:r>
+      <w:r>
+        <w:rPr>
+          <w:sz w:val="24"/>
+          <w:szCs w:val="24"/>
+        </w:rPr>
+        <w:t xml:space="preserve">. </w:t>
       </w:r>
       <w:r>
         <w:rPr>
@@ -3183,6 +3187,7 @@
         <w:rPr>
           <w:lang w:val="en-US" w:eastAsia="es-ES"/>
         </w:rPr>
+        <w:lastRenderedPageBreak/>
         <w:t>Windows</w:t>
       </w:r>
     </w:p>
@@ -3322,23 +3327,13 @@
           <w:szCs w:val="24"/>
         </w:rPr>
       </w:pPr>
-      <w:proofErr w:type="spellStart"/>
       <w:r>
         <w:rPr>
           <w:sz w:val="24"/>
           <w:szCs w:val="24"/>
           <w:lang w:val="es-ES"/>
         </w:rPr>
-        <w:t>chmod</w:t>
-      </w:r>
-      <w:proofErr w:type="spellEnd"/>
-      <w:r>
-        <w:rPr>
-          <w:sz w:val="24"/>
-          <w:szCs w:val="24"/>
-          <w:lang w:val="es-ES"/>
-        </w:rPr>
-        <w:t xml:space="preserve"> +x envrun_laplaza_linuxmac.sh</w:t>
+        <w:t>chmod +x envrun_laplaza_linuxmac.sh</w:t>
       </w:r>
     </w:p>
     <w:p>
@@ -3500,26 +3495,7 @@
           <w:szCs w:val="24"/>
           <w:lang w:val="en-US"/>
         </w:rPr>
-        <w:lastRenderedPageBreak/>
-        <w:t>Open, using VSC, the “check_workshop_</w:t>
-      </w:r>
-      <w:proofErr w:type="gramStart"/>
-      <w:r>
-        <w:rPr>
-          <w:sz w:val="24"/>
-          <w:szCs w:val="24"/>
-          <w:lang w:val="en-US"/>
-        </w:rPr>
-        <w:t>envs.ipynb</w:t>
-      </w:r>
-      <w:proofErr w:type="gramEnd"/>
-      <w:r>
-        <w:rPr>
-          <w:sz w:val="24"/>
-          <w:szCs w:val="24"/>
-          <w:lang w:val="en-US"/>
-        </w:rPr>
-        <w:t>” Jupyter Notebook unzipped from the previous step (in the “ML_course/Prerequisites/Setup_and_testing” folder).</w:t>
+        <w:t>Open, using VSC, the “check_workshop_envs.ipynb” Jupyter Notebook unzipped from the previous step (in the “ML_course/Prerequisites/Setup_and_testing” folder).</w:t>
       </w:r>
     </w:p>
     <w:p>
@@ -3668,6 +3644,7 @@
           <w:sz w:val="24"/>
           <w:szCs w:val="24"/>
         </w:rPr>
+        <w:lastRenderedPageBreak/>
         <w:drawing>
           <wp:inline distT="0" distB="0" distL="0" distR="0" wp14:anchorId="46008A55" wp14:editId="05648E6D">
             <wp:extent cx="4377565" cy="1661160"/>
@@ -3686,7 +3663,7 @@
                     </pic:cNvPicPr>
                   </pic:nvPicPr>
                   <pic:blipFill rotWithShape="1">
-                    <a:blip r:embed="rId13">
+                    <a:blip r:embed="rId14">
                       <a:extLst>
                         <a:ext uri="{28A0092B-C50C-407E-A947-70E740481C1C}">
                           <a14:useLocalDpi xmlns:a14="http://schemas.microsoft.com/office/drawing/2010/main" val="0"/>
@@ -3757,7 +3734,7 @@
                     <pic:cNvPicPr/>
                   </pic:nvPicPr>
                   <pic:blipFill>
-                    <a:blip r:embed="rId14">
+                    <a:blip r:embed="rId15">
                       <a:extLst>
                         <a:ext uri="{28A0092B-C50C-407E-A947-70E740481C1C}">
                           <a14:useLocalDpi xmlns:a14="http://schemas.microsoft.com/office/drawing/2010/main" val="0"/>
@@ -3919,7 +3896,7 @@
                           </pic:cNvPicPr>
                         </pic:nvPicPr>
                         <pic:blipFill>
-                          <a:blip r:embed="rId15"/>
+                          <a:blip r:embed="rId16"/>
                           <a:stretch>
                             <a:fillRect/>
                           </a:stretch>
@@ -3976,7 +3953,7 @@
               </wp:inline>
             </w:drawing>
           </mc:Choice>
-          <mc:Fallback xmlns:a="http://schemas.openxmlformats.org/drawingml/2006/main" xmlns:pic="http://schemas.openxmlformats.org/drawingml/2006/picture" xmlns:a14="http://schemas.microsoft.com/office/drawing/2010/main"/>
+          <mc:Fallback xmlns:a14="http://schemas.microsoft.com/office/drawing/2010/main" xmlns:pic="http://schemas.openxmlformats.org/drawingml/2006/picture" xmlns:a="http://schemas.openxmlformats.org/drawingml/2006/main"/>
         </mc:AlternateContent>
       </w:r>
     </w:p>
@@ -4047,7 +4024,6 @@
           <w:szCs w:val="24"/>
           <w:lang w:val="en-US"/>
         </w:rPr>
-        <w:lastRenderedPageBreak/>
         <w:t>5.</w:t>
       </w:r>
       <w:r>
@@ -4143,33 +4119,29 @@
         </w:rPr>
         <w:t>“</w:t>
       </w:r>
-      <w:proofErr w:type="spellStart"/>
       <w:r>
         <w:rPr>
           <w:rFonts w:ascii="Aptos" w:eastAsia="Aptos" w:hAnsi="Aptos" w:cs="Aptos"/>
           <w:szCs w:val="24"/>
           <w:lang w:val="en-US"/>
         </w:rPr>
-        <w:t>check_workshop_</w:t>
-      </w:r>
-      <w:proofErr w:type="gramStart"/>
+        <w:t>check_workshop_envs.ipynb</w:t>
+      </w:r>
       <w:r>
         <w:rPr>
           <w:rFonts w:ascii="Aptos" w:eastAsia="Aptos" w:hAnsi="Aptos" w:cs="Aptos"/>
           <w:szCs w:val="24"/>
           <w:lang w:val="en-US"/>
         </w:rPr>
-        <w:t>envs.ipynb</w:t>
-      </w:r>
-      <w:proofErr w:type="spellEnd"/>
-      <w:proofErr w:type="gramEnd"/>
+        <w:t>”</w:t>
+      </w:r>
       <w:r>
         <w:rPr>
           <w:rFonts w:ascii="Aptos" w:eastAsia="Aptos" w:hAnsi="Aptos" w:cs="Aptos"/>
           <w:szCs w:val="24"/>
           <w:lang w:val="en-US"/>
         </w:rPr>
-        <w:t>”</w:t>
+        <w:t xml:space="preserve">, </w:t>
       </w:r>
       <w:r>
         <w:rPr>
@@ -4177,7 +4149,7 @@
           <w:szCs w:val="24"/>
           <w:lang w:val="en-US"/>
         </w:rPr>
-        <w:t xml:space="preserve">, </w:t>
+        <w:t xml:space="preserve">you see </w:t>
       </w:r>
       <w:r>
         <w:rPr>
@@ -4185,7 +4157,7 @@
           <w:szCs w:val="24"/>
           <w:lang w:val="en-US"/>
         </w:rPr>
-        <w:t xml:space="preserve">you see </w:t>
+        <w:t>the message</w:t>
       </w:r>
       <w:r>
         <w:rPr>
@@ -4193,53 +4165,25 @@
           <w:szCs w:val="24"/>
           <w:lang w:val="en-US"/>
         </w:rPr>
-        <w:t>the message</w:t>
-      </w:r>
+        <w:t>:</w:t>
+      </w:r>
+    </w:p>
+    <w:p>
+      <w:pPr>
+        <w:spacing w:before="240" w:after="240"/>
+        <w:rPr>
+          <w:sz w:val="24"/>
+          <w:szCs w:val="24"/>
+        </w:rPr>
+      </w:pPr>
       <w:r>
         <w:rPr>
           <w:rFonts w:ascii="Aptos" w:eastAsia="Aptos" w:hAnsi="Aptos" w:cs="Aptos"/>
-          <w:szCs w:val="24"/>
-          <w:lang w:val="en-US"/>
-        </w:rPr>
-        <w:t>:</w:t>
-      </w:r>
-    </w:p>
-    <w:p>
-      <w:pPr>
-        <w:spacing w:before="240" w:after="240"/>
-        <w:rPr>
-          <w:sz w:val="24"/>
-          <w:szCs w:val="24"/>
-        </w:rPr>
-      </w:pPr>
-      <w:r>
-        <w:rPr>
-          <w:rFonts w:ascii="Aptos" w:eastAsia="Aptos" w:hAnsi="Aptos" w:cs="Aptos"/>
-          <w:sz w:val="24"/>
-          <w:szCs w:val="24"/>
-          <w:lang w:val="en-US"/>
-        </w:rPr>
-        <w:t xml:space="preserve">“Dependency </w:t>
-      </w:r>
-      <w:proofErr w:type="gramStart"/>
-      <w:r>
-        <w:rPr>
-          <w:rFonts w:ascii="Aptos" w:eastAsia="Aptos" w:hAnsi="Aptos" w:cs="Aptos"/>
-          <w:sz w:val="24"/>
-          <w:szCs w:val="24"/>
-          <w:lang w:val="en-US"/>
-        </w:rPr>
-        <w:t>check</w:t>
-      </w:r>
-      <w:proofErr w:type="gramEnd"/>
-      <w:r>
-        <w:rPr>
-          <w:rFonts w:ascii="Aptos" w:eastAsia="Aptos" w:hAnsi="Aptos" w:cs="Aptos"/>
-          <w:sz w:val="24"/>
-          <w:szCs w:val="24"/>
-          <w:lang w:val="en-US"/>
-        </w:rPr>
-        <w:t xml:space="preserve"> failed! No module named ‘</w:t>
+          <w:sz w:val="24"/>
+          <w:szCs w:val="24"/>
+          <w:lang w:val="en-US"/>
+        </w:rPr>
+        <w:t>“Dependency check failed! No module named ‘</w:t>
       </w:r>
       <w:r>
         <w:rPr>
@@ -4364,7 +4308,7 @@
                     <pic:cNvPicPr/>
                   </pic:nvPicPr>
                   <pic:blipFill>
-                    <a:blip r:embed="rId16" cstate="print">
+                    <a:blip r:embed="rId17" cstate="print">
                       <a:extLst>
                         <a:ext uri="{28A0092B-C50C-407E-A947-70E740481C1C}">
                           <a14:useLocalDpi xmlns:a14="http://schemas.microsoft.com/office/drawing/2010/main" val="0"/>
@@ -4457,51 +4401,15 @@
           <w:szCs w:val="24"/>
           <w:lang w:val="en-US"/>
         </w:rPr>
-        <w:t>ck_workshop_</w:t>
-      </w:r>
-      <w:proofErr w:type="gramStart"/>
-      <w:r>
-        <w:rPr>
-          <w:sz w:val="24"/>
-          <w:szCs w:val="24"/>
-          <w:lang w:val="en-US"/>
-        </w:rPr>
-        <w:t>envs</w:t>
-      </w:r>
-      <w:r>
-        <w:rPr>
-          <w:sz w:val="24"/>
-          <w:szCs w:val="24"/>
-          <w:lang w:val="en-US"/>
-        </w:rPr>
-        <w:t>.ipynb</w:t>
-      </w:r>
-      <w:proofErr w:type="gramEnd"/>
-      <w:r>
-        <w:rPr>
-          <w:sz w:val="24"/>
-          <w:szCs w:val="24"/>
-          <w:lang w:val="en-US"/>
-        </w:rPr>
-        <w:t xml:space="preserve">” Jupyter Notebook </w:t>
-      </w:r>
-      <w:proofErr w:type="gramStart"/>
-      <w:r>
-        <w:rPr>
-          <w:sz w:val="24"/>
-          <w:szCs w:val="24"/>
-          <w:lang w:val="en-US"/>
-        </w:rPr>
-        <w:t>and,</w:t>
-      </w:r>
-      <w:proofErr w:type="gramEnd"/>
-      <w:r>
-        <w:rPr>
-          <w:sz w:val="24"/>
-          <w:szCs w:val="24"/>
-          <w:lang w:val="en-US"/>
-        </w:rPr>
-        <w:t xml:space="preserve"> then, close </w:t>
+        <w:t>ck_workshop_envs</w:t>
+      </w:r>
+      <w:r>
+        <w:rPr>
+          <w:sz w:val="24"/>
+          <w:szCs w:val="24"/>
+          <w:lang w:val="en-US"/>
+        </w:rPr>
+        <w:t xml:space="preserve">.ipynb” Jupyter Notebook and, then, close </w:t>
       </w:r>
       <w:r>
         <w:rPr>
@@ -4648,27 +4556,7 @@
           <w:szCs w:val="24"/>
           <w:lang w:val="en-US"/>
         </w:rPr>
-        <w:t xml:space="preserve"> (from </w:t>
-      </w:r>
-      <w:proofErr w:type="spellStart"/>
-      <w:r>
-        <w:rPr>
-          <w:rFonts w:cs="Courier New"/>
-          <w:sz w:val="24"/>
-          <w:szCs w:val="24"/>
-          <w:lang w:val="en-US"/>
-        </w:rPr>
-        <w:t>set_up</w:t>
-      </w:r>
-      <w:proofErr w:type="spellEnd"/>
-      <w:r>
-        <w:rPr>
-          <w:rFonts w:cs="Courier New"/>
-          <w:sz w:val="24"/>
-          <w:szCs w:val="24"/>
-          <w:lang w:val="en-US"/>
-        </w:rPr>
-        <w:t xml:space="preserve"> folder)</w:t>
+        <w:t xml:space="preserve"> (from set_up folder)</w:t>
       </w:r>
     </w:p>
     <w:p>
@@ -4780,25 +4668,7 @@
           <w:szCs w:val="24"/>
           <w:lang w:val="en-US"/>
         </w:rPr>
-        <w:t xml:space="preserve">. You can erase the thousand </w:t>
-      </w:r>
-      <w:proofErr w:type="gramStart"/>
-      <w:r>
-        <w:rPr>
-          <w:sz w:val="24"/>
-          <w:szCs w:val="24"/>
-          <w:lang w:val="en-US"/>
-        </w:rPr>
-        <w:t>separator</w:t>
-      </w:r>
-      <w:proofErr w:type="gramEnd"/>
-      <w:r>
-        <w:rPr>
-          <w:sz w:val="24"/>
-          <w:szCs w:val="24"/>
-          <w:lang w:val="en-US"/>
-        </w:rPr>
-        <w:t>. Then click ok, and the settings should have changed so that the .csv files function correctly.</w:t>
+        <w:t>. You can erase the thousand separator. Then click ok, and the settings should have changed so that the .csv files function correctly.</w:t>
       </w:r>
     </w:p>
     <w:p>
@@ -4823,16 +4693,8 @@
         <w:rPr>
           <w:lang w:val="en-US"/>
         </w:rPr>
-        <w:t xml:space="preserve">7. Testing </w:t>
-      </w:r>
-      <w:proofErr w:type="spellStart"/>
-      <w:r>
-        <w:rPr>
-          <w:lang w:val="en-US"/>
-        </w:rPr>
-        <w:t>easyROB</w:t>
-      </w:r>
-      <w:proofErr w:type="spellEnd"/>
+        <w:t>7. Testing easyROB</w:t>
+      </w:r>
     </w:p>
     <w:p>
       <w:pPr>
@@ -4900,154 +4762,6 @@
     <w:p>
       <w:pPr>
         <w:ind w:firstLine="284"/>
-        <w:jc w:val="both"/>
-        <w:rPr>
-          <w:sz w:val="24"/>
-          <w:szCs w:val="24"/>
-          <w:lang w:val="en-US"/>
-        </w:rPr>
-      </w:pPr>
-      <w:hyperlink r:id="rId17" w:history="1">
-        <w:r>
-          <w:rPr>
-            <w:rStyle w:val="Hyperlink"/>
-            <w:sz w:val="24"/>
-            <w:szCs w:val="24"/>
-            <w:lang w:val="en-US"/>
-          </w:rPr>
-          <w:t xml:space="preserve">How to install </w:t>
-        </w:r>
-        <w:proofErr w:type="spellStart"/>
-        <w:r>
-          <w:rPr>
-            <w:rStyle w:val="Hyperlink"/>
-            <w:sz w:val="24"/>
-            <w:szCs w:val="24"/>
-            <w:lang w:val="en-US"/>
-          </w:rPr>
-          <w:t>EasyROB</w:t>
-        </w:r>
-        <w:proofErr w:type="spellEnd"/>
-      </w:hyperlink>
-    </w:p>
-    <w:p>
-      <w:pPr>
-        <w:jc w:val="both"/>
-        <w:rPr>
-          <w:sz w:val="24"/>
-          <w:szCs w:val="24"/>
-          <w:lang w:val="en-US"/>
-        </w:rPr>
-      </w:pPr>
-      <w:r>
-        <w:rPr>
-          <w:sz w:val="24"/>
-          <w:szCs w:val="24"/>
-          <w:lang w:val="en-US"/>
-        </w:rPr>
-        <w:t xml:space="preserve">The video explains how to download the correct file, extract it, launch </w:t>
-      </w:r>
-      <w:proofErr w:type="spellStart"/>
-      <w:r>
-        <w:rPr>
-          <w:sz w:val="24"/>
-          <w:szCs w:val="24"/>
-          <w:lang w:val="en-US"/>
-        </w:rPr>
-        <w:t>easyROB</w:t>
-      </w:r>
-      <w:proofErr w:type="spellEnd"/>
-      <w:r>
-        <w:rPr>
-          <w:sz w:val="24"/>
-          <w:szCs w:val="24"/>
-          <w:lang w:val="en-US"/>
-        </w:rPr>
-        <w:t>, and what to do if Windows shows a security warning.</w:t>
-      </w:r>
-    </w:p>
-    <w:p>
-      <w:pPr>
-        <w:jc w:val="both"/>
-        <w:rPr>
-          <w:sz w:val="24"/>
-          <w:szCs w:val="24"/>
-          <w:lang w:val="en-US"/>
-        </w:rPr>
-      </w:pPr>
-    </w:p>
-    <w:p>
-      <w:pPr>
-        <w:jc w:val="both"/>
-        <w:rPr>
-          <w:b/>
-          <w:sz w:val="24"/>
-          <w:szCs w:val="24"/>
-          <w:lang w:val="en-US"/>
-        </w:rPr>
-      </w:pPr>
-      <w:r>
-        <w:rPr>
-          <w:b/>
-          <w:sz w:val="24"/>
-          <w:szCs w:val="24"/>
-          <w:lang w:val="en-US"/>
-        </w:rPr>
-        <w:t>Option B — Written Installation Instructions</w:t>
-      </w:r>
-    </w:p>
-    <w:p>
-      <w:pPr>
-        <w:jc w:val="both"/>
-        <w:rPr>
-          <w:sz w:val="24"/>
-          <w:szCs w:val="24"/>
-          <w:lang w:val="en-US"/>
-        </w:rPr>
-      </w:pPr>
-      <w:r>
-        <w:rPr>
-          <w:sz w:val="24"/>
-          <w:szCs w:val="24"/>
-          <w:lang w:val="en-US"/>
-        </w:rPr>
-        <w:t>For Windows users, installation is simple and takes only a few minutes.</w:t>
-      </w:r>
-    </w:p>
-    <w:p>
-      <w:pPr>
-        <w:pStyle w:val="ListParagraph"/>
-        <w:ind w:left="0"/>
-        <w:jc w:val="both"/>
-        <w:rPr>
-          <w:sz w:val="24"/>
-          <w:szCs w:val="24"/>
-          <w:lang w:val="en-US"/>
-        </w:rPr>
-      </w:pPr>
-      <w:r>
-        <w:rPr>
-          <w:bCs/>
-          <w:sz w:val="24"/>
-          <w:szCs w:val="24"/>
-          <w:lang w:val="en-US"/>
-        </w:rPr>
-        <w:t>7.1B.1.</w:t>
-      </w:r>
-      <w:r>
-        <w:rPr>
-          <w:bCs/>
-          <w:sz w:val="24"/>
-          <w:szCs w:val="24"/>
-          <w:lang w:val="en-US"/>
-        </w:rPr>
-        <w:t>Go to the Releases page and scroll down to the “Assets” section.</w:t>
-      </w:r>
-    </w:p>
-    <w:p>
-      <w:pPr>
-        <w:pStyle w:val="ListParagraph"/>
-        <w:ind w:left="0"/>
         <w:jc w:val="both"/>
         <w:rPr>
           <w:sz w:val="24"/>
@@ -5063,12 +4777,78 @@
             <w:szCs w:val="24"/>
             <w:lang w:val="en-US"/>
           </w:rPr>
-          <w:t>https://github.com/MiguelMartzFdez/easyROB/releases</w:t>
+          <w:t>How to install EasyROB</w:t>
         </w:r>
       </w:hyperlink>
     </w:p>
     <w:p>
       <w:pPr>
+        <w:jc w:val="both"/>
+        <w:rPr>
+          <w:sz w:val="24"/>
+          <w:szCs w:val="24"/>
+          <w:lang w:val="en-US"/>
+        </w:rPr>
+      </w:pPr>
+      <w:r>
+        <w:rPr>
+          <w:sz w:val="24"/>
+          <w:szCs w:val="24"/>
+          <w:lang w:val="en-US"/>
+        </w:rPr>
+        <w:t>The video explains how to download the correct file, extract it, launch easyROB, and what to do if Windows shows a security warning.</w:t>
+      </w:r>
+    </w:p>
+    <w:p>
+      <w:pPr>
+        <w:jc w:val="both"/>
+        <w:rPr>
+          <w:sz w:val="24"/>
+          <w:szCs w:val="24"/>
+          <w:lang w:val="en-US"/>
+        </w:rPr>
+      </w:pPr>
+    </w:p>
+    <w:p>
+      <w:pPr>
+        <w:jc w:val="both"/>
+        <w:rPr>
+          <w:b/>
+          <w:sz w:val="24"/>
+          <w:szCs w:val="24"/>
+          <w:lang w:val="en-US"/>
+        </w:rPr>
+      </w:pPr>
+      <w:r>
+        <w:rPr>
+          <w:b/>
+          <w:sz w:val="24"/>
+          <w:szCs w:val="24"/>
+          <w:lang w:val="en-US"/>
+        </w:rPr>
+        <w:t>Option B — Written Installation Instructions</w:t>
+      </w:r>
+    </w:p>
+    <w:p>
+      <w:pPr>
+        <w:jc w:val="both"/>
+        <w:rPr>
+          <w:sz w:val="24"/>
+          <w:szCs w:val="24"/>
+          <w:lang w:val="en-US"/>
+        </w:rPr>
+      </w:pPr>
+      <w:r>
+        <w:rPr>
+          <w:sz w:val="24"/>
+          <w:szCs w:val="24"/>
+          <w:lang w:val="en-US"/>
+        </w:rPr>
+        <w:t>For Windows users, installation is simple and takes only a few minutes.</w:t>
+      </w:r>
+    </w:p>
+    <w:p>
+      <w:pPr>
         <w:pStyle w:val="ListParagraph"/>
         <w:ind w:left="0"/>
         <w:jc w:val="both"/>
@@ -5078,19 +4858,6 @@
           <w:lang w:val="en-US"/>
         </w:rPr>
       </w:pPr>
-    </w:p>
-    <w:p>
-      <w:pPr>
-        <w:pStyle w:val="ListParagraph"/>
-        <w:ind w:left="0"/>
-        <w:jc w:val="both"/>
-        <w:rPr>
-          <w:b/>
-          <w:sz w:val="24"/>
-          <w:szCs w:val="24"/>
-          <w:lang w:val="en-US"/>
-        </w:rPr>
-      </w:pPr>
       <w:r>
         <w:rPr>
           <w:bCs/>
@@ -5098,475 +4865,7 @@
           <w:szCs w:val="24"/>
           <w:lang w:val="en-US"/>
         </w:rPr>
-        <w:t xml:space="preserve">7.1B.2. </w:t>
-      </w:r>
-      <w:r>
-        <w:rPr>
-          <w:sz w:val="24"/>
-          <w:szCs w:val="24"/>
-          <w:lang w:val="en-US"/>
-        </w:rPr>
-        <w:t xml:space="preserve">Download the file called: </w:t>
-      </w:r>
-      <w:r>
-        <w:rPr>
-          <w:b/>
-          <w:sz w:val="24"/>
-          <w:szCs w:val="24"/>
-          <w:lang w:val="en-US"/>
-        </w:rPr>
-        <w:t>easyROB_win.zip</w:t>
-      </w:r>
-    </w:p>
-    <w:p>
-      <w:pPr>
-        <w:pStyle w:val="ListParagraph"/>
-        <w:ind w:left="0"/>
-        <w:jc w:val="both"/>
-        <w:rPr>
-          <w:b/>
-          <w:sz w:val="24"/>
-          <w:szCs w:val="24"/>
-          <w:lang w:val="en-US"/>
-        </w:rPr>
-      </w:pPr>
-    </w:p>
-    <w:p>
-      <w:pPr>
-        <w:pStyle w:val="ListParagraph"/>
-        <w:ind w:left="0"/>
-        <w:jc w:val="both"/>
-        <w:rPr>
-          <w:b/>
-          <w:sz w:val="24"/>
-          <w:szCs w:val="24"/>
-          <w:lang w:val="en-US"/>
-        </w:rPr>
-      </w:pPr>
-      <w:r>
-        <w:rPr>
-          <w:bCs/>
-          <w:sz w:val="24"/>
-          <w:szCs w:val="24"/>
-          <w:lang w:val="en-US"/>
-        </w:rPr>
-        <w:t xml:space="preserve">7.1B.3. </w:t>
-      </w:r>
-      <w:r>
-        <w:rPr>
-          <w:sz w:val="24"/>
-          <w:szCs w:val="24"/>
-          <w:lang w:val="en-US"/>
-        </w:rPr>
-        <w:t>Once downloaded, right-click the ZIP file and select “Extract All…”. Choose a simple location (for example, the Desktop).</w:t>
-      </w:r>
-    </w:p>
-    <w:p>
-      <w:pPr>
-        <w:pStyle w:val="ListParagraph"/>
-        <w:ind w:left="0"/>
-        <w:jc w:val="both"/>
-        <w:rPr>
-          <w:sz w:val="24"/>
-          <w:szCs w:val="24"/>
-          <w:lang w:val="en-US"/>
-        </w:rPr>
-      </w:pPr>
-    </w:p>
-    <w:p>
-      <w:pPr>
-        <w:pStyle w:val="ListParagraph"/>
-        <w:ind w:left="0"/>
-        <w:jc w:val="both"/>
-        <w:rPr>
-          <w:b/>
-          <w:sz w:val="24"/>
-          <w:szCs w:val="24"/>
-          <w:lang w:val="en-US"/>
-        </w:rPr>
-      </w:pPr>
-      <w:r>
-        <w:rPr>
-          <w:bCs/>
-          <w:sz w:val="24"/>
-          <w:szCs w:val="24"/>
-          <w:lang w:val="en-US"/>
-        </w:rPr>
-        <w:t xml:space="preserve">7.1B.4. </w:t>
-      </w:r>
-      <w:r>
-        <w:rPr>
-          <w:sz w:val="24"/>
-          <w:szCs w:val="24"/>
-          <w:lang w:val="en-US"/>
-        </w:rPr>
-        <w:t xml:space="preserve">Open the extracted folder and double-click </w:t>
-      </w:r>
-      <w:r>
-        <w:rPr>
-          <w:b/>
-          <w:sz w:val="24"/>
-          <w:szCs w:val="24"/>
-          <w:lang w:val="en-US"/>
-        </w:rPr>
-        <w:t>launcher.vbs</w:t>
-      </w:r>
-      <w:r>
-        <w:rPr>
-          <w:sz w:val="24"/>
-          <w:szCs w:val="24"/>
-          <w:lang w:val="en-US"/>
-        </w:rPr>
-        <w:t>. The program will start automatically</w:t>
-      </w:r>
-    </w:p>
-    <w:p>
-      <w:pPr>
-        <w:pStyle w:val="ListParagraph"/>
-        <w:ind w:left="0"/>
-        <w:jc w:val="both"/>
-        <w:rPr>
-          <w:b/>
-          <w:sz w:val="24"/>
-          <w:szCs w:val="24"/>
-          <w:lang w:val="en-US"/>
-        </w:rPr>
-      </w:pPr>
-    </w:p>
-    <w:p>
-      <w:pPr>
-        <w:pStyle w:val="ListParagraph"/>
-        <w:ind w:left="0"/>
-        <w:jc w:val="both"/>
-        <w:rPr>
-          <w:b/>
-          <w:sz w:val="24"/>
-          <w:szCs w:val="24"/>
-          <w:lang w:val="en-US"/>
-        </w:rPr>
-      </w:pPr>
-    </w:p>
-    <w:p>
-      <w:pPr>
-        <w:jc w:val="both"/>
-        <w:rPr>
-          <w:sz w:val="24"/>
-          <w:szCs w:val="24"/>
-          <w:lang w:val="en-US"/>
-        </w:rPr>
-      </w:pPr>
-      <w:r>
-        <w:rPr>
-          <w:b/>
-          <w:color w:val="C00000"/>
-          <w:sz w:val="24"/>
-          <w:szCs w:val="24"/>
-          <w:lang w:val="en-US"/>
-        </w:rPr>
-        <w:t>Fallback Method</w:t>
-      </w:r>
-      <w:r>
-        <w:rPr>
-          <w:b/>
-          <w:color w:val="C00000"/>
-          <w:sz w:val="24"/>
-          <w:szCs w:val="24"/>
-          <w:lang w:val="en-US"/>
-        </w:rPr>
-        <w:t>!</w:t>
-      </w:r>
-      <w:r>
-        <w:rPr>
-          <w:color w:val="C00000"/>
-          <w:sz w:val="24"/>
-          <w:szCs w:val="24"/>
-          <w:lang w:val="en-US"/>
-        </w:rPr>
-        <w:t xml:space="preserve"> </w:t>
-      </w:r>
-      <w:r>
-        <w:rPr>
-          <w:sz w:val="24"/>
-          <w:szCs w:val="24"/>
-          <w:lang w:val="en-US"/>
-        </w:rPr>
-        <w:t>(If the Portable Version Does Not Start)</w:t>
-      </w:r>
-    </w:p>
-    <w:p>
-      <w:pPr>
-        <w:jc w:val="both"/>
-        <w:rPr>
-          <w:sz w:val="24"/>
-          <w:szCs w:val="24"/>
-          <w:lang w:val="en-US"/>
-        </w:rPr>
-      </w:pPr>
-      <w:r>
-        <w:rPr>
-          <w:sz w:val="24"/>
-          <w:szCs w:val="24"/>
-          <w:lang w:val="en-US"/>
-        </w:rPr>
-        <w:t xml:space="preserve">If the portable version does not launch correctly (for example, nothing happens, the window closes immediately, or you see environment/Qt errors), you can run </w:t>
-      </w:r>
-      <w:proofErr w:type="spellStart"/>
-      <w:r>
-        <w:rPr>
-          <w:sz w:val="24"/>
-          <w:szCs w:val="24"/>
-          <w:lang w:val="en-US"/>
-        </w:rPr>
-        <w:t>easyROB</w:t>
-      </w:r>
-      <w:proofErr w:type="spellEnd"/>
-      <w:r>
-        <w:rPr>
-          <w:sz w:val="24"/>
-          <w:szCs w:val="24"/>
-          <w:lang w:val="en-US"/>
-        </w:rPr>
-        <w:t xml:space="preserve"> using the standard Terminal method.</w:t>
-      </w:r>
-    </w:p>
-    <w:p>
-      <w:pPr>
-        <w:jc w:val="both"/>
-        <w:rPr>
-          <w:sz w:val="24"/>
-          <w:szCs w:val="24"/>
-          <w:lang w:val="en-US"/>
-        </w:rPr>
-      </w:pPr>
-      <w:r>
-        <w:rPr>
-          <w:sz w:val="24"/>
-          <w:szCs w:val="24"/>
-          <w:lang w:val="en-US"/>
-        </w:rPr>
-        <w:t>Please follow the instruc</w:t>
-      </w:r>
-      <w:r>
-        <w:rPr>
-          <w:sz w:val="24"/>
-          <w:szCs w:val="24"/>
-          <w:lang w:val="en-US"/>
-        </w:rPr>
-        <w:t>tions described in Section 7.3.</w:t>
-      </w:r>
-    </w:p>
-    <w:p>
-      <w:pPr>
-        <w:jc w:val="both"/>
-        <w:rPr>
-          <w:sz w:val="24"/>
-          <w:szCs w:val="24"/>
-          <w:lang w:val="en-US"/>
-        </w:rPr>
-      </w:pPr>
-      <w:r>
-        <w:rPr>
-          <w:sz w:val="24"/>
-          <w:szCs w:val="24"/>
-          <w:lang w:val="en-US"/>
-        </w:rPr>
-        <w:t xml:space="preserve">If this situation occurs, </w:t>
-      </w:r>
-      <w:r>
-        <w:rPr>
-          <w:sz w:val="24"/>
-          <w:szCs w:val="24"/>
-          <w:lang w:val="en-US"/>
-        </w:rPr>
-        <w:t>please let us know and include:</w:t>
-      </w:r>
-    </w:p>
-    <w:p>
-      <w:pPr>
-        <w:pStyle w:val="ListParagraph"/>
-        <w:numPr>
-          <w:ilvl w:val="0"/>
-          <w:numId w:val="41"/>
-        </w:numPr>
-        <w:ind w:left="900" w:firstLine="0"/>
-        <w:jc w:val="both"/>
-        <w:rPr>
-          <w:sz w:val="24"/>
-          <w:szCs w:val="24"/>
-          <w:lang w:val="en-US"/>
-        </w:rPr>
-      </w:pPr>
-      <w:r>
-        <w:rPr>
-          <w:sz w:val="24"/>
-          <w:szCs w:val="24"/>
-          <w:lang w:val="en-US"/>
-        </w:rPr>
-        <w:t>Your operating system and version</w:t>
-      </w:r>
-    </w:p>
-    <w:p>
-      <w:pPr>
-        <w:pStyle w:val="ListParagraph"/>
-        <w:numPr>
-          <w:ilvl w:val="0"/>
-          <w:numId w:val="41"/>
-        </w:numPr>
-        <w:ind w:left="900" w:firstLine="0"/>
-        <w:jc w:val="both"/>
-        <w:rPr>
-          <w:sz w:val="24"/>
-          <w:szCs w:val="24"/>
-          <w:lang w:val="en-US"/>
-        </w:rPr>
-      </w:pPr>
-      <w:r>
-        <w:rPr>
-          <w:sz w:val="24"/>
-          <w:szCs w:val="24"/>
-          <w:lang w:val="en-US"/>
-        </w:rPr>
-        <w:t>A brief description of what happens</w:t>
-      </w:r>
-    </w:p>
-    <w:p>
-      <w:pPr>
-        <w:pStyle w:val="ListParagraph"/>
-        <w:numPr>
-          <w:ilvl w:val="0"/>
-          <w:numId w:val="41"/>
-        </w:numPr>
-        <w:ind w:left="900" w:firstLine="0"/>
-        <w:jc w:val="both"/>
-        <w:rPr>
-          <w:sz w:val="24"/>
-          <w:szCs w:val="24"/>
-          <w:lang w:val="en-US"/>
-        </w:rPr>
-      </w:pPr>
-      <w:r>
-        <w:rPr>
-          <w:sz w:val="24"/>
-          <w:szCs w:val="24"/>
-          <w:lang w:val="en-US"/>
-        </w:rPr>
-        <w:t>Any error message shown</w:t>
-      </w:r>
-    </w:p>
-    <w:p>
-      <w:pPr>
-        <w:pStyle w:val="ListParagraph"/>
-        <w:numPr>
-          <w:ilvl w:val="0"/>
-          <w:numId w:val="41"/>
-        </w:numPr>
-        <w:ind w:left="900" w:firstLine="0"/>
-        <w:jc w:val="both"/>
-        <w:rPr>
-          <w:sz w:val="24"/>
-          <w:szCs w:val="24"/>
-          <w:lang w:val="en-US"/>
-        </w:rPr>
-      </w:pPr>
-      <w:r>
-        <w:rPr>
-          <w:sz w:val="24"/>
-          <w:szCs w:val="24"/>
-          <w:lang w:val="en-US"/>
-        </w:rPr>
-        <w:t xml:space="preserve">The file </w:t>
-      </w:r>
-      <w:r>
-        <w:rPr>
-          <w:b/>
-          <w:sz w:val="24"/>
-          <w:szCs w:val="24"/>
-          <w:lang w:val="en-US"/>
-        </w:rPr>
-        <w:t>easyrob_process.log</w:t>
-      </w:r>
-      <w:r>
-        <w:rPr>
-          <w:sz w:val="24"/>
-          <w:szCs w:val="24"/>
-          <w:lang w:val="en-US"/>
-        </w:rPr>
-        <w:t xml:space="preserve"> generated in the folder</w:t>
-      </w:r>
-    </w:p>
-    <w:p>
-      <w:pPr>
-        <w:jc w:val="both"/>
-        <w:rPr>
-          <w:sz w:val="24"/>
-          <w:szCs w:val="24"/>
-          <w:lang w:val="en-US"/>
-        </w:rPr>
-      </w:pPr>
-    </w:p>
-    <w:p>
-      <w:pPr>
-        <w:pStyle w:val="Heading2"/>
-        <w:ind w:firstLine="0"/>
-        <w:jc w:val="both"/>
-        <w:rPr>
-          <w:szCs w:val="24"/>
-          <w:lang w:val="en-US"/>
-        </w:rPr>
-      </w:pPr>
-      <w:r>
-        <w:rPr>
-          <w:szCs w:val="24"/>
-          <w:lang w:val="en-US"/>
-        </w:rPr>
-        <w:t>7.2</w:t>
-      </w:r>
-      <w:r>
-        <w:rPr>
-          <w:szCs w:val="24"/>
-          <w:lang w:val="en-US"/>
-        </w:rPr>
-        <w:t xml:space="preserve">. </w:t>
-      </w:r>
-      <w:r>
-        <w:rPr>
-          <w:szCs w:val="24"/>
-          <w:lang w:val="en-US"/>
-        </w:rPr>
-        <w:t>Portable Version (Linux)</w:t>
-      </w:r>
-    </w:p>
-    <w:p>
-      <w:pPr>
-        <w:pStyle w:val="ListParagraph"/>
-        <w:ind w:left="0"/>
-        <w:jc w:val="both"/>
-        <w:rPr>
-          <w:sz w:val="24"/>
-          <w:szCs w:val="24"/>
-          <w:lang w:val="en-US"/>
-        </w:rPr>
-      </w:pPr>
-    </w:p>
-    <w:p>
-      <w:pPr>
-        <w:pStyle w:val="ListParagraph"/>
-        <w:ind w:left="0"/>
-        <w:jc w:val="both"/>
-        <w:rPr>
-          <w:sz w:val="24"/>
-          <w:szCs w:val="24"/>
-          <w:lang w:val="en-US"/>
-        </w:rPr>
-      </w:pPr>
-      <w:r>
-        <w:rPr>
-          <w:bCs/>
-          <w:sz w:val="24"/>
-          <w:szCs w:val="24"/>
-          <w:lang w:val="en-US"/>
-        </w:rPr>
-        <w:t xml:space="preserve">7.2.1. </w:t>
+        <w:t>7.1B.1.</w:t>
       </w:r>
       <w:r>
         <w:rPr>
@@ -5619,6 +4918,7 @@
         <w:ind w:left="0"/>
         <w:jc w:val="both"/>
         <w:rPr>
+          <w:b/>
           <w:sz w:val="24"/>
           <w:szCs w:val="24"/>
           <w:lang w:val="en-US"/>
@@ -5631,7 +4931,7 @@
           <w:szCs w:val="24"/>
           <w:lang w:val="en-US"/>
         </w:rPr>
-        <w:t xml:space="preserve">7.2.2. </w:t>
+        <w:t xml:space="preserve">7.1B.2. </w:t>
       </w:r>
       <w:r>
         <w:rPr>
@@ -5648,7 +4948,7 @@
           <w:szCs w:val="24"/>
           <w:lang w:val="en-US"/>
         </w:rPr>
-        <w:t>easyROB_linux.zip</w:t>
+        <w:t>easyROB_win.zip</w:t>
       </w:r>
     </w:p>
     <w:p>
@@ -5657,6 +4957,7 @@
         <w:ind w:left="0"/>
         <w:jc w:val="both"/>
         <w:rPr>
+          <w:b/>
           <w:sz w:val="24"/>
           <w:szCs w:val="24"/>
           <w:lang w:val="en-US"/>
@@ -5682,8 +4983,7 @@
           <w:szCs w:val="24"/>
           <w:lang w:val="en-US"/>
         </w:rPr>
-        <w:lastRenderedPageBreak/>
-        <w:t xml:space="preserve">7.2.3. </w:t>
+        <w:t xml:space="preserve">7.1B.3. </w:t>
       </w:r>
       <w:r>
         <w:rPr>
@@ -5725,7 +5025,15 @@
           <w:szCs w:val="24"/>
           <w:lang w:val="en-US"/>
         </w:rPr>
-        <w:t xml:space="preserve">7.2.4. </w:t>
+        <w:t xml:space="preserve">7.1B.4. </w:t>
+      </w:r>
+      <w:r>
+        <w:rPr>
+          <w:sz w:val="24"/>
+          <w:szCs w:val="24"/>
+          <w:lang w:val="en-US"/>
+        </w:rPr>
+        <w:t xml:space="preserve">Open the extracted folder and double-click </w:t>
       </w:r>
       <w:r>
         <w:rPr>
@@ -5734,15 +5042,15 @@
           <w:szCs w:val="24"/>
           <w:lang w:val="en-US"/>
         </w:rPr>
-        <w:t>First-time setup only</w:t>
-      </w:r>
-      <w:r>
-        <w:rPr>
-          <w:sz w:val="24"/>
-          <w:szCs w:val="24"/>
-          <w:lang w:val="en-US"/>
-        </w:rPr>
-        <w:t>: right-click inside the folder (in an empty area), select “Open in Terminal”, and run:</w:t>
+        <w:t>launcher.vbs</w:t>
+      </w:r>
+      <w:r>
+        <w:rPr>
+          <w:sz w:val="24"/>
+          <w:szCs w:val="24"/>
+          <w:lang w:val="en-US"/>
+        </w:rPr>
+        <w:t>. The program will start automatically</w:t>
       </w:r>
     </w:p>
     <w:p>
@@ -5751,46 +5059,12 @@
         <w:ind w:left="0"/>
         <w:jc w:val="both"/>
         <w:rPr>
-          <w:rFonts w:ascii="Courier New" w:eastAsia="Courier New" w:hAnsi="Courier New"/>
-          <w:sz w:val="24"/>
-          <w:szCs w:val="24"/>
-          <w:lang w:val="en-US"/>
-        </w:rPr>
-      </w:pPr>
-    </w:p>
-    <w:p>
-      <w:pPr>
-        <w:pStyle w:val="ListParagraph"/>
-        <w:shd w:val="clear" w:color="auto" w:fill="E8E8E8" w:themeFill="background2"/>
-        <w:ind w:left="0"/>
-        <w:jc w:val="both"/>
-        <w:rPr>
           <w:b/>
           <w:sz w:val="24"/>
           <w:szCs w:val="24"/>
           <w:lang w:val="en-US"/>
         </w:rPr>
       </w:pPr>
-      <w:proofErr w:type="spellStart"/>
-      <w:r>
-        <w:rPr>
-          <w:rFonts w:ascii="Courier New" w:eastAsia="Courier New" w:hAnsi="Courier New"/>
-          <w:sz w:val="24"/>
-          <w:szCs w:val="24"/>
-          <w:lang w:val="en-US"/>
-        </w:rPr>
-        <w:t>chmod</w:t>
-      </w:r>
-      <w:proofErr w:type="spellEnd"/>
-      <w:r>
-        <w:rPr>
-          <w:rFonts w:ascii="Courier New" w:eastAsia="Courier New" w:hAnsi="Courier New"/>
-          <w:sz w:val="24"/>
-          <w:szCs w:val="24"/>
-          <w:lang w:val="en-US"/>
-        </w:rPr>
-        <w:t xml:space="preserve"> +x run_easyrob.sh</w:t>
-      </w:r>
     </w:p>
     <w:p>
       <w:pPr>
@@ -5798,82 +5072,7 @@
         <w:ind w:left="0"/>
         <w:jc w:val="both"/>
         <w:rPr>
-          <w:sz w:val="24"/>
-          <w:szCs w:val="24"/>
-          <w:lang w:val="en-US"/>
-        </w:rPr>
-      </w:pPr>
-    </w:p>
-    <w:p>
-      <w:pPr>
-        <w:pStyle w:val="ListParagraph"/>
-        <w:ind w:left="0"/>
-        <w:jc w:val="both"/>
-        <w:rPr>
-          <w:sz w:val="24"/>
-          <w:szCs w:val="24"/>
-          <w:lang w:val="en-US"/>
-        </w:rPr>
-      </w:pPr>
-      <w:r>
-        <w:rPr>
-          <w:bCs/>
-          <w:sz w:val="24"/>
-          <w:szCs w:val="24"/>
-          <w:lang w:val="en-US"/>
-        </w:rPr>
-        <w:t xml:space="preserve">7.2.5. </w:t>
-      </w:r>
-      <w:r>
-        <w:rPr>
-          <w:sz w:val="24"/>
-          <w:szCs w:val="24"/>
-          <w:lang w:val="en-US"/>
-        </w:rPr>
-        <w:t>In the same Terminal window, run:</w:t>
-      </w:r>
-    </w:p>
-    <w:p>
-      <w:pPr>
-        <w:pStyle w:val="ListParagraph"/>
-        <w:ind w:left="0"/>
-        <w:jc w:val="both"/>
-        <w:rPr>
-          <w:sz w:val="24"/>
-          <w:szCs w:val="24"/>
-          <w:lang w:val="en-US"/>
-        </w:rPr>
-      </w:pPr>
-    </w:p>
-    <w:p>
-      <w:pPr>
-        <w:pStyle w:val="ListParagraph"/>
-        <w:shd w:val="clear" w:color="auto" w:fill="E8E8E8" w:themeFill="background2"/>
-        <w:ind w:left="0"/>
-        <w:jc w:val="both"/>
-        <w:rPr>
-          <w:rFonts w:ascii="Courier New" w:eastAsia="Courier New" w:hAnsi="Courier New"/>
-          <w:sz w:val="24"/>
-          <w:szCs w:val="24"/>
-          <w:lang w:val="en-US"/>
-        </w:rPr>
-      </w:pPr>
-      <w:r>
-        <w:rPr>
-          <w:rFonts w:ascii="Courier New" w:eastAsia="Courier New" w:hAnsi="Courier New"/>
-          <w:sz w:val="24"/>
-          <w:szCs w:val="24"/>
-          <w:lang w:val="en-US"/>
-        </w:rPr>
-        <w:t>./run_easyrob.sh</w:t>
-      </w:r>
-    </w:p>
-    <w:p>
-      <w:pPr>
-        <w:pStyle w:val="ListParagraph"/>
-        <w:ind w:left="0"/>
-        <w:jc w:val="both"/>
-        <w:rPr>
+          <w:b/>
           <w:sz w:val="24"/>
           <w:szCs w:val="24"/>
           <w:lang w:val="en-US"/>
@@ -5897,15 +5096,25 @@
           <w:szCs w:val="24"/>
           <w:lang w:val="en-US"/>
         </w:rPr>
-        <w:t>Fallback Method!</w:t>
-      </w:r>
-      <w:r>
-        <w:rPr>
+        <w:t>Fallback Method</w:t>
+      </w:r>
+      <w:r>
+        <w:rPr>
+          <w:b/>
           <w:color w:val="C00000"/>
           <w:sz w:val="24"/>
           <w:szCs w:val="24"/>
           <w:lang w:val="en-US"/>
         </w:rPr>
+        <w:t>!</w:t>
+      </w:r>
+      <w:r>
+        <w:rPr>
+          <w:color w:val="C00000"/>
+          <w:sz w:val="24"/>
+          <w:szCs w:val="24"/>
+          <w:lang w:val="en-US"/>
+        </w:rPr>
         <w:t xml:space="preserve"> </w:t>
       </w:r>
       <w:r>
@@ -5932,61 +5141,59 @@
           <w:szCs w:val="24"/>
           <w:lang w:val="en-US"/>
         </w:rPr>
-        <w:t xml:space="preserve">If the portable version does not launch correctly (for example, nothing happens, the window closes immediately, or you see environment/Qt errors), you can run </w:t>
-      </w:r>
-      <w:proofErr w:type="spellStart"/>
-      <w:r>
-        <w:rPr>
-          <w:sz w:val="24"/>
-          <w:szCs w:val="24"/>
-          <w:lang w:val="en-US"/>
-        </w:rPr>
-        <w:t>easyROB</w:t>
-      </w:r>
-      <w:proofErr w:type="spellEnd"/>
-      <w:r>
-        <w:rPr>
-          <w:sz w:val="24"/>
-          <w:szCs w:val="24"/>
-          <w:lang w:val="en-US"/>
-        </w:rPr>
-        <w:t xml:space="preserve"> using the standard Terminal method. </w:t>
-      </w:r>
-    </w:p>
-    <w:p>
-      <w:pPr>
-        <w:jc w:val="both"/>
-        <w:rPr>
-          <w:sz w:val="24"/>
-          <w:szCs w:val="24"/>
-          <w:lang w:val="en-US"/>
-        </w:rPr>
-      </w:pPr>
-      <w:r>
-        <w:rPr>
-          <w:sz w:val="24"/>
-          <w:szCs w:val="24"/>
-          <w:lang w:val="en-US"/>
-        </w:rPr>
-        <w:t>Please follow the instructions described in Section 7.3.</w:t>
-      </w:r>
-    </w:p>
-    <w:p>
-      <w:pPr>
-        <w:jc w:val="both"/>
-        <w:rPr>
-          <w:sz w:val="24"/>
-          <w:szCs w:val="24"/>
-          <w:lang w:val="en-US"/>
-        </w:rPr>
-      </w:pPr>
-      <w:r>
-        <w:rPr>
-          <w:sz w:val="24"/>
-          <w:szCs w:val="24"/>
-          <w:lang w:val="en-US"/>
-        </w:rPr>
-        <w:t>If this situation occurs, please let us know and include:</w:t>
+        <w:t>If the portable version does not launch correctly (for example, nothing happens, the window closes immediately, or you see environment/Qt errors), you can run easyROB using the standard Terminal method.</w:t>
+      </w:r>
+    </w:p>
+    <w:p>
+      <w:pPr>
+        <w:jc w:val="both"/>
+        <w:rPr>
+          <w:sz w:val="24"/>
+          <w:szCs w:val="24"/>
+          <w:lang w:val="en-US"/>
+        </w:rPr>
+      </w:pPr>
+      <w:r>
+        <w:rPr>
+          <w:sz w:val="24"/>
+          <w:szCs w:val="24"/>
+          <w:lang w:val="en-US"/>
+        </w:rPr>
+        <w:t>Please follow the instruc</w:t>
+      </w:r>
+      <w:r>
+        <w:rPr>
+          <w:sz w:val="24"/>
+          <w:szCs w:val="24"/>
+          <w:lang w:val="en-US"/>
+        </w:rPr>
+        <w:t>tions described in Section 7.3.</w:t>
+      </w:r>
+    </w:p>
+    <w:p>
+      <w:pPr>
+        <w:jc w:val="both"/>
+        <w:rPr>
+          <w:sz w:val="24"/>
+          <w:szCs w:val="24"/>
+          <w:lang w:val="en-US"/>
+        </w:rPr>
+      </w:pPr>
+      <w:r>
+        <w:rPr>
+          <w:sz w:val="24"/>
+          <w:szCs w:val="24"/>
+          <w:lang w:val="en-US"/>
+        </w:rPr>
+        <w:t xml:space="preserve">If this situation occurs, </w:t>
+      </w:r>
+      <w:r>
+        <w:rPr>
+          <w:sz w:val="24"/>
+          <w:szCs w:val="24"/>
+          <w:lang w:val="en-US"/>
+        </w:rPr>
+        <w:t>please let us know and include:</w:t>
       </w:r>
     </w:p>
     <w:p>
@@ -6091,15 +5298,15 @@
           <w:szCs w:val="24"/>
           <w:lang w:val="en-US"/>
         </w:rPr>
-        <w:t xml:space="preserve">easyrob_process.log </w:t>
-      </w:r>
-      <w:r>
-        <w:rPr>
-          <w:sz w:val="24"/>
-          <w:szCs w:val="24"/>
-          <w:lang w:val="en-US"/>
-        </w:rPr>
-        <w:t>generated in the folder</w:t>
+        <w:t>easyrob_process.log</w:t>
+      </w:r>
+      <w:r>
+        <w:rPr>
+          <w:sz w:val="24"/>
+          <w:szCs w:val="24"/>
+          <w:lang w:val="en-US"/>
+        </w:rPr>
+        <w:t xml:space="preserve"> generated in the folder</w:t>
       </w:r>
     </w:p>
     <w:p>
@@ -6127,103 +5334,22 @@
           <w:szCs w:val="24"/>
           <w:lang w:val="en-US"/>
         </w:rPr>
-        <w:t>7.3</w:t>
-      </w:r>
-      <w:r>
-        <w:rPr>
-          <w:szCs w:val="24"/>
-          <w:lang w:val="en-US"/>
-        </w:rPr>
-        <w:t>.</w:t>
-      </w:r>
-      <w:r>
-        <w:rPr>
-          <w:szCs w:val="24"/>
-          <w:lang w:val="en-US"/>
-        </w:rPr>
-        <w:t xml:space="preserve"> Testing </w:t>
-      </w:r>
-      <w:proofErr w:type="spellStart"/>
-      <w:r>
-        <w:rPr>
-          <w:szCs w:val="24"/>
-          <w:lang w:val="en-US"/>
-        </w:rPr>
-        <w:t>easyROB</w:t>
-      </w:r>
-      <w:proofErr w:type="spellEnd"/>
-      <w:r>
-        <w:rPr>
-          <w:szCs w:val="24"/>
-          <w:lang w:val="en-US"/>
-        </w:rPr>
-        <w:t xml:space="preserve"> from Terminal (macOS / Fallback Method)</w:t>
-      </w:r>
-    </w:p>
-    <w:p>
-      <w:pPr>
-        <w:jc w:val="both"/>
-        <w:rPr>
-          <w:sz w:val="24"/>
-          <w:szCs w:val="24"/>
-          <w:lang w:val="en-US"/>
-        </w:rPr>
-      </w:pPr>
-      <w:r>
-        <w:rPr>
-          <w:sz w:val="24"/>
-          <w:szCs w:val="24"/>
-          <w:lang w:val="en-US"/>
-        </w:rPr>
-        <w:t xml:space="preserve">This method runs </w:t>
-      </w:r>
-      <w:proofErr w:type="spellStart"/>
-      <w:r>
-        <w:rPr>
-          <w:sz w:val="24"/>
-          <w:szCs w:val="24"/>
-          <w:lang w:val="en-US"/>
-        </w:rPr>
-        <w:t>easyROB</w:t>
-      </w:r>
-      <w:proofErr w:type="spellEnd"/>
-      <w:r>
-        <w:rPr>
-          <w:sz w:val="24"/>
-          <w:szCs w:val="24"/>
-          <w:lang w:val="en-US"/>
-        </w:rPr>
-        <w:t xml:space="preserve"> using a standard ROBERT installation (non-portable).</w:t>
-      </w:r>
-    </w:p>
-    <w:p>
-      <w:pPr>
-        <w:pStyle w:val="Heading3"/>
-        <w:jc w:val="both"/>
-        <w:rPr>
-          <w:b/>
-          <w:szCs w:val="24"/>
-          <w:lang w:val="en-US"/>
-        </w:rPr>
-      </w:pPr>
-      <w:r>
-        <w:rPr>
-          <w:b/>
-          <w:szCs w:val="24"/>
-          <w:lang w:val="en-US"/>
-        </w:rPr>
-        <w:t>Steps</w:t>
-      </w:r>
-    </w:p>
-    <w:p>
-      <w:pPr>
-        <w:jc w:val="both"/>
-        <w:rPr>
-          <w:sz w:val="24"/>
-          <w:szCs w:val="24"/>
-          <w:lang w:val="en-US"/>
-        </w:rPr>
-      </w:pPr>
+        <w:t>7.2</w:t>
+      </w:r>
+      <w:r>
+        <w:rPr>
+          <w:szCs w:val="24"/>
+          <w:lang w:val="en-US"/>
+        </w:rPr>
+        <w:t xml:space="preserve">. </w:t>
+      </w:r>
+      <w:r>
+        <w:rPr>
+          <w:szCs w:val="24"/>
+          <w:lang w:val="en-US"/>
+        </w:rPr>
+        <w:t>Portable Version (Linux)</w:t>
+      </w:r>
     </w:p>
     <w:p>
       <w:pPr>
@@ -6236,30 +5362,6 @@
           <w:lang w:val="en-US"/>
         </w:rPr>
       </w:pPr>
-      <w:r>
-        <w:rPr>
-          <w:sz w:val="24"/>
-          <w:szCs w:val="24"/>
-          <w:lang w:val="en-US"/>
-        </w:rPr>
-        <w:t xml:space="preserve">7.3.1. </w:t>
-      </w:r>
-      <w:r>
-        <w:rPr>
-          <w:sz w:val="24"/>
-          <w:szCs w:val="24"/>
-          <w:lang w:val="en-US"/>
-        </w:rPr>
-        <w:t xml:space="preserve">Open a </w:t>
-      </w:r>
-      <w:r>
-        <w:rPr>
-          <w:sz w:val="24"/>
-          <w:szCs w:val="24"/>
-          <w:lang w:val="en-US"/>
-        </w:rPr>
-        <w:t>Terminal.</w:t>
-      </w:r>
     </w:p>
     <w:p>
       <w:pPr>
@@ -6272,6 +5374,24 @@
           <w:lang w:val="en-US"/>
         </w:rPr>
       </w:pPr>
+      <w:r>
+        <w:rPr>
+          <w:bCs/>
+          <w:sz w:val="24"/>
+          <w:szCs w:val="24"/>
+          <w:lang w:val="en-US"/>
+        </w:rPr>
+        <w:t xml:space="preserve">7.2.1. </w:t>
+      </w:r>
+      <w:r>
+        <w:rPr>
+          <w:bCs/>
+          <w:sz w:val="24"/>
+          <w:szCs w:val="24"/>
+          <w:lang w:val="en-US"/>
+        </w:rPr>
+        <w:t>Go to the Releases page and scroll down to the “Assets” section.</w:t>
+      </w:r>
     </w:p>
     <w:p>
       <w:pPr>
@@ -6284,23 +5404,17 @@
           <w:lang w:val="en-US"/>
         </w:rPr>
       </w:pPr>
-      <w:r>
-        <w:rPr>
-          <w:b/>
-          <w:sz w:val="24"/>
-          <w:szCs w:val="24"/>
-          <w:lang w:val="en-US"/>
-        </w:rPr>
-        <w:t>Windows</w:t>
-      </w:r>
-      <w:r>
-        <w:rPr>
-          <w:sz w:val="24"/>
-          <w:szCs w:val="24"/>
-          <w:lang w:val="en-US"/>
-        </w:rPr>
-        <w:t>:</w:t>
-      </w:r>
+      <w:hyperlink r:id="rId20" w:history="1">
+        <w:r>
+          <w:rPr>
+            <w:rStyle w:val="Hyperlink"/>
+            <w:sz w:val="24"/>
+            <w:szCs w:val="24"/>
+            <w:lang w:val="en-US"/>
+          </w:rPr>
+          <w:t>https://github.com/MiguelMartzFdez/easyROB/releases</w:t>
+        </w:r>
+      </w:hyperlink>
     </w:p>
     <w:p>
       <w:pPr>
@@ -6313,31 +5427,6 @@
           <w:lang w:val="en-US"/>
         </w:rPr>
       </w:pPr>
-      <w:r>
-        <w:rPr>
-          <w:sz w:val="24"/>
-          <w:szCs w:val="24"/>
-          <w:lang w:val="en-US"/>
-        </w:rPr>
-        <w:t xml:space="preserve">Open </w:t>
-      </w:r>
-      <w:r>
-        <w:rPr>
-          <w:rStyle w:val="Strong"/>
-          <w:sz w:val="24"/>
-          <w:szCs w:val="24"/>
-          <w:lang w:val="en-US"/>
-        </w:rPr>
-        <w:t>Anaconda Prompt</w:t>
-      </w:r>
-      <w:r>
-        <w:rPr>
-          <w:sz w:val="24"/>
-          <w:szCs w:val="24"/>
-          <w:lang w:val="en-US"/>
-        </w:rPr>
-        <w:t xml:space="preserve"> (do not use the standard Windows Command Prompt).</w:t>
-      </w:r>
     </w:p>
     <w:p>
       <w:pPr>
@@ -6350,6 +5439,32 @@
           <w:lang w:val="en-US"/>
         </w:rPr>
       </w:pPr>
+      <w:r>
+        <w:rPr>
+          <w:bCs/>
+          <w:sz w:val="24"/>
+          <w:szCs w:val="24"/>
+          <w:lang w:val="en-US"/>
+        </w:rPr>
+        <w:t xml:space="preserve">7.2.2. </w:t>
+      </w:r>
+      <w:r>
+        <w:rPr>
+          <w:sz w:val="24"/>
+          <w:szCs w:val="24"/>
+          <w:lang w:val="en-US"/>
+        </w:rPr>
+        <w:t xml:space="preserve">Download the file called: </w:t>
+      </w:r>
+      <w:r>
+        <w:rPr>
+          <w:b/>
+          <w:sz w:val="24"/>
+          <w:szCs w:val="24"/>
+          <w:lang w:val="en-US"/>
+        </w:rPr>
+        <w:t>easyROB_linux.zip</w:t>
+      </w:r>
     </w:p>
     <w:p>
       <w:pPr>
@@ -6362,23 +5477,6 @@
           <w:lang w:val="en-US"/>
         </w:rPr>
       </w:pPr>
-      <w:r>
-        <w:rPr>
-          <w:b/>
-          <w:sz w:val="24"/>
-          <w:szCs w:val="24"/>
-          <w:lang w:val="en-US"/>
-        </w:rPr>
-        <w:t>macOS</w:t>
-      </w:r>
-      <w:r>
-        <w:rPr>
-          <w:sz w:val="24"/>
-          <w:szCs w:val="24"/>
-          <w:lang w:val="en-US"/>
-        </w:rPr>
-        <w:t>:</w:t>
-      </w:r>
     </w:p>
     <w:p>
       <w:pPr>
@@ -6386,36 +5484,28 @@
         <w:ind w:left="0"/>
         <w:jc w:val="both"/>
         <w:rPr>
-          <w:sz w:val="24"/>
-          <w:szCs w:val="24"/>
-          <w:lang w:val="en-US"/>
-        </w:rPr>
-      </w:pPr>
-      <w:r>
-        <w:rPr>
-          <w:sz w:val="24"/>
-          <w:szCs w:val="24"/>
-          <w:lang w:val="en-US"/>
-        </w:rPr>
-        <w:t xml:space="preserve">Press </w:t>
-      </w:r>
-      <w:proofErr w:type="spellStart"/>
-      <w:r>
-        <w:rPr>
-          <w:sz w:val="24"/>
-          <w:szCs w:val="24"/>
-          <w:lang w:val="en-US"/>
-        </w:rPr>
-        <w:t>Cmd</w:t>
-      </w:r>
-      <w:proofErr w:type="spellEnd"/>
-      <w:r>
-        <w:rPr>
-          <w:sz w:val="24"/>
-          <w:szCs w:val="24"/>
-          <w:lang w:val="en-US"/>
-        </w:rPr>
-        <w:t xml:space="preserve"> + Space, type Terminal, and press Enter.</w:t>
+          <w:b/>
+          <w:sz w:val="24"/>
+          <w:szCs w:val="24"/>
+          <w:lang w:val="en-US"/>
+        </w:rPr>
+      </w:pPr>
+      <w:r>
+        <w:rPr>
+          <w:bCs/>
+          <w:sz w:val="24"/>
+          <w:szCs w:val="24"/>
+          <w:lang w:val="en-US"/>
+        </w:rPr>
+        <w:t xml:space="preserve">7.2.3. </w:t>
+      </w:r>
+      <w:r>
+        <w:rPr>
+          <w:sz w:val="24"/>
+          <w:szCs w:val="24"/>
+          <w:lang w:val="en-US"/>
+        </w:rPr>
+        <w:t>Once downloaded, right-click the ZIP file and select “Extract All…”. Choose a simple location (for example, the Desktop).</w:t>
       </w:r>
     </w:p>
     <w:p>
@@ -6436,27 +5526,37 @@
         <w:ind w:left="0"/>
         <w:jc w:val="both"/>
         <w:rPr>
-          <w:sz w:val="24"/>
-          <w:szCs w:val="24"/>
-          <w:lang w:val="en-US"/>
-        </w:rPr>
-      </w:pPr>
-      <w:r>
-        <w:rPr>
           <w:b/>
           <w:sz w:val="24"/>
           <w:szCs w:val="24"/>
           <w:lang w:val="en-US"/>
         </w:rPr>
-        <w:t>Linux</w:t>
-      </w:r>
-      <w:r>
-        <w:rPr>
-          <w:sz w:val="24"/>
-          <w:szCs w:val="24"/>
-          <w:lang w:val="en-US"/>
-        </w:rPr>
-        <w:t>:</w:t>
+      </w:pPr>
+      <w:r>
+        <w:rPr>
+          <w:bCs/>
+          <w:sz w:val="24"/>
+          <w:szCs w:val="24"/>
+          <w:lang w:val="en-US"/>
+        </w:rPr>
+        <w:t xml:space="preserve">7.2.4. </w:t>
+      </w:r>
+      <w:r>
+        <w:rPr>
+          <w:b/>
+          <w:sz w:val="24"/>
+          <w:szCs w:val="24"/>
+          <w:lang w:val="en-US"/>
+        </w:rPr>
+        <w:t>First-time setup only</w:t>
+      </w:r>
+      <w:r>
+        <w:rPr>
+          <w:sz w:val="24"/>
+          <w:szCs w:val="24"/>
+          <w:lang w:val="en-US"/>
+        </w:rPr>
+        <w:t>: right-click inside the folder (in an empty area), select “Open in Terminal”, and run:</w:t>
       </w:r>
     </w:p>
     <w:p>
@@ -6465,84 +5565,7 @@
         <w:ind w:left="0"/>
         <w:jc w:val="both"/>
         <w:rPr>
-          <w:sz w:val="24"/>
-          <w:szCs w:val="24"/>
-          <w:lang w:val="en-US"/>
-        </w:rPr>
-      </w:pPr>
-      <w:r>
-        <w:rPr>
-          <w:sz w:val="24"/>
-          <w:szCs w:val="24"/>
-          <w:lang w:val="en-US"/>
-        </w:rPr>
-        <w:t>Press Ctrl + Alt + T or search for “Terminal” in your applications menu</w:t>
-      </w:r>
-    </w:p>
-    <w:p>
-      <w:pPr>
-        <w:pStyle w:val="ListParagraph"/>
-        <w:ind w:left="0"/>
-        <w:jc w:val="both"/>
-        <w:rPr>
-          <w:sz w:val="24"/>
-          <w:szCs w:val="24"/>
-          <w:lang w:val="en-US"/>
-        </w:rPr>
-      </w:pPr>
-    </w:p>
-    <w:p>
-      <w:pPr>
-        <w:pStyle w:val="ListParagraph"/>
-        <w:ind w:left="0"/>
-        <w:jc w:val="both"/>
-        <w:rPr>
-          <w:sz w:val="24"/>
-          <w:szCs w:val="24"/>
-          <w:lang w:val="en-US"/>
-        </w:rPr>
-      </w:pPr>
-      <w:r>
-        <w:rPr>
-          <w:sz w:val="24"/>
-          <w:szCs w:val="24"/>
-          <w:lang w:val="en-US"/>
-        </w:rPr>
-        <w:t xml:space="preserve">7.3.2. </w:t>
-      </w:r>
-      <w:r>
-        <w:rPr>
-          <w:sz w:val="24"/>
-          <w:szCs w:val="24"/>
-          <w:lang w:val="en-US"/>
-        </w:rPr>
-        <w:t xml:space="preserve">Activate the </w:t>
-      </w:r>
-      <w:proofErr w:type="spellStart"/>
-      <w:r>
-        <w:rPr>
-          <w:sz w:val="24"/>
-          <w:szCs w:val="24"/>
-          <w:lang w:val="en-US"/>
-        </w:rPr>
-        <w:t>conda</w:t>
-      </w:r>
-      <w:proofErr w:type="spellEnd"/>
-      <w:r>
-        <w:rPr>
-          <w:sz w:val="24"/>
-          <w:szCs w:val="24"/>
-          <w:lang w:val="en-US"/>
-        </w:rPr>
-        <w:t xml:space="preserve"> environment where ROBERT is installed:</w:t>
-      </w:r>
-    </w:p>
-    <w:p>
-      <w:pPr>
-        <w:pStyle w:val="ListParagraph"/>
-        <w:ind w:left="0"/>
-        <w:jc w:val="both"/>
-        <w:rPr>
+          <w:rFonts w:ascii="Courier New" w:eastAsia="Courier New" w:hAnsi="Courier New"/>
           <w:sz w:val="24"/>
           <w:szCs w:val="24"/>
           <w:lang w:val="en-US"/>
@@ -6556,12 +5579,12 @@
         <w:ind w:left="0"/>
         <w:jc w:val="both"/>
         <w:rPr>
-          <w:sz w:val="24"/>
-          <w:szCs w:val="24"/>
-          <w:lang w:val="en-US"/>
-        </w:rPr>
-      </w:pPr>
-      <w:proofErr w:type="spellStart"/>
+          <w:b/>
+          <w:sz w:val="24"/>
+          <w:szCs w:val="24"/>
+          <w:lang w:val="en-US"/>
+        </w:rPr>
+      </w:pPr>
       <w:r>
         <w:rPr>
           <w:rFonts w:ascii="Courier New" w:eastAsia="Courier New" w:hAnsi="Courier New"/>
@@ -6569,29 +5592,8 @@
           <w:szCs w:val="24"/>
           <w:lang w:val="en-US"/>
         </w:rPr>
-        <w:t>conda</w:t>
-      </w:r>
-      <w:proofErr w:type="spellEnd"/>
-      <w:r>
-        <w:rPr>
-          <w:rFonts w:ascii="Courier New" w:eastAsia="Courier New" w:hAnsi="Courier New"/>
-          <w:sz w:val="24"/>
-          <w:szCs w:val="24"/>
-          <w:lang w:val="en-US"/>
-        </w:rPr>
-        <w:t xml:space="preserve"> activate </w:t>
-      </w:r>
-      <w:proofErr w:type="spellStart"/>
-      <w:r>
-        <w:rPr>
-          <w:rFonts w:ascii="Courier New" w:eastAsia="Courier New" w:hAnsi="Courier New"/>
-          <w:sz w:val="24"/>
-          <w:szCs w:val="24"/>
-          <w:lang w:val="en-US"/>
-        </w:rPr>
-        <w:t>cheminf</w:t>
-      </w:r>
-      <w:proofErr w:type="spellEnd"/>
+        <w:t>chmod +x run_easyrob.sh</w:t>
+      </w:r>
     </w:p>
     <w:p>
       <w:pPr>
@@ -6618,36 +5620,20 @@
       </w:pPr>
       <w:r>
         <w:rPr>
-          <w:sz w:val="24"/>
-          <w:szCs w:val="24"/>
-          <w:lang w:val="en-US"/>
-        </w:rPr>
-        <w:t xml:space="preserve">7.3.3. </w:t>
-      </w:r>
-      <w:r>
-        <w:rPr>
-          <w:sz w:val="24"/>
-          <w:szCs w:val="24"/>
-          <w:lang w:val="en-US"/>
-        </w:rPr>
-        <w:t xml:space="preserve">Download </w:t>
-      </w:r>
-      <w:r>
-        <w:rPr>
-          <w:b/>
-          <w:sz w:val="24"/>
-          <w:szCs w:val="24"/>
-          <w:lang w:val="en-US"/>
-        </w:rPr>
-        <w:t>easyrob.py</w:t>
-      </w:r>
-      <w:r>
-        <w:rPr>
-          <w:sz w:val="24"/>
-          <w:szCs w:val="24"/>
-          <w:lang w:val="en-US"/>
-        </w:rPr>
-        <w:t xml:space="preserve"> from:</w:t>
+          <w:bCs/>
+          <w:sz w:val="24"/>
+          <w:szCs w:val="24"/>
+          <w:lang w:val="en-US"/>
+        </w:rPr>
+        <w:t xml:space="preserve">7.2.5. </w:t>
+      </w:r>
+      <w:r>
+        <w:rPr>
+          <w:sz w:val="24"/>
+          <w:szCs w:val="24"/>
+          <w:lang w:val="en-US"/>
+        </w:rPr>
+        <w:t>In the same Terminal window, run:</w:t>
       </w:r>
     </w:p>
     <w:p>
@@ -6665,15 +5651,732 @@
     <w:p>
       <w:pPr>
         <w:pStyle w:val="ListParagraph"/>
+        <w:shd w:val="clear" w:color="auto" w:fill="E8E8E8" w:themeFill="background2"/>
         <w:ind w:left="0"/>
         <w:jc w:val="both"/>
         <w:rPr>
-          <w:sz w:val="24"/>
-          <w:szCs w:val="24"/>
-          <w:lang w:val="en-US"/>
-        </w:rPr>
-      </w:pPr>
-      <w:hyperlink r:id="rId20" w:history="1">
+          <w:rFonts w:ascii="Courier New" w:eastAsia="Courier New" w:hAnsi="Courier New"/>
+          <w:sz w:val="24"/>
+          <w:szCs w:val="24"/>
+          <w:lang w:val="en-US"/>
+        </w:rPr>
+      </w:pPr>
+      <w:r>
+        <w:rPr>
+          <w:rFonts w:ascii="Courier New" w:eastAsia="Courier New" w:hAnsi="Courier New"/>
+          <w:sz w:val="24"/>
+          <w:szCs w:val="24"/>
+          <w:lang w:val="en-US"/>
+        </w:rPr>
+        <w:t>./run_easyrob.sh</w:t>
+      </w:r>
+    </w:p>
+    <w:p>
+      <w:pPr>
+        <w:pStyle w:val="ListParagraph"/>
+        <w:ind w:left="0"/>
+        <w:jc w:val="both"/>
+        <w:rPr>
+          <w:sz w:val="24"/>
+          <w:szCs w:val="24"/>
+          <w:lang w:val="en-US"/>
+        </w:rPr>
+      </w:pPr>
+    </w:p>
+    <w:p>
+      <w:pPr>
+        <w:jc w:val="both"/>
+        <w:rPr>
+          <w:sz w:val="24"/>
+          <w:szCs w:val="24"/>
+          <w:lang w:val="en-US"/>
+        </w:rPr>
+      </w:pPr>
+      <w:r>
+        <w:rPr>
+          <w:b/>
+          <w:color w:val="C00000"/>
+          <w:sz w:val="24"/>
+          <w:szCs w:val="24"/>
+          <w:lang w:val="en-US"/>
+        </w:rPr>
+        <w:t>Fallback Method!</w:t>
+      </w:r>
+      <w:r>
+        <w:rPr>
+          <w:color w:val="C00000"/>
+          <w:sz w:val="24"/>
+          <w:szCs w:val="24"/>
+          <w:lang w:val="en-US"/>
+        </w:rPr>
+        <w:t xml:space="preserve"> </w:t>
+      </w:r>
+      <w:r>
+        <w:rPr>
+          <w:sz w:val="24"/>
+          <w:szCs w:val="24"/>
+          <w:lang w:val="en-US"/>
+        </w:rPr>
+        <w:t>(If the Portable Version Does Not Start)</w:t>
+      </w:r>
+    </w:p>
+    <w:p>
+      <w:pPr>
+        <w:jc w:val="both"/>
+        <w:rPr>
+          <w:sz w:val="24"/>
+          <w:szCs w:val="24"/>
+          <w:lang w:val="en-US"/>
+        </w:rPr>
+      </w:pPr>
+      <w:r>
+        <w:rPr>
+          <w:sz w:val="24"/>
+          <w:szCs w:val="24"/>
+          <w:lang w:val="en-US"/>
+        </w:rPr>
+        <w:lastRenderedPageBreak/>
+        <w:t xml:space="preserve">If the portable version does not launch correctly (for example, nothing happens, the window closes immediately, or you see environment/Qt errors), you can run easyROB using the standard Terminal method. </w:t>
+      </w:r>
+    </w:p>
+    <w:p>
+      <w:pPr>
+        <w:jc w:val="both"/>
+        <w:rPr>
+          <w:sz w:val="24"/>
+          <w:szCs w:val="24"/>
+          <w:lang w:val="en-US"/>
+        </w:rPr>
+      </w:pPr>
+      <w:r>
+        <w:rPr>
+          <w:sz w:val="24"/>
+          <w:szCs w:val="24"/>
+          <w:lang w:val="en-US"/>
+        </w:rPr>
+        <w:t>Please follow the instructions described in Section 7.3.</w:t>
+      </w:r>
+    </w:p>
+    <w:p>
+      <w:pPr>
+        <w:jc w:val="both"/>
+        <w:rPr>
+          <w:sz w:val="24"/>
+          <w:szCs w:val="24"/>
+          <w:lang w:val="en-US"/>
+        </w:rPr>
+      </w:pPr>
+      <w:r>
+        <w:rPr>
+          <w:sz w:val="24"/>
+          <w:szCs w:val="24"/>
+          <w:lang w:val="en-US"/>
+        </w:rPr>
+        <w:t>If this situation occurs, please let us know and include:</w:t>
+      </w:r>
+    </w:p>
+    <w:p>
+      <w:pPr>
+        <w:pStyle w:val="ListParagraph"/>
+        <w:numPr>
+          <w:ilvl w:val="0"/>
+          <w:numId w:val="41"/>
+        </w:numPr>
+        <w:ind w:left="900" w:firstLine="0"/>
+        <w:jc w:val="both"/>
+        <w:rPr>
+          <w:sz w:val="24"/>
+          <w:szCs w:val="24"/>
+          <w:lang w:val="en-US"/>
+        </w:rPr>
+      </w:pPr>
+      <w:r>
+        <w:rPr>
+          <w:sz w:val="24"/>
+          <w:szCs w:val="24"/>
+          <w:lang w:val="en-US"/>
+        </w:rPr>
+        <w:t>Your operating system and version</w:t>
+      </w:r>
+    </w:p>
+    <w:p>
+      <w:pPr>
+        <w:pStyle w:val="ListParagraph"/>
+        <w:numPr>
+          <w:ilvl w:val="0"/>
+          <w:numId w:val="41"/>
+        </w:numPr>
+        <w:ind w:left="900" w:firstLine="0"/>
+        <w:jc w:val="both"/>
+        <w:rPr>
+          <w:sz w:val="24"/>
+          <w:szCs w:val="24"/>
+          <w:lang w:val="en-US"/>
+        </w:rPr>
+      </w:pPr>
+      <w:r>
+        <w:rPr>
+          <w:sz w:val="24"/>
+          <w:szCs w:val="24"/>
+          <w:lang w:val="en-US"/>
+        </w:rPr>
+        <w:t>A brief description of what happens</w:t>
+      </w:r>
+    </w:p>
+    <w:p>
+      <w:pPr>
+        <w:pStyle w:val="ListParagraph"/>
+        <w:numPr>
+          <w:ilvl w:val="0"/>
+          <w:numId w:val="41"/>
+        </w:numPr>
+        <w:ind w:left="900" w:firstLine="0"/>
+        <w:jc w:val="both"/>
+        <w:rPr>
+          <w:sz w:val="24"/>
+          <w:szCs w:val="24"/>
+          <w:lang w:val="en-US"/>
+        </w:rPr>
+      </w:pPr>
+      <w:r>
+        <w:rPr>
+          <w:sz w:val="24"/>
+          <w:szCs w:val="24"/>
+          <w:lang w:val="en-US"/>
+        </w:rPr>
+        <w:t>Any error message shown</w:t>
+      </w:r>
+    </w:p>
+    <w:p>
+      <w:pPr>
+        <w:pStyle w:val="ListParagraph"/>
+        <w:numPr>
+          <w:ilvl w:val="0"/>
+          <w:numId w:val="41"/>
+        </w:numPr>
+        <w:ind w:left="900" w:firstLine="0"/>
+        <w:jc w:val="both"/>
+        <w:rPr>
+          <w:sz w:val="24"/>
+          <w:szCs w:val="24"/>
+          <w:lang w:val="en-US"/>
+        </w:rPr>
+      </w:pPr>
+      <w:r>
+        <w:rPr>
+          <w:sz w:val="24"/>
+          <w:szCs w:val="24"/>
+          <w:lang w:val="en-US"/>
+        </w:rPr>
+        <w:t xml:space="preserve">The file </w:t>
+      </w:r>
+      <w:r>
+        <w:rPr>
+          <w:b/>
+          <w:sz w:val="24"/>
+          <w:szCs w:val="24"/>
+          <w:lang w:val="en-US"/>
+        </w:rPr>
+        <w:t xml:space="preserve">easyrob_process.log </w:t>
+      </w:r>
+      <w:r>
+        <w:rPr>
+          <w:sz w:val="24"/>
+          <w:szCs w:val="24"/>
+          <w:lang w:val="en-US"/>
+        </w:rPr>
+        <w:t>generated in the folder</w:t>
+      </w:r>
+    </w:p>
+    <w:p>
+      <w:pPr>
+        <w:jc w:val="both"/>
+        <w:rPr>
+          <w:sz w:val="24"/>
+          <w:szCs w:val="24"/>
+          <w:lang w:val="en-US"/>
+        </w:rPr>
+      </w:pPr>
+    </w:p>
+    <w:p>
+      <w:pPr>
+        <w:pStyle w:val="Heading2"/>
+        <w:ind w:firstLine="0"/>
+        <w:jc w:val="both"/>
+        <w:rPr>
+          <w:szCs w:val="24"/>
+          <w:lang w:val="en-US"/>
+        </w:rPr>
+      </w:pPr>
+      <w:r>
+        <w:rPr>
+          <w:szCs w:val="24"/>
+          <w:lang w:val="en-US"/>
+        </w:rPr>
+        <w:t>7.3</w:t>
+      </w:r>
+      <w:r>
+        <w:rPr>
+          <w:szCs w:val="24"/>
+          <w:lang w:val="en-US"/>
+        </w:rPr>
+        <w:t>.</w:t>
+      </w:r>
+      <w:r>
+        <w:rPr>
+          <w:szCs w:val="24"/>
+          <w:lang w:val="en-US"/>
+        </w:rPr>
+        <w:t xml:space="preserve"> Testing easyROB from Terminal (macOS / Fallback Method)</w:t>
+      </w:r>
+    </w:p>
+    <w:p>
+      <w:pPr>
+        <w:jc w:val="both"/>
+        <w:rPr>
+          <w:sz w:val="24"/>
+          <w:szCs w:val="24"/>
+          <w:lang w:val="en-US"/>
+        </w:rPr>
+      </w:pPr>
+      <w:r>
+        <w:rPr>
+          <w:sz w:val="24"/>
+          <w:szCs w:val="24"/>
+          <w:lang w:val="en-US"/>
+        </w:rPr>
+        <w:t>This method runs easyROB using a standard ROBERT installation (non-portable).</w:t>
+      </w:r>
+    </w:p>
+    <w:p>
+      <w:pPr>
+        <w:pStyle w:val="Heading3"/>
+        <w:jc w:val="both"/>
+        <w:rPr>
+          <w:b/>
+          <w:szCs w:val="24"/>
+          <w:lang w:val="en-US"/>
+        </w:rPr>
+      </w:pPr>
+      <w:r>
+        <w:rPr>
+          <w:b/>
+          <w:szCs w:val="24"/>
+          <w:lang w:val="en-US"/>
+        </w:rPr>
+        <w:t>Steps</w:t>
+      </w:r>
+    </w:p>
+    <w:p>
+      <w:pPr>
+        <w:jc w:val="both"/>
+        <w:rPr>
+          <w:sz w:val="24"/>
+          <w:szCs w:val="24"/>
+          <w:lang w:val="en-US"/>
+        </w:rPr>
+      </w:pPr>
+    </w:p>
+    <w:p>
+      <w:pPr>
+        <w:pStyle w:val="ListParagraph"/>
+        <w:ind w:left="0"/>
+        <w:jc w:val="both"/>
+        <w:rPr>
+          <w:sz w:val="24"/>
+          <w:szCs w:val="24"/>
+          <w:lang w:val="en-US"/>
+        </w:rPr>
+      </w:pPr>
+      <w:r>
+        <w:rPr>
+          <w:sz w:val="24"/>
+          <w:szCs w:val="24"/>
+          <w:lang w:val="en-US"/>
+        </w:rPr>
+        <w:t xml:space="preserve">7.3.1. </w:t>
+      </w:r>
+      <w:r>
+        <w:rPr>
+          <w:sz w:val="24"/>
+          <w:szCs w:val="24"/>
+          <w:lang w:val="en-US"/>
+        </w:rPr>
+        <w:t xml:space="preserve">Open a </w:t>
+      </w:r>
+      <w:r>
+        <w:rPr>
+          <w:sz w:val="24"/>
+          <w:szCs w:val="24"/>
+          <w:lang w:val="en-US"/>
+        </w:rPr>
+        <w:t>Terminal.</w:t>
+      </w:r>
+    </w:p>
+    <w:p>
+      <w:pPr>
+        <w:pStyle w:val="ListParagraph"/>
+        <w:ind w:left="0"/>
+        <w:jc w:val="both"/>
+        <w:rPr>
+          <w:sz w:val="24"/>
+          <w:szCs w:val="24"/>
+          <w:lang w:val="en-US"/>
+        </w:rPr>
+      </w:pPr>
+    </w:p>
+    <w:p>
+      <w:pPr>
+        <w:pStyle w:val="ListParagraph"/>
+        <w:ind w:left="0"/>
+        <w:jc w:val="both"/>
+        <w:rPr>
+          <w:sz w:val="24"/>
+          <w:szCs w:val="24"/>
+          <w:lang w:val="en-US"/>
+        </w:rPr>
+      </w:pPr>
+      <w:r>
+        <w:rPr>
+          <w:b/>
+          <w:sz w:val="24"/>
+          <w:szCs w:val="24"/>
+          <w:lang w:val="en-US"/>
+        </w:rPr>
+        <w:t>Windows</w:t>
+      </w:r>
+      <w:r>
+        <w:rPr>
+          <w:sz w:val="24"/>
+          <w:szCs w:val="24"/>
+          <w:lang w:val="en-US"/>
+        </w:rPr>
+        <w:t>:</w:t>
+      </w:r>
+    </w:p>
+    <w:p>
+      <w:pPr>
+        <w:pStyle w:val="ListParagraph"/>
+        <w:ind w:left="0"/>
+        <w:jc w:val="both"/>
+        <w:rPr>
+          <w:sz w:val="24"/>
+          <w:szCs w:val="24"/>
+          <w:lang w:val="en-US"/>
+        </w:rPr>
+      </w:pPr>
+      <w:r>
+        <w:rPr>
+          <w:sz w:val="24"/>
+          <w:szCs w:val="24"/>
+          <w:lang w:val="en-US"/>
+        </w:rPr>
+        <w:t xml:space="preserve">Open </w:t>
+      </w:r>
+      <w:r>
+        <w:rPr>
+          <w:rStyle w:val="Strong"/>
+          <w:sz w:val="24"/>
+          <w:szCs w:val="24"/>
+          <w:lang w:val="en-US"/>
+        </w:rPr>
+        <w:t>Anaconda Prompt</w:t>
+      </w:r>
+      <w:r>
+        <w:rPr>
+          <w:sz w:val="24"/>
+          <w:szCs w:val="24"/>
+          <w:lang w:val="en-US"/>
+        </w:rPr>
+        <w:t xml:space="preserve"> (do not use the standard Windows Command Prompt).</w:t>
+      </w:r>
+    </w:p>
+    <w:p>
+      <w:pPr>
+        <w:pStyle w:val="ListParagraph"/>
+        <w:ind w:left="0"/>
+        <w:jc w:val="both"/>
+        <w:rPr>
+          <w:sz w:val="24"/>
+          <w:szCs w:val="24"/>
+          <w:lang w:val="en-US"/>
+        </w:rPr>
+      </w:pPr>
+    </w:p>
+    <w:p>
+      <w:pPr>
+        <w:pStyle w:val="ListParagraph"/>
+        <w:ind w:left="0"/>
+        <w:jc w:val="both"/>
+        <w:rPr>
+          <w:sz w:val="24"/>
+          <w:szCs w:val="24"/>
+          <w:lang w:val="en-US"/>
+        </w:rPr>
+      </w:pPr>
+      <w:r>
+        <w:rPr>
+          <w:b/>
+          <w:sz w:val="24"/>
+          <w:szCs w:val="24"/>
+          <w:lang w:val="en-US"/>
+        </w:rPr>
+        <w:t>macOS</w:t>
+      </w:r>
+      <w:r>
+        <w:rPr>
+          <w:sz w:val="24"/>
+          <w:szCs w:val="24"/>
+          <w:lang w:val="en-US"/>
+        </w:rPr>
+        <w:t>:</w:t>
+      </w:r>
+    </w:p>
+    <w:p>
+      <w:pPr>
+        <w:pStyle w:val="ListParagraph"/>
+        <w:ind w:left="0"/>
+        <w:jc w:val="both"/>
+        <w:rPr>
+          <w:sz w:val="24"/>
+          <w:szCs w:val="24"/>
+          <w:lang w:val="en-US"/>
+        </w:rPr>
+      </w:pPr>
+      <w:r>
+        <w:rPr>
+          <w:sz w:val="24"/>
+          <w:szCs w:val="24"/>
+          <w:lang w:val="en-US"/>
+        </w:rPr>
+        <w:t>Press Cmd + Space, type Terminal, and press Enter.</w:t>
+      </w:r>
+    </w:p>
+    <w:p>
+      <w:pPr>
+        <w:pStyle w:val="ListParagraph"/>
+        <w:ind w:left="0"/>
+        <w:jc w:val="both"/>
+        <w:rPr>
+          <w:sz w:val="24"/>
+          <w:szCs w:val="24"/>
+          <w:lang w:val="en-US"/>
+        </w:rPr>
+      </w:pPr>
+    </w:p>
+    <w:p>
+      <w:pPr>
+        <w:pStyle w:val="ListParagraph"/>
+        <w:ind w:left="0"/>
+        <w:jc w:val="both"/>
+        <w:rPr>
+          <w:sz w:val="24"/>
+          <w:szCs w:val="24"/>
+          <w:lang w:val="en-US"/>
+        </w:rPr>
+      </w:pPr>
+      <w:r>
+        <w:rPr>
+          <w:b/>
+          <w:sz w:val="24"/>
+          <w:szCs w:val="24"/>
+          <w:lang w:val="en-US"/>
+        </w:rPr>
+        <w:t>Linux</w:t>
+      </w:r>
+      <w:r>
+        <w:rPr>
+          <w:sz w:val="24"/>
+          <w:szCs w:val="24"/>
+          <w:lang w:val="en-US"/>
+        </w:rPr>
+        <w:t>:</w:t>
+      </w:r>
+    </w:p>
+    <w:p>
+      <w:pPr>
+        <w:pStyle w:val="ListParagraph"/>
+        <w:ind w:left="0"/>
+        <w:jc w:val="both"/>
+        <w:rPr>
+          <w:sz w:val="24"/>
+          <w:szCs w:val="24"/>
+          <w:lang w:val="en-US"/>
+        </w:rPr>
+      </w:pPr>
+      <w:r>
+        <w:rPr>
+          <w:sz w:val="24"/>
+          <w:szCs w:val="24"/>
+          <w:lang w:val="en-US"/>
+        </w:rPr>
+        <w:t>Press Ctrl + Alt + T or search for “Terminal” in your applications menu</w:t>
+      </w:r>
+    </w:p>
+    <w:p>
+      <w:pPr>
+        <w:pStyle w:val="ListParagraph"/>
+        <w:ind w:left="0"/>
+        <w:jc w:val="both"/>
+        <w:rPr>
+          <w:sz w:val="24"/>
+          <w:szCs w:val="24"/>
+          <w:lang w:val="en-US"/>
+        </w:rPr>
+      </w:pPr>
+    </w:p>
+    <w:p>
+      <w:pPr>
+        <w:pStyle w:val="ListParagraph"/>
+        <w:ind w:left="0"/>
+        <w:jc w:val="both"/>
+        <w:rPr>
+          <w:sz w:val="24"/>
+          <w:szCs w:val="24"/>
+          <w:lang w:val="en-US"/>
+        </w:rPr>
+      </w:pPr>
+      <w:r>
+        <w:rPr>
+          <w:sz w:val="24"/>
+          <w:szCs w:val="24"/>
+          <w:lang w:val="en-US"/>
+        </w:rPr>
+        <w:t xml:space="preserve">7.3.2. </w:t>
+      </w:r>
+      <w:r>
+        <w:rPr>
+          <w:sz w:val="24"/>
+          <w:szCs w:val="24"/>
+          <w:lang w:val="en-US"/>
+        </w:rPr>
+        <w:t>Activate the conda environment where ROBERT is installed:</w:t>
+      </w:r>
+    </w:p>
+    <w:p>
+      <w:pPr>
+        <w:pStyle w:val="ListParagraph"/>
+        <w:ind w:left="0"/>
+        <w:jc w:val="both"/>
+        <w:rPr>
+          <w:sz w:val="24"/>
+          <w:szCs w:val="24"/>
+          <w:lang w:val="en-US"/>
+        </w:rPr>
+      </w:pPr>
+    </w:p>
+    <w:p>
+      <w:pPr>
+        <w:pStyle w:val="ListParagraph"/>
+        <w:shd w:val="clear" w:color="auto" w:fill="E8E8E8" w:themeFill="background2"/>
+        <w:ind w:left="0"/>
+        <w:jc w:val="both"/>
+        <w:rPr>
+          <w:sz w:val="24"/>
+          <w:szCs w:val="24"/>
+          <w:lang w:val="en-US"/>
+        </w:rPr>
+      </w:pPr>
+      <w:r>
+        <w:rPr>
+          <w:rFonts w:ascii="Courier New" w:eastAsia="Courier New" w:hAnsi="Courier New"/>
+          <w:sz w:val="24"/>
+          <w:szCs w:val="24"/>
+          <w:lang w:val="en-US"/>
+        </w:rPr>
+        <w:t xml:space="preserve">conda activate </w:t>
+      </w:r>
+      <w:r>
+        <w:rPr>
+          <w:rFonts w:ascii="Courier New" w:eastAsia="Courier New" w:hAnsi="Courier New"/>
+          <w:sz w:val="24"/>
+          <w:szCs w:val="24"/>
+          <w:lang w:val="en-US"/>
+        </w:rPr>
+        <w:t>cheminf</w:t>
+      </w:r>
+    </w:p>
+    <w:p>
+      <w:pPr>
+        <w:pStyle w:val="ListParagraph"/>
+        <w:ind w:left="0"/>
+        <w:jc w:val="both"/>
+        <w:rPr>
+          <w:sz w:val="24"/>
+          <w:szCs w:val="24"/>
+          <w:lang w:val="en-US"/>
+        </w:rPr>
+      </w:pPr>
+    </w:p>
+    <w:p>
+      <w:pPr>
+        <w:pStyle w:val="ListParagraph"/>
+        <w:ind w:left="0"/>
+        <w:jc w:val="both"/>
+        <w:rPr>
+          <w:sz w:val="24"/>
+          <w:szCs w:val="24"/>
+          <w:lang w:val="en-US"/>
+        </w:rPr>
+      </w:pPr>
+      <w:r>
+        <w:rPr>
+          <w:sz w:val="24"/>
+          <w:szCs w:val="24"/>
+          <w:lang w:val="en-US"/>
+        </w:rPr>
+        <w:t xml:space="preserve">7.3.3. </w:t>
+      </w:r>
+      <w:r>
+        <w:rPr>
+          <w:sz w:val="24"/>
+          <w:szCs w:val="24"/>
+          <w:lang w:val="en-US"/>
+        </w:rPr>
+        <w:t xml:space="preserve">Download </w:t>
+      </w:r>
+      <w:r>
+        <w:rPr>
+          <w:b/>
+          <w:sz w:val="24"/>
+          <w:szCs w:val="24"/>
+          <w:lang w:val="en-US"/>
+        </w:rPr>
+        <w:t>easyrob.py</w:t>
+      </w:r>
+      <w:r>
+        <w:rPr>
+          <w:sz w:val="24"/>
+          <w:szCs w:val="24"/>
+          <w:lang w:val="en-US"/>
+        </w:rPr>
+        <w:t xml:space="preserve"> from:</w:t>
+      </w:r>
+    </w:p>
+    <w:p>
+      <w:pPr>
+        <w:pStyle w:val="ListParagraph"/>
+        <w:ind w:left="0"/>
+        <w:jc w:val="both"/>
+        <w:rPr>
+          <w:sz w:val="24"/>
+          <w:szCs w:val="24"/>
+          <w:lang w:val="en-US"/>
+        </w:rPr>
+      </w:pPr>
+    </w:p>
+    <w:p>
+      <w:pPr>
+        <w:pStyle w:val="ListParagraph"/>
+        <w:ind w:left="0"/>
+        <w:jc w:val="both"/>
+        <w:rPr>
+          <w:sz w:val="24"/>
+          <w:szCs w:val="24"/>
+          <w:lang w:val="en-US"/>
+        </w:rPr>
+      </w:pPr>
+      <w:hyperlink r:id="rId21" w:history="1">
         <w:r>
           <w:rPr>
             <w:rStyle w:val="Hyperlink"/>
@@ -6729,7 +6432,7 @@
                     </pic:cNvPicPr>
                   </pic:nvPicPr>
                   <pic:blipFill>
-                    <a:blip r:embed="rId21">
+                    <a:blip r:embed="rId22">
                       <a:extLst>
                         <a:ext uri="{28A0092B-C50C-407E-A947-70E740481C1C}">
                           <a14:useLocalDpi xmlns:a14="http://schemas.microsoft.com/office/drawing/2010/main" val="0"/>
@@ -6948,25 +6651,7 @@
           <w:szCs w:val="24"/>
           <w:lang w:val="en-US"/>
         </w:rPr>
-        <w:t xml:space="preserve">aunch </w:t>
-      </w:r>
-      <w:proofErr w:type="spellStart"/>
-      <w:r>
-        <w:rPr>
-          <w:sz w:val="24"/>
-          <w:szCs w:val="24"/>
-          <w:lang w:val="en-US"/>
-        </w:rPr>
-        <w:t>easyROB</w:t>
-      </w:r>
-      <w:proofErr w:type="spellEnd"/>
-      <w:r>
-        <w:rPr>
-          <w:sz w:val="24"/>
-          <w:szCs w:val="24"/>
-          <w:lang w:val="en-US"/>
-        </w:rPr>
-        <w:t xml:space="preserve"> by running:</w:t>
+        <w:t>aunch easyROB by running:</w:t>
       </w:r>
     </w:p>
     <w:p>

--- a/Prerequisites/Instructions_Setup.docx
+++ b/Prerequisites/Instructions_Setup.docx
@@ -20,8 +20,16 @@
         <w:rPr>
           <w:lang w:val="en-US"/>
         </w:rPr>
-        <w:t>Installing Miniconda</w:t>
-      </w:r>
+        <w:t xml:space="preserve">Installing </w:t>
+      </w:r>
+      <w:proofErr w:type="spellStart"/>
+      <w:r>
+        <w:rPr>
+          <w:lang w:val="en-US"/>
+        </w:rPr>
+        <w:t>Miniconda</w:t>
+      </w:r>
+      <w:proofErr w:type="spellEnd"/>
     </w:p>
     <w:p>
       <w:pPr>
@@ -93,25 +101,7 @@
         <w:rPr>
           <w:lang w:val="en-US" w:eastAsia="es-ES"/>
         </w:rPr>
-        <w:t xml:space="preserve">These instructions are intended for pure </w:t>
-      </w:r>
-      <w:r>
-        <w:rPr>
-          <w:lang w:val="en-US" w:eastAsia="es-ES"/>
-        </w:rPr>
-        <w:t>Windows</w:t>
-      </w:r>
-      <w:r>
-        <w:rPr>
-          <w:lang w:val="en-US" w:eastAsia="es-ES"/>
-        </w:rPr>
-        <w:t xml:space="preserve"> computers, </w:t>
-      </w:r>
-      <w:r>
-        <w:rPr>
-          <w:lang w:val="en-US" w:eastAsia="es-ES"/>
-        </w:rPr>
-        <w:t>d</w:t>
+        <w:t>These instructions are intended for pure Windows computers, d</w:t>
       </w:r>
       <w:r>
         <w:rPr>
@@ -281,6 +271,7 @@
           <w:lang w:val="en-US" w:eastAsia="es-ES"/>
         </w:rPr>
       </w:pPr>
+      <w:proofErr w:type="spellStart"/>
       <w:r>
         <w:rPr>
           <w:sz w:val="24"/>
@@ -289,6 +280,7 @@
         </w:rPr>
         <w:t>MacOs</w:t>
       </w:r>
+      <w:proofErr w:type="spellEnd"/>
     </w:p>
     <w:p>
       <w:pPr>
@@ -706,8 +698,17 @@
           <w:szCs w:val="24"/>
           <w:lang w:val="en-US"/>
         </w:rPr>
-        <w:t>wnload and Install Miniconda</w:t>
-      </w:r>
+        <w:t xml:space="preserve">wnload and Install </w:t>
+      </w:r>
+      <w:proofErr w:type="spellStart"/>
+      <w:r>
+        <w:rPr>
+          <w:szCs w:val="24"/>
+          <w:lang w:val="en-US"/>
+        </w:rPr>
+        <w:t>Miniconda</w:t>
+      </w:r>
+      <w:proofErr w:type="spellEnd"/>
       <w:r>
         <w:rPr>
           <w:szCs w:val="24"/>
@@ -744,7 +745,23 @@
           <w:szCs w:val="24"/>
           <w:lang w:val="en-US"/>
         </w:rPr>
-        <w:t>” and select your OS in the “Quickstart install instructions” tab:</w:t>
+        <w:t>” and select your OS in the “</w:t>
+      </w:r>
+      <w:proofErr w:type="spellStart"/>
+      <w:r>
+        <w:rPr>
+          <w:szCs w:val="24"/>
+          <w:lang w:val="en-US"/>
+        </w:rPr>
+        <w:t>Quickstart</w:t>
+      </w:r>
+      <w:proofErr w:type="spellEnd"/>
+      <w:r>
+        <w:rPr>
+          <w:szCs w:val="24"/>
+          <w:lang w:val="en-US"/>
+        </w:rPr>
+        <w:t xml:space="preserve"> install instructions” tab:</w:t>
       </w:r>
     </w:p>
     <w:p>
@@ -949,7 +966,31 @@
           <w:lang w:val="en-US" w:eastAsia="es-ES"/>
           <w14:ligatures w14:val="none"/>
         </w:rPr>
-        <w:t>During the Miniconda installation, if you get error messages like these:</w:t>
+        <w:t xml:space="preserve">During the </w:t>
+      </w:r>
+      <w:proofErr w:type="spellStart"/>
+      <w:r>
+        <w:rPr>
+          <w:rFonts w:eastAsia="Times New Roman" w:cs="Courier New"/>
+          <w:kern w:val="0"/>
+          <w:sz w:val="24"/>
+          <w:szCs w:val="24"/>
+          <w:lang w:val="en-US" w:eastAsia="es-ES"/>
+          <w14:ligatures w14:val="none"/>
+        </w:rPr>
+        <w:t>Miniconda</w:t>
+      </w:r>
+      <w:proofErr w:type="spellEnd"/>
+      <w:r>
+        <w:rPr>
+          <w:rFonts w:eastAsia="Times New Roman" w:cs="Courier New"/>
+          <w:kern w:val="0"/>
+          <w:sz w:val="24"/>
+          <w:szCs w:val="24"/>
+          <w:lang w:val="en-US" w:eastAsia="es-ES"/>
+          <w14:ligatures w14:val="none"/>
+        </w:rPr>
+        <w:t xml:space="preserve"> installation, if you get error messages like these:</w:t>
       </w:r>
     </w:p>
     <w:p>
@@ -977,7 +1018,31 @@
           <w:lang w:val="en-US" w:eastAsia="es-ES"/>
           <w14:ligatures w14:val="none"/>
         </w:rPr>
-        <w:t>Invoke-WebRequest : Access to the path 'C:\windows\system32\Miniconda3-latest-Windows-x86_64.exe' is denied.</w:t>
+        <w:t>Invoke-</w:t>
+      </w:r>
+      <w:proofErr w:type="spellStart"/>
+      <w:r>
+        <w:rPr>
+          <w:rFonts w:eastAsia="Times New Roman" w:cs="Courier New"/>
+          <w:kern w:val="0"/>
+          <w:sz w:val="24"/>
+          <w:szCs w:val="24"/>
+          <w:lang w:val="en-US" w:eastAsia="es-ES"/>
+          <w14:ligatures w14:val="none"/>
+        </w:rPr>
+        <w:t>WebRequest</w:t>
+      </w:r>
+      <w:proofErr w:type="spellEnd"/>
+      <w:r>
+        <w:rPr>
+          <w:rFonts w:eastAsia="Times New Roman" w:cs="Courier New"/>
+          <w:kern w:val="0"/>
+          <w:sz w:val="24"/>
+          <w:szCs w:val="24"/>
+          <w:lang w:val="en-US" w:eastAsia="es-ES"/>
+          <w14:ligatures w14:val="none"/>
+        </w:rPr>
+        <w:t xml:space="preserve"> : Access to the path 'C:\windows\system32\Miniconda3-latest-Windows-x86_64.exe' is denied.</w:t>
       </w:r>
     </w:p>
     <w:p>
@@ -1033,7 +1098,79 @@
           <w:lang w:val="en-US" w:eastAsia="es-ES"/>
           <w14:ligatures w14:val="none"/>
         </w:rPr>
-        <w:t>+ Invoke-WebRequest -Uri "https://repo.anaconda.com/miniconda/Miniconda ...</w:t>
+        <w:t>+ Invoke-</w:t>
+      </w:r>
+      <w:proofErr w:type="spellStart"/>
+      <w:r>
+        <w:rPr>
+          <w:rFonts w:eastAsia="Times New Roman" w:cs="Courier New"/>
+          <w:kern w:val="0"/>
+          <w:sz w:val="24"/>
+          <w:szCs w:val="24"/>
+          <w:lang w:val="en-US" w:eastAsia="es-ES"/>
+          <w14:ligatures w14:val="none"/>
+        </w:rPr>
+        <w:t>WebRequest</w:t>
+      </w:r>
+      <w:proofErr w:type="spellEnd"/>
+      <w:r>
+        <w:rPr>
+          <w:rFonts w:eastAsia="Times New Roman" w:cs="Courier New"/>
+          <w:kern w:val="0"/>
+          <w:sz w:val="24"/>
+          <w:szCs w:val="24"/>
+          <w:lang w:val="en-US" w:eastAsia="es-ES"/>
+          <w14:ligatures w14:val="none"/>
+        </w:rPr>
+        <w:t xml:space="preserve"> -Uri "https://repo.anaconda.com/</w:t>
+      </w:r>
+      <w:proofErr w:type="spellStart"/>
+      <w:r>
+        <w:rPr>
+          <w:rFonts w:eastAsia="Times New Roman" w:cs="Courier New"/>
+          <w:kern w:val="0"/>
+          <w:sz w:val="24"/>
+          <w:szCs w:val="24"/>
+          <w:lang w:val="en-US" w:eastAsia="es-ES"/>
+          <w14:ligatures w14:val="none"/>
+        </w:rPr>
+        <w:t>miniconda</w:t>
+      </w:r>
+      <w:proofErr w:type="spellEnd"/>
+      <w:r>
+        <w:rPr>
+          <w:rFonts w:eastAsia="Times New Roman" w:cs="Courier New"/>
+          <w:kern w:val="0"/>
+          <w:sz w:val="24"/>
+          <w:szCs w:val="24"/>
+          <w:lang w:val="en-US" w:eastAsia="es-ES"/>
+          <w14:ligatures w14:val="none"/>
+        </w:rPr>
+        <w:t>/</w:t>
+      </w:r>
+      <w:proofErr w:type="spellStart"/>
+      <w:r>
+        <w:rPr>
+          <w:rFonts w:eastAsia="Times New Roman" w:cs="Courier New"/>
+          <w:kern w:val="0"/>
+          <w:sz w:val="24"/>
+          <w:szCs w:val="24"/>
+          <w:lang w:val="en-US" w:eastAsia="es-ES"/>
+          <w14:ligatures w14:val="none"/>
+        </w:rPr>
+        <w:t>Miniconda</w:t>
+      </w:r>
+      <w:proofErr w:type="spellEnd"/>
+      <w:r>
+        <w:rPr>
+          <w:rFonts w:eastAsia="Times New Roman" w:cs="Courier New"/>
+          <w:kern w:val="0"/>
+          <w:sz w:val="24"/>
+          <w:szCs w:val="24"/>
+          <w:lang w:val="en-US" w:eastAsia="es-ES"/>
+          <w14:ligatures w14:val="none"/>
+        </w:rPr>
+        <w:t xml:space="preserve"> ...</w:t>
       </w:r>
     </w:p>
     <w:p>
@@ -1089,8 +1226,69 @@
           <w:lang w:val="en-US" w:eastAsia="es-ES"/>
           <w14:ligatures w14:val="none"/>
         </w:rPr>
-        <w:t xml:space="preserve">    + CategoryInfo          : NotSpecified: (:) [Invoke-WebRequest], UnauthorizedAccessException</w:t>
-      </w:r>
+        <w:t xml:space="preserve">    + CategoryInfo          : </w:t>
+      </w:r>
+      <w:proofErr w:type="spellStart"/>
+      <w:r>
+        <w:rPr>
+          <w:rFonts w:eastAsia="Times New Roman" w:cs="Courier New"/>
+          <w:kern w:val="0"/>
+          <w:sz w:val="24"/>
+          <w:szCs w:val="24"/>
+          <w:lang w:val="en-US" w:eastAsia="es-ES"/>
+          <w14:ligatures w14:val="none"/>
+        </w:rPr>
+        <w:t>NotSpecified</w:t>
+      </w:r>
+      <w:proofErr w:type="spellEnd"/>
+      <w:r>
+        <w:rPr>
+          <w:rFonts w:eastAsia="Times New Roman" w:cs="Courier New"/>
+          <w:kern w:val="0"/>
+          <w:sz w:val="24"/>
+          <w:szCs w:val="24"/>
+          <w:lang w:val="en-US" w:eastAsia="es-ES"/>
+          <w14:ligatures w14:val="none"/>
+        </w:rPr>
+        <w:t>: (:) [Invoke-</w:t>
+      </w:r>
+      <w:proofErr w:type="spellStart"/>
+      <w:r>
+        <w:rPr>
+          <w:rFonts w:eastAsia="Times New Roman" w:cs="Courier New"/>
+          <w:kern w:val="0"/>
+          <w:sz w:val="24"/>
+          <w:szCs w:val="24"/>
+          <w:lang w:val="en-US" w:eastAsia="es-ES"/>
+          <w14:ligatures w14:val="none"/>
+        </w:rPr>
+        <w:t>WebRequest</w:t>
+      </w:r>
+      <w:proofErr w:type="spellEnd"/>
+      <w:r>
+        <w:rPr>
+          <w:rFonts w:eastAsia="Times New Roman" w:cs="Courier New"/>
+          <w:kern w:val="0"/>
+          <w:sz w:val="24"/>
+          <w:szCs w:val="24"/>
+          <w:lang w:val="en-US" w:eastAsia="es-ES"/>
+          <w14:ligatures w14:val="none"/>
+        </w:rPr>
+        <w:t xml:space="preserve">], </w:t>
+      </w:r>
+      <w:proofErr w:type="spellStart"/>
+      <w:r>
+        <w:rPr>
+          <w:rFonts w:eastAsia="Times New Roman" w:cs="Courier New"/>
+          <w:kern w:val="0"/>
+          <w:sz w:val="24"/>
+          <w:szCs w:val="24"/>
+          <w:lang w:val="en-US" w:eastAsia="es-ES"/>
+          <w14:ligatures w14:val="none"/>
+        </w:rPr>
+        <w:t>UnauthorizedAccessException</w:t>
+      </w:r>
+      <w:proofErr w:type="spellEnd"/>
     </w:p>
     <w:p>
       <w:pPr>
@@ -1119,7 +1317,31 @@
           <w14:ligatures w14:val="none"/>
         </w:rPr>
         <w:lastRenderedPageBreak/>
-        <w:t xml:space="preserve">    + FullyQualifiedErrorId : System.UnauthorizedAccessException,Microsoft.PowerShell.Commands.InvokeWebRequestCommand</w:t>
+        <w:t xml:space="preserve">    + </w:t>
+      </w:r>
+      <w:proofErr w:type="spellStart"/>
+      <w:r>
+        <w:rPr>
+          <w:rFonts w:eastAsia="Times New Roman" w:cs="Courier New"/>
+          <w:kern w:val="0"/>
+          <w:sz w:val="24"/>
+          <w:szCs w:val="24"/>
+          <w:lang w:val="en-US" w:eastAsia="es-ES"/>
+          <w14:ligatures w14:val="none"/>
+        </w:rPr>
+        <w:t>FullyQualifiedErrorId</w:t>
+      </w:r>
+      <w:proofErr w:type="spellEnd"/>
+      <w:r>
+        <w:rPr>
+          <w:rFonts w:eastAsia="Times New Roman" w:cs="Courier New"/>
+          <w:kern w:val="0"/>
+          <w:sz w:val="24"/>
+          <w:szCs w:val="24"/>
+          <w:lang w:val="en-US" w:eastAsia="es-ES"/>
+          <w14:ligatures w14:val="none"/>
+        </w:rPr>
+        <w:t xml:space="preserve"> : System.UnauthorizedAccessException,Microsoft.PowerShell.Commands.InvokeWebRequestCommand</w:t>
       </w:r>
     </w:p>
     <w:p>
@@ -1201,7 +1423,31 @@
           <w:lang w:val="en-US" w:eastAsia="es-ES"/>
           <w14:ligatures w14:val="none"/>
         </w:rPr>
-        <w:t>and then try again with the commands suggested in the miniconda webpage</w:t>
+        <w:t xml:space="preserve">and then try again with the commands suggested in the </w:t>
+      </w:r>
+      <w:proofErr w:type="spellStart"/>
+      <w:r>
+        <w:rPr>
+          <w:rFonts w:eastAsia="Times New Roman" w:cs="Courier New"/>
+          <w:kern w:val="0"/>
+          <w:sz w:val="24"/>
+          <w:szCs w:val="24"/>
+          <w:lang w:val="en-US" w:eastAsia="es-ES"/>
+          <w14:ligatures w14:val="none"/>
+        </w:rPr>
+        <w:t>miniconda</w:t>
+      </w:r>
+      <w:proofErr w:type="spellEnd"/>
+      <w:r>
+        <w:rPr>
+          <w:rFonts w:eastAsia="Times New Roman" w:cs="Courier New"/>
+          <w:kern w:val="0"/>
+          <w:sz w:val="24"/>
+          <w:szCs w:val="24"/>
+          <w:lang w:val="en-US" w:eastAsia="es-ES"/>
+          <w14:ligatures w14:val="none"/>
+        </w:rPr>
+        <w:t xml:space="preserve"> webpage</w:t>
       </w:r>
       <w:r>
         <w:rPr>
@@ -1502,6 +1748,7 @@
           <w:lang w:val="en-US"/>
         </w:rPr>
       </w:pPr>
+      <w:proofErr w:type="spellStart"/>
       <w:r>
         <w:rPr>
           <w:b/>
@@ -1512,6 +1759,7 @@
         </w:rPr>
         <w:t>Jupyter</w:t>
       </w:r>
+      <w:proofErr w:type="spellEnd"/>
     </w:p>
     <w:p>
       <w:pPr>
@@ -2156,7 +2404,25 @@
           <w:szCs w:val="24"/>
           <w:lang w:val="en-US"/>
         </w:rPr>
-        <w:t>4.1.A. Windows: after installing Miniconda (Step 1.2), you can now open an “Anaconda prompt”. Look for this tool in your applications an</w:t>
+        <w:t xml:space="preserve">4.1.A. Windows: after installing </w:t>
+      </w:r>
+      <w:proofErr w:type="spellStart"/>
+      <w:r>
+        <w:rPr>
+          <w:sz w:val="24"/>
+          <w:szCs w:val="24"/>
+          <w:lang w:val="en-US"/>
+        </w:rPr>
+        <w:t>Miniconda</w:t>
+      </w:r>
+      <w:proofErr w:type="spellEnd"/>
+      <w:r>
+        <w:rPr>
+          <w:sz w:val="24"/>
+          <w:szCs w:val="24"/>
+          <w:lang w:val="en-US"/>
+        </w:rPr>
+        <w:t xml:space="preserve"> (Step 1.2), you can now open an “Anaconda prompt”. Look for this tool in your applications an</w:t>
       </w:r>
       <w:r>
         <w:rPr>
@@ -2302,8 +2568,17 @@
           <w:szCs w:val="24"/>
           <w:lang w:val="en-US"/>
         </w:rPr>
-        <w:t>Prerequisites/Setup_and_testing</w:t>
-      </w:r>
+        <w:t>Prerequisites/</w:t>
+      </w:r>
+      <w:proofErr w:type="spellStart"/>
+      <w:r>
+        <w:rPr>
+          <w:szCs w:val="24"/>
+          <w:lang w:val="en-US"/>
+        </w:rPr>
+        <w:t>Setup_and_testing</w:t>
+      </w:r>
+      <w:proofErr w:type="spellEnd"/>
       <w:r>
         <w:rPr>
           <w:szCs w:val="24"/>
@@ -2344,8 +2619,17 @@
           <w:szCs w:val="24"/>
           <w:lang w:val="en-US"/>
         </w:rPr>
-        <w:t>Prerequisites/Setup_and_testing</w:t>
-      </w:r>
+        <w:t>Prerequisites/</w:t>
+      </w:r>
+      <w:proofErr w:type="spellStart"/>
+      <w:r>
+        <w:rPr>
+          <w:szCs w:val="24"/>
+          <w:lang w:val="en-US"/>
+        </w:rPr>
+        <w:t>Setup_and_testing</w:t>
+      </w:r>
+      <w:proofErr w:type="spellEnd"/>
       <w:r>
         <w:rPr>
           <w:szCs w:val="24"/>
@@ -2541,7 +2825,25 @@
           <w:szCs w:val="24"/>
           <w:lang w:val="en-US"/>
         </w:rPr>
-        <w:t>our terminal should be in the “Setup_and_testing” folder. Y</w:t>
+        <w:t>our terminal should be in the “</w:t>
+      </w:r>
+      <w:proofErr w:type="spellStart"/>
+      <w:r>
+        <w:rPr>
+          <w:sz w:val="24"/>
+          <w:szCs w:val="24"/>
+          <w:lang w:val="en-US"/>
+        </w:rPr>
+        <w:t>Setup_and_testing</w:t>
+      </w:r>
+      <w:proofErr w:type="spellEnd"/>
+      <w:r>
+        <w:rPr>
+          <w:sz w:val="24"/>
+          <w:szCs w:val="24"/>
+          <w:lang w:val="en-US"/>
+        </w:rPr>
+        <w:t>” folder. Y</w:t>
       </w:r>
       <w:r>
         <w:rPr>
@@ -2703,7 +3005,61 @@
           <w:szCs w:val="24"/>
           <w:lang w:val="en-US"/>
         </w:rPr>
-        <w:t>Make sure that you don’t have any previous environments with the same names as those to install (i.e., cheminf, baybe, chemtorch, etc.). For this, execute:</w:t>
+        <w:t xml:space="preserve">Make sure that you don’t have any previous environments with the same names as those to install (i.e., </w:t>
+      </w:r>
+      <w:proofErr w:type="spellStart"/>
+      <w:r>
+        <w:rPr>
+          <w:sz w:val="24"/>
+          <w:szCs w:val="24"/>
+          <w:lang w:val="en-US"/>
+        </w:rPr>
+        <w:t>cheminf</w:t>
+      </w:r>
+      <w:proofErr w:type="spellEnd"/>
+      <w:r>
+        <w:rPr>
+          <w:sz w:val="24"/>
+          <w:szCs w:val="24"/>
+          <w:lang w:val="en-US"/>
+        </w:rPr>
+        <w:t xml:space="preserve">, </w:t>
+      </w:r>
+      <w:proofErr w:type="spellStart"/>
+      <w:r>
+        <w:rPr>
+          <w:sz w:val="24"/>
+          <w:szCs w:val="24"/>
+          <w:lang w:val="en-US"/>
+        </w:rPr>
+        <w:t>baybe</w:t>
+      </w:r>
+      <w:proofErr w:type="spellEnd"/>
+      <w:r>
+        <w:rPr>
+          <w:sz w:val="24"/>
+          <w:szCs w:val="24"/>
+          <w:lang w:val="en-US"/>
+        </w:rPr>
+        <w:t xml:space="preserve">, </w:t>
+      </w:r>
+      <w:proofErr w:type="spellStart"/>
+      <w:r>
+        <w:rPr>
+          <w:sz w:val="24"/>
+          <w:szCs w:val="24"/>
+          <w:lang w:val="en-US"/>
+        </w:rPr>
+        <w:t>chemtorch</w:t>
+      </w:r>
+      <w:proofErr w:type="spellEnd"/>
+      <w:r>
+        <w:rPr>
+          <w:sz w:val="24"/>
+          <w:szCs w:val="24"/>
+          <w:lang w:val="en-US"/>
+        </w:rPr>
+        <w:t>, etc.). For this, execute:</w:t>
       </w:r>
     </w:p>
     <w:p>
@@ -2716,13 +3072,23 @@
           <w:lang w:val="en-US"/>
         </w:rPr>
       </w:pPr>
-      <w:r>
-        <w:rPr>
-          <w:sz w:val="24"/>
-          <w:szCs w:val="24"/>
-          <w:lang w:val="en-US"/>
-        </w:rPr>
-        <w:t>conda env list</w:t>
+      <w:proofErr w:type="spellStart"/>
+      <w:r>
+        <w:rPr>
+          <w:sz w:val="24"/>
+          <w:szCs w:val="24"/>
+          <w:lang w:val="en-US"/>
+        </w:rPr>
+        <w:t>conda</w:t>
+      </w:r>
+      <w:proofErr w:type="spellEnd"/>
+      <w:r>
+        <w:rPr>
+          <w:sz w:val="24"/>
+          <w:szCs w:val="24"/>
+          <w:lang w:val="en-US"/>
+        </w:rPr>
+        <w:t xml:space="preserve"> env list</w:t>
       </w:r>
     </w:p>
     <w:p>
@@ -2834,67 +3200,239 @@
         <w:rPr>
           <w:sz w:val="24"/>
           <w:szCs w:val="24"/>
+          <w:lang w:val="en-GB"/>
+        </w:rPr>
+      </w:pPr>
+      <w:proofErr w:type="spellStart"/>
+      <w:r>
+        <w:rPr>
+          <w:sz w:val="24"/>
+          <w:szCs w:val="24"/>
+          <w:lang w:val="en-GB"/>
+        </w:rPr>
+        <w:t>conda</w:t>
+      </w:r>
+      <w:proofErr w:type="spellEnd"/>
+      <w:r>
+        <w:rPr>
+          <w:sz w:val="24"/>
+          <w:szCs w:val="24"/>
+          <w:lang w:val="en-GB"/>
+        </w:rPr>
+        <w:t xml:space="preserve"> env remove -y -n </w:t>
+      </w:r>
+      <w:r>
+        <w:rPr>
+          <w:color w:val="C00000"/>
+          <w:sz w:val="24"/>
+          <w:szCs w:val="24"/>
+          <w:lang w:val="en-GB"/>
+        </w:rPr>
+        <w:t>ENVIRONMENT</w:t>
+      </w:r>
+    </w:p>
+    <w:p>
+      <w:pPr>
+        <w:jc w:val="both"/>
+        <w:rPr>
+          <w:sz w:val="24"/>
+          <w:szCs w:val="24"/>
+          <w:lang w:val="en-GB"/>
+        </w:rPr>
+      </w:pPr>
+      <w:r>
+        <w:rPr>
+          <w:sz w:val="24"/>
+          <w:szCs w:val="24"/>
+          <w:lang w:val="en-GB"/>
+        </w:rPr>
+        <w:t>**</w:t>
+      </w:r>
+      <w:r>
+        <w:rPr>
+          <w:sz w:val="24"/>
+          <w:szCs w:val="24"/>
+          <w:lang w:val="en-GB"/>
+        </w:rPr>
+        <w:t>B</w:t>
+      </w:r>
+      <w:r>
+        <w:rPr>
+          <w:sz w:val="24"/>
+          <w:szCs w:val="24"/>
+          <w:lang w:val="en-GB"/>
+        </w:rPr>
+        <w:t>ut first, replace ENVIRONMENT f</w:t>
+      </w:r>
+      <w:r>
+        <w:rPr>
+          <w:sz w:val="24"/>
+          <w:szCs w:val="24"/>
+          <w:lang w:val="en-GB"/>
+        </w:rPr>
+        <w:t xml:space="preserve">or the name of the environment to remove, for example, the following command removes the </w:t>
+      </w:r>
+      <w:proofErr w:type="spellStart"/>
+      <w:r>
+        <w:rPr>
+          <w:sz w:val="24"/>
+          <w:szCs w:val="24"/>
+          <w:lang w:val="en-GB"/>
+        </w:rPr>
+        <w:t>cheminf</w:t>
+      </w:r>
+      <w:proofErr w:type="spellEnd"/>
+      <w:r>
+        <w:rPr>
+          <w:sz w:val="24"/>
+          <w:szCs w:val="24"/>
+          <w:lang w:val="en-GB"/>
+        </w:rPr>
+        <w:t xml:space="preserve"> environment:</w:t>
+      </w:r>
+    </w:p>
+    <w:p>
+      <w:pPr>
+        <w:shd w:val="clear" w:color="auto" w:fill="E8E8E8" w:themeFill="background2"/>
+        <w:jc w:val="both"/>
+        <w:rPr>
+          <w:sz w:val="24"/>
+          <w:szCs w:val="24"/>
           <w:lang w:val="es-ES"/>
         </w:rPr>
       </w:pPr>
+      <w:proofErr w:type="spellStart"/>
       <w:r>
         <w:rPr>
           <w:sz w:val="24"/>
           <w:szCs w:val="24"/>
           <w:lang w:val="es-ES"/>
         </w:rPr>
-        <w:t xml:space="preserve">conda env remove -y -n </w:t>
-      </w:r>
-      <w:r>
-        <w:rPr>
-          <w:color w:val="C00000"/>
+        <w:t>conda</w:t>
+      </w:r>
+      <w:proofErr w:type="spellEnd"/>
+      <w:r>
+        <w:rPr>
           <w:sz w:val="24"/>
           <w:szCs w:val="24"/>
           <w:lang w:val="es-ES"/>
         </w:rPr>
-        <w:t>ENVIRONMENT</w:t>
-      </w:r>
-    </w:p>
-    <w:p>
-      <w:pPr>
-        <w:jc w:val="both"/>
-        <w:rPr>
-          <w:sz w:val="24"/>
-          <w:szCs w:val="24"/>
-          <w:lang w:val="en-GB"/>
-        </w:rPr>
-      </w:pPr>
-      <w:r>
-        <w:rPr>
-          <w:sz w:val="24"/>
-          <w:szCs w:val="24"/>
-          <w:lang w:val="en-GB"/>
-        </w:rPr>
-        <w:t>**</w:t>
-      </w:r>
-      <w:r>
-        <w:rPr>
-          <w:sz w:val="24"/>
-          <w:szCs w:val="24"/>
-          <w:lang w:val="en-GB"/>
-        </w:rPr>
-        <w:t>B</w:t>
-      </w:r>
-      <w:r>
-        <w:rPr>
-          <w:sz w:val="24"/>
-          <w:szCs w:val="24"/>
-          <w:lang w:val="en-GB"/>
-        </w:rPr>
-        <w:t>ut first, replace ENVIRONMENT f</w:t>
-      </w:r>
-      <w:r>
-        <w:rPr>
-          <w:sz w:val="24"/>
-          <w:szCs w:val="24"/>
-          <w:lang w:val="en-GB"/>
-        </w:rPr>
-        <w:t>or the name of the environment to remove, for example, the following command removes the cheminf environment:</w:t>
+        <w:t xml:space="preserve"> </w:t>
+      </w:r>
+      <w:proofErr w:type="spellStart"/>
+      <w:r>
+        <w:rPr>
+          <w:sz w:val="24"/>
+          <w:szCs w:val="24"/>
+          <w:lang w:val="es-ES"/>
+        </w:rPr>
+        <w:t>env</w:t>
+      </w:r>
+      <w:proofErr w:type="spellEnd"/>
+      <w:r>
+        <w:rPr>
+          <w:sz w:val="24"/>
+          <w:szCs w:val="24"/>
+          <w:lang w:val="es-ES"/>
+        </w:rPr>
+        <w:t xml:space="preserve"> </w:t>
+      </w:r>
+      <w:proofErr w:type="spellStart"/>
+      <w:r>
+        <w:rPr>
+          <w:sz w:val="24"/>
+          <w:szCs w:val="24"/>
+          <w:lang w:val="es-ES"/>
+        </w:rPr>
+        <w:t>remove</w:t>
+      </w:r>
+      <w:proofErr w:type="spellEnd"/>
+      <w:r>
+        <w:rPr>
+          <w:sz w:val="24"/>
+          <w:szCs w:val="24"/>
+          <w:lang w:val="es-ES"/>
+        </w:rPr>
+        <w:t xml:space="preserve"> -y -n </w:t>
+      </w:r>
+      <w:proofErr w:type="spellStart"/>
+      <w:r>
+        <w:rPr>
+          <w:sz w:val="24"/>
+          <w:szCs w:val="24"/>
+          <w:lang w:val="es-ES"/>
+        </w:rPr>
+        <w:t>cheminf</w:t>
+      </w:r>
+      <w:proofErr w:type="spellEnd"/>
+    </w:p>
+    <w:p>
+      <w:pPr>
+        <w:jc w:val="both"/>
+        <w:rPr>
+          <w:sz w:val="24"/>
+          <w:szCs w:val="24"/>
+          <w:lang w:val="es-ES"/>
+        </w:rPr>
+      </w:pPr>
+    </w:p>
+    <w:p>
+      <w:pPr>
+        <w:pStyle w:val="Heading3"/>
+        <w:jc w:val="both"/>
+        <w:rPr>
+          <w:szCs w:val="24"/>
+          <w:lang w:val="en-US"/>
+        </w:rPr>
+      </w:pPr>
+      <w:r>
+        <w:rPr>
+          <w:szCs w:val="24"/>
+          <w:lang w:val="en-US"/>
+        </w:rPr>
+        <w:t>4.2.</w:t>
+      </w:r>
+      <w:r>
+        <w:rPr>
+          <w:szCs w:val="24"/>
+          <w:lang w:val="en-US"/>
+        </w:rPr>
+        <w:t>3</w:t>
+      </w:r>
+      <w:r>
+        <w:rPr>
+          <w:szCs w:val="24"/>
+          <w:lang w:val="en-US"/>
+        </w:rPr>
+        <w:t xml:space="preserve">. </w:t>
+      </w:r>
+      <w:r>
+        <w:rPr>
+          <w:szCs w:val="24"/>
+          <w:lang w:val="en-US"/>
+        </w:rPr>
+        <w:t>Execute</w:t>
+      </w:r>
+      <w:r>
+        <w:rPr>
+          <w:szCs w:val="24"/>
+          <w:lang w:val="en-US"/>
+        </w:rPr>
+        <w:t xml:space="preserve"> the </w:t>
+      </w:r>
+      <w:r>
+        <w:rPr>
+          <w:szCs w:val="24"/>
+          <w:lang w:val="en-US"/>
+        </w:rPr>
+        <w:t xml:space="preserve">two </w:t>
+      </w:r>
+      <w:r>
+        <w:rPr>
+          <w:szCs w:val="24"/>
+          <w:lang w:val="en-US"/>
+        </w:rPr>
+        <w:t>following commands separately. Note some installations may take a few minutes.</w:t>
       </w:r>
     </w:p>
     <w:p>
@@ -2904,93 +3442,50 @@
         <w:rPr>
           <w:sz w:val="24"/>
           <w:szCs w:val="24"/>
-          <w:lang w:val="es-ES"/>
-        </w:rPr>
-      </w:pPr>
-      <w:r>
-        <w:rPr>
-          <w:sz w:val="24"/>
-          <w:szCs w:val="24"/>
-          <w:lang w:val="es-ES"/>
-        </w:rPr>
-        <w:t xml:space="preserve">conda env remove -y -n </w:t>
-      </w:r>
-      <w:r>
-        <w:rPr>
-          <w:sz w:val="24"/>
-          <w:szCs w:val="24"/>
-          <w:lang w:val="es-ES"/>
-        </w:rPr>
-        <w:t>cheminf</w:t>
-      </w:r>
-    </w:p>
-    <w:p>
-      <w:pPr>
-        <w:jc w:val="both"/>
-        <w:rPr>
-          <w:sz w:val="24"/>
-          <w:szCs w:val="24"/>
-          <w:lang w:val="es-ES"/>
-        </w:rPr>
-      </w:pPr>
-    </w:p>
-    <w:p>
-      <w:pPr>
-        <w:pStyle w:val="Heading3"/>
-        <w:jc w:val="both"/>
-        <w:rPr>
-          <w:szCs w:val="24"/>
-          <w:lang w:val="en-US"/>
-        </w:rPr>
-      </w:pPr>
-      <w:r>
-        <w:rPr>
-          <w:szCs w:val="24"/>
-          <w:lang w:val="en-US"/>
-        </w:rPr>
-        <w:t>4.2.</w:t>
-      </w:r>
-      <w:r>
-        <w:rPr>
-          <w:szCs w:val="24"/>
-          <w:lang w:val="en-US"/>
-        </w:rPr>
-        <w:t>3</w:t>
-      </w:r>
-      <w:r>
-        <w:rPr>
-          <w:szCs w:val="24"/>
-          <w:lang w:val="en-US"/>
-        </w:rPr>
-        <w:t xml:space="preserve">. </w:t>
-      </w:r>
-      <w:r>
-        <w:rPr>
-          <w:szCs w:val="24"/>
-          <w:lang w:val="en-US"/>
-        </w:rPr>
-        <w:t>Execute</w:t>
-      </w:r>
-      <w:r>
-        <w:rPr>
-          <w:szCs w:val="24"/>
-          <w:lang w:val="en-US"/>
-        </w:rPr>
-        <w:t xml:space="preserve"> the </w:t>
-      </w:r>
-      <w:r>
-        <w:rPr>
-          <w:szCs w:val="24"/>
-          <w:lang w:val="en-US"/>
-        </w:rPr>
-        <w:t xml:space="preserve">two </w:t>
-      </w:r>
-      <w:r>
-        <w:rPr>
-          <w:szCs w:val="24"/>
-          <w:lang w:val="en-US"/>
-        </w:rPr>
-        <w:t>following commands separately. Note some installations may take a few minutes.</w:t>
+          <w:lang w:val="en-US"/>
+        </w:rPr>
+      </w:pPr>
+      <w:proofErr w:type="spellStart"/>
+      <w:r>
+        <w:rPr>
+          <w:sz w:val="24"/>
+          <w:szCs w:val="24"/>
+          <w:lang w:val="en-US"/>
+        </w:rPr>
+        <w:t>conda</w:t>
+      </w:r>
+      <w:proofErr w:type="spellEnd"/>
+      <w:r>
+        <w:rPr>
+          <w:sz w:val="24"/>
+          <w:szCs w:val="24"/>
+          <w:lang w:val="en-US"/>
+        </w:rPr>
+        <w:t xml:space="preserve"> env create -f </w:t>
+      </w:r>
+      <w:r>
+        <w:rPr>
+          <w:sz w:val="24"/>
+          <w:szCs w:val="24"/>
+          <w:lang w:val="en-US"/>
+        </w:rPr>
+        <w:t>env4camlc_chem</w:t>
+      </w:r>
+      <w:r>
+        <w:rPr>
+          <w:sz w:val="24"/>
+          <w:szCs w:val="24"/>
+          <w:lang w:val="en-US"/>
+        </w:rPr>
+        <w:t>inf</w:t>
+      </w:r>
+      <w:r>
+        <w:rPr>
+          <w:sz w:val="24"/>
+          <w:szCs w:val="24"/>
+          <w:lang w:val="en-US"/>
+        </w:rPr>
+        <w:t>.yaml</w:t>
       </w:r>
     </w:p>
     <w:p>
@@ -3003,29 +3498,31 @@
           <w:lang w:val="en-US"/>
         </w:rPr>
       </w:pPr>
-      <w:r>
-        <w:rPr>
-          <w:sz w:val="24"/>
-          <w:szCs w:val="24"/>
-          <w:lang w:val="en-US"/>
-        </w:rPr>
-        <w:t xml:space="preserve">conda env create -f </w:t>
-      </w:r>
-      <w:r>
-        <w:rPr>
-          <w:sz w:val="24"/>
-          <w:szCs w:val="24"/>
-          <w:lang w:val="en-US"/>
-        </w:rPr>
-        <w:t>env4camlc_chem</w:t>
-      </w:r>
-      <w:r>
-        <w:rPr>
-          <w:sz w:val="24"/>
-          <w:szCs w:val="24"/>
-          <w:lang w:val="en-US"/>
-        </w:rPr>
-        <w:t>inf</w:t>
+      <w:proofErr w:type="spellStart"/>
+      <w:r>
+        <w:rPr>
+          <w:sz w:val="24"/>
+          <w:szCs w:val="24"/>
+          <w:lang w:val="en-US"/>
+        </w:rPr>
+        <w:t>conda</w:t>
+      </w:r>
+      <w:proofErr w:type="spellEnd"/>
+      <w:r>
+        <w:rPr>
+          <w:sz w:val="24"/>
+          <w:szCs w:val="24"/>
+          <w:lang w:val="en-US"/>
+        </w:rPr>
+        <w:t xml:space="preserve"> env create -f </w:t>
+      </w:r>
+      <w:r>
+        <w:rPr>
+          <w:sz w:val="24"/>
+          <w:szCs w:val="24"/>
+          <w:lang w:val="en-US"/>
+        </w:rPr>
+        <w:t>env4camlc_baybe</w:t>
       </w:r>
       <w:r>
         <w:rPr>
@@ -3046,29 +3543,31 @@
           <w:lang w:val="en-US"/>
         </w:rPr>
       </w:pPr>
-      <w:r>
-        <w:rPr>
-          <w:sz w:val="24"/>
-          <w:szCs w:val="24"/>
-          <w:lang w:val="en-US"/>
-        </w:rPr>
-        <w:t xml:space="preserve">conda env create -f </w:t>
-      </w:r>
-      <w:r>
-        <w:rPr>
-          <w:sz w:val="24"/>
-          <w:szCs w:val="24"/>
-          <w:lang w:val="en-US"/>
-        </w:rPr>
-        <w:t>env4camlc_baybe</w:t>
-      </w:r>
-      <w:r>
-        <w:rPr>
-          <w:sz w:val="24"/>
-          <w:szCs w:val="24"/>
-          <w:lang w:val="en-US"/>
-        </w:rPr>
-        <w:t>.yaml</w:t>
+      <w:proofErr w:type="spellStart"/>
+      <w:r>
+        <w:rPr>
+          <w:sz w:val="24"/>
+          <w:szCs w:val="24"/>
+          <w:lang w:val="en-US"/>
+        </w:rPr>
+        <w:t>conda</w:t>
+      </w:r>
+      <w:proofErr w:type="spellEnd"/>
+      <w:r>
+        <w:rPr>
+          <w:sz w:val="24"/>
+          <w:szCs w:val="24"/>
+          <w:lang w:val="en-US"/>
+        </w:rPr>
+        <w:t xml:space="preserve"> env create -f </w:t>
+      </w:r>
+      <w:r>
+        <w:rPr>
+          <w:sz w:val="24"/>
+          <w:szCs w:val="24"/>
+          <w:lang w:val="en-US"/>
+        </w:rPr>
+        <w:t>env4camlc_mlp-tutorial.yaml</w:t>
       </w:r>
     </w:p>
     <w:p>
@@ -3327,13 +3826,23 @@
           <w:szCs w:val="24"/>
         </w:rPr>
       </w:pPr>
+      <w:proofErr w:type="spellStart"/>
       <w:r>
         <w:rPr>
           <w:sz w:val="24"/>
           <w:szCs w:val="24"/>
           <w:lang w:val="es-ES"/>
         </w:rPr>
-        <w:t>chmod +x envrun_laplaza_linuxmac.sh</w:t>
+        <w:t>chmod</w:t>
+      </w:r>
+      <w:proofErr w:type="spellEnd"/>
+      <w:r>
+        <w:rPr>
+          <w:sz w:val="24"/>
+          <w:szCs w:val="24"/>
+          <w:lang w:val="es-ES"/>
+        </w:rPr>
+        <w:t xml:space="preserve"> +x envrun_laplaza_linuxmac.sh</w:t>
       </w:r>
     </w:p>
     <w:p>
@@ -3345,13 +3854,23 @@
           <w:szCs w:val="24"/>
         </w:rPr>
       </w:pPr>
-      <w:r>
-        <w:rPr>
-          <w:sz w:val="24"/>
-          <w:szCs w:val="24"/>
-          <w:lang w:val="en-US"/>
-        </w:rPr>
-        <w:t>chmod +x env4heid_linuxmac.sh</w:t>
+      <w:proofErr w:type="spellStart"/>
+      <w:r>
+        <w:rPr>
+          <w:sz w:val="24"/>
+          <w:szCs w:val="24"/>
+          <w:lang w:val="en-US"/>
+        </w:rPr>
+        <w:t>chmod</w:t>
+      </w:r>
+      <w:proofErr w:type="spellEnd"/>
+      <w:r>
+        <w:rPr>
+          <w:sz w:val="24"/>
+          <w:szCs w:val="24"/>
+          <w:lang w:val="en-US"/>
+        </w:rPr>
+        <w:t xml:space="preserve"> +x env4heid_linuxmac.sh</w:t>
       </w:r>
     </w:p>
     <w:p>
@@ -3495,7 +4014,61 @@
           <w:szCs w:val="24"/>
           <w:lang w:val="en-US"/>
         </w:rPr>
-        <w:t>Open, using VSC, the “check_workshop_envs.ipynb” Jupyter Notebook unzipped from the previous step (in the “ML_course/Prerequisites/Setup_and_testing” folder).</w:t>
+        <w:t>Open, using VSC, the “</w:t>
+      </w:r>
+      <w:proofErr w:type="spellStart"/>
+      <w:r>
+        <w:rPr>
+          <w:sz w:val="24"/>
+          <w:szCs w:val="24"/>
+          <w:lang w:val="en-US"/>
+        </w:rPr>
+        <w:t>check_workshop_envs.ipynb</w:t>
+      </w:r>
+      <w:proofErr w:type="spellEnd"/>
+      <w:r>
+        <w:rPr>
+          <w:sz w:val="24"/>
+          <w:szCs w:val="24"/>
+          <w:lang w:val="en-US"/>
+        </w:rPr>
+        <w:t xml:space="preserve">” </w:t>
+      </w:r>
+      <w:proofErr w:type="spellStart"/>
+      <w:r>
+        <w:rPr>
+          <w:sz w:val="24"/>
+          <w:szCs w:val="24"/>
+          <w:lang w:val="en-US"/>
+        </w:rPr>
+        <w:t>Jupyter</w:t>
+      </w:r>
+      <w:proofErr w:type="spellEnd"/>
+      <w:r>
+        <w:rPr>
+          <w:sz w:val="24"/>
+          <w:szCs w:val="24"/>
+          <w:lang w:val="en-US"/>
+        </w:rPr>
+        <w:t xml:space="preserve"> Notebook unzipped from the previous step (in the “ML_course/Prerequisites/</w:t>
+      </w:r>
+      <w:proofErr w:type="spellStart"/>
+      <w:r>
+        <w:rPr>
+          <w:sz w:val="24"/>
+          <w:szCs w:val="24"/>
+          <w:lang w:val="en-US"/>
+        </w:rPr>
+        <w:t>Setup_and_testing</w:t>
+      </w:r>
+      <w:proofErr w:type="spellEnd"/>
+      <w:r>
+        <w:rPr>
+          <w:sz w:val="24"/>
+          <w:szCs w:val="24"/>
+          <w:lang w:val="en-US"/>
+        </w:rPr>
+        <w:t>” folder).</w:t>
       </w:r>
     </w:p>
     <w:p>
@@ -3953,7 +4526,7 @@
               </wp:inline>
             </w:drawing>
           </mc:Choice>
-          <mc:Fallback xmlns:a14="http://schemas.microsoft.com/office/drawing/2010/main" xmlns:pic="http://schemas.openxmlformats.org/drawingml/2006/picture" xmlns:a="http://schemas.openxmlformats.org/drawingml/2006/main"/>
+          <mc:Fallback xmlns:a="http://schemas.openxmlformats.org/drawingml/2006/main" xmlns:pic="http://schemas.openxmlformats.org/drawingml/2006/picture" xmlns:a14="http://schemas.microsoft.com/office/drawing/2010/main"/>
         </mc:AlternateContent>
       </w:r>
     </w:p>
@@ -3990,7 +4563,25 @@
           <w:szCs w:val="24"/>
           <w:lang w:val="en-US"/>
         </w:rPr>
-        <w:t xml:space="preserve"> Jupyter kernel directly, just click on Python Environments and select the one you want to use</w:t>
+        <w:t xml:space="preserve"> </w:t>
+      </w:r>
+      <w:proofErr w:type="spellStart"/>
+      <w:r>
+        <w:rPr>
+          <w:sz w:val="24"/>
+          <w:szCs w:val="24"/>
+          <w:lang w:val="en-US"/>
+        </w:rPr>
+        <w:t>Jupyter</w:t>
+      </w:r>
+      <w:proofErr w:type="spellEnd"/>
+      <w:r>
+        <w:rPr>
+          <w:sz w:val="24"/>
+          <w:szCs w:val="24"/>
+          <w:lang w:val="en-US"/>
+        </w:rPr>
+        <w:t xml:space="preserve"> kernel directly, just click on Python Environments and select the one you want to use</w:t>
       </w:r>
       <w:r>
         <w:rPr>
@@ -4119,6 +4710,7 @@
         </w:rPr>
         <w:t>“</w:t>
       </w:r>
+      <w:proofErr w:type="spellStart"/>
       <w:r>
         <w:rPr>
           <w:rFonts w:ascii="Aptos" w:eastAsia="Aptos" w:hAnsi="Aptos" w:cs="Aptos"/>
@@ -4127,6 +4719,7 @@
         </w:rPr>
         <w:t>check_workshop_envs.ipynb</w:t>
       </w:r>
+      <w:proofErr w:type="spellEnd"/>
       <w:r>
         <w:rPr>
           <w:rFonts w:ascii="Aptos" w:eastAsia="Aptos" w:hAnsi="Aptos" w:cs="Aptos"/>
@@ -4387,6 +4980,7 @@
         </w:rPr>
         <w:t>the “</w:t>
       </w:r>
+      <w:proofErr w:type="spellStart"/>
       <w:r>
         <w:rPr>
           <w:sz w:val="24"/>
@@ -4409,7 +5003,34 @@
           <w:szCs w:val="24"/>
           <w:lang w:val="en-US"/>
         </w:rPr>
-        <w:t xml:space="preserve">.ipynb” Jupyter Notebook and, then, close </w:t>
+        <w:t>.ipynb</w:t>
+      </w:r>
+      <w:proofErr w:type="spellEnd"/>
+      <w:r>
+        <w:rPr>
+          <w:sz w:val="24"/>
+          <w:szCs w:val="24"/>
+          <w:lang w:val="en-US"/>
+        </w:rPr>
+        <w:t xml:space="preserve">” </w:t>
+      </w:r>
+      <w:proofErr w:type="spellStart"/>
+      <w:r>
+        <w:rPr>
+          <w:sz w:val="24"/>
+          <w:szCs w:val="24"/>
+          <w:lang w:val="en-US"/>
+        </w:rPr>
+        <w:t>Jupyter</w:t>
+      </w:r>
+      <w:proofErr w:type="spellEnd"/>
+      <w:r>
+        <w:rPr>
+          <w:sz w:val="24"/>
+          <w:szCs w:val="24"/>
+          <w:lang w:val="en-US"/>
+        </w:rPr>
+        <w:t xml:space="preserve"> Notebook and, then, close </w:t>
       </w:r>
       <w:r>
         <w:rPr>
@@ -4556,7 +5177,27 @@
           <w:szCs w:val="24"/>
           <w:lang w:val="en-US"/>
         </w:rPr>
-        <w:t xml:space="preserve"> (from set_up folder)</w:t>
+        <w:t xml:space="preserve"> (from </w:t>
+      </w:r>
+      <w:proofErr w:type="spellStart"/>
+      <w:r>
+        <w:rPr>
+          <w:rFonts w:cs="Courier New"/>
+          <w:sz w:val="24"/>
+          <w:szCs w:val="24"/>
+          <w:lang w:val="en-US"/>
+        </w:rPr>
+        <w:t>set_up</w:t>
+      </w:r>
+      <w:proofErr w:type="spellEnd"/>
+      <w:r>
+        <w:rPr>
+          <w:rFonts w:cs="Courier New"/>
+          <w:sz w:val="24"/>
+          <w:szCs w:val="24"/>
+          <w:lang w:val="en-US"/>
+        </w:rPr>
+        <w:t xml:space="preserve"> folder)</w:t>
       </w:r>
     </w:p>
     <w:p>
@@ -4693,8 +5334,16 @@
         <w:rPr>
           <w:lang w:val="en-US"/>
         </w:rPr>
-        <w:t>7. Testing easyROB</w:t>
-      </w:r>
+        <w:t xml:space="preserve">7. Testing </w:t>
+      </w:r>
+      <w:proofErr w:type="spellStart"/>
+      <w:r>
+        <w:rPr>
+          <w:lang w:val="en-US"/>
+        </w:rPr>
+        <w:t>easyROB</w:t>
+      </w:r>
+      <w:proofErr w:type="spellEnd"/>
     </w:p>
     <w:p>
       <w:pPr>
@@ -4777,8 +5426,19 @@
             <w:szCs w:val="24"/>
             <w:lang w:val="en-US"/>
           </w:rPr>
-          <w:t>How to install EasyROB</w:t>
+          <w:t xml:space="preserve">How to install </w:t>
         </w:r>
+        <w:proofErr w:type="spellStart"/>
+        <w:r>
+          <w:rPr>
+            <w:rStyle w:val="Hyperlink"/>
+            <w:sz w:val="24"/>
+            <w:szCs w:val="24"/>
+            <w:lang w:val="en-US"/>
+          </w:rPr>
+          <w:t>EasyROB</w:t>
+        </w:r>
+        <w:proofErr w:type="spellEnd"/>
       </w:hyperlink>
     </w:p>
     <w:p>
@@ -4796,7 +5456,25 @@
           <w:szCs w:val="24"/>
           <w:lang w:val="en-US"/>
         </w:rPr>
-        <w:t>The video explains how to download the correct file, extract it, launch easyROB, and what to do if Windows shows a security warning.</w:t>
+        <w:t xml:space="preserve">The video explains how to download the correct file, extract it, launch </w:t>
+      </w:r>
+      <w:proofErr w:type="spellStart"/>
+      <w:r>
+        <w:rPr>
+          <w:sz w:val="24"/>
+          <w:szCs w:val="24"/>
+          <w:lang w:val="en-US"/>
+        </w:rPr>
+        <w:t>easyROB</w:t>
+      </w:r>
+      <w:proofErr w:type="spellEnd"/>
+      <w:r>
+        <w:rPr>
+          <w:sz w:val="24"/>
+          <w:szCs w:val="24"/>
+          <w:lang w:val="en-US"/>
+        </w:rPr>
+        <w:t>, and what to do if Windows shows a security warning.</w:t>
       </w:r>
     </w:p>
     <w:p>
@@ -5141,7 +5819,25 @@
           <w:szCs w:val="24"/>
           <w:lang w:val="en-US"/>
         </w:rPr>
-        <w:t>If the portable version does not launch correctly (for example, nothing happens, the window closes immediately, or you see environment/Qt errors), you can run easyROB using the standard Terminal method.</w:t>
+        <w:t xml:space="preserve">If the portable version does not launch correctly (for example, nothing happens, the window closes immediately, or you see environment/Qt errors), you can run </w:t>
+      </w:r>
+      <w:proofErr w:type="spellStart"/>
+      <w:r>
+        <w:rPr>
+          <w:sz w:val="24"/>
+          <w:szCs w:val="24"/>
+          <w:lang w:val="en-US"/>
+        </w:rPr>
+        <w:t>easyROB</w:t>
+      </w:r>
+      <w:proofErr w:type="spellEnd"/>
+      <w:r>
+        <w:rPr>
+          <w:sz w:val="24"/>
+          <w:szCs w:val="24"/>
+          <w:lang w:val="en-US"/>
+        </w:rPr>
+        <w:t xml:space="preserve"> using the standard Terminal method.</w:t>
       </w:r>
     </w:p>
     <w:p>
@@ -5585,6 +6281,7 @@
           <w:lang w:val="en-US"/>
         </w:rPr>
       </w:pPr>
+      <w:proofErr w:type="spellStart"/>
       <w:r>
         <w:rPr>
           <w:rFonts w:ascii="Courier New" w:eastAsia="Courier New" w:hAnsi="Courier New"/>
@@ -5592,7 +6289,17 @@
           <w:szCs w:val="24"/>
           <w:lang w:val="en-US"/>
         </w:rPr>
-        <w:t>chmod +x run_easyrob.sh</w:t>
+        <w:t>chmod</w:t>
+      </w:r>
+      <w:proofErr w:type="spellEnd"/>
+      <w:r>
+        <w:rPr>
+          <w:rFonts w:ascii="Courier New" w:eastAsia="Courier New" w:hAnsi="Courier New"/>
+          <w:sz w:val="24"/>
+          <w:szCs w:val="24"/>
+          <w:lang w:val="en-US"/>
+        </w:rPr>
+        <w:t xml:space="preserve"> +x run_easyrob.sh</w:t>
       </w:r>
     </w:p>
     <w:p>
@@ -5736,7 +6443,25 @@
           <w:lang w:val="en-US"/>
         </w:rPr>
         <w:lastRenderedPageBreak/>
-        <w:t xml:space="preserve">If the portable version does not launch correctly (for example, nothing happens, the window closes immediately, or you see environment/Qt errors), you can run easyROB using the standard Terminal method. </w:t>
+        <w:t xml:space="preserve">If the portable version does not launch correctly (for example, nothing happens, the window closes immediately, or you see environment/Qt errors), you can run </w:t>
+      </w:r>
+      <w:proofErr w:type="spellStart"/>
+      <w:r>
+        <w:rPr>
+          <w:sz w:val="24"/>
+          <w:szCs w:val="24"/>
+          <w:lang w:val="en-US"/>
+        </w:rPr>
+        <w:t>easyROB</w:t>
+      </w:r>
+      <w:proofErr w:type="spellEnd"/>
+      <w:r>
+        <w:rPr>
+          <w:sz w:val="24"/>
+          <w:szCs w:val="24"/>
+          <w:lang w:val="en-US"/>
+        </w:rPr>
+        <w:t xml:space="preserve"> using the standard Terminal method. </w:t>
       </w:r>
     </w:p>
     <w:p>
@@ -5927,25 +6652,59 @@
           <w:szCs w:val="24"/>
           <w:lang w:val="en-US"/>
         </w:rPr>
-        <w:t xml:space="preserve"> Testing easyROB from Terminal (macOS / Fallback Method)</w:t>
-      </w:r>
-    </w:p>
-    <w:p>
-      <w:pPr>
-        <w:jc w:val="both"/>
-        <w:rPr>
-          <w:sz w:val="24"/>
-          <w:szCs w:val="24"/>
-          <w:lang w:val="en-US"/>
-        </w:rPr>
-      </w:pPr>
-      <w:r>
-        <w:rPr>
-          <w:sz w:val="24"/>
-          <w:szCs w:val="24"/>
-          <w:lang w:val="en-US"/>
-        </w:rPr>
-        <w:t>This method runs easyROB using a standard ROBERT installation (non-portable).</w:t>
+        <w:t xml:space="preserve"> Testing </w:t>
+      </w:r>
+      <w:proofErr w:type="spellStart"/>
+      <w:r>
+        <w:rPr>
+          <w:szCs w:val="24"/>
+          <w:lang w:val="en-US"/>
+        </w:rPr>
+        <w:t>easyROB</w:t>
+      </w:r>
+      <w:proofErr w:type="spellEnd"/>
+      <w:r>
+        <w:rPr>
+          <w:szCs w:val="24"/>
+          <w:lang w:val="en-US"/>
+        </w:rPr>
+        <w:t xml:space="preserve"> from Terminal (macOS / Fallback Method)</w:t>
+      </w:r>
+    </w:p>
+    <w:p>
+      <w:pPr>
+        <w:jc w:val="both"/>
+        <w:rPr>
+          <w:sz w:val="24"/>
+          <w:szCs w:val="24"/>
+          <w:lang w:val="en-US"/>
+        </w:rPr>
+      </w:pPr>
+      <w:r>
+        <w:rPr>
+          <w:sz w:val="24"/>
+          <w:szCs w:val="24"/>
+          <w:lang w:val="en-US"/>
+        </w:rPr>
+        <w:t xml:space="preserve">This method runs </w:t>
+      </w:r>
+      <w:proofErr w:type="spellStart"/>
+      <w:r>
+        <w:rPr>
+          <w:sz w:val="24"/>
+          <w:szCs w:val="24"/>
+          <w:lang w:val="en-US"/>
+        </w:rPr>
+        <w:t>easyROB</w:t>
+      </w:r>
+      <w:proofErr w:type="spellEnd"/>
+      <w:r>
+        <w:rPr>
+          <w:sz w:val="24"/>
+          <w:szCs w:val="24"/>
+          <w:lang w:val="en-US"/>
+        </w:rPr>
+        <w:t xml:space="preserve"> using a standard ROBERT installation (non-portable).</w:t>
       </w:r>
     </w:p>
     <w:p>
@@ -6149,7 +6908,25 @@
           <w:szCs w:val="24"/>
           <w:lang w:val="en-US"/>
         </w:rPr>
-        <w:t>Press Cmd + Space, type Terminal, and press Enter.</w:t>
+        <w:t xml:space="preserve">Press </w:t>
+      </w:r>
+      <w:proofErr w:type="spellStart"/>
+      <w:r>
+        <w:rPr>
+          <w:sz w:val="24"/>
+          <w:szCs w:val="24"/>
+          <w:lang w:val="en-US"/>
+        </w:rPr>
+        <w:t>Cmd</w:t>
+      </w:r>
+      <w:proofErr w:type="spellEnd"/>
+      <w:r>
+        <w:rPr>
+          <w:sz w:val="24"/>
+          <w:szCs w:val="24"/>
+          <w:lang w:val="en-US"/>
+        </w:rPr>
+        <w:t xml:space="preserve"> + Space, type Terminal, and press Enter.</w:t>
       </w:r>
     </w:p>
     <w:p>
@@ -6250,7 +7027,25 @@
           <w:szCs w:val="24"/>
           <w:lang w:val="en-US"/>
         </w:rPr>
-        <w:t>Activate the conda environment where ROBERT is installed:</w:t>
+        <w:t xml:space="preserve">Activate the </w:t>
+      </w:r>
+      <w:proofErr w:type="spellStart"/>
+      <w:r>
+        <w:rPr>
+          <w:sz w:val="24"/>
+          <w:szCs w:val="24"/>
+          <w:lang w:val="en-US"/>
+        </w:rPr>
+        <w:t>conda</w:t>
+      </w:r>
+      <w:proofErr w:type="spellEnd"/>
+      <w:r>
+        <w:rPr>
+          <w:sz w:val="24"/>
+          <w:szCs w:val="24"/>
+          <w:lang w:val="en-US"/>
+        </w:rPr>
+        <w:t xml:space="preserve"> environment where ROBERT is installed:</w:t>
       </w:r>
     </w:p>
     <w:p>
@@ -6277,6 +7072,7 @@
           <w:lang w:val="en-US"/>
         </w:rPr>
       </w:pPr>
+      <w:proofErr w:type="spellStart"/>
       <w:r>
         <w:rPr>
           <w:rFonts w:ascii="Courier New" w:eastAsia="Courier New" w:hAnsi="Courier New"/>
@@ -6284,8 +7080,9 @@
           <w:szCs w:val="24"/>
           <w:lang w:val="en-US"/>
         </w:rPr>
-        <w:t xml:space="preserve">conda activate </w:t>
-      </w:r>
+        <w:t>conda</w:t>
+      </w:r>
+      <w:proofErr w:type="spellEnd"/>
       <w:r>
         <w:rPr>
           <w:rFonts w:ascii="Courier New" w:eastAsia="Courier New" w:hAnsi="Courier New"/>
@@ -6293,8 +7090,19 @@
           <w:szCs w:val="24"/>
           <w:lang w:val="en-US"/>
         </w:rPr>
+        <w:t xml:space="preserve"> activate </w:t>
+      </w:r>
+      <w:proofErr w:type="spellStart"/>
+      <w:r>
+        <w:rPr>
+          <w:rFonts w:ascii="Courier New" w:eastAsia="Courier New" w:hAnsi="Courier New"/>
+          <w:sz w:val="24"/>
+          <w:szCs w:val="24"/>
+          <w:lang w:val="en-US"/>
+        </w:rPr>
         <w:t>cheminf</w:t>
       </w:r>
+      <w:proofErr w:type="spellEnd"/>
     </w:p>
     <w:p>
       <w:pPr>
@@ -6651,7 +7459,25 @@
           <w:szCs w:val="24"/>
           <w:lang w:val="en-US"/>
         </w:rPr>
-        <w:t>aunch easyROB by running:</w:t>
+        <w:t xml:space="preserve">aunch </w:t>
+      </w:r>
+      <w:proofErr w:type="spellStart"/>
+      <w:r>
+        <w:rPr>
+          <w:sz w:val="24"/>
+          <w:szCs w:val="24"/>
+          <w:lang w:val="en-US"/>
+        </w:rPr>
+        <w:t>easyROB</w:t>
+      </w:r>
+      <w:proofErr w:type="spellEnd"/>
+      <w:r>
+        <w:rPr>
+          <w:sz w:val="24"/>
+          <w:szCs w:val="24"/>
+          <w:lang w:val="en-US"/>
+        </w:rPr>
+        <w:t xml:space="preserve"> by running:</w:t>
       </w:r>
     </w:p>
     <w:p>

--- a/Prerequisites/Instructions_Setup.docx
+++ b/Prerequisites/Instructions_Setup.docx
@@ -20,16 +20,8 @@
         <w:rPr>
           <w:lang w:val="en-US"/>
         </w:rPr>
-        <w:t xml:space="preserve">Installing </w:t>
-      </w:r>
-      <w:proofErr w:type="spellStart"/>
-      <w:r>
-        <w:rPr>
-          <w:lang w:val="en-US"/>
-        </w:rPr>
-        <w:t>Miniconda</w:t>
-      </w:r>
-      <w:proofErr w:type="spellEnd"/>
+        <w:t>Installing Miniconda</w:t>
+      </w:r>
     </w:p>
     <w:p>
       <w:pPr>
@@ -271,7 +263,6 @@
           <w:lang w:val="en-US" w:eastAsia="es-ES"/>
         </w:rPr>
       </w:pPr>
-      <w:proofErr w:type="spellStart"/>
       <w:r>
         <w:rPr>
           <w:sz w:val="24"/>
@@ -280,7 +271,6 @@
         </w:rPr>
         <w:t>MacOs</w:t>
       </w:r>
-      <w:proofErr w:type="spellEnd"/>
     </w:p>
     <w:p>
       <w:pPr>
@@ -698,17 +688,8 @@
           <w:szCs w:val="24"/>
           <w:lang w:val="en-US"/>
         </w:rPr>
-        <w:t xml:space="preserve">wnload and Install </w:t>
-      </w:r>
-      <w:proofErr w:type="spellStart"/>
-      <w:r>
-        <w:rPr>
-          <w:szCs w:val="24"/>
-          <w:lang w:val="en-US"/>
-        </w:rPr>
-        <w:t>Miniconda</w:t>
-      </w:r>
-      <w:proofErr w:type="spellEnd"/>
+        <w:t>wnload and Install Miniconda</w:t>
+      </w:r>
       <w:r>
         <w:rPr>
           <w:szCs w:val="24"/>
@@ -745,23 +726,7 @@
           <w:szCs w:val="24"/>
           <w:lang w:val="en-US"/>
         </w:rPr>
-        <w:t>” and select your OS in the “</w:t>
-      </w:r>
-      <w:proofErr w:type="spellStart"/>
-      <w:r>
-        <w:rPr>
-          <w:szCs w:val="24"/>
-          <w:lang w:val="en-US"/>
-        </w:rPr>
-        <w:t>Quickstart</w:t>
-      </w:r>
-      <w:proofErr w:type="spellEnd"/>
-      <w:r>
-        <w:rPr>
-          <w:szCs w:val="24"/>
-          <w:lang w:val="en-US"/>
-        </w:rPr>
-        <w:t xml:space="preserve"> install instructions” tab:</w:t>
+        <w:t>” and select your OS in the “Quickstart install instructions” tab:</w:t>
       </w:r>
     </w:p>
     <w:p>
@@ -966,31 +931,7 @@
           <w:lang w:val="en-US" w:eastAsia="es-ES"/>
           <w14:ligatures w14:val="none"/>
         </w:rPr>
-        <w:t xml:space="preserve">During the </w:t>
-      </w:r>
-      <w:proofErr w:type="spellStart"/>
-      <w:r>
-        <w:rPr>
-          <w:rFonts w:eastAsia="Times New Roman" w:cs="Courier New"/>
-          <w:kern w:val="0"/>
-          <w:sz w:val="24"/>
-          <w:szCs w:val="24"/>
-          <w:lang w:val="en-US" w:eastAsia="es-ES"/>
-          <w14:ligatures w14:val="none"/>
-        </w:rPr>
-        <w:t>Miniconda</w:t>
-      </w:r>
-      <w:proofErr w:type="spellEnd"/>
-      <w:r>
-        <w:rPr>
-          <w:rFonts w:eastAsia="Times New Roman" w:cs="Courier New"/>
-          <w:kern w:val="0"/>
-          <w:sz w:val="24"/>
-          <w:szCs w:val="24"/>
-          <w:lang w:val="en-US" w:eastAsia="es-ES"/>
-          <w14:ligatures w14:val="none"/>
-        </w:rPr>
-        <w:t xml:space="preserve"> installation, if you get error messages like these:</w:t>
+        <w:t>During the Miniconda installation, if you get error messages like these:</w:t>
       </w:r>
     </w:p>
     <w:p>
@@ -1018,31 +959,7 @@
           <w:lang w:val="en-US" w:eastAsia="es-ES"/>
           <w14:ligatures w14:val="none"/>
         </w:rPr>
-        <w:t>Invoke-</w:t>
-      </w:r>
-      <w:proofErr w:type="spellStart"/>
-      <w:r>
-        <w:rPr>
-          <w:rFonts w:eastAsia="Times New Roman" w:cs="Courier New"/>
-          <w:kern w:val="0"/>
-          <w:sz w:val="24"/>
-          <w:szCs w:val="24"/>
-          <w:lang w:val="en-US" w:eastAsia="es-ES"/>
-          <w14:ligatures w14:val="none"/>
-        </w:rPr>
-        <w:t>WebRequest</w:t>
-      </w:r>
-      <w:proofErr w:type="spellEnd"/>
-      <w:r>
-        <w:rPr>
-          <w:rFonts w:eastAsia="Times New Roman" w:cs="Courier New"/>
-          <w:kern w:val="0"/>
-          <w:sz w:val="24"/>
-          <w:szCs w:val="24"/>
-          <w:lang w:val="en-US" w:eastAsia="es-ES"/>
-          <w14:ligatures w14:val="none"/>
-        </w:rPr>
-        <w:t xml:space="preserve"> : Access to the path 'C:\windows\system32\Miniconda3-latest-Windows-x86_64.exe' is denied.</w:t>
+        <w:t>Invoke-WebRequest : Access to the path 'C:\windows\system32\Miniconda3-latest-Windows-x86_64.exe' is denied.</w:t>
       </w:r>
     </w:p>
     <w:p>
@@ -1098,79 +1015,7 @@
           <w:lang w:val="en-US" w:eastAsia="es-ES"/>
           <w14:ligatures w14:val="none"/>
         </w:rPr>
-        <w:t>+ Invoke-</w:t>
-      </w:r>
-      <w:proofErr w:type="spellStart"/>
-      <w:r>
-        <w:rPr>
-          <w:rFonts w:eastAsia="Times New Roman" w:cs="Courier New"/>
-          <w:kern w:val="0"/>
-          <w:sz w:val="24"/>
-          <w:szCs w:val="24"/>
-          <w:lang w:val="en-US" w:eastAsia="es-ES"/>
-          <w14:ligatures w14:val="none"/>
-        </w:rPr>
-        <w:t>WebRequest</w:t>
-      </w:r>
-      <w:proofErr w:type="spellEnd"/>
-      <w:r>
-        <w:rPr>
-          <w:rFonts w:eastAsia="Times New Roman" w:cs="Courier New"/>
-          <w:kern w:val="0"/>
-          <w:sz w:val="24"/>
-          <w:szCs w:val="24"/>
-          <w:lang w:val="en-US" w:eastAsia="es-ES"/>
-          <w14:ligatures w14:val="none"/>
-        </w:rPr>
-        <w:t xml:space="preserve"> -Uri "https://repo.anaconda.com/</w:t>
-      </w:r>
-      <w:proofErr w:type="spellStart"/>
-      <w:r>
-        <w:rPr>
-          <w:rFonts w:eastAsia="Times New Roman" w:cs="Courier New"/>
-          <w:kern w:val="0"/>
-          <w:sz w:val="24"/>
-          <w:szCs w:val="24"/>
-          <w:lang w:val="en-US" w:eastAsia="es-ES"/>
-          <w14:ligatures w14:val="none"/>
-        </w:rPr>
-        <w:t>miniconda</w:t>
-      </w:r>
-      <w:proofErr w:type="spellEnd"/>
-      <w:r>
-        <w:rPr>
-          <w:rFonts w:eastAsia="Times New Roman" w:cs="Courier New"/>
-          <w:kern w:val="0"/>
-          <w:sz w:val="24"/>
-          <w:szCs w:val="24"/>
-          <w:lang w:val="en-US" w:eastAsia="es-ES"/>
-          <w14:ligatures w14:val="none"/>
-        </w:rPr>
-        <w:t>/</w:t>
-      </w:r>
-      <w:proofErr w:type="spellStart"/>
-      <w:r>
-        <w:rPr>
-          <w:rFonts w:eastAsia="Times New Roman" w:cs="Courier New"/>
-          <w:kern w:val="0"/>
-          <w:sz w:val="24"/>
-          <w:szCs w:val="24"/>
-          <w:lang w:val="en-US" w:eastAsia="es-ES"/>
-          <w14:ligatures w14:val="none"/>
-        </w:rPr>
-        <w:t>Miniconda</w:t>
-      </w:r>
-      <w:proofErr w:type="spellEnd"/>
-      <w:r>
-        <w:rPr>
-          <w:rFonts w:eastAsia="Times New Roman" w:cs="Courier New"/>
-          <w:kern w:val="0"/>
-          <w:sz w:val="24"/>
-          <w:szCs w:val="24"/>
-          <w:lang w:val="en-US" w:eastAsia="es-ES"/>
-          <w14:ligatures w14:val="none"/>
-        </w:rPr>
-        <w:t xml:space="preserve"> ...</w:t>
+        <w:t>+ Invoke-WebRequest -Uri "https://repo.anaconda.com/miniconda/Miniconda ...</w:t>
       </w:r>
     </w:p>
     <w:p>
@@ -1226,69 +1071,8 @@
           <w:lang w:val="en-US" w:eastAsia="es-ES"/>
           <w14:ligatures w14:val="none"/>
         </w:rPr>
-        <w:t xml:space="preserve">    + CategoryInfo          : </w:t>
-      </w:r>
-      <w:proofErr w:type="spellStart"/>
-      <w:r>
-        <w:rPr>
-          <w:rFonts w:eastAsia="Times New Roman" w:cs="Courier New"/>
-          <w:kern w:val="0"/>
-          <w:sz w:val="24"/>
-          <w:szCs w:val="24"/>
-          <w:lang w:val="en-US" w:eastAsia="es-ES"/>
-          <w14:ligatures w14:val="none"/>
-        </w:rPr>
-        <w:t>NotSpecified</w:t>
-      </w:r>
-      <w:proofErr w:type="spellEnd"/>
-      <w:r>
-        <w:rPr>
-          <w:rFonts w:eastAsia="Times New Roman" w:cs="Courier New"/>
-          <w:kern w:val="0"/>
-          <w:sz w:val="24"/>
-          <w:szCs w:val="24"/>
-          <w:lang w:val="en-US" w:eastAsia="es-ES"/>
-          <w14:ligatures w14:val="none"/>
-        </w:rPr>
-        <w:t>: (:) [Invoke-</w:t>
-      </w:r>
-      <w:proofErr w:type="spellStart"/>
-      <w:r>
-        <w:rPr>
-          <w:rFonts w:eastAsia="Times New Roman" w:cs="Courier New"/>
-          <w:kern w:val="0"/>
-          <w:sz w:val="24"/>
-          <w:szCs w:val="24"/>
-          <w:lang w:val="en-US" w:eastAsia="es-ES"/>
-          <w14:ligatures w14:val="none"/>
-        </w:rPr>
-        <w:t>WebRequest</w:t>
-      </w:r>
-      <w:proofErr w:type="spellEnd"/>
-      <w:r>
-        <w:rPr>
-          <w:rFonts w:eastAsia="Times New Roman" w:cs="Courier New"/>
-          <w:kern w:val="0"/>
-          <w:sz w:val="24"/>
-          <w:szCs w:val="24"/>
-          <w:lang w:val="en-US" w:eastAsia="es-ES"/>
-          <w14:ligatures w14:val="none"/>
-        </w:rPr>
-        <w:t xml:space="preserve">], </w:t>
-      </w:r>
-      <w:proofErr w:type="spellStart"/>
-      <w:r>
-        <w:rPr>
-          <w:rFonts w:eastAsia="Times New Roman" w:cs="Courier New"/>
-          <w:kern w:val="0"/>
-          <w:sz w:val="24"/>
-          <w:szCs w:val="24"/>
-          <w:lang w:val="en-US" w:eastAsia="es-ES"/>
-          <w14:ligatures w14:val="none"/>
-        </w:rPr>
-        <w:t>UnauthorizedAccessException</w:t>
-      </w:r>
-      <w:proofErr w:type="spellEnd"/>
+        <w:t xml:space="preserve">    + CategoryInfo          : NotSpecified: (:) [Invoke-WebRequest], UnauthorizedAccessException</w:t>
+      </w:r>
     </w:p>
     <w:p>
       <w:pPr>
@@ -1317,31 +1101,7 @@
           <w14:ligatures w14:val="none"/>
         </w:rPr>
         <w:lastRenderedPageBreak/>
-        <w:t xml:space="preserve">    + </w:t>
-      </w:r>
-      <w:proofErr w:type="spellStart"/>
-      <w:r>
-        <w:rPr>
-          <w:rFonts w:eastAsia="Times New Roman" w:cs="Courier New"/>
-          <w:kern w:val="0"/>
-          <w:sz w:val="24"/>
-          <w:szCs w:val="24"/>
-          <w:lang w:val="en-US" w:eastAsia="es-ES"/>
-          <w14:ligatures w14:val="none"/>
-        </w:rPr>
-        <w:t>FullyQualifiedErrorId</w:t>
-      </w:r>
-      <w:proofErr w:type="spellEnd"/>
-      <w:r>
-        <w:rPr>
-          <w:rFonts w:eastAsia="Times New Roman" w:cs="Courier New"/>
-          <w:kern w:val="0"/>
-          <w:sz w:val="24"/>
-          <w:szCs w:val="24"/>
-          <w:lang w:val="en-US" w:eastAsia="es-ES"/>
-          <w14:ligatures w14:val="none"/>
-        </w:rPr>
-        <w:t xml:space="preserve"> : System.UnauthorizedAccessException,Microsoft.PowerShell.Commands.InvokeWebRequestCommand</w:t>
+        <w:t xml:space="preserve">    + FullyQualifiedErrorId : System.UnauthorizedAccessException,Microsoft.PowerShell.Commands.InvokeWebRequestCommand</w:t>
       </w:r>
     </w:p>
     <w:p>
@@ -1423,31 +1183,7 @@
           <w:lang w:val="en-US" w:eastAsia="es-ES"/>
           <w14:ligatures w14:val="none"/>
         </w:rPr>
-        <w:t xml:space="preserve">and then try again with the commands suggested in the </w:t>
-      </w:r>
-      <w:proofErr w:type="spellStart"/>
-      <w:r>
-        <w:rPr>
-          <w:rFonts w:eastAsia="Times New Roman" w:cs="Courier New"/>
-          <w:kern w:val="0"/>
-          <w:sz w:val="24"/>
-          <w:szCs w:val="24"/>
-          <w:lang w:val="en-US" w:eastAsia="es-ES"/>
-          <w14:ligatures w14:val="none"/>
-        </w:rPr>
-        <w:t>miniconda</w:t>
-      </w:r>
-      <w:proofErr w:type="spellEnd"/>
-      <w:r>
-        <w:rPr>
-          <w:rFonts w:eastAsia="Times New Roman" w:cs="Courier New"/>
-          <w:kern w:val="0"/>
-          <w:sz w:val="24"/>
-          <w:szCs w:val="24"/>
-          <w:lang w:val="en-US" w:eastAsia="es-ES"/>
-          <w14:ligatures w14:val="none"/>
-        </w:rPr>
-        <w:t xml:space="preserve"> webpage</w:t>
+        <w:t>and then try again with the commands suggested in the miniconda webpage</w:t>
       </w:r>
       <w:r>
         <w:rPr>
@@ -1748,7 +1484,6 @@
           <w:lang w:val="en-US"/>
         </w:rPr>
       </w:pPr>
-      <w:proofErr w:type="spellStart"/>
       <w:r>
         <w:rPr>
           <w:b/>
@@ -1759,7 +1494,6 @@
         </w:rPr>
         <w:t>Jupyter</w:t>
       </w:r>
-      <w:proofErr w:type="spellEnd"/>
     </w:p>
     <w:p>
       <w:pPr>
@@ -2404,25 +2138,7 @@
           <w:szCs w:val="24"/>
           <w:lang w:val="en-US"/>
         </w:rPr>
-        <w:t xml:space="preserve">4.1.A. Windows: after installing </w:t>
-      </w:r>
-      <w:proofErr w:type="spellStart"/>
-      <w:r>
-        <w:rPr>
-          <w:sz w:val="24"/>
-          <w:szCs w:val="24"/>
-          <w:lang w:val="en-US"/>
-        </w:rPr>
-        <w:t>Miniconda</w:t>
-      </w:r>
-      <w:proofErr w:type="spellEnd"/>
-      <w:r>
-        <w:rPr>
-          <w:sz w:val="24"/>
-          <w:szCs w:val="24"/>
-          <w:lang w:val="en-US"/>
-        </w:rPr>
-        <w:t xml:space="preserve"> (Step 1.2), you can now open an “Anaconda prompt”. Look for this tool in your applications an</w:t>
+        <w:t>4.1.A. Windows: after installing Miniconda (Step 1.2), you can now open an “Anaconda prompt”. Look for this tool in your applications an</w:t>
       </w:r>
       <w:r>
         <w:rPr>
@@ -2568,17 +2284,8 @@
           <w:szCs w:val="24"/>
           <w:lang w:val="en-US"/>
         </w:rPr>
-        <w:t>Prerequisites/</w:t>
-      </w:r>
-      <w:proofErr w:type="spellStart"/>
-      <w:r>
-        <w:rPr>
-          <w:szCs w:val="24"/>
-          <w:lang w:val="en-US"/>
-        </w:rPr>
-        <w:t>Setup_and_testing</w:t>
-      </w:r>
-      <w:proofErr w:type="spellEnd"/>
+        <w:t>Prerequisites/Setup_and_testing</w:t>
+      </w:r>
       <w:r>
         <w:rPr>
           <w:szCs w:val="24"/>
@@ -2619,17 +2326,8 @@
           <w:szCs w:val="24"/>
           <w:lang w:val="en-US"/>
         </w:rPr>
-        <w:t>Prerequisites/</w:t>
-      </w:r>
-      <w:proofErr w:type="spellStart"/>
-      <w:r>
-        <w:rPr>
-          <w:szCs w:val="24"/>
-          <w:lang w:val="en-US"/>
-        </w:rPr>
-        <w:t>Setup_and_testing</w:t>
-      </w:r>
-      <w:proofErr w:type="spellEnd"/>
+        <w:t>Prerequisites/Setup_and_testing</w:t>
+      </w:r>
       <w:r>
         <w:rPr>
           <w:szCs w:val="24"/>
@@ -2825,25 +2523,7 @@
           <w:szCs w:val="24"/>
           <w:lang w:val="en-US"/>
         </w:rPr>
-        <w:t>our terminal should be in the “</w:t>
-      </w:r>
-      <w:proofErr w:type="spellStart"/>
-      <w:r>
-        <w:rPr>
-          <w:sz w:val="24"/>
-          <w:szCs w:val="24"/>
-          <w:lang w:val="en-US"/>
-        </w:rPr>
-        <w:t>Setup_and_testing</w:t>
-      </w:r>
-      <w:proofErr w:type="spellEnd"/>
-      <w:r>
-        <w:rPr>
-          <w:sz w:val="24"/>
-          <w:szCs w:val="24"/>
-          <w:lang w:val="en-US"/>
-        </w:rPr>
-        <w:t>” folder. Y</w:t>
+        <w:t>our terminal should be in the “Setup_and_testing” folder. Y</w:t>
       </w:r>
       <w:r>
         <w:rPr>
@@ -3005,61 +2685,7 @@
           <w:szCs w:val="24"/>
           <w:lang w:val="en-US"/>
         </w:rPr>
-        <w:t xml:space="preserve">Make sure that you don’t have any previous environments with the same names as those to install (i.e., </w:t>
-      </w:r>
-      <w:proofErr w:type="spellStart"/>
-      <w:r>
-        <w:rPr>
-          <w:sz w:val="24"/>
-          <w:szCs w:val="24"/>
-          <w:lang w:val="en-US"/>
-        </w:rPr>
-        <w:t>cheminf</w:t>
-      </w:r>
-      <w:proofErr w:type="spellEnd"/>
-      <w:r>
-        <w:rPr>
-          <w:sz w:val="24"/>
-          <w:szCs w:val="24"/>
-          <w:lang w:val="en-US"/>
-        </w:rPr>
-        <w:t xml:space="preserve">, </w:t>
-      </w:r>
-      <w:proofErr w:type="spellStart"/>
-      <w:r>
-        <w:rPr>
-          <w:sz w:val="24"/>
-          <w:szCs w:val="24"/>
-          <w:lang w:val="en-US"/>
-        </w:rPr>
-        <w:t>baybe</w:t>
-      </w:r>
-      <w:proofErr w:type="spellEnd"/>
-      <w:r>
-        <w:rPr>
-          <w:sz w:val="24"/>
-          <w:szCs w:val="24"/>
-          <w:lang w:val="en-US"/>
-        </w:rPr>
-        <w:t xml:space="preserve">, </w:t>
-      </w:r>
-      <w:proofErr w:type="spellStart"/>
-      <w:r>
-        <w:rPr>
-          <w:sz w:val="24"/>
-          <w:szCs w:val="24"/>
-          <w:lang w:val="en-US"/>
-        </w:rPr>
-        <w:t>chemtorch</w:t>
-      </w:r>
-      <w:proofErr w:type="spellEnd"/>
-      <w:r>
-        <w:rPr>
-          <w:sz w:val="24"/>
-          <w:szCs w:val="24"/>
-          <w:lang w:val="en-US"/>
-        </w:rPr>
-        <w:t>, etc.). For this, execute:</w:t>
+        <w:t>Make sure that you don’t have any previous environments with the same names as those to install (i.e., cheminf, baybe, chemtorch, etc.). For this, execute:</w:t>
       </w:r>
     </w:p>
     <w:p>
@@ -3072,23 +2698,13 @@
           <w:lang w:val="en-US"/>
         </w:rPr>
       </w:pPr>
-      <w:proofErr w:type="spellStart"/>
-      <w:r>
-        <w:rPr>
-          <w:sz w:val="24"/>
-          <w:szCs w:val="24"/>
-          <w:lang w:val="en-US"/>
-        </w:rPr>
-        <w:t>conda</w:t>
-      </w:r>
-      <w:proofErr w:type="spellEnd"/>
-      <w:r>
-        <w:rPr>
-          <w:sz w:val="24"/>
-          <w:szCs w:val="24"/>
-          <w:lang w:val="en-US"/>
-        </w:rPr>
-        <w:t xml:space="preserve"> env list</w:t>
+      <w:r>
+        <w:rPr>
+          <w:sz w:val="24"/>
+          <w:szCs w:val="24"/>
+          <w:lang w:val="en-US"/>
+        </w:rPr>
+        <w:t>conda env list</w:t>
       </w:r>
     </w:p>
     <w:p>
@@ -3203,50 +2819,48 @@
           <w:lang w:val="en-GB"/>
         </w:rPr>
       </w:pPr>
-      <w:proofErr w:type="spellStart"/>
       <w:r>
         <w:rPr>
           <w:sz w:val="24"/>
           <w:szCs w:val="24"/>
           <w:lang w:val="en-GB"/>
         </w:rPr>
-        <w:t>conda</w:t>
-      </w:r>
-      <w:proofErr w:type="spellEnd"/>
-      <w:r>
-        <w:rPr>
+        <w:t xml:space="preserve">conda env remove -y -n </w:t>
+      </w:r>
+      <w:r>
+        <w:rPr>
+          <w:color w:val="C00000"/>
           <w:sz w:val="24"/>
           <w:szCs w:val="24"/>
           <w:lang w:val="en-GB"/>
         </w:rPr>
-        <w:t xml:space="preserve"> env remove -y -n </w:t>
-      </w:r>
-      <w:r>
-        <w:rPr>
-          <w:color w:val="C00000"/>
+        <w:t>ENVIRONMENT</w:t>
+      </w:r>
+    </w:p>
+    <w:p>
+      <w:pPr>
+        <w:jc w:val="both"/>
+        <w:rPr>
           <w:sz w:val="24"/>
           <w:szCs w:val="24"/>
           <w:lang w:val="en-GB"/>
         </w:rPr>
-        <w:t>ENVIRONMENT</w:t>
-      </w:r>
-    </w:p>
-    <w:p>
-      <w:pPr>
-        <w:jc w:val="both"/>
+      </w:pPr>
+      <w:r>
         <w:rPr>
           <w:sz w:val="24"/>
           <w:szCs w:val="24"/>
           <w:lang w:val="en-GB"/>
         </w:rPr>
-      </w:pPr>
+        <w:t>**</w:t>
+      </w:r>
       <w:r>
         <w:rPr>
           <w:sz w:val="24"/>
           <w:szCs w:val="24"/>
           <w:lang w:val="en-GB"/>
         </w:rPr>
-        <w:t>**</w:t>
+        <w:t>B</w:t>
       </w:r>
       <w:r>
         <w:rPr>
@@ -3254,7 +2868,7 @@
           <w:szCs w:val="24"/>
           <w:lang w:val="en-GB"/>
         </w:rPr>
-        <w:t>B</w:t>
+        <w:t>ut first, replace ENVIRONMENT f</w:t>
       </w:r>
       <w:r>
         <w:rPr>
@@ -3262,33 +2876,7 @@
           <w:szCs w:val="24"/>
           <w:lang w:val="en-GB"/>
         </w:rPr>
-        <w:t>ut first, replace ENVIRONMENT f</w:t>
-      </w:r>
-      <w:r>
-        <w:rPr>
-          <w:sz w:val="24"/>
-          <w:szCs w:val="24"/>
-          <w:lang w:val="en-GB"/>
-        </w:rPr>
-        <w:t xml:space="preserve">or the name of the environment to remove, for example, the following command removes the </w:t>
-      </w:r>
-      <w:proofErr w:type="spellStart"/>
-      <w:r>
-        <w:rPr>
-          <w:sz w:val="24"/>
-          <w:szCs w:val="24"/>
-          <w:lang w:val="en-GB"/>
-        </w:rPr>
-        <w:t>cheminf</w:t>
-      </w:r>
-      <w:proofErr w:type="spellEnd"/>
-      <w:r>
-        <w:rPr>
-          <w:sz w:val="24"/>
-          <w:szCs w:val="24"/>
-          <w:lang w:val="en-GB"/>
-        </w:rPr>
-        <w:t xml:space="preserve"> environment:</w:t>
+        <w:t>or the name of the environment to remove, for example, the following command removes the cheminf environment:</w:t>
       </w:r>
     </w:p>
     <w:p>
@@ -3301,79 +2889,23 @@
           <w:lang w:val="es-ES"/>
         </w:rPr>
       </w:pPr>
-      <w:proofErr w:type="spellStart"/>
       <w:r>
         <w:rPr>
           <w:sz w:val="24"/>
           <w:szCs w:val="24"/>
           <w:lang w:val="es-ES"/>
         </w:rPr>
-        <w:t>conda</w:t>
-      </w:r>
-      <w:proofErr w:type="spellEnd"/>
-      <w:r>
+        <w:t>conda env remove -y -n cheminf</w:t>
+      </w:r>
+    </w:p>
+    <w:p>
+      <w:pPr>
+        <w:jc w:val="both"/>
         <w:rPr>
           <w:sz w:val="24"/>
           <w:szCs w:val="24"/>
           <w:lang w:val="es-ES"/>
         </w:rPr>
-        <w:t xml:space="preserve"> </w:t>
-      </w:r>
-      <w:proofErr w:type="spellStart"/>
-      <w:r>
-        <w:rPr>
-          <w:sz w:val="24"/>
-          <w:szCs w:val="24"/>
-          <w:lang w:val="es-ES"/>
-        </w:rPr>
-        <w:t>env</w:t>
-      </w:r>
-      <w:proofErr w:type="spellEnd"/>
-      <w:r>
-        <w:rPr>
-          <w:sz w:val="24"/>
-          <w:szCs w:val="24"/>
-          <w:lang w:val="es-ES"/>
-        </w:rPr>
-        <w:t xml:space="preserve"> </w:t>
-      </w:r>
-      <w:proofErr w:type="spellStart"/>
-      <w:r>
-        <w:rPr>
-          <w:sz w:val="24"/>
-          <w:szCs w:val="24"/>
-          <w:lang w:val="es-ES"/>
-        </w:rPr>
-        <w:t>remove</w:t>
-      </w:r>
-      <w:proofErr w:type="spellEnd"/>
-      <w:r>
-        <w:rPr>
-          <w:sz w:val="24"/>
-          <w:szCs w:val="24"/>
-          <w:lang w:val="es-ES"/>
-        </w:rPr>
-        <w:t xml:space="preserve"> -y -n </w:t>
-      </w:r>
-      <w:proofErr w:type="spellStart"/>
-      <w:r>
-        <w:rPr>
-          <w:sz w:val="24"/>
-          <w:szCs w:val="24"/>
-          <w:lang w:val="es-ES"/>
-        </w:rPr>
-        <w:t>cheminf</w:t>
-      </w:r>
-      <w:proofErr w:type="spellEnd"/>
-    </w:p>
-    <w:p>
-      <w:pPr>
-        <w:jc w:val="both"/>
-        <w:rPr>
-          <w:sz w:val="24"/>
-          <w:szCs w:val="24"/>
-          <w:lang w:val="es-ES"/>
-        </w:rPr>
       </w:pPr>
     </w:p>
     <w:p>
@@ -3445,23 +2977,13 @@
           <w:lang w:val="en-US"/>
         </w:rPr>
       </w:pPr>
-      <w:proofErr w:type="spellStart"/>
-      <w:r>
-        <w:rPr>
-          <w:sz w:val="24"/>
-          <w:szCs w:val="24"/>
-          <w:lang w:val="en-US"/>
-        </w:rPr>
-        <w:t>conda</w:t>
-      </w:r>
-      <w:proofErr w:type="spellEnd"/>
-      <w:r>
-        <w:rPr>
-          <w:sz w:val="24"/>
-          <w:szCs w:val="24"/>
-          <w:lang w:val="en-US"/>
-        </w:rPr>
-        <w:t xml:space="preserve"> env create -f </w:t>
+      <w:r>
+        <w:rPr>
+          <w:sz w:val="24"/>
+          <w:szCs w:val="24"/>
+          <w:lang w:val="en-US"/>
+        </w:rPr>
+        <w:t xml:space="preserve">conda env create -f </w:t>
       </w:r>
       <w:r>
         <w:rPr>
@@ -3498,23 +3020,13 @@
           <w:lang w:val="en-US"/>
         </w:rPr>
       </w:pPr>
-      <w:proofErr w:type="spellStart"/>
-      <w:r>
-        <w:rPr>
-          <w:sz w:val="24"/>
-          <w:szCs w:val="24"/>
-          <w:lang w:val="en-US"/>
-        </w:rPr>
-        <w:t>conda</w:t>
-      </w:r>
-      <w:proofErr w:type="spellEnd"/>
-      <w:r>
-        <w:rPr>
-          <w:sz w:val="24"/>
-          <w:szCs w:val="24"/>
-          <w:lang w:val="en-US"/>
-        </w:rPr>
-        <w:t xml:space="preserve"> env create -f </w:t>
+      <w:r>
+        <w:rPr>
+          <w:sz w:val="24"/>
+          <w:szCs w:val="24"/>
+          <w:lang w:val="en-US"/>
+        </w:rPr>
+        <w:t xml:space="preserve">conda env create -f </w:t>
       </w:r>
       <w:r>
         <w:rPr>
@@ -3543,23 +3055,13 @@
           <w:lang w:val="en-US"/>
         </w:rPr>
       </w:pPr>
-      <w:proofErr w:type="spellStart"/>
-      <w:r>
-        <w:rPr>
-          <w:sz w:val="24"/>
-          <w:szCs w:val="24"/>
-          <w:lang w:val="en-US"/>
-        </w:rPr>
-        <w:t>conda</w:t>
-      </w:r>
-      <w:proofErr w:type="spellEnd"/>
-      <w:r>
-        <w:rPr>
-          <w:sz w:val="24"/>
-          <w:szCs w:val="24"/>
-          <w:lang w:val="en-US"/>
-        </w:rPr>
-        <w:t xml:space="preserve"> env create -f </w:t>
+      <w:r>
+        <w:rPr>
+          <w:sz w:val="24"/>
+          <w:szCs w:val="24"/>
+          <w:lang w:val="en-US"/>
+        </w:rPr>
+        <w:t xml:space="preserve">conda env create -f </w:t>
       </w:r>
       <w:r>
         <w:rPr>
@@ -3741,6 +3243,78 @@
           <w:szCs w:val="24"/>
         </w:rPr>
         <w:t>env4heid_windows.bat</w:t>
+      </w:r>
+    </w:p>
+    <w:p>
+      <w:pPr>
+        <w:spacing w:before="240" w:after="240"/>
+        <w:jc w:val="both"/>
+        <w:rPr>
+          <w:sz w:val="24"/>
+          <w:szCs w:val="24"/>
+        </w:rPr>
+      </w:pPr>
+      <w:r>
+        <w:rPr>
+          <w:b/>
+          <w:bCs/>
+          <w:color w:val="C00000"/>
+          <w:sz w:val="24"/>
+          <w:szCs w:val="24"/>
+        </w:rPr>
+        <w:t xml:space="preserve">VERY IMPORTANT! </w:t>
+      </w:r>
+      <w:r>
+        <w:rPr>
+          <w:sz w:val="24"/>
+          <w:szCs w:val="24"/>
+        </w:rPr>
+        <w:t>If you get an error related to Git (</w:t>
+      </w:r>
+      <w:r>
+        <w:rPr>
+          <w:sz w:val="24"/>
+          <w:szCs w:val="24"/>
+        </w:rPr>
+        <w:t>i.e.</w:t>
+      </w:r>
+      <w:r>
+        <w:rPr>
+          <w:sz w:val="24"/>
+          <w:szCs w:val="24"/>
+        </w:rPr>
+        <w:t xml:space="preserve">, “git” is not recognized as a command, git clone failed, etc.), install Git from this webpage: </w:t>
+      </w:r>
+      <w:hyperlink r:id="rId14" w:tgtFrame="_blank" w:history="1">
+        <w:r>
+          <w:rPr>
+            <w:rStyle w:val="Hyperlink"/>
+            <w:sz w:val="24"/>
+            <w:szCs w:val="24"/>
+          </w:rPr>
+          <w:t>Git for Windows</w:t>
+        </w:r>
+      </w:hyperlink>
+      <w:r>
+        <w:rPr>
+          <w:sz w:val="24"/>
+          <w:szCs w:val="24"/>
+        </w:rPr>
+        <w:t>. Then, close the Anaconda Prompt, open a new Anaconda Prompt (step 4.1</w:t>
+      </w:r>
+      <w:r>
+        <w:rPr>
+          <w:sz w:val="24"/>
+          <w:szCs w:val="24"/>
+        </w:rPr>
+        <w:t>.</w:t>
+      </w:r>
+      <w:r>
+        <w:rPr>
+          <w:sz w:val="24"/>
+          <w:szCs w:val="24"/>
+        </w:rPr>
+        <w:t>A), go to the setup folder (step 4.2.1), and try the failing command again.</w:t>
       </w:r>
     </w:p>
     <w:p>
@@ -3826,23 +3400,13 @@
           <w:szCs w:val="24"/>
         </w:rPr>
       </w:pPr>
-      <w:proofErr w:type="spellStart"/>
       <w:r>
         <w:rPr>
           <w:sz w:val="24"/>
           <w:szCs w:val="24"/>
           <w:lang w:val="es-ES"/>
         </w:rPr>
-        <w:t>chmod</w:t>
-      </w:r>
-      <w:proofErr w:type="spellEnd"/>
-      <w:r>
-        <w:rPr>
-          <w:sz w:val="24"/>
-          <w:szCs w:val="24"/>
-          <w:lang w:val="es-ES"/>
-        </w:rPr>
-        <w:t xml:space="preserve"> +x envrun_laplaza_linuxmac.sh</w:t>
+        <w:t>chmod +x envrun_laplaza_linuxmac.sh</w:t>
       </w:r>
     </w:p>
     <w:p>
@@ -3854,23 +3418,13 @@
           <w:szCs w:val="24"/>
         </w:rPr>
       </w:pPr>
-      <w:proofErr w:type="spellStart"/>
-      <w:r>
-        <w:rPr>
-          <w:sz w:val="24"/>
-          <w:szCs w:val="24"/>
-          <w:lang w:val="en-US"/>
-        </w:rPr>
-        <w:t>chmod</w:t>
-      </w:r>
-      <w:proofErr w:type="spellEnd"/>
-      <w:r>
-        <w:rPr>
-          <w:sz w:val="24"/>
-          <w:szCs w:val="24"/>
-          <w:lang w:val="en-US"/>
-        </w:rPr>
-        <w:t xml:space="preserve"> +x env4heid_linuxmac.sh</w:t>
+      <w:r>
+        <w:rPr>
+          <w:sz w:val="24"/>
+          <w:szCs w:val="24"/>
+          <w:lang w:val="en-US"/>
+        </w:rPr>
+        <w:t>chmod +x env4heid_linuxmac.sh</w:t>
       </w:r>
     </w:p>
     <w:p>
@@ -4014,61 +3568,7 @@
           <w:szCs w:val="24"/>
           <w:lang w:val="en-US"/>
         </w:rPr>
-        <w:t>Open, using VSC, the “</w:t>
-      </w:r>
-      <w:proofErr w:type="spellStart"/>
-      <w:r>
-        <w:rPr>
-          <w:sz w:val="24"/>
-          <w:szCs w:val="24"/>
-          <w:lang w:val="en-US"/>
-        </w:rPr>
-        <w:t>check_workshop_envs.ipynb</w:t>
-      </w:r>
-      <w:proofErr w:type="spellEnd"/>
-      <w:r>
-        <w:rPr>
-          <w:sz w:val="24"/>
-          <w:szCs w:val="24"/>
-          <w:lang w:val="en-US"/>
-        </w:rPr>
-        <w:t xml:space="preserve">” </w:t>
-      </w:r>
-      <w:proofErr w:type="spellStart"/>
-      <w:r>
-        <w:rPr>
-          <w:sz w:val="24"/>
-          <w:szCs w:val="24"/>
-          <w:lang w:val="en-US"/>
-        </w:rPr>
-        <w:t>Jupyter</w:t>
-      </w:r>
-      <w:proofErr w:type="spellEnd"/>
-      <w:r>
-        <w:rPr>
-          <w:sz w:val="24"/>
-          <w:szCs w:val="24"/>
-          <w:lang w:val="en-US"/>
-        </w:rPr>
-        <w:t xml:space="preserve"> Notebook unzipped from the previous step (in the “ML_course/Prerequisites/</w:t>
-      </w:r>
-      <w:proofErr w:type="spellStart"/>
-      <w:r>
-        <w:rPr>
-          <w:sz w:val="24"/>
-          <w:szCs w:val="24"/>
-          <w:lang w:val="en-US"/>
-        </w:rPr>
-        <w:t>Setup_and_testing</w:t>
-      </w:r>
-      <w:proofErr w:type="spellEnd"/>
-      <w:r>
-        <w:rPr>
-          <w:sz w:val="24"/>
-          <w:szCs w:val="24"/>
-          <w:lang w:val="en-US"/>
-        </w:rPr>
-        <w:t>” folder).</w:t>
+        <w:t>Open, using VSC, the “check_workshop_envs.ipynb” Jupyter Notebook unzipped from the previous step (in the “ML_course/Prerequisites/Setup_and_testing” folder).</w:t>
       </w:r>
     </w:p>
     <w:p>
@@ -4236,7 +3736,7 @@
                     </pic:cNvPicPr>
                   </pic:nvPicPr>
                   <pic:blipFill rotWithShape="1">
-                    <a:blip r:embed="rId14">
+                    <a:blip r:embed="rId15">
                       <a:extLst>
                         <a:ext uri="{28A0092B-C50C-407E-A947-70E740481C1C}">
                           <a14:useLocalDpi xmlns:a14="http://schemas.microsoft.com/office/drawing/2010/main" val="0"/>
@@ -4307,7 +3807,7 @@
                     <pic:cNvPicPr/>
                   </pic:nvPicPr>
                   <pic:blipFill>
-                    <a:blip r:embed="rId15">
+                    <a:blip r:embed="rId16">
                       <a:extLst>
                         <a:ext uri="{28A0092B-C50C-407E-A947-70E740481C1C}">
                           <a14:useLocalDpi xmlns:a14="http://schemas.microsoft.com/office/drawing/2010/main" val="0"/>
@@ -4469,7 +3969,7 @@
                           </pic:cNvPicPr>
                         </pic:nvPicPr>
                         <pic:blipFill>
-                          <a:blip r:embed="rId16"/>
+                          <a:blip r:embed="rId17"/>
                           <a:stretch>
                             <a:fillRect/>
                           </a:stretch>
@@ -4563,25 +4063,7 @@
           <w:szCs w:val="24"/>
           <w:lang w:val="en-US"/>
         </w:rPr>
-        <w:t xml:space="preserve"> </w:t>
-      </w:r>
-      <w:proofErr w:type="spellStart"/>
-      <w:r>
-        <w:rPr>
-          <w:sz w:val="24"/>
-          <w:szCs w:val="24"/>
-          <w:lang w:val="en-US"/>
-        </w:rPr>
-        <w:t>Jupyter</w:t>
-      </w:r>
-      <w:proofErr w:type="spellEnd"/>
-      <w:r>
-        <w:rPr>
-          <w:sz w:val="24"/>
-          <w:szCs w:val="24"/>
-          <w:lang w:val="en-US"/>
-        </w:rPr>
-        <w:t xml:space="preserve"> kernel directly, just click on Python Environments and select the one you want to use</w:t>
+        <w:t xml:space="preserve"> Jupyter kernel directly, just click on Python Environments and select the one you want to use</w:t>
       </w:r>
       <w:r>
         <w:rPr>
@@ -4710,7 +4192,6 @@
         </w:rPr>
         <w:t>“</w:t>
       </w:r>
-      <w:proofErr w:type="spellStart"/>
       <w:r>
         <w:rPr>
           <w:rFonts w:ascii="Aptos" w:eastAsia="Aptos" w:hAnsi="Aptos" w:cs="Aptos"/>
@@ -4719,7 +4200,6 @@
         </w:rPr>
         <w:t>check_workshop_envs.ipynb</w:t>
       </w:r>
-      <w:proofErr w:type="spellEnd"/>
       <w:r>
         <w:rPr>
           <w:rFonts w:ascii="Aptos" w:eastAsia="Aptos" w:hAnsi="Aptos" w:cs="Aptos"/>
@@ -4901,7 +4381,7 @@
                     <pic:cNvPicPr/>
                   </pic:nvPicPr>
                   <pic:blipFill>
-                    <a:blip r:embed="rId17" cstate="print">
+                    <a:blip r:embed="rId18" cstate="print">
                       <a:extLst>
                         <a:ext uri="{28A0092B-C50C-407E-A947-70E740481C1C}">
                           <a14:useLocalDpi xmlns:a14="http://schemas.microsoft.com/office/drawing/2010/main" val="0"/>
@@ -4980,7 +4460,6 @@
         </w:rPr>
         <w:t>the “</w:t>
       </w:r>
-      <w:proofErr w:type="spellStart"/>
       <w:r>
         <w:rPr>
           <w:sz w:val="24"/>
@@ -5003,34 +4482,7 @@
           <w:szCs w:val="24"/>
           <w:lang w:val="en-US"/>
         </w:rPr>
-        <w:t>.ipynb</w:t>
-      </w:r>
-      <w:proofErr w:type="spellEnd"/>
-      <w:r>
-        <w:rPr>
-          <w:sz w:val="24"/>
-          <w:szCs w:val="24"/>
-          <w:lang w:val="en-US"/>
-        </w:rPr>
-        <w:t xml:space="preserve">” </w:t>
-      </w:r>
-      <w:proofErr w:type="spellStart"/>
-      <w:r>
-        <w:rPr>
-          <w:sz w:val="24"/>
-          <w:szCs w:val="24"/>
-          <w:lang w:val="en-US"/>
-        </w:rPr>
-        <w:t>Jupyter</w:t>
-      </w:r>
-      <w:proofErr w:type="spellEnd"/>
-      <w:r>
-        <w:rPr>
-          <w:sz w:val="24"/>
-          <w:szCs w:val="24"/>
-          <w:lang w:val="en-US"/>
-        </w:rPr>
-        <w:t xml:space="preserve"> Notebook and, then, close </w:t>
+        <w:t xml:space="preserve">.ipynb” Jupyter Notebook and, then, close </w:t>
       </w:r>
       <w:r>
         <w:rPr>
@@ -5179,7 +4631,6 @@
         </w:rPr>
         <w:t xml:space="preserve"> (from </w:t>
       </w:r>
-      <w:proofErr w:type="spellStart"/>
       <w:r>
         <w:rPr>
           <w:rFonts w:cs="Courier New"/>
@@ -5187,9 +4638,8 @@
           <w:szCs w:val="24"/>
           <w:lang w:val="en-US"/>
         </w:rPr>
-        <w:t>set_up</w:t>
-      </w:r>
-      <w:proofErr w:type="spellEnd"/>
+        <w:t>the “</w:t>
+      </w:r>
       <w:r>
         <w:rPr>
           <w:rFonts w:cs="Courier New"/>
@@ -5197,7 +4647,43 @@
           <w:szCs w:val="24"/>
           <w:lang w:val="en-US"/>
         </w:rPr>
-        <w:t xml:space="preserve"> folder)</w:t>
+        <w:t>Setup_and_testing</w:t>
+      </w:r>
+      <w:r>
+        <w:rPr>
+          <w:rFonts w:cs="Courier New"/>
+          <w:sz w:val="24"/>
+          <w:szCs w:val="24"/>
+          <w:lang w:val="en-US"/>
+        </w:rPr>
+        <w:t>”</w:t>
+      </w:r>
+      <w:r>
+        <w:rPr>
+          <w:rFonts w:cs="Courier New"/>
+          <w:sz w:val="24"/>
+          <w:szCs w:val="24"/>
+          <w:lang w:val="en-US"/>
+        </w:rPr>
+        <w:t xml:space="preserve"> folder</w:t>
+      </w:r>
+      <w:r>
+        <w:rPr>
+          <w:rFonts w:cs="Courier New"/>
+          <w:sz w:val="24"/>
+          <w:szCs w:val="24"/>
+          <w:lang w:val="en-US"/>
+        </w:rPr>
+        <w:t>, see step 4.2.1</w:t>
+      </w:r>
+      <w:r>
+        <w:rPr>
+          <w:rFonts w:cs="Courier New"/>
+          <w:sz w:val="24"/>
+          <w:szCs w:val="24"/>
+          <w:lang w:val="en-US"/>
+        </w:rPr>
+        <w:t>)</w:t>
       </w:r>
     </w:p>
     <w:p>
@@ -5334,16 +4820,8 @@
         <w:rPr>
           <w:lang w:val="en-US"/>
         </w:rPr>
-        <w:t xml:space="preserve">7. Testing </w:t>
-      </w:r>
-      <w:proofErr w:type="spellStart"/>
-      <w:r>
-        <w:rPr>
-          <w:lang w:val="en-US"/>
-        </w:rPr>
-        <w:t>easyROB</w:t>
-      </w:r>
-      <w:proofErr w:type="spellEnd"/>
+        <w:t>7. Testing easyROB</w:t>
+      </w:r>
     </w:p>
     <w:p>
       <w:pPr>
@@ -5411,154 +4889,6 @@
     <w:p>
       <w:pPr>
         <w:ind w:firstLine="284"/>
-        <w:jc w:val="both"/>
-        <w:rPr>
-          <w:sz w:val="24"/>
-          <w:szCs w:val="24"/>
-          <w:lang w:val="en-US"/>
-        </w:rPr>
-      </w:pPr>
-      <w:hyperlink r:id="rId18" w:history="1">
-        <w:r>
-          <w:rPr>
-            <w:rStyle w:val="Hyperlink"/>
-            <w:sz w:val="24"/>
-            <w:szCs w:val="24"/>
-            <w:lang w:val="en-US"/>
-          </w:rPr>
-          <w:t xml:space="preserve">How to install </w:t>
-        </w:r>
-        <w:proofErr w:type="spellStart"/>
-        <w:r>
-          <w:rPr>
-            <w:rStyle w:val="Hyperlink"/>
-            <w:sz w:val="24"/>
-            <w:szCs w:val="24"/>
-            <w:lang w:val="en-US"/>
-          </w:rPr>
-          <w:t>EasyROB</w:t>
-        </w:r>
-        <w:proofErr w:type="spellEnd"/>
-      </w:hyperlink>
-    </w:p>
-    <w:p>
-      <w:pPr>
-        <w:jc w:val="both"/>
-        <w:rPr>
-          <w:sz w:val="24"/>
-          <w:szCs w:val="24"/>
-          <w:lang w:val="en-US"/>
-        </w:rPr>
-      </w:pPr>
-      <w:r>
-        <w:rPr>
-          <w:sz w:val="24"/>
-          <w:szCs w:val="24"/>
-          <w:lang w:val="en-US"/>
-        </w:rPr>
-        <w:t xml:space="preserve">The video explains how to download the correct file, extract it, launch </w:t>
-      </w:r>
-      <w:proofErr w:type="spellStart"/>
-      <w:r>
-        <w:rPr>
-          <w:sz w:val="24"/>
-          <w:szCs w:val="24"/>
-          <w:lang w:val="en-US"/>
-        </w:rPr>
-        <w:t>easyROB</w:t>
-      </w:r>
-      <w:proofErr w:type="spellEnd"/>
-      <w:r>
-        <w:rPr>
-          <w:sz w:val="24"/>
-          <w:szCs w:val="24"/>
-          <w:lang w:val="en-US"/>
-        </w:rPr>
-        <w:t>, and what to do if Windows shows a security warning.</w:t>
-      </w:r>
-    </w:p>
-    <w:p>
-      <w:pPr>
-        <w:jc w:val="both"/>
-        <w:rPr>
-          <w:sz w:val="24"/>
-          <w:szCs w:val="24"/>
-          <w:lang w:val="en-US"/>
-        </w:rPr>
-      </w:pPr>
-    </w:p>
-    <w:p>
-      <w:pPr>
-        <w:jc w:val="both"/>
-        <w:rPr>
-          <w:b/>
-          <w:sz w:val="24"/>
-          <w:szCs w:val="24"/>
-          <w:lang w:val="en-US"/>
-        </w:rPr>
-      </w:pPr>
-      <w:r>
-        <w:rPr>
-          <w:b/>
-          <w:sz w:val="24"/>
-          <w:szCs w:val="24"/>
-          <w:lang w:val="en-US"/>
-        </w:rPr>
-        <w:t>Option B — Written Installation Instructions</w:t>
-      </w:r>
-    </w:p>
-    <w:p>
-      <w:pPr>
-        <w:jc w:val="both"/>
-        <w:rPr>
-          <w:sz w:val="24"/>
-          <w:szCs w:val="24"/>
-          <w:lang w:val="en-US"/>
-        </w:rPr>
-      </w:pPr>
-      <w:r>
-        <w:rPr>
-          <w:sz w:val="24"/>
-          <w:szCs w:val="24"/>
-          <w:lang w:val="en-US"/>
-        </w:rPr>
-        <w:t>For Windows users, installation is simple and takes only a few minutes.</w:t>
-      </w:r>
-    </w:p>
-    <w:p>
-      <w:pPr>
-        <w:pStyle w:val="ListParagraph"/>
-        <w:ind w:left="0"/>
-        <w:jc w:val="both"/>
-        <w:rPr>
-          <w:sz w:val="24"/>
-          <w:szCs w:val="24"/>
-          <w:lang w:val="en-US"/>
-        </w:rPr>
-      </w:pPr>
-      <w:r>
-        <w:rPr>
-          <w:bCs/>
-          <w:sz w:val="24"/>
-          <w:szCs w:val="24"/>
-          <w:lang w:val="en-US"/>
-        </w:rPr>
-        <w:t>7.1B.1.</w:t>
-      </w:r>
-      <w:r>
-        <w:rPr>
-          <w:bCs/>
-          <w:sz w:val="24"/>
-          <w:szCs w:val="24"/>
-          <w:lang w:val="en-US"/>
-        </w:rPr>
-        <w:t>Go to the Releases page and scroll down to the “Assets” section.</w:t>
-      </w:r>
-    </w:p>
-    <w:p>
-      <w:pPr>
-        <w:pStyle w:val="ListParagraph"/>
-        <w:ind w:left="0"/>
         <w:jc w:val="both"/>
         <w:rPr>
           <w:sz w:val="24"/>
@@ -5574,12 +4904,78 @@
             <w:szCs w:val="24"/>
             <w:lang w:val="en-US"/>
           </w:rPr>
-          <w:t>https://github.com/MiguelMartzFdez/easyROB/releases</w:t>
+          <w:t>How to install EasyROB</w:t>
         </w:r>
       </w:hyperlink>
     </w:p>
     <w:p>
       <w:pPr>
+        <w:jc w:val="both"/>
+        <w:rPr>
+          <w:sz w:val="24"/>
+          <w:szCs w:val="24"/>
+          <w:lang w:val="en-US"/>
+        </w:rPr>
+      </w:pPr>
+      <w:r>
+        <w:rPr>
+          <w:sz w:val="24"/>
+          <w:szCs w:val="24"/>
+          <w:lang w:val="en-US"/>
+        </w:rPr>
+        <w:t>The video explains how to download the correct file, extract it, launch easyROB, and what to do if Windows shows a security warning.</w:t>
+      </w:r>
+    </w:p>
+    <w:p>
+      <w:pPr>
+        <w:jc w:val="both"/>
+        <w:rPr>
+          <w:sz w:val="24"/>
+          <w:szCs w:val="24"/>
+          <w:lang w:val="en-US"/>
+        </w:rPr>
+      </w:pPr>
+    </w:p>
+    <w:p>
+      <w:pPr>
+        <w:jc w:val="both"/>
+        <w:rPr>
+          <w:b/>
+          <w:sz w:val="24"/>
+          <w:szCs w:val="24"/>
+          <w:lang w:val="en-US"/>
+        </w:rPr>
+      </w:pPr>
+      <w:r>
+        <w:rPr>
+          <w:b/>
+          <w:sz w:val="24"/>
+          <w:szCs w:val="24"/>
+          <w:lang w:val="en-US"/>
+        </w:rPr>
+        <w:t>Option B — Written Installation Instructions</w:t>
+      </w:r>
+    </w:p>
+    <w:p>
+      <w:pPr>
+        <w:jc w:val="both"/>
+        <w:rPr>
+          <w:sz w:val="24"/>
+          <w:szCs w:val="24"/>
+          <w:lang w:val="en-US"/>
+        </w:rPr>
+      </w:pPr>
+      <w:r>
+        <w:rPr>
+          <w:sz w:val="24"/>
+          <w:szCs w:val="24"/>
+          <w:lang w:val="en-US"/>
+        </w:rPr>
+        <w:t>For Windows users, installation is simple and takes only a few minutes.</w:t>
+      </w:r>
+    </w:p>
+    <w:p>
+      <w:pPr>
         <w:pStyle w:val="ListParagraph"/>
         <w:ind w:left="0"/>
         <w:jc w:val="both"/>
@@ -5589,19 +4985,6 @@
           <w:lang w:val="en-US"/>
         </w:rPr>
       </w:pPr>
-    </w:p>
-    <w:p>
-      <w:pPr>
-        <w:pStyle w:val="ListParagraph"/>
-        <w:ind w:left="0"/>
-        <w:jc w:val="both"/>
-        <w:rPr>
-          <w:b/>
-          <w:sz w:val="24"/>
-          <w:szCs w:val="24"/>
-          <w:lang w:val="en-US"/>
-        </w:rPr>
-      </w:pPr>
       <w:r>
         <w:rPr>
           <w:bCs/>
@@ -5609,475 +4992,7 @@
           <w:szCs w:val="24"/>
           <w:lang w:val="en-US"/>
         </w:rPr>
-        <w:t xml:space="preserve">7.1B.2. </w:t>
-      </w:r>
-      <w:r>
-        <w:rPr>
-          <w:sz w:val="24"/>
-          <w:szCs w:val="24"/>
-          <w:lang w:val="en-US"/>
-        </w:rPr>
-        <w:t xml:space="preserve">Download the file called: </w:t>
-      </w:r>
-      <w:r>
-        <w:rPr>
-          <w:b/>
-          <w:sz w:val="24"/>
-          <w:szCs w:val="24"/>
-          <w:lang w:val="en-US"/>
-        </w:rPr>
-        <w:t>easyROB_win.zip</w:t>
-      </w:r>
-    </w:p>
-    <w:p>
-      <w:pPr>
-        <w:pStyle w:val="ListParagraph"/>
-        <w:ind w:left="0"/>
-        <w:jc w:val="both"/>
-        <w:rPr>
-          <w:b/>
-          <w:sz w:val="24"/>
-          <w:szCs w:val="24"/>
-          <w:lang w:val="en-US"/>
-        </w:rPr>
-      </w:pPr>
-    </w:p>
-    <w:p>
-      <w:pPr>
-        <w:pStyle w:val="ListParagraph"/>
-        <w:ind w:left="0"/>
-        <w:jc w:val="both"/>
-        <w:rPr>
-          <w:b/>
-          <w:sz w:val="24"/>
-          <w:szCs w:val="24"/>
-          <w:lang w:val="en-US"/>
-        </w:rPr>
-      </w:pPr>
-      <w:r>
-        <w:rPr>
-          <w:bCs/>
-          <w:sz w:val="24"/>
-          <w:szCs w:val="24"/>
-          <w:lang w:val="en-US"/>
-        </w:rPr>
-        <w:t xml:space="preserve">7.1B.3. </w:t>
-      </w:r>
-      <w:r>
-        <w:rPr>
-          <w:sz w:val="24"/>
-          <w:szCs w:val="24"/>
-          <w:lang w:val="en-US"/>
-        </w:rPr>
-        <w:t>Once downloaded, right-click the ZIP file and select “Extract All…”. Choose a simple location (for example, the Desktop).</w:t>
-      </w:r>
-    </w:p>
-    <w:p>
-      <w:pPr>
-        <w:pStyle w:val="ListParagraph"/>
-        <w:ind w:left="0"/>
-        <w:jc w:val="both"/>
-        <w:rPr>
-          <w:sz w:val="24"/>
-          <w:szCs w:val="24"/>
-          <w:lang w:val="en-US"/>
-        </w:rPr>
-      </w:pPr>
-    </w:p>
-    <w:p>
-      <w:pPr>
-        <w:pStyle w:val="ListParagraph"/>
-        <w:ind w:left="0"/>
-        <w:jc w:val="both"/>
-        <w:rPr>
-          <w:b/>
-          <w:sz w:val="24"/>
-          <w:szCs w:val="24"/>
-          <w:lang w:val="en-US"/>
-        </w:rPr>
-      </w:pPr>
-      <w:r>
-        <w:rPr>
-          <w:bCs/>
-          <w:sz w:val="24"/>
-          <w:szCs w:val="24"/>
-          <w:lang w:val="en-US"/>
-        </w:rPr>
-        <w:t xml:space="preserve">7.1B.4. </w:t>
-      </w:r>
-      <w:r>
-        <w:rPr>
-          <w:sz w:val="24"/>
-          <w:szCs w:val="24"/>
-          <w:lang w:val="en-US"/>
-        </w:rPr>
-        <w:t xml:space="preserve">Open the extracted folder and double-click </w:t>
-      </w:r>
-      <w:r>
-        <w:rPr>
-          <w:b/>
-          <w:sz w:val="24"/>
-          <w:szCs w:val="24"/>
-          <w:lang w:val="en-US"/>
-        </w:rPr>
-        <w:t>launcher.vbs</w:t>
-      </w:r>
-      <w:r>
-        <w:rPr>
-          <w:sz w:val="24"/>
-          <w:szCs w:val="24"/>
-          <w:lang w:val="en-US"/>
-        </w:rPr>
-        <w:t>. The program will start automatically</w:t>
-      </w:r>
-    </w:p>
-    <w:p>
-      <w:pPr>
-        <w:pStyle w:val="ListParagraph"/>
-        <w:ind w:left="0"/>
-        <w:jc w:val="both"/>
-        <w:rPr>
-          <w:b/>
-          <w:sz w:val="24"/>
-          <w:szCs w:val="24"/>
-          <w:lang w:val="en-US"/>
-        </w:rPr>
-      </w:pPr>
-    </w:p>
-    <w:p>
-      <w:pPr>
-        <w:pStyle w:val="ListParagraph"/>
-        <w:ind w:left="0"/>
-        <w:jc w:val="both"/>
-        <w:rPr>
-          <w:b/>
-          <w:sz w:val="24"/>
-          <w:szCs w:val="24"/>
-          <w:lang w:val="en-US"/>
-        </w:rPr>
-      </w:pPr>
-    </w:p>
-    <w:p>
-      <w:pPr>
-        <w:jc w:val="both"/>
-        <w:rPr>
-          <w:sz w:val="24"/>
-          <w:szCs w:val="24"/>
-          <w:lang w:val="en-US"/>
-        </w:rPr>
-      </w:pPr>
-      <w:r>
-        <w:rPr>
-          <w:b/>
-          <w:color w:val="C00000"/>
-          <w:sz w:val="24"/>
-          <w:szCs w:val="24"/>
-          <w:lang w:val="en-US"/>
-        </w:rPr>
-        <w:t>Fallback Method</w:t>
-      </w:r>
-      <w:r>
-        <w:rPr>
-          <w:b/>
-          <w:color w:val="C00000"/>
-          <w:sz w:val="24"/>
-          <w:szCs w:val="24"/>
-          <w:lang w:val="en-US"/>
-        </w:rPr>
-        <w:t>!</w:t>
-      </w:r>
-      <w:r>
-        <w:rPr>
-          <w:color w:val="C00000"/>
-          <w:sz w:val="24"/>
-          <w:szCs w:val="24"/>
-          <w:lang w:val="en-US"/>
-        </w:rPr>
-        <w:t xml:space="preserve"> </w:t>
-      </w:r>
-      <w:r>
-        <w:rPr>
-          <w:sz w:val="24"/>
-          <w:szCs w:val="24"/>
-          <w:lang w:val="en-US"/>
-        </w:rPr>
-        <w:t>(If the Portable Version Does Not Start)</w:t>
-      </w:r>
-    </w:p>
-    <w:p>
-      <w:pPr>
-        <w:jc w:val="both"/>
-        <w:rPr>
-          <w:sz w:val="24"/>
-          <w:szCs w:val="24"/>
-          <w:lang w:val="en-US"/>
-        </w:rPr>
-      </w:pPr>
-      <w:r>
-        <w:rPr>
-          <w:sz w:val="24"/>
-          <w:szCs w:val="24"/>
-          <w:lang w:val="en-US"/>
-        </w:rPr>
-        <w:t xml:space="preserve">If the portable version does not launch correctly (for example, nothing happens, the window closes immediately, or you see environment/Qt errors), you can run </w:t>
-      </w:r>
-      <w:proofErr w:type="spellStart"/>
-      <w:r>
-        <w:rPr>
-          <w:sz w:val="24"/>
-          <w:szCs w:val="24"/>
-          <w:lang w:val="en-US"/>
-        </w:rPr>
-        <w:t>easyROB</w:t>
-      </w:r>
-      <w:proofErr w:type="spellEnd"/>
-      <w:r>
-        <w:rPr>
-          <w:sz w:val="24"/>
-          <w:szCs w:val="24"/>
-          <w:lang w:val="en-US"/>
-        </w:rPr>
-        <w:t xml:space="preserve"> using the standard Terminal method.</w:t>
-      </w:r>
-    </w:p>
-    <w:p>
-      <w:pPr>
-        <w:jc w:val="both"/>
-        <w:rPr>
-          <w:sz w:val="24"/>
-          <w:szCs w:val="24"/>
-          <w:lang w:val="en-US"/>
-        </w:rPr>
-      </w:pPr>
-      <w:r>
-        <w:rPr>
-          <w:sz w:val="24"/>
-          <w:szCs w:val="24"/>
-          <w:lang w:val="en-US"/>
-        </w:rPr>
-        <w:t>Please follow the instruc</w:t>
-      </w:r>
-      <w:r>
-        <w:rPr>
-          <w:sz w:val="24"/>
-          <w:szCs w:val="24"/>
-          <w:lang w:val="en-US"/>
-        </w:rPr>
-        <w:t>tions described in Section 7.3.</w:t>
-      </w:r>
-    </w:p>
-    <w:p>
-      <w:pPr>
-        <w:jc w:val="both"/>
-        <w:rPr>
-          <w:sz w:val="24"/>
-          <w:szCs w:val="24"/>
-          <w:lang w:val="en-US"/>
-        </w:rPr>
-      </w:pPr>
-      <w:r>
-        <w:rPr>
-          <w:sz w:val="24"/>
-          <w:szCs w:val="24"/>
-          <w:lang w:val="en-US"/>
-        </w:rPr>
-        <w:t xml:space="preserve">If this situation occurs, </w:t>
-      </w:r>
-      <w:r>
-        <w:rPr>
-          <w:sz w:val="24"/>
-          <w:szCs w:val="24"/>
-          <w:lang w:val="en-US"/>
-        </w:rPr>
-        <w:t>please let us know and include:</w:t>
-      </w:r>
-    </w:p>
-    <w:p>
-      <w:pPr>
-        <w:pStyle w:val="ListParagraph"/>
-        <w:numPr>
-          <w:ilvl w:val="0"/>
-          <w:numId w:val="41"/>
-        </w:numPr>
-        <w:ind w:left="900" w:firstLine="0"/>
-        <w:jc w:val="both"/>
-        <w:rPr>
-          <w:sz w:val="24"/>
-          <w:szCs w:val="24"/>
-          <w:lang w:val="en-US"/>
-        </w:rPr>
-      </w:pPr>
-      <w:r>
-        <w:rPr>
-          <w:sz w:val="24"/>
-          <w:szCs w:val="24"/>
-          <w:lang w:val="en-US"/>
-        </w:rPr>
-        <w:t>Your operating system and version</w:t>
-      </w:r>
-    </w:p>
-    <w:p>
-      <w:pPr>
-        <w:pStyle w:val="ListParagraph"/>
-        <w:numPr>
-          <w:ilvl w:val="0"/>
-          <w:numId w:val="41"/>
-        </w:numPr>
-        <w:ind w:left="900" w:firstLine="0"/>
-        <w:jc w:val="both"/>
-        <w:rPr>
-          <w:sz w:val="24"/>
-          <w:szCs w:val="24"/>
-          <w:lang w:val="en-US"/>
-        </w:rPr>
-      </w:pPr>
-      <w:r>
-        <w:rPr>
-          <w:sz w:val="24"/>
-          <w:szCs w:val="24"/>
-          <w:lang w:val="en-US"/>
-        </w:rPr>
-        <w:t>A brief description of what happens</w:t>
-      </w:r>
-    </w:p>
-    <w:p>
-      <w:pPr>
-        <w:pStyle w:val="ListParagraph"/>
-        <w:numPr>
-          <w:ilvl w:val="0"/>
-          <w:numId w:val="41"/>
-        </w:numPr>
-        <w:ind w:left="900" w:firstLine="0"/>
-        <w:jc w:val="both"/>
-        <w:rPr>
-          <w:sz w:val="24"/>
-          <w:szCs w:val="24"/>
-          <w:lang w:val="en-US"/>
-        </w:rPr>
-      </w:pPr>
-      <w:r>
-        <w:rPr>
-          <w:sz w:val="24"/>
-          <w:szCs w:val="24"/>
-          <w:lang w:val="en-US"/>
-        </w:rPr>
-        <w:t>Any error message shown</w:t>
-      </w:r>
-    </w:p>
-    <w:p>
-      <w:pPr>
-        <w:pStyle w:val="ListParagraph"/>
-        <w:numPr>
-          <w:ilvl w:val="0"/>
-          <w:numId w:val="41"/>
-        </w:numPr>
-        <w:ind w:left="900" w:firstLine="0"/>
-        <w:jc w:val="both"/>
-        <w:rPr>
-          <w:sz w:val="24"/>
-          <w:szCs w:val="24"/>
-          <w:lang w:val="en-US"/>
-        </w:rPr>
-      </w:pPr>
-      <w:r>
-        <w:rPr>
-          <w:sz w:val="24"/>
-          <w:szCs w:val="24"/>
-          <w:lang w:val="en-US"/>
-        </w:rPr>
-        <w:t xml:space="preserve">The file </w:t>
-      </w:r>
-      <w:r>
-        <w:rPr>
-          <w:b/>
-          <w:sz w:val="24"/>
-          <w:szCs w:val="24"/>
-          <w:lang w:val="en-US"/>
-        </w:rPr>
-        <w:t>easyrob_process.log</w:t>
-      </w:r>
-      <w:r>
-        <w:rPr>
-          <w:sz w:val="24"/>
-          <w:szCs w:val="24"/>
-          <w:lang w:val="en-US"/>
-        </w:rPr>
-        <w:t xml:space="preserve"> generated in the folder</w:t>
-      </w:r>
-    </w:p>
-    <w:p>
-      <w:pPr>
-        <w:jc w:val="both"/>
-        <w:rPr>
-          <w:sz w:val="24"/>
-          <w:szCs w:val="24"/>
-          <w:lang w:val="en-US"/>
-        </w:rPr>
-      </w:pPr>
-    </w:p>
-    <w:p>
-      <w:pPr>
-        <w:pStyle w:val="Heading2"/>
-        <w:ind w:firstLine="0"/>
-        <w:jc w:val="both"/>
-        <w:rPr>
-          <w:szCs w:val="24"/>
-          <w:lang w:val="en-US"/>
-        </w:rPr>
-      </w:pPr>
-      <w:r>
-        <w:rPr>
-          <w:szCs w:val="24"/>
-          <w:lang w:val="en-US"/>
-        </w:rPr>
-        <w:t>7.2</w:t>
-      </w:r>
-      <w:r>
-        <w:rPr>
-          <w:szCs w:val="24"/>
-          <w:lang w:val="en-US"/>
-        </w:rPr>
-        <w:t xml:space="preserve">. </w:t>
-      </w:r>
-      <w:r>
-        <w:rPr>
-          <w:szCs w:val="24"/>
-          <w:lang w:val="en-US"/>
-        </w:rPr>
-        <w:t>Portable Version (Linux)</w:t>
-      </w:r>
-    </w:p>
-    <w:p>
-      <w:pPr>
-        <w:pStyle w:val="ListParagraph"/>
-        <w:ind w:left="0"/>
-        <w:jc w:val="both"/>
-        <w:rPr>
-          <w:sz w:val="24"/>
-          <w:szCs w:val="24"/>
-          <w:lang w:val="en-US"/>
-        </w:rPr>
-      </w:pPr>
-    </w:p>
-    <w:p>
-      <w:pPr>
-        <w:pStyle w:val="ListParagraph"/>
-        <w:ind w:left="0"/>
-        <w:jc w:val="both"/>
-        <w:rPr>
-          <w:sz w:val="24"/>
-          <w:szCs w:val="24"/>
-          <w:lang w:val="en-US"/>
-        </w:rPr>
-      </w:pPr>
-      <w:r>
-        <w:rPr>
-          <w:bCs/>
-          <w:sz w:val="24"/>
-          <w:szCs w:val="24"/>
-          <w:lang w:val="en-US"/>
-        </w:rPr>
-        <w:t xml:space="preserve">7.2.1. </w:t>
+        <w:t>7.1B.1.</w:t>
       </w:r>
       <w:r>
         <w:rPr>
@@ -6130,6 +5045,7 @@
         <w:ind w:left="0"/>
         <w:jc w:val="both"/>
         <w:rPr>
+          <w:b/>
           <w:sz w:val="24"/>
           <w:szCs w:val="24"/>
           <w:lang w:val="en-US"/>
@@ -6142,7 +5058,8 @@
           <w:szCs w:val="24"/>
           <w:lang w:val="en-US"/>
         </w:rPr>
-        <w:t xml:space="preserve">7.2.2. </w:t>
+        <w:lastRenderedPageBreak/>
+        <w:t xml:space="preserve">7.1B.2. </w:t>
       </w:r>
       <w:r>
         <w:rPr>
@@ -6159,7 +5076,7 @@
           <w:szCs w:val="24"/>
           <w:lang w:val="en-US"/>
         </w:rPr>
-        <w:t>easyROB_linux.zip</w:t>
+        <w:t>easyROB_win.zip</w:t>
       </w:r>
     </w:p>
     <w:p>
@@ -6168,6 +5085,7 @@
         <w:ind w:left="0"/>
         <w:jc w:val="both"/>
         <w:rPr>
+          <w:b/>
           <w:sz w:val="24"/>
           <w:szCs w:val="24"/>
           <w:lang w:val="en-US"/>
@@ -6193,7 +5111,7 @@
           <w:szCs w:val="24"/>
           <w:lang w:val="en-US"/>
         </w:rPr>
-        <w:t xml:space="preserve">7.2.3. </w:t>
+        <w:t xml:space="preserve">7.1B.3. </w:t>
       </w:r>
       <w:r>
         <w:rPr>
@@ -6235,7 +5153,15 @@
           <w:szCs w:val="24"/>
           <w:lang w:val="en-US"/>
         </w:rPr>
-        <w:t xml:space="preserve">7.2.4. </w:t>
+        <w:t xml:space="preserve">7.1B.4. </w:t>
+      </w:r>
+      <w:r>
+        <w:rPr>
+          <w:sz w:val="24"/>
+          <w:szCs w:val="24"/>
+          <w:lang w:val="en-US"/>
+        </w:rPr>
+        <w:t xml:space="preserve">Open the extracted folder and double-click </w:t>
       </w:r>
       <w:r>
         <w:rPr>
@@ -6244,15 +5170,15 @@
           <w:szCs w:val="24"/>
           <w:lang w:val="en-US"/>
         </w:rPr>
-        <w:t>First-time setup only</w:t>
-      </w:r>
-      <w:r>
-        <w:rPr>
-          <w:sz w:val="24"/>
-          <w:szCs w:val="24"/>
-          <w:lang w:val="en-US"/>
-        </w:rPr>
-        <w:t>: right-click inside the folder (in an empty area), select “Open in Terminal”, and run:</w:t>
+        <w:t>launcher.vbs</w:t>
+      </w:r>
+      <w:r>
+        <w:rPr>
+          <w:sz w:val="24"/>
+          <w:szCs w:val="24"/>
+          <w:lang w:val="en-US"/>
+        </w:rPr>
+        <w:t>. The program will start automatically</w:t>
       </w:r>
     </w:p>
     <w:p>
@@ -6261,46 +5187,12 @@
         <w:ind w:left="0"/>
         <w:jc w:val="both"/>
         <w:rPr>
-          <w:rFonts w:ascii="Courier New" w:eastAsia="Courier New" w:hAnsi="Courier New"/>
-          <w:sz w:val="24"/>
-          <w:szCs w:val="24"/>
-          <w:lang w:val="en-US"/>
-        </w:rPr>
-      </w:pPr>
-    </w:p>
-    <w:p>
-      <w:pPr>
-        <w:pStyle w:val="ListParagraph"/>
-        <w:shd w:val="clear" w:color="auto" w:fill="E8E8E8" w:themeFill="background2"/>
-        <w:ind w:left="0"/>
-        <w:jc w:val="both"/>
-        <w:rPr>
           <w:b/>
           <w:sz w:val="24"/>
           <w:szCs w:val="24"/>
           <w:lang w:val="en-US"/>
         </w:rPr>
       </w:pPr>
-      <w:proofErr w:type="spellStart"/>
-      <w:r>
-        <w:rPr>
-          <w:rFonts w:ascii="Courier New" w:eastAsia="Courier New" w:hAnsi="Courier New"/>
-          <w:sz w:val="24"/>
-          <w:szCs w:val="24"/>
-          <w:lang w:val="en-US"/>
-        </w:rPr>
-        <w:t>chmod</w:t>
-      </w:r>
-      <w:proofErr w:type="spellEnd"/>
-      <w:r>
-        <w:rPr>
-          <w:rFonts w:ascii="Courier New" w:eastAsia="Courier New" w:hAnsi="Courier New"/>
-          <w:sz w:val="24"/>
-          <w:szCs w:val="24"/>
-          <w:lang w:val="en-US"/>
-        </w:rPr>
-        <w:t xml:space="preserve"> +x run_easyrob.sh</w:t>
-      </w:r>
     </w:p>
     <w:p>
       <w:pPr>
@@ -6308,82 +5200,7 @@
         <w:ind w:left="0"/>
         <w:jc w:val="both"/>
         <w:rPr>
-          <w:sz w:val="24"/>
-          <w:szCs w:val="24"/>
-          <w:lang w:val="en-US"/>
-        </w:rPr>
-      </w:pPr>
-    </w:p>
-    <w:p>
-      <w:pPr>
-        <w:pStyle w:val="ListParagraph"/>
-        <w:ind w:left="0"/>
-        <w:jc w:val="both"/>
-        <w:rPr>
-          <w:sz w:val="24"/>
-          <w:szCs w:val="24"/>
-          <w:lang w:val="en-US"/>
-        </w:rPr>
-      </w:pPr>
-      <w:r>
-        <w:rPr>
-          <w:bCs/>
-          <w:sz w:val="24"/>
-          <w:szCs w:val="24"/>
-          <w:lang w:val="en-US"/>
-        </w:rPr>
-        <w:t xml:space="preserve">7.2.5. </w:t>
-      </w:r>
-      <w:r>
-        <w:rPr>
-          <w:sz w:val="24"/>
-          <w:szCs w:val="24"/>
-          <w:lang w:val="en-US"/>
-        </w:rPr>
-        <w:t>In the same Terminal window, run:</w:t>
-      </w:r>
-    </w:p>
-    <w:p>
-      <w:pPr>
-        <w:pStyle w:val="ListParagraph"/>
-        <w:ind w:left="0"/>
-        <w:jc w:val="both"/>
-        <w:rPr>
-          <w:sz w:val="24"/>
-          <w:szCs w:val="24"/>
-          <w:lang w:val="en-US"/>
-        </w:rPr>
-      </w:pPr>
-    </w:p>
-    <w:p>
-      <w:pPr>
-        <w:pStyle w:val="ListParagraph"/>
-        <w:shd w:val="clear" w:color="auto" w:fill="E8E8E8" w:themeFill="background2"/>
-        <w:ind w:left="0"/>
-        <w:jc w:val="both"/>
-        <w:rPr>
-          <w:rFonts w:ascii="Courier New" w:eastAsia="Courier New" w:hAnsi="Courier New"/>
-          <w:sz w:val="24"/>
-          <w:szCs w:val="24"/>
-          <w:lang w:val="en-US"/>
-        </w:rPr>
-      </w:pPr>
-      <w:r>
-        <w:rPr>
-          <w:rFonts w:ascii="Courier New" w:eastAsia="Courier New" w:hAnsi="Courier New"/>
-          <w:sz w:val="24"/>
-          <w:szCs w:val="24"/>
-          <w:lang w:val="en-US"/>
-        </w:rPr>
-        <w:t>./run_easyrob.sh</w:t>
-      </w:r>
-    </w:p>
-    <w:p>
-      <w:pPr>
-        <w:pStyle w:val="ListParagraph"/>
-        <w:ind w:left="0"/>
-        <w:jc w:val="both"/>
-        <w:rPr>
+          <w:b/>
           <w:sz w:val="24"/>
           <w:szCs w:val="24"/>
           <w:lang w:val="en-US"/>
@@ -6407,15 +5224,25 @@
           <w:szCs w:val="24"/>
           <w:lang w:val="en-US"/>
         </w:rPr>
-        <w:t>Fallback Method!</w:t>
-      </w:r>
-      <w:r>
-        <w:rPr>
+        <w:t>Fallback Method</w:t>
+      </w:r>
+      <w:r>
+        <w:rPr>
+          <w:b/>
           <w:color w:val="C00000"/>
           <w:sz w:val="24"/>
           <w:szCs w:val="24"/>
           <w:lang w:val="en-US"/>
         </w:rPr>
+        <w:t>!</w:t>
+      </w:r>
+      <w:r>
+        <w:rPr>
+          <w:color w:val="C00000"/>
+          <w:sz w:val="24"/>
+          <w:szCs w:val="24"/>
+          <w:lang w:val="en-US"/>
+        </w:rPr>
         <w:t xml:space="preserve"> </w:t>
       </w:r>
       <w:r>
@@ -6442,62 +5269,59 @@
           <w:szCs w:val="24"/>
           <w:lang w:val="en-US"/>
         </w:rPr>
-        <w:lastRenderedPageBreak/>
-        <w:t xml:space="preserve">If the portable version does not launch correctly (for example, nothing happens, the window closes immediately, or you see environment/Qt errors), you can run </w:t>
-      </w:r>
-      <w:proofErr w:type="spellStart"/>
-      <w:r>
-        <w:rPr>
-          <w:sz w:val="24"/>
-          <w:szCs w:val="24"/>
-          <w:lang w:val="en-US"/>
-        </w:rPr>
-        <w:t>easyROB</w:t>
-      </w:r>
-      <w:proofErr w:type="spellEnd"/>
-      <w:r>
-        <w:rPr>
-          <w:sz w:val="24"/>
-          <w:szCs w:val="24"/>
-          <w:lang w:val="en-US"/>
-        </w:rPr>
-        <w:t xml:space="preserve"> using the standard Terminal method. </w:t>
-      </w:r>
-    </w:p>
-    <w:p>
-      <w:pPr>
-        <w:jc w:val="both"/>
-        <w:rPr>
-          <w:sz w:val="24"/>
-          <w:szCs w:val="24"/>
-          <w:lang w:val="en-US"/>
-        </w:rPr>
-      </w:pPr>
-      <w:r>
-        <w:rPr>
-          <w:sz w:val="24"/>
-          <w:szCs w:val="24"/>
-          <w:lang w:val="en-US"/>
-        </w:rPr>
-        <w:t>Please follow the instructions described in Section 7.3.</w:t>
-      </w:r>
-    </w:p>
-    <w:p>
-      <w:pPr>
-        <w:jc w:val="both"/>
-        <w:rPr>
-          <w:sz w:val="24"/>
-          <w:szCs w:val="24"/>
-          <w:lang w:val="en-US"/>
-        </w:rPr>
-      </w:pPr>
-      <w:r>
-        <w:rPr>
-          <w:sz w:val="24"/>
-          <w:szCs w:val="24"/>
-          <w:lang w:val="en-US"/>
-        </w:rPr>
-        <w:t>If this situation occurs, please let us know and include:</w:t>
+        <w:t>If the portable version does not launch correctly (for example, nothing happens, the window closes immediately, or you see environment/Qt errors), you can run easyROB using the standard Terminal method.</w:t>
+      </w:r>
+    </w:p>
+    <w:p>
+      <w:pPr>
+        <w:jc w:val="both"/>
+        <w:rPr>
+          <w:sz w:val="24"/>
+          <w:szCs w:val="24"/>
+          <w:lang w:val="en-US"/>
+        </w:rPr>
+      </w:pPr>
+      <w:r>
+        <w:rPr>
+          <w:sz w:val="24"/>
+          <w:szCs w:val="24"/>
+          <w:lang w:val="en-US"/>
+        </w:rPr>
+        <w:t>Please follow the instruc</w:t>
+      </w:r>
+      <w:r>
+        <w:rPr>
+          <w:sz w:val="24"/>
+          <w:szCs w:val="24"/>
+          <w:lang w:val="en-US"/>
+        </w:rPr>
+        <w:t>tions described in Section 7.3.</w:t>
+      </w:r>
+    </w:p>
+    <w:p>
+      <w:pPr>
+        <w:jc w:val="both"/>
+        <w:rPr>
+          <w:sz w:val="24"/>
+          <w:szCs w:val="24"/>
+          <w:lang w:val="en-US"/>
+        </w:rPr>
+      </w:pPr>
+      <w:r>
+        <w:rPr>
+          <w:sz w:val="24"/>
+          <w:szCs w:val="24"/>
+          <w:lang w:val="en-US"/>
+        </w:rPr>
+        <w:t xml:space="preserve">If this situation occurs, </w:t>
+      </w:r>
+      <w:r>
+        <w:rPr>
+          <w:sz w:val="24"/>
+          <w:szCs w:val="24"/>
+          <w:lang w:val="en-US"/>
+        </w:rPr>
+        <w:t>please let us know and include:</w:t>
       </w:r>
     </w:p>
     <w:p>
@@ -6602,15 +5426,15 @@
           <w:szCs w:val="24"/>
           <w:lang w:val="en-US"/>
         </w:rPr>
-        <w:t xml:space="preserve">easyrob_process.log </w:t>
-      </w:r>
-      <w:r>
-        <w:rPr>
-          <w:sz w:val="24"/>
-          <w:szCs w:val="24"/>
-          <w:lang w:val="en-US"/>
-        </w:rPr>
-        <w:t>generated in the folder</w:t>
+        <w:t>easyrob_process.log</w:t>
+      </w:r>
+      <w:r>
+        <w:rPr>
+          <w:sz w:val="24"/>
+          <w:szCs w:val="24"/>
+          <w:lang w:val="en-US"/>
+        </w:rPr>
+        <w:t xml:space="preserve"> generated in the folder</w:t>
       </w:r>
     </w:p>
     <w:p>
@@ -6638,103 +5462,22 @@
           <w:szCs w:val="24"/>
           <w:lang w:val="en-US"/>
         </w:rPr>
-        <w:t>7.3</w:t>
-      </w:r>
-      <w:r>
-        <w:rPr>
-          <w:szCs w:val="24"/>
-          <w:lang w:val="en-US"/>
-        </w:rPr>
-        <w:t>.</w:t>
-      </w:r>
-      <w:r>
-        <w:rPr>
-          <w:szCs w:val="24"/>
-          <w:lang w:val="en-US"/>
-        </w:rPr>
-        <w:t xml:space="preserve"> Testing </w:t>
-      </w:r>
-      <w:proofErr w:type="spellStart"/>
-      <w:r>
-        <w:rPr>
-          <w:szCs w:val="24"/>
-          <w:lang w:val="en-US"/>
-        </w:rPr>
-        <w:t>easyROB</w:t>
-      </w:r>
-      <w:proofErr w:type="spellEnd"/>
-      <w:r>
-        <w:rPr>
-          <w:szCs w:val="24"/>
-          <w:lang w:val="en-US"/>
-        </w:rPr>
-        <w:t xml:space="preserve"> from Terminal (macOS / Fallback Method)</w:t>
-      </w:r>
-    </w:p>
-    <w:p>
-      <w:pPr>
-        <w:jc w:val="both"/>
-        <w:rPr>
-          <w:sz w:val="24"/>
-          <w:szCs w:val="24"/>
-          <w:lang w:val="en-US"/>
-        </w:rPr>
-      </w:pPr>
-      <w:r>
-        <w:rPr>
-          <w:sz w:val="24"/>
-          <w:szCs w:val="24"/>
-          <w:lang w:val="en-US"/>
-        </w:rPr>
-        <w:t xml:space="preserve">This method runs </w:t>
-      </w:r>
-      <w:proofErr w:type="spellStart"/>
-      <w:r>
-        <w:rPr>
-          <w:sz w:val="24"/>
-          <w:szCs w:val="24"/>
-          <w:lang w:val="en-US"/>
-        </w:rPr>
-        <w:t>easyROB</w:t>
-      </w:r>
-      <w:proofErr w:type="spellEnd"/>
-      <w:r>
-        <w:rPr>
-          <w:sz w:val="24"/>
-          <w:szCs w:val="24"/>
-          <w:lang w:val="en-US"/>
-        </w:rPr>
-        <w:t xml:space="preserve"> using a standard ROBERT installation (non-portable).</w:t>
-      </w:r>
-    </w:p>
-    <w:p>
-      <w:pPr>
-        <w:pStyle w:val="Heading3"/>
-        <w:jc w:val="both"/>
-        <w:rPr>
-          <w:b/>
-          <w:szCs w:val="24"/>
-          <w:lang w:val="en-US"/>
-        </w:rPr>
-      </w:pPr>
-      <w:r>
-        <w:rPr>
-          <w:b/>
-          <w:szCs w:val="24"/>
-          <w:lang w:val="en-US"/>
-        </w:rPr>
-        <w:t>Steps</w:t>
-      </w:r>
-    </w:p>
-    <w:p>
-      <w:pPr>
-        <w:jc w:val="both"/>
-        <w:rPr>
-          <w:sz w:val="24"/>
-          <w:szCs w:val="24"/>
-          <w:lang w:val="en-US"/>
-        </w:rPr>
-      </w:pPr>
+        <w:t>7.2</w:t>
+      </w:r>
+      <w:r>
+        <w:rPr>
+          <w:szCs w:val="24"/>
+          <w:lang w:val="en-US"/>
+        </w:rPr>
+        <w:t xml:space="preserve">. </w:t>
+      </w:r>
+      <w:r>
+        <w:rPr>
+          <w:szCs w:val="24"/>
+          <w:lang w:val="en-US"/>
+        </w:rPr>
+        <w:t>Portable Version (Linux)</w:t>
+      </w:r>
     </w:p>
     <w:p>
       <w:pPr>
@@ -6747,30 +5490,6 @@
           <w:lang w:val="en-US"/>
         </w:rPr>
       </w:pPr>
-      <w:r>
-        <w:rPr>
-          <w:sz w:val="24"/>
-          <w:szCs w:val="24"/>
-          <w:lang w:val="en-US"/>
-        </w:rPr>
-        <w:t xml:space="preserve">7.3.1. </w:t>
-      </w:r>
-      <w:r>
-        <w:rPr>
-          <w:sz w:val="24"/>
-          <w:szCs w:val="24"/>
-          <w:lang w:val="en-US"/>
-        </w:rPr>
-        <w:t xml:space="preserve">Open a </w:t>
-      </w:r>
-      <w:r>
-        <w:rPr>
-          <w:sz w:val="24"/>
-          <w:szCs w:val="24"/>
-          <w:lang w:val="en-US"/>
-        </w:rPr>
-        <w:t>Terminal.</w:t>
-      </w:r>
     </w:p>
     <w:p>
       <w:pPr>
@@ -6783,6 +5502,24 @@
           <w:lang w:val="en-US"/>
         </w:rPr>
       </w:pPr>
+      <w:r>
+        <w:rPr>
+          <w:bCs/>
+          <w:sz w:val="24"/>
+          <w:szCs w:val="24"/>
+          <w:lang w:val="en-US"/>
+        </w:rPr>
+        <w:t xml:space="preserve">7.2.1. </w:t>
+      </w:r>
+      <w:r>
+        <w:rPr>
+          <w:bCs/>
+          <w:sz w:val="24"/>
+          <w:szCs w:val="24"/>
+          <w:lang w:val="en-US"/>
+        </w:rPr>
+        <w:t>Go to the Releases page and scroll down to the “Assets” section.</w:t>
+      </w:r>
     </w:p>
     <w:p>
       <w:pPr>
@@ -6795,23 +5532,17 @@
           <w:lang w:val="en-US"/>
         </w:rPr>
       </w:pPr>
-      <w:r>
-        <w:rPr>
-          <w:b/>
-          <w:sz w:val="24"/>
-          <w:szCs w:val="24"/>
-          <w:lang w:val="en-US"/>
-        </w:rPr>
-        <w:t>Windows</w:t>
-      </w:r>
-      <w:r>
-        <w:rPr>
-          <w:sz w:val="24"/>
-          <w:szCs w:val="24"/>
-          <w:lang w:val="en-US"/>
-        </w:rPr>
-        <w:t>:</w:t>
-      </w:r>
+      <w:hyperlink r:id="rId21" w:history="1">
+        <w:r>
+          <w:rPr>
+            <w:rStyle w:val="Hyperlink"/>
+            <w:sz w:val="24"/>
+            <w:szCs w:val="24"/>
+            <w:lang w:val="en-US"/>
+          </w:rPr>
+          <w:t>https://github.com/MiguelMartzFdez/easyROB/releases</w:t>
+        </w:r>
+      </w:hyperlink>
     </w:p>
     <w:p>
       <w:pPr>
@@ -6824,31 +5555,6 @@
           <w:lang w:val="en-US"/>
         </w:rPr>
       </w:pPr>
-      <w:r>
-        <w:rPr>
-          <w:sz w:val="24"/>
-          <w:szCs w:val="24"/>
-          <w:lang w:val="en-US"/>
-        </w:rPr>
-        <w:t xml:space="preserve">Open </w:t>
-      </w:r>
-      <w:r>
-        <w:rPr>
-          <w:rStyle w:val="Strong"/>
-          <w:sz w:val="24"/>
-          <w:szCs w:val="24"/>
-          <w:lang w:val="en-US"/>
-        </w:rPr>
-        <w:t>Anaconda Prompt</w:t>
-      </w:r>
-      <w:r>
-        <w:rPr>
-          <w:sz w:val="24"/>
-          <w:szCs w:val="24"/>
-          <w:lang w:val="en-US"/>
-        </w:rPr>
-        <w:t xml:space="preserve"> (do not use the standard Windows Command Prompt).</w:t>
-      </w:r>
     </w:p>
     <w:p>
       <w:pPr>
@@ -6861,6 +5567,32 @@
           <w:lang w:val="en-US"/>
         </w:rPr>
       </w:pPr>
+      <w:r>
+        <w:rPr>
+          <w:bCs/>
+          <w:sz w:val="24"/>
+          <w:szCs w:val="24"/>
+          <w:lang w:val="en-US"/>
+        </w:rPr>
+        <w:t xml:space="preserve">7.2.2. </w:t>
+      </w:r>
+      <w:r>
+        <w:rPr>
+          <w:sz w:val="24"/>
+          <w:szCs w:val="24"/>
+          <w:lang w:val="en-US"/>
+        </w:rPr>
+        <w:t xml:space="preserve">Download the file called: </w:t>
+      </w:r>
+      <w:r>
+        <w:rPr>
+          <w:b/>
+          <w:sz w:val="24"/>
+          <w:szCs w:val="24"/>
+          <w:lang w:val="en-US"/>
+        </w:rPr>
+        <w:t>easyROB_linux.zip</w:t>
+      </w:r>
     </w:p>
     <w:p>
       <w:pPr>
@@ -6873,23 +5605,6 @@
           <w:lang w:val="en-US"/>
         </w:rPr>
       </w:pPr>
-      <w:r>
-        <w:rPr>
-          <w:b/>
-          <w:sz w:val="24"/>
-          <w:szCs w:val="24"/>
-          <w:lang w:val="en-US"/>
-        </w:rPr>
-        <w:t>macOS</w:t>
-      </w:r>
-      <w:r>
-        <w:rPr>
-          <w:sz w:val="24"/>
-          <w:szCs w:val="24"/>
-          <w:lang w:val="en-US"/>
-        </w:rPr>
-        <w:t>:</w:t>
-      </w:r>
     </w:p>
     <w:p>
       <w:pPr>
@@ -6897,36 +5612,28 @@
         <w:ind w:left="0"/>
         <w:jc w:val="both"/>
         <w:rPr>
-          <w:sz w:val="24"/>
-          <w:szCs w:val="24"/>
-          <w:lang w:val="en-US"/>
-        </w:rPr>
-      </w:pPr>
-      <w:r>
-        <w:rPr>
-          <w:sz w:val="24"/>
-          <w:szCs w:val="24"/>
-          <w:lang w:val="en-US"/>
-        </w:rPr>
-        <w:t xml:space="preserve">Press </w:t>
-      </w:r>
-      <w:proofErr w:type="spellStart"/>
-      <w:r>
-        <w:rPr>
-          <w:sz w:val="24"/>
-          <w:szCs w:val="24"/>
-          <w:lang w:val="en-US"/>
-        </w:rPr>
-        <w:t>Cmd</w:t>
-      </w:r>
-      <w:proofErr w:type="spellEnd"/>
-      <w:r>
-        <w:rPr>
-          <w:sz w:val="24"/>
-          <w:szCs w:val="24"/>
-          <w:lang w:val="en-US"/>
-        </w:rPr>
-        <w:t xml:space="preserve"> + Space, type Terminal, and press Enter.</w:t>
+          <w:b/>
+          <w:sz w:val="24"/>
+          <w:szCs w:val="24"/>
+          <w:lang w:val="en-US"/>
+        </w:rPr>
+      </w:pPr>
+      <w:r>
+        <w:rPr>
+          <w:bCs/>
+          <w:sz w:val="24"/>
+          <w:szCs w:val="24"/>
+          <w:lang w:val="en-US"/>
+        </w:rPr>
+        <w:t xml:space="preserve">7.2.3. </w:t>
+      </w:r>
+      <w:r>
+        <w:rPr>
+          <w:sz w:val="24"/>
+          <w:szCs w:val="24"/>
+          <w:lang w:val="en-US"/>
+        </w:rPr>
+        <w:t>Once downloaded, right-click the ZIP file and select “Extract All…”. Choose a simple location (for example, the Desktop).</w:t>
       </w:r>
     </w:p>
     <w:p>
@@ -6947,27 +5654,37 @@
         <w:ind w:left="0"/>
         <w:jc w:val="both"/>
         <w:rPr>
-          <w:sz w:val="24"/>
-          <w:szCs w:val="24"/>
-          <w:lang w:val="en-US"/>
-        </w:rPr>
-      </w:pPr>
-      <w:r>
-        <w:rPr>
           <w:b/>
           <w:sz w:val="24"/>
           <w:szCs w:val="24"/>
           <w:lang w:val="en-US"/>
         </w:rPr>
-        <w:t>Linux</w:t>
-      </w:r>
-      <w:r>
-        <w:rPr>
-          <w:sz w:val="24"/>
-          <w:szCs w:val="24"/>
-          <w:lang w:val="en-US"/>
-        </w:rPr>
-        <w:t>:</w:t>
+      </w:pPr>
+      <w:r>
+        <w:rPr>
+          <w:bCs/>
+          <w:sz w:val="24"/>
+          <w:szCs w:val="24"/>
+          <w:lang w:val="en-US"/>
+        </w:rPr>
+        <w:t xml:space="preserve">7.2.4. </w:t>
+      </w:r>
+      <w:r>
+        <w:rPr>
+          <w:b/>
+          <w:sz w:val="24"/>
+          <w:szCs w:val="24"/>
+          <w:lang w:val="en-US"/>
+        </w:rPr>
+        <w:t>First-time setup only</w:t>
+      </w:r>
+      <w:r>
+        <w:rPr>
+          <w:sz w:val="24"/>
+          <w:szCs w:val="24"/>
+          <w:lang w:val="en-US"/>
+        </w:rPr>
+        <w:t>: right-click inside the folder (in an empty area), select “Open in Terminal”, and run:</w:t>
       </w:r>
     </w:p>
     <w:p>
@@ -6976,84 +5693,7 @@
         <w:ind w:left="0"/>
         <w:jc w:val="both"/>
         <w:rPr>
-          <w:sz w:val="24"/>
-          <w:szCs w:val="24"/>
-          <w:lang w:val="en-US"/>
-        </w:rPr>
-      </w:pPr>
-      <w:r>
-        <w:rPr>
-          <w:sz w:val="24"/>
-          <w:szCs w:val="24"/>
-          <w:lang w:val="en-US"/>
-        </w:rPr>
-        <w:t>Press Ctrl + Alt + T or search for “Terminal” in your applications menu</w:t>
-      </w:r>
-    </w:p>
-    <w:p>
-      <w:pPr>
-        <w:pStyle w:val="ListParagraph"/>
-        <w:ind w:left="0"/>
-        <w:jc w:val="both"/>
-        <w:rPr>
-          <w:sz w:val="24"/>
-          <w:szCs w:val="24"/>
-          <w:lang w:val="en-US"/>
-        </w:rPr>
-      </w:pPr>
-    </w:p>
-    <w:p>
-      <w:pPr>
-        <w:pStyle w:val="ListParagraph"/>
-        <w:ind w:left="0"/>
-        <w:jc w:val="both"/>
-        <w:rPr>
-          <w:sz w:val="24"/>
-          <w:szCs w:val="24"/>
-          <w:lang w:val="en-US"/>
-        </w:rPr>
-      </w:pPr>
-      <w:r>
-        <w:rPr>
-          <w:sz w:val="24"/>
-          <w:szCs w:val="24"/>
-          <w:lang w:val="en-US"/>
-        </w:rPr>
-        <w:t xml:space="preserve">7.3.2. </w:t>
-      </w:r>
-      <w:r>
-        <w:rPr>
-          <w:sz w:val="24"/>
-          <w:szCs w:val="24"/>
-          <w:lang w:val="en-US"/>
-        </w:rPr>
-        <w:t xml:space="preserve">Activate the </w:t>
-      </w:r>
-      <w:proofErr w:type="spellStart"/>
-      <w:r>
-        <w:rPr>
-          <w:sz w:val="24"/>
-          <w:szCs w:val="24"/>
-          <w:lang w:val="en-US"/>
-        </w:rPr>
-        <w:t>conda</w:t>
-      </w:r>
-      <w:proofErr w:type="spellEnd"/>
-      <w:r>
-        <w:rPr>
-          <w:sz w:val="24"/>
-          <w:szCs w:val="24"/>
-          <w:lang w:val="en-US"/>
-        </w:rPr>
-        <w:t xml:space="preserve"> environment where ROBERT is installed:</w:t>
-      </w:r>
-    </w:p>
-    <w:p>
-      <w:pPr>
-        <w:pStyle w:val="ListParagraph"/>
-        <w:ind w:left="0"/>
-        <w:jc w:val="both"/>
-        <w:rPr>
+          <w:rFonts w:ascii="Courier New" w:eastAsia="Courier New" w:hAnsi="Courier New"/>
           <w:sz w:val="24"/>
           <w:szCs w:val="24"/>
           <w:lang w:val="en-US"/>
@@ -7067,12 +5707,12 @@
         <w:ind w:left="0"/>
         <w:jc w:val="both"/>
         <w:rPr>
-          <w:sz w:val="24"/>
-          <w:szCs w:val="24"/>
-          <w:lang w:val="en-US"/>
-        </w:rPr>
-      </w:pPr>
-      <w:proofErr w:type="spellStart"/>
+          <w:b/>
+          <w:sz w:val="24"/>
+          <w:szCs w:val="24"/>
+          <w:lang w:val="en-US"/>
+        </w:rPr>
+      </w:pPr>
       <w:r>
         <w:rPr>
           <w:rFonts w:ascii="Courier New" w:eastAsia="Courier New" w:hAnsi="Courier New"/>
@@ -7080,29 +5720,8 @@
           <w:szCs w:val="24"/>
           <w:lang w:val="en-US"/>
         </w:rPr>
-        <w:t>conda</w:t>
-      </w:r>
-      <w:proofErr w:type="spellEnd"/>
-      <w:r>
-        <w:rPr>
-          <w:rFonts w:ascii="Courier New" w:eastAsia="Courier New" w:hAnsi="Courier New"/>
-          <w:sz w:val="24"/>
-          <w:szCs w:val="24"/>
-          <w:lang w:val="en-US"/>
-        </w:rPr>
-        <w:t xml:space="preserve"> activate </w:t>
-      </w:r>
-      <w:proofErr w:type="spellStart"/>
-      <w:r>
-        <w:rPr>
-          <w:rFonts w:ascii="Courier New" w:eastAsia="Courier New" w:hAnsi="Courier New"/>
-          <w:sz w:val="24"/>
-          <w:szCs w:val="24"/>
-          <w:lang w:val="en-US"/>
-        </w:rPr>
-        <w:t>cheminf</w:t>
-      </w:r>
-      <w:proofErr w:type="spellEnd"/>
+        <w:t>chmod +x run_easyrob.sh</w:t>
+      </w:r>
     </w:p>
     <w:p>
       <w:pPr>
@@ -7129,36 +5748,20 @@
       </w:pPr>
       <w:r>
         <w:rPr>
-          <w:sz w:val="24"/>
-          <w:szCs w:val="24"/>
-          <w:lang w:val="en-US"/>
-        </w:rPr>
-        <w:t xml:space="preserve">7.3.3. </w:t>
-      </w:r>
-      <w:r>
-        <w:rPr>
-          <w:sz w:val="24"/>
-          <w:szCs w:val="24"/>
-          <w:lang w:val="en-US"/>
-        </w:rPr>
-        <w:t xml:space="preserve">Download </w:t>
-      </w:r>
-      <w:r>
-        <w:rPr>
-          <w:b/>
-          <w:sz w:val="24"/>
-          <w:szCs w:val="24"/>
-          <w:lang w:val="en-US"/>
-        </w:rPr>
-        <w:t>easyrob.py</w:t>
-      </w:r>
-      <w:r>
-        <w:rPr>
-          <w:sz w:val="24"/>
-          <w:szCs w:val="24"/>
-          <w:lang w:val="en-US"/>
-        </w:rPr>
-        <w:t xml:space="preserve"> from:</w:t>
+          <w:bCs/>
+          <w:sz w:val="24"/>
+          <w:szCs w:val="24"/>
+          <w:lang w:val="en-US"/>
+        </w:rPr>
+        <w:t xml:space="preserve">7.2.5. </w:t>
+      </w:r>
+      <w:r>
+        <w:rPr>
+          <w:sz w:val="24"/>
+          <w:szCs w:val="24"/>
+          <w:lang w:val="en-US"/>
+        </w:rPr>
+        <w:t>In the same Terminal window, run:</w:t>
       </w:r>
     </w:p>
     <w:p>
@@ -7176,15 +5779,732 @@
     <w:p>
       <w:pPr>
         <w:pStyle w:val="ListParagraph"/>
+        <w:shd w:val="clear" w:color="auto" w:fill="E8E8E8" w:themeFill="background2"/>
         <w:ind w:left="0"/>
         <w:jc w:val="both"/>
         <w:rPr>
-          <w:sz w:val="24"/>
-          <w:szCs w:val="24"/>
-          <w:lang w:val="en-US"/>
-        </w:rPr>
-      </w:pPr>
-      <w:hyperlink r:id="rId21" w:history="1">
+          <w:rFonts w:ascii="Courier New" w:eastAsia="Courier New" w:hAnsi="Courier New"/>
+          <w:sz w:val="24"/>
+          <w:szCs w:val="24"/>
+          <w:lang w:val="en-US"/>
+        </w:rPr>
+      </w:pPr>
+      <w:r>
+        <w:rPr>
+          <w:rFonts w:ascii="Courier New" w:eastAsia="Courier New" w:hAnsi="Courier New"/>
+          <w:sz w:val="24"/>
+          <w:szCs w:val="24"/>
+          <w:lang w:val="en-US"/>
+        </w:rPr>
+        <w:t>./run_easyrob.sh</w:t>
+      </w:r>
+    </w:p>
+    <w:p>
+      <w:pPr>
+        <w:pStyle w:val="ListParagraph"/>
+        <w:ind w:left="0"/>
+        <w:jc w:val="both"/>
+        <w:rPr>
+          <w:sz w:val="24"/>
+          <w:szCs w:val="24"/>
+          <w:lang w:val="en-US"/>
+        </w:rPr>
+      </w:pPr>
+    </w:p>
+    <w:p>
+      <w:pPr>
+        <w:jc w:val="both"/>
+        <w:rPr>
+          <w:sz w:val="24"/>
+          <w:szCs w:val="24"/>
+          <w:lang w:val="en-US"/>
+        </w:rPr>
+      </w:pPr>
+      <w:r>
+        <w:rPr>
+          <w:b/>
+          <w:color w:val="C00000"/>
+          <w:sz w:val="24"/>
+          <w:szCs w:val="24"/>
+          <w:lang w:val="en-US"/>
+        </w:rPr>
+        <w:lastRenderedPageBreak/>
+        <w:t>Fallback Method!</w:t>
+      </w:r>
+      <w:r>
+        <w:rPr>
+          <w:color w:val="C00000"/>
+          <w:sz w:val="24"/>
+          <w:szCs w:val="24"/>
+          <w:lang w:val="en-US"/>
+        </w:rPr>
+        <w:t xml:space="preserve"> </w:t>
+      </w:r>
+      <w:r>
+        <w:rPr>
+          <w:sz w:val="24"/>
+          <w:szCs w:val="24"/>
+          <w:lang w:val="en-US"/>
+        </w:rPr>
+        <w:t>(If the Portable Version Does Not Start)</w:t>
+      </w:r>
+    </w:p>
+    <w:p>
+      <w:pPr>
+        <w:jc w:val="both"/>
+        <w:rPr>
+          <w:sz w:val="24"/>
+          <w:szCs w:val="24"/>
+          <w:lang w:val="en-US"/>
+        </w:rPr>
+      </w:pPr>
+      <w:r>
+        <w:rPr>
+          <w:sz w:val="24"/>
+          <w:szCs w:val="24"/>
+          <w:lang w:val="en-US"/>
+        </w:rPr>
+        <w:t xml:space="preserve">If the portable version does not launch correctly (for example, nothing happens, the window closes immediately, or you see environment/Qt errors), you can run easyROB using the standard Terminal method. </w:t>
+      </w:r>
+    </w:p>
+    <w:p>
+      <w:pPr>
+        <w:jc w:val="both"/>
+        <w:rPr>
+          <w:sz w:val="24"/>
+          <w:szCs w:val="24"/>
+          <w:lang w:val="en-US"/>
+        </w:rPr>
+      </w:pPr>
+      <w:r>
+        <w:rPr>
+          <w:sz w:val="24"/>
+          <w:szCs w:val="24"/>
+          <w:lang w:val="en-US"/>
+        </w:rPr>
+        <w:t>Please follow the instructions described in Section 7.3.</w:t>
+      </w:r>
+    </w:p>
+    <w:p>
+      <w:pPr>
+        <w:jc w:val="both"/>
+        <w:rPr>
+          <w:sz w:val="24"/>
+          <w:szCs w:val="24"/>
+          <w:lang w:val="en-US"/>
+        </w:rPr>
+      </w:pPr>
+      <w:r>
+        <w:rPr>
+          <w:sz w:val="24"/>
+          <w:szCs w:val="24"/>
+          <w:lang w:val="en-US"/>
+        </w:rPr>
+        <w:t>If this situation occurs, please let us know and include:</w:t>
+      </w:r>
+    </w:p>
+    <w:p>
+      <w:pPr>
+        <w:pStyle w:val="ListParagraph"/>
+        <w:numPr>
+          <w:ilvl w:val="0"/>
+          <w:numId w:val="41"/>
+        </w:numPr>
+        <w:ind w:left="900" w:firstLine="0"/>
+        <w:jc w:val="both"/>
+        <w:rPr>
+          <w:sz w:val="24"/>
+          <w:szCs w:val="24"/>
+          <w:lang w:val="en-US"/>
+        </w:rPr>
+      </w:pPr>
+      <w:r>
+        <w:rPr>
+          <w:sz w:val="24"/>
+          <w:szCs w:val="24"/>
+          <w:lang w:val="en-US"/>
+        </w:rPr>
+        <w:t>Your operating system and version</w:t>
+      </w:r>
+    </w:p>
+    <w:p>
+      <w:pPr>
+        <w:pStyle w:val="ListParagraph"/>
+        <w:numPr>
+          <w:ilvl w:val="0"/>
+          <w:numId w:val="41"/>
+        </w:numPr>
+        <w:ind w:left="900" w:firstLine="0"/>
+        <w:jc w:val="both"/>
+        <w:rPr>
+          <w:sz w:val="24"/>
+          <w:szCs w:val="24"/>
+          <w:lang w:val="en-US"/>
+        </w:rPr>
+      </w:pPr>
+      <w:r>
+        <w:rPr>
+          <w:sz w:val="24"/>
+          <w:szCs w:val="24"/>
+          <w:lang w:val="en-US"/>
+        </w:rPr>
+        <w:t>A brief description of what happens</w:t>
+      </w:r>
+    </w:p>
+    <w:p>
+      <w:pPr>
+        <w:pStyle w:val="ListParagraph"/>
+        <w:numPr>
+          <w:ilvl w:val="0"/>
+          <w:numId w:val="41"/>
+        </w:numPr>
+        <w:ind w:left="900" w:firstLine="0"/>
+        <w:jc w:val="both"/>
+        <w:rPr>
+          <w:sz w:val="24"/>
+          <w:szCs w:val="24"/>
+          <w:lang w:val="en-US"/>
+        </w:rPr>
+      </w:pPr>
+      <w:r>
+        <w:rPr>
+          <w:sz w:val="24"/>
+          <w:szCs w:val="24"/>
+          <w:lang w:val="en-US"/>
+        </w:rPr>
+        <w:t>Any error message shown</w:t>
+      </w:r>
+    </w:p>
+    <w:p>
+      <w:pPr>
+        <w:pStyle w:val="ListParagraph"/>
+        <w:numPr>
+          <w:ilvl w:val="0"/>
+          <w:numId w:val="41"/>
+        </w:numPr>
+        <w:ind w:left="900" w:firstLine="0"/>
+        <w:jc w:val="both"/>
+        <w:rPr>
+          <w:sz w:val="24"/>
+          <w:szCs w:val="24"/>
+          <w:lang w:val="en-US"/>
+        </w:rPr>
+      </w:pPr>
+      <w:r>
+        <w:rPr>
+          <w:sz w:val="24"/>
+          <w:szCs w:val="24"/>
+          <w:lang w:val="en-US"/>
+        </w:rPr>
+        <w:t xml:space="preserve">The file </w:t>
+      </w:r>
+      <w:r>
+        <w:rPr>
+          <w:b/>
+          <w:sz w:val="24"/>
+          <w:szCs w:val="24"/>
+          <w:lang w:val="en-US"/>
+        </w:rPr>
+        <w:t xml:space="preserve">easyrob_process.log </w:t>
+      </w:r>
+      <w:r>
+        <w:rPr>
+          <w:sz w:val="24"/>
+          <w:szCs w:val="24"/>
+          <w:lang w:val="en-US"/>
+        </w:rPr>
+        <w:t>generated in the folder</w:t>
+      </w:r>
+    </w:p>
+    <w:p>
+      <w:pPr>
+        <w:jc w:val="both"/>
+        <w:rPr>
+          <w:sz w:val="24"/>
+          <w:szCs w:val="24"/>
+          <w:lang w:val="en-US"/>
+        </w:rPr>
+      </w:pPr>
+    </w:p>
+    <w:p>
+      <w:pPr>
+        <w:pStyle w:val="Heading2"/>
+        <w:ind w:firstLine="0"/>
+        <w:jc w:val="both"/>
+        <w:rPr>
+          <w:szCs w:val="24"/>
+          <w:lang w:val="en-US"/>
+        </w:rPr>
+      </w:pPr>
+      <w:r>
+        <w:rPr>
+          <w:szCs w:val="24"/>
+          <w:lang w:val="en-US"/>
+        </w:rPr>
+        <w:t>7.3</w:t>
+      </w:r>
+      <w:r>
+        <w:rPr>
+          <w:szCs w:val="24"/>
+          <w:lang w:val="en-US"/>
+        </w:rPr>
+        <w:t>.</w:t>
+      </w:r>
+      <w:r>
+        <w:rPr>
+          <w:szCs w:val="24"/>
+          <w:lang w:val="en-US"/>
+        </w:rPr>
+        <w:t xml:space="preserve"> Testing easyROB from Terminal (macOS / Fallback Method)</w:t>
+      </w:r>
+    </w:p>
+    <w:p>
+      <w:pPr>
+        <w:jc w:val="both"/>
+        <w:rPr>
+          <w:sz w:val="24"/>
+          <w:szCs w:val="24"/>
+          <w:lang w:val="en-US"/>
+        </w:rPr>
+      </w:pPr>
+      <w:r>
+        <w:rPr>
+          <w:sz w:val="24"/>
+          <w:szCs w:val="24"/>
+          <w:lang w:val="en-US"/>
+        </w:rPr>
+        <w:t>This method runs easyROB using a standard ROBERT installation (non-portable).</w:t>
+      </w:r>
+    </w:p>
+    <w:p>
+      <w:pPr>
+        <w:pStyle w:val="Heading3"/>
+        <w:jc w:val="both"/>
+        <w:rPr>
+          <w:b/>
+          <w:szCs w:val="24"/>
+          <w:lang w:val="en-US"/>
+        </w:rPr>
+      </w:pPr>
+      <w:r>
+        <w:rPr>
+          <w:b/>
+          <w:szCs w:val="24"/>
+          <w:lang w:val="en-US"/>
+        </w:rPr>
+        <w:t>Steps</w:t>
+      </w:r>
+    </w:p>
+    <w:p>
+      <w:pPr>
+        <w:jc w:val="both"/>
+        <w:rPr>
+          <w:sz w:val="24"/>
+          <w:szCs w:val="24"/>
+          <w:lang w:val="en-US"/>
+        </w:rPr>
+      </w:pPr>
+    </w:p>
+    <w:p>
+      <w:pPr>
+        <w:pStyle w:val="ListParagraph"/>
+        <w:ind w:left="0"/>
+        <w:jc w:val="both"/>
+        <w:rPr>
+          <w:sz w:val="24"/>
+          <w:szCs w:val="24"/>
+          <w:lang w:val="en-US"/>
+        </w:rPr>
+      </w:pPr>
+      <w:r>
+        <w:rPr>
+          <w:sz w:val="24"/>
+          <w:szCs w:val="24"/>
+          <w:lang w:val="en-US"/>
+        </w:rPr>
+        <w:t xml:space="preserve">7.3.1. </w:t>
+      </w:r>
+      <w:r>
+        <w:rPr>
+          <w:sz w:val="24"/>
+          <w:szCs w:val="24"/>
+          <w:lang w:val="en-US"/>
+        </w:rPr>
+        <w:t xml:space="preserve">Open a </w:t>
+      </w:r>
+      <w:r>
+        <w:rPr>
+          <w:sz w:val="24"/>
+          <w:szCs w:val="24"/>
+          <w:lang w:val="en-US"/>
+        </w:rPr>
+        <w:t>Terminal.</w:t>
+      </w:r>
+    </w:p>
+    <w:p>
+      <w:pPr>
+        <w:pStyle w:val="ListParagraph"/>
+        <w:ind w:left="0"/>
+        <w:jc w:val="both"/>
+        <w:rPr>
+          <w:sz w:val="24"/>
+          <w:szCs w:val="24"/>
+          <w:lang w:val="en-US"/>
+        </w:rPr>
+      </w:pPr>
+    </w:p>
+    <w:p>
+      <w:pPr>
+        <w:pStyle w:val="ListParagraph"/>
+        <w:ind w:left="0"/>
+        <w:jc w:val="both"/>
+        <w:rPr>
+          <w:sz w:val="24"/>
+          <w:szCs w:val="24"/>
+          <w:lang w:val="en-US"/>
+        </w:rPr>
+      </w:pPr>
+      <w:r>
+        <w:rPr>
+          <w:b/>
+          <w:sz w:val="24"/>
+          <w:szCs w:val="24"/>
+          <w:lang w:val="en-US"/>
+        </w:rPr>
+        <w:t>Windows</w:t>
+      </w:r>
+      <w:r>
+        <w:rPr>
+          <w:sz w:val="24"/>
+          <w:szCs w:val="24"/>
+          <w:lang w:val="en-US"/>
+        </w:rPr>
+        <w:t>:</w:t>
+      </w:r>
+    </w:p>
+    <w:p>
+      <w:pPr>
+        <w:pStyle w:val="ListParagraph"/>
+        <w:ind w:left="0"/>
+        <w:jc w:val="both"/>
+        <w:rPr>
+          <w:sz w:val="24"/>
+          <w:szCs w:val="24"/>
+          <w:lang w:val="en-US"/>
+        </w:rPr>
+      </w:pPr>
+      <w:r>
+        <w:rPr>
+          <w:sz w:val="24"/>
+          <w:szCs w:val="24"/>
+          <w:lang w:val="en-US"/>
+        </w:rPr>
+        <w:t xml:space="preserve">Open </w:t>
+      </w:r>
+      <w:r>
+        <w:rPr>
+          <w:rStyle w:val="Strong"/>
+          <w:sz w:val="24"/>
+          <w:szCs w:val="24"/>
+          <w:lang w:val="en-US"/>
+        </w:rPr>
+        <w:t>Anaconda Prompt</w:t>
+      </w:r>
+      <w:r>
+        <w:rPr>
+          <w:sz w:val="24"/>
+          <w:szCs w:val="24"/>
+          <w:lang w:val="en-US"/>
+        </w:rPr>
+        <w:t xml:space="preserve"> (do not use the standard Windows Command Prompt).</w:t>
+      </w:r>
+    </w:p>
+    <w:p>
+      <w:pPr>
+        <w:pStyle w:val="ListParagraph"/>
+        <w:ind w:left="0"/>
+        <w:jc w:val="both"/>
+        <w:rPr>
+          <w:sz w:val="24"/>
+          <w:szCs w:val="24"/>
+          <w:lang w:val="en-US"/>
+        </w:rPr>
+      </w:pPr>
+    </w:p>
+    <w:p>
+      <w:pPr>
+        <w:pStyle w:val="ListParagraph"/>
+        <w:ind w:left="0"/>
+        <w:jc w:val="both"/>
+        <w:rPr>
+          <w:sz w:val="24"/>
+          <w:szCs w:val="24"/>
+          <w:lang w:val="en-US"/>
+        </w:rPr>
+      </w:pPr>
+      <w:r>
+        <w:rPr>
+          <w:b/>
+          <w:sz w:val="24"/>
+          <w:szCs w:val="24"/>
+          <w:lang w:val="en-US"/>
+        </w:rPr>
+        <w:t>macOS</w:t>
+      </w:r>
+      <w:r>
+        <w:rPr>
+          <w:sz w:val="24"/>
+          <w:szCs w:val="24"/>
+          <w:lang w:val="en-US"/>
+        </w:rPr>
+        <w:t>:</w:t>
+      </w:r>
+    </w:p>
+    <w:p>
+      <w:pPr>
+        <w:pStyle w:val="ListParagraph"/>
+        <w:ind w:left="0"/>
+        <w:jc w:val="both"/>
+        <w:rPr>
+          <w:sz w:val="24"/>
+          <w:szCs w:val="24"/>
+          <w:lang w:val="en-US"/>
+        </w:rPr>
+      </w:pPr>
+      <w:r>
+        <w:rPr>
+          <w:sz w:val="24"/>
+          <w:szCs w:val="24"/>
+          <w:lang w:val="en-US"/>
+        </w:rPr>
+        <w:t>Press Cmd + Space, type Terminal, and press Enter.</w:t>
+      </w:r>
+    </w:p>
+    <w:p>
+      <w:pPr>
+        <w:pStyle w:val="ListParagraph"/>
+        <w:ind w:left="0"/>
+        <w:jc w:val="both"/>
+        <w:rPr>
+          <w:sz w:val="24"/>
+          <w:szCs w:val="24"/>
+          <w:lang w:val="en-US"/>
+        </w:rPr>
+      </w:pPr>
+    </w:p>
+    <w:p>
+      <w:pPr>
+        <w:pStyle w:val="ListParagraph"/>
+        <w:ind w:left="0"/>
+        <w:jc w:val="both"/>
+        <w:rPr>
+          <w:sz w:val="24"/>
+          <w:szCs w:val="24"/>
+          <w:lang w:val="en-US"/>
+        </w:rPr>
+      </w:pPr>
+      <w:r>
+        <w:rPr>
+          <w:b/>
+          <w:sz w:val="24"/>
+          <w:szCs w:val="24"/>
+          <w:lang w:val="en-US"/>
+        </w:rPr>
+        <w:t>Linux</w:t>
+      </w:r>
+      <w:r>
+        <w:rPr>
+          <w:sz w:val="24"/>
+          <w:szCs w:val="24"/>
+          <w:lang w:val="en-US"/>
+        </w:rPr>
+        <w:t>:</w:t>
+      </w:r>
+    </w:p>
+    <w:p>
+      <w:pPr>
+        <w:pStyle w:val="ListParagraph"/>
+        <w:ind w:left="0"/>
+        <w:jc w:val="both"/>
+        <w:rPr>
+          <w:sz w:val="24"/>
+          <w:szCs w:val="24"/>
+          <w:lang w:val="en-US"/>
+        </w:rPr>
+      </w:pPr>
+      <w:r>
+        <w:rPr>
+          <w:sz w:val="24"/>
+          <w:szCs w:val="24"/>
+          <w:lang w:val="en-US"/>
+        </w:rPr>
+        <w:t>Press Ctrl + Alt + T or search for “Terminal” in your applications menu</w:t>
+      </w:r>
+    </w:p>
+    <w:p>
+      <w:pPr>
+        <w:pStyle w:val="ListParagraph"/>
+        <w:ind w:left="0"/>
+        <w:jc w:val="both"/>
+        <w:rPr>
+          <w:sz w:val="24"/>
+          <w:szCs w:val="24"/>
+          <w:lang w:val="en-US"/>
+        </w:rPr>
+      </w:pPr>
+    </w:p>
+    <w:p>
+      <w:pPr>
+        <w:pStyle w:val="ListParagraph"/>
+        <w:ind w:left="0"/>
+        <w:jc w:val="both"/>
+        <w:rPr>
+          <w:sz w:val="24"/>
+          <w:szCs w:val="24"/>
+          <w:lang w:val="en-US"/>
+        </w:rPr>
+      </w:pPr>
+      <w:r>
+        <w:rPr>
+          <w:sz w:val="24"/>
+          <w:szCs w:val="24"/>
+          <w:lang w:val="en-US"/>
+        </w:rPr>
+        <w:t xml:space="preserve">7.3.2. </w:t>
+      </w:r>
+      <w:r>
+        <w:rPr>
+          <w:sz w:val="24"/>
+          <w:szCs w:val="24"/>
+          <w:lang w:val="en-US"/>
+        </w:rPr>
+        <w:t>Activate the conda environment where ROBERT is installed:</w:t>
+      </w:r>
+    </w:p>
+    <w:p>
+      <w:pPr>
+        <w:pStyle w:val="ListParagraph"/>
+        <w:ind w:left="0"/>
+        <w:jc w:val="both"/>
+        <w:rPr>
+          <w:sz w:val="24"/>
+          <w:szCs w:val="24"/>
+          <w:lang w:val="en-US"/>
+        </w:rPr>
+      </w:pPr>
+    </w:p>
+    <w:p>
+      <w:pPr>
+        <w:pStyle w:val="ListParagraph"/>
+        <w:shd w:val="clear" w:color="auto" w:fill="E8E8E8" w:themeFill="background2"/>
+        <w:ind w:left="0"/>
+        <w:jc w:val="both"/>
+        <w:rPr>
+          <w:sz w:val="24"/>
+          <w:szCs w:val="24"/>
+          <w:lang w:val="en-US"/>
+        </w:rPr>
+      </w:pPr>
+      <w:r>
+        <w:rPr>
+          <w:rFonts w:ascii="Courier New" w:eastAsia="Courier New" w:hAnsi="Courier New"/>
+          <w:sz w:val="24"/>
+          <w:szCs w:val="24"/>
+          <w:lang w:val="en-US"/>
+        </w:rPr>
+        <w:t xml:space="preserve">conda activate </w:t>
+      </w:r>
+      <w:r>
+        <w:rPr>
+          <w:rFonts w:ascii="Courier New" w:eastAsia="Courier New" w:hAnsi="Courier New"/>
+          <w:sz w:val="24"/>
+          <w:szCs w:val="24"/>
+          <w:lang w:val="en-US"/>
+        </w:rPr>
+        <w:t>cheminf</w:t>
+      </w:r>
+    </w:p>
+    <w:p>
+      <w:pPr>
+        <w:pStyle w:val="ListParagraph"/>
+        <w:ind w:left="0"/>
+        <w:jc w:val="both"/>
+        <w:rPr>
+          <w:sz w:val="24"/>
+          <w:szCs w:val="24"/>
+          <w:lang w:val="en-US"/>
+        </w:rPr>
+      </w:pPr>
+    </w:p>
+    <w:p>
+      <w:pPr>
+        <w:pStyle w:val="ListParagraph"/>
+        <w:ind w:left="0"/>
+        <w:jc w:val="both"/>
+        <w:rPr>
+          <w:sz w:val="24"/>
+          <w:szCs w:val="24"/>
+          <w:lang w:val="en-US"/>
+        </w:rPr>
+      </w:pPr>
+      <w:r>
+        <w:rPr>
+          <w:sz w:val="24"/>
+          <w:szCs w:val="24"/>
+          <w:lang w:val="en-US"/>
+        </w:rPr>
+        <w:t xml:space="preserve">7.3.3. </w:t>
+      </w:r>
+      <w:r>
+        <w:rPr>
+          <w:sz w:val="24"/>
+          <w:szCs w:val="24"/>
+          <w:lang w:val="en-US"/>
+        </w:rPr>
+        <w:t xml:space="preserve">Download </w:t>
+      </w:r>
+      <w:r>
+        <w:rPr>
+          <w:b/>
+          <w:sz w:val="24"/>
+          <w:szCs w:val="24"/>
+          <w:lang w:val="en-US"/>
+        </w:rPr>
+        <w:t>easyrob.py</w:t>
+      </w:r>
+      <w:r>
+        <w:rPr>
+          <w:sz w:val="24"/>
+          <w:szCs w:val="24"/>
+          <w:lang w:val="en-US"/>
+        </w:rPr>
+        <w:t xml:space="preserve"> from:</w:t>
+      </w:r>
+    </w:p>
+    <w:p>
+      <w:pPr>
+        <w:pStyle w:val="ListParagraph"/>
+        <w:ind w:left="0"/>
+        <w:jc w:val="both"/>
+        <w:rPr>
+          <w:sz w:val="24"/>
+          <w:szCs w:val="24"/>
+          <w:lang w:val="en-US"/>
+        </w:rPr>
+      </w:pPr>
+    </w:p>
+    <w:p>
+      <w:pPr>
+        <w:pStyle w:val="ListParagraph"/>
+        <w:ind w:left="0"/>
+        <w:jc w:val="both"/>
+        <w:rPr>
+          <w:sz w:val="24"/>
+          <w:szCs w:val="24"/>
+          <w:lang w:val="en-US"/>
+        </w:rPr>
+      </w:pPr>
+      <w:hyperlink r:id="rId22" w:history="1">
         <w:r>
           <w:rPr>
             <w:rStyle w:val="Hyperlink"/>
@@ -7240,7 +6560,7 @@
                     </pic:cNvPicPr>
                   </pic:nvPicPr>
                   <pic:blipFill>
-                    <a:blip r:embed="rId22">
+                    <a:blip r:embed="rId23">
                       <a:extLst>
                         <a:ext uri="{28A0092B-C50C-407E-A947-70E740481C1C}">
                           <a14:useLocalDpi xmlns:a14="http://schemas.microsoft.com/office/drawing/2010/main" val="0"/>
@@ -7398,6 +6718,7 @@
           <w:szCs w:val="24"/>
           <w:lang w:val="en-US"/>
         </w:rPr>
+        <w:lastRenderedPageBreak/>
         <w:t>cd /path/to/your/folder</w:t>
       </w:r>
     </w:p>
@@ -7459,25 +6780,7 @@
           <w:szCs w:val="24"/>
           <w:lang w:val="en-US"/>
         </w:rPr>
-        <w:t xml:space="preserve">aunch </w:t>
-      </w:r>
-      <w:proofErr w:type="spellStart"/>
-      <w:r>
-        <w:rPr>
-          <w:sz w:val="24"/>
-          <w:szCs w:val="24"/>
-          <w:lang w:val="en-US"/>
-        </w:rPr>
-        <w:t>easyROB</w:t>
-      </w:r>
-      <w:proofErr w:type="spellEnd"/>
-      <w:r>
-        <w:rPr>
-          <w:sz w:val="24"/>
-          <w:szCs w:val="24"/>
-          <w:lang w:val="en-US"/>
-        </w:rPr>
-        <w:t xml:space="preserve"> by running:</w:t>
+        <w:t>aunch easyROB by running:</w:t>
       </w:r>
     </w:p>
     <w:p>
